--- a/zht/docx/140.content.docx
+++ b/zht/docx/140.content.docx
@@ -149,27 +149,7 @@
         <w:rPr>
           <w:lang w:val="zh_TW" w:bidi="zh_TW"/>
         </w:rPr>
-        <w:t>yong</w:t>
-      </w:r>
-      <w:r>
-        <w:rPr>
-          <w:lang w:val="zh_TW" w:bidi="zh_TW"/>
-        </w:rPr>
-      </w:r>
-    </w:p>
-    <w:p>
-      <w:pPr/>
-      <w:r>
-        <w:rPr>
-          <w:lang w:val="zh_TW" w:bidi="zh_TW"/>
-        </w:rPr>
-      </w:r>
-      <w:r>
-        <w:rPr>
-          <w:i/>
-          <w:lang w:val="zh_TW" w:bidi="zh_TW"/>
-        </w:rPr>
-        <w:t>永生</w:t>
+        <w:t>wan</w:t>
       </w:r>
       <w:r>
         <w:rPr>
@@ -232,7 +212,7 @@
         <w:rPr>
           <w:lang w:val="zh_TW" w:bidi="zh_TW"/>
         </w:rPr>
-        <w:t>永生</w:t>
+        <w:t>萬軍、天上的萬象</w:t>
       </w:r>
       <w:r>
         <w:rPr>
@@ -251,7 +231,37 @@
         <w:rPr>
           <w:lang w:val="zh_TW" w:bidi="zh_TW"/>
         </w:rPr>
-        <w:t>聖經中所描述的一種存在模式，具有永恆或不朽的特性，是從神來並賜予信徒的生命。聖經作者認識到有一位活的神，在世界創造之前就存在，並當時間的終結來到時，祂仍然持續存在。神賜給那些順服並對祂負責之人的禮物被稱為「永生」或類似的同義詞。約翰福音提供了對永生最清楚的教導。</w:t>
+        <w:t>這個希伯來文詞語常見於舊約聖經。「萬軍」字面意思指「軍隊」和「天上的軍隊」。 「萬軍」基本上是個軍事術語，在舊約聖經中出現了將近五百次。它可以意味「</w:t>
+      </w:r>
+      <w:r>
+        <w:rPr>
+          <w:lang w:val="zh_TW" w:bidi="zh_TW"/>
+        </w:rPr>
+        <w:t>大軍</w:t>
+      </w:r>
+      <w:r>
+        <w:rPr>
+          <w:lang w:val="zh_TW" w:bidi="zh_TW"/>
+        </w:rPr>
+        <w:t>」（</w:t>
+      </w:r>
+      <w:hyperlink r:id="rId13">
+        <w:r>
+          <w:rPr>
+            <w:lang w:val="zh_TW" w:bidi="zh_TW"/>
+          </w:rPr>
+          <w:rPr>
+            <w:color w:val="0000EE"/>
+            <w:u w:val="single"/>
+          </w:rPr>
+          <w:t>王下18:17</w:t>
+        </w:r>
+      </w:hyperlink>
+      <w:r>
+        <w:rPr>
+          <w:lang w:val="zh_TW" w:bidi="zh_TW"/>
+        </w:rPr>
+        <w:t>），也可指「天使」、「天上的萬象」或整個受造界。</w:t>
       </w:r>
     </w:p>
     <w:p>
@@ -265,9 +275,9 @@
         <w:rPr>
           <w:lang w:val="zh_TW" w:bidi="zh_TW"/>
         </w:rPr>
-        <w:t>「永生」這個詞在希臘文舊約中僅出現一次（</w:t>
-      </w:r>
-      <w:hyperlink r:id="rId13">
+        <w:t>「天上的萬象」在聖經中有不同的用法。古代作者有時會象徵性地把太陽、月亮和星辰稱為「軍隊」（譯註：和合本譯為「天上的萬象」）（</w:t>
+      </w:r>
+      <w:hyperlink r:id="rId14">
         <w:r>
           <w:rPr>
             <w:lang w:val="zh_TW" w:bidi="zh_TW"/>
@@ -276,14 +286,338 @@
             <w:color w:val="0000EE"/>
             <w:u w:val="single"/>
           </w:rPr>
-          <w:t>但12:2</w:t>
+          <w:t>申4:19</w:t>
         </w:r>
       </w:hyperlink>
       <w:r>
         <w:rPr>
           <w:lang w:val="zh_TW" w:bidi="zh_TW"/>
         </w:rPr>
-        <w:t>，基本意思是「那個時代的生命（the life of the age）」，指的是超越死人復活時代的生命）。然而，舊約中「生命」的主要意義是地上生活的福祉。</w:t>
+        <w:t>；</w:t>
+      </w:r>
+      <w:hyperlink r:id="rId15">
+        <w:r>
+          <w:rPr>
+            <w:lang w:val="zh_TW" w:bidi="zh_TW"/>
+          </w:rPr>
+          <w:rPr>
+            <w:color w:val="0000EE"/>
+            <w:u w:val="single"/>
+          </w:rPr>
+          <w:t>士5:20</w:t>
+        </w:r>
+      </w:hyperlink>
+      <w:r>
+        <w:rPr>
+          <w:lang w:val="zh_TW" w:bidi="zh_TW"/>
+        </w:rPr>
+        <w:t>）。在古代的占星術崇拜中，人們認為天體是由靈體賦予生命的，因此構成一支活的軍隊，掌管天上的命運。敬拜天上的萬象是最早的偶像崇拜形式之一，當時以色列人常常遠離上帝，陷入這種偶像崇拜當中（</w:t>
+      </w:r>
+      <w:hyperlink r:id="rId16">
+        <w:r>
+          <w:rPr>
+            <w:lang w:val="zh_TW" w:bidi="zh_TW"/>
+          </w:rPr>
+          <w:rPr>
+            <w:color w:val="0000EE"/>
+            <w:u w:val="single"/>
+          </w:rPr>
+          <w:t>耶19:13</w:t>
+        </w:r>
+      </w:hyperlink>
+      <w:r>
+        <w:rPr>
+          <w:lang w:val="zh_TW" w:bidi="zh_TW"/>
+        </w:rPr>
+        <w:t>；</w:t>
+      </w:r>
+      <w:hyperlink r:id="rId17">
+        <w:r>
+          <w:rPr>
+            <w:lang w:val="zh_TW" w:bidi="zh_TW"/>
+          </w:rPr>
+          <w:rPr>
+            <w:color w:val="0000EE"/>
+            <w:u w:val="single"/>
+          </w:rPr>
+          <w:t>徒7:42</w:t>
+        </w:r>
+      </w:hyperlink>
+      <w:r>
+        <w:rPr>
+          <w:lang w:val="zh_TW" w:bidi="zh_TW"/>
+        </w:rPr>
+        <w:t>）。雖然聖經明確警告以色列人不要信奉這些異教信仰（</w:t>
+      </w:r>
+      <w:hyperlink r:id="rId14">
+        <w:r>
+          <w:rPr>
+            <w:lang w:val="zh_TW" w:bidi="zh_TW"/>
+          </w:rPr>
+          <w:rPr>
+            <w:color w:val="0000EE"/>
+            <w:u w:val="single"/>
+          </w:rPr>
+          <w:t>申4:19</w:t>
+        </w:r>
+      </w:hyperlink>
+      <w:r>
+        <w:rPr>
+          <w:lang w:val="zh_TW" w:bidi="zh_TW"/>
+        </w:rPr>
+        <w:t>；</w:t>
+      </w:r>
+      <w:hyperlink r:id="rId18">
+        <w:r>
+          <w:rPr>
+            <w:lang w:val="zh_TW" w:bidi="zh_TW"/>
+          </w:rPr>
+          <w:rPr>
+            <w:color w:val="0000EE"/>
+            <w:u w:val="single"/>
+          </w:rPr>
+          <w:t>17:3</w:t>
+        </w:r>
+      </w:hyperlink>
+      <w:r>
+        <w:rPr>
+          <w:lang w:val="zh_TW" w:bidi="zh_TW"/>
+        </w:rPr>
+        <w:t>），他們卻仍舊敬拜天體，特別是在亞述和巴比倫時期（</w:t>
+      </w:r>
+      <w:hyperlink r:id="rId19">
+        <w:r>
+          <w:rPr>
+            <w:lang w:val="zh_TW" w:bidi="zh_TW"/>
+          </w:rPr>
+          <w:rPr>
+            <w:color w:val="0000EE"/>
+            <w:u w:val="single"/>
+          </w:rPr>
+          <w:t>王下17:16</w:t>
+        </w:r>
+      </w:hyperlink>
+      <w:r>
+        <w:rPr>
+          <w:lang w:val="zh_TW" w:bidi="zh_TW"/>
+        </w:rPr>
+        <w:t>，</w:t>
+      </w:r>
+      <w:hyperlink r:id="rId20">
+        <w:r>
+          <w:rPr>
+            <w:lang w:val="zh_TW" w:bidi="zh_TW"/>
+          </w:rPr>
+          <w:rPr>
+            <w:color w:val="0000EE"/>
+            <w:u w:val="single"/>
+          </w:rPr>
+          <w:t>21:3–5</w:t>
+        </w:r>
+      </w:hyperlink>
+      <w:r>
+        <w:rPr>
+          <w:lang w:val="zh_TW" w:bidi="zh_TW"/>
+        </w:rPr>
+        <w:t>；</w:t>
+      </w:r>
+      <w:hyperlink r:id="rId21">
+        <w:r>
+          <w:rPr>
+            <w:lang w:val="zh_TW" w:bidi="zh_TW"/>
+          </w:rPr>
+          <w:rPr>
+            <w:color w:val="0000EE"/>
+            <w:u w:val="single"/>
+          </w:rPr>
+          <w:t>代下33:3–5</w:t>
+        </w:r>
+      </w:hyperlink>
+      <w:r>
+        <w:rPr>
+          <w:lang w:val="zh_TW" w:bidi="zh_TW"/>
+        </w:rPr>
+        <w:t>；</w:t>
+      </w:r>
+      <w:hyperlink r:id="rId22">
+        <w:r>
+          <w:rPr>
+            <w:lang w:val="zh_TW" w:bidi="zh_TW"/>
+          </w:rPr>
+          <w:rPr>
+            <w:color w:val="0000EE"/>
+            <w:u w:val="single"/>
+          </w:rPr>
+          <w:t>耶8:2</w:t>
+        </w:r>
+      </w:hyperlink>
+      <w:r>
+        <w:rPr>
+          <w:lang w:val="zh_TW" w:bidi="zh_TW"/>
+        </w:rPr>
+        <w:t>；</w:t>
+      </w:r>
+      <w:hyperlink r:id="rId23">
+        <w:r>
+          <w:rPr>
+            <w:lang w:val="zh_TW" w:bidi="zh_TW"/>
+          </w:rPr>
+          <w:rPr>
+            <w:color w:val="0000EE"/>
+            <w:u w:val="single"/>
+          </w:rPr>
+          <w:t>番1:5</w:t>
+        </w:r>
+      </w:hyperlink>
+      <w:r>
+        <w:rPr>
+          <w:lang w:val="zh_TW" w:bidi="zh_TW"/>
+        </w:rPr>
+        <w:t>）。糾正這種異教崇拜的正確方式，就是承認耶和華是創天造地的主。祂是全能的主，按照自己的命令安設天體，並命定它們執行特別的功能（</w:t>
+      </w:r>
+      <w:hyperlink r:id="rId24">
+        <w:r>
+          <w:rPr>
+            <w:lang w:val="zh_TW" w:bidi="zh_TW"/>
+          </w:rPr>
+          <w:rPr>
+            <w:color w:val="0000EE"/>
+            <w:u w:val="single"/>
+          </w:rPr>
+          <w:t>創1:14–19</w:t>
+        </w:r>
+      </w:hyperlink>
+      <w:r>
+        <w:rPr>
+          <w:lang w:val="zh_TW" w:bidi="zh_TW"/>
+        </w:rPr>
+        <w:t>，</w:t>
+      </w:r>
+      <w:hyperlink r:id="rId25">
+        <w:r>
+          <w:rPr>
+            <w:lang w:val="zh_TW" w:bidi="zh_TW"/>
+          </w:rPr>
+          <w:rPr>
+            <w:color w:val="0000EE"/>
+            <w:u w:val="single"/>
+          </w:rPr>
+          <w:t>2:1</w:t>
+        </w:r>
+      </w:hyperlink>
+      <w:r>
+        <w:rPr>
+          <w:lang w:val="zh_TW" w:bidi="zh_TW"/>
+        </w:rPr>
+        <w:t>；</w:t>
+      </w:r>
+      <w:hyperlink r:id="rId26">
+        <w:r>
+          <w:rPr>
+            <w:lang w:val="zh_TW" w:bidi="zh_TW"/>
+          </w:rPr>
+          <w:rPr>
+            <w:color w:val="0000EE"/>
+            <w:u w:val="single"/>
+          </w:rPr>
+          <w:t>尼9:6</w:t>
+        </w:r>
+      </w:hyperlink>
+      <w:r>
+        <w:rPr>
+          <w:lang w:val="zh_TW" w:bidi="zh_TW"/>
+        </w:rPr>
+        <w:t>；</w:t>
+      </w:r>
+      <w:hyperlink r:id="rId27">
+        <w:r>
+          <w:rPr>
+            <w:lang w:val="zh_TW" w:bidi="zh_TW"/>
+          </w:rPr>
+          <w:rPr>
+            <w:color w:val="0000EE"/>
+            <w:u w:val="single"/>
+          </w:rPr>
+          <w:t>詩33:6</w:t>
+        </w:r>
+      </w:hyperlink>
+      <w:r>
+        <w:rPr>
+          <w:lang w:val="zh_TW" w:bidi="zh_TW"/>
+        </w:rPr>
+        <w:t>，</w:t>
+      </w:r>
+      <w:hyperlink r:id="rId28">
+        <w:r>
+          <w:rPr>
+            <w:lang w:val="zh_TW" w:bidi="zh_TW"/>
+          </w:rPr>
+          <w:rPr>
+            <w:color w:val="0000EE"/>
+            <w:u w:val="single"/>
+          </w:rPr>
+          <w:t>103:21</w:t>
+        </w:r>
+      </w:hyperlink>
+      <w:r>
+        <w:rPr>
+          <w:lang w:val="zh_TW" w:bidi="zh_TW"/>
+        </w:rPr>
+        <w:t>，</w:t>
+      </w:r>
+      <w:hyperlink r:id="rId29">
+        <w:r>
+          <w:rPr>
+            <w:lang w:val="zh_TW" w:bidi="zh_TW"/>
+          </w:rPr>
+          <w:rPr>
+            <w:color w:val="0000EE"/>
+            <w:u w:val="single"/>
+          </w:rPr>
+          <w:t>148:2</w:t>
+        </w:r>
+      </w:hyperlink>
+      <w:r>
+        <w:rPr>
+          <w:lang w:val="zh_TW" w:bidi="zh_TW"/>
+        </w:rPr>
+        <w:t>；</w:t>
+      </w:r>
+      <w:hyperlink r:id="rId30">
+        <w:r>
+          <w:rPr>
+            <w:lang w:val="zh_TW" w:bidi="zh_TW"/>
+          </w:rPr>
+          <w:rPr>
+            <w:color w:val="0000EE"/>
+            <w:u w:val="single"/>
+          </w:rPr>
+          <w:t>賽40:26</w:t>
+        </w:r>
+      </w:hyperlink>
+      <w:r>
+        <w:rPr>
+          <w:lang w:val="zh_TW" w:bidi="zh_TW"/>
+        </w:rPr>
+        <w:t>，</w:t>
+      </w:r>
+      <w:hyperlink r:id="rId31">
+        <w:r>
+          <w:rPr>
+            <w:lang w:val="zh_TW" w:bidi="zh_TW"/>
+          </w:rPr>
+          <w:rPr>
+            <w:color w:val="0000EE"/>
+            <w:u w:val="single"/>
+          </w:rPr>
+          <w:t>45:12</w:t>
+        </w:r>
+      </w:hyperlink>
+      <w:r>
+        <w:rPr>
+          <w:lang w:val="zh_TW" w:bidi="zh_TW"/>
+        </w:rPr>
+        <w:t>）。</w:t>
       </w:r>
     </w:p>
     <w:p>
@@ -297,7 +631,205 @@
         <w:rPr>
           <w:lang w:val="zh_TW" w:bidi="zh_TW"/>
         </w:rPr>
-        <w:t>在兩約之間的時期，猶太拉比清楚地區分了「今世」和「將來的世代」。他們強調，將來世代的生命不僅僅是在數量上的延續，而是質量上的區別。</w:t>
+        <w:t>神經常被稱為「萬軍之耶和華」，即天上軍隊的主宰（</w:t>
+      </w:r>
+      <w:hyperlink r:id="rId32">
+        <w:r>
+          <w:rPr>
+            <w:lang w:val="zh_TW" w:bidi="zh_TW"/>
+          </w:rPr>
+          <w:rPr>
+            <w:color w:val="0000EE"/>
+            <w:u w:val="single"/>
+          </w:rPr>
+          <w:t>耶5:14</w:t>
+        </w:r>
+      </w:hyperlink>
+      <w:r>
+        <w:rPr>
+          <w:lang w:val="zh_TW" w:bidi="zh_TW"/>
+        </w:rPr>
+        <w:t>，</w:t>
+      </w:r>
+      <w:hyperlink r:id="rId33">
+        <w:r>
+          <w:rPr>
+            <w:lang w:val="zh_TW" w:bidi="zh_TW"/>
+          </w:rPr>
+          <w:rPr>
+            <w:color w:val="0000EE"/>
+            <w:u w:val="single"/>
+          </w:rPr>
+          <w:t>38:17</w:t>
+        </w:r>
+      </w:hyperlink>
+      <w:r>
+        <w:rPr>
+          <w:lang w:val="zh_TW" w:bidi="zh_TW"/>
+        </w:rPr>
+        <w:t>，</w:t>
+      </w:r>
+      <w:hyperlink r:id="rId34">
+        <w:r>
+          <w:rPr>
+            <w:lang w:val="zh_TW" w:bidi="zh_TW"/>
+          </w:rPr>
+          <w:rPr>
+            <w:color w:val="0000EE"/>
+            <w:u w:val="single"/>
+          </w:rPr>
+          <w:t>44:7</w:t>
+        </w:r>
+      </w:hyperlink>
+      <w:r>
+        <w:rPr>
+          <w:lang w:val="zh_TW" w:bidi="zh_TW"/>
+        </w:rPr>
+        <w:t>；</w:t>
+      </w:r>
+      <w:hyperlink r:id="rId35">
+        <w:r>
+          <w:rPr>
+            <w:lang w:val="zh_TW" w:bidi="zh_TW"/>
+          </w:rPr>
+          <w:rPr>
+            <w:color w:val="0000EE"/>
+            <w:u w:val="single"/>
+          </w:rPr>
+          <w:t>何12:5</w:t>
+        </w:r>
+      </w:hyperlink>
+      <w:r>
+        <w:rPr>
+          <w:lang w:val="zh_TW" w:bidi="zh_TW"/>
+        </w:rPr>
+        <w:t>）。天上的萬軍包括天使或使者，他們與耶和華在天上與地上的工作有關。神在天上有一個議會，由天使或「神的眾子」組成（</w:t>
+      </w:r>
+      <w:hyperlink r:id="rId36">
+        <w:r>
+          <w:rPr>
+            <w:lang w:val="zh_TW" w:bidi="zh_TW"/>
+          </w:rPr>
+          <w:rPr>
+            <w:color w:val="0000EE"/>
+            <w:u w:val="single"/>
+          </w:rPr>
+          <w:t>創1:26</w:t>
+        </w:r>
+      </w:hyperlink>
+      <w:r>
+        <w:rPr>
+          <w:lang w:val="zh_TW" w:bidi="zh_TW"/>
+        </w:rPr>
+        <w:t>；</w:t>
+      </w:r>
+      <w:hyperlink r:id="rId37">
+        <w:r>
+          <w:rPr>
+            <w:lang w:val="zh_TW" w:bidi="zh_TW"/>
+          </w:rPr>
+          <w:rPr>
+            <w:color w:val="0000EE"/>
+            <w:u w:val="single"/>
+          </w:rPr>
+          <w:t>王上22:19</w:t>
+        </w:r>
+      </w:hyperlink>
+      <w:r>
+        <w:rPr>
+          <w:lang w:val="zh_TW" w:bidi="zh_TW"/>
+        </w:rPr>
+        <w:t>；</w:t>
+      </w:r>
+      <w:hyperlink r:id="rId38">
+        <w:r>
+          <w:rPr>
+            <w:lang w:val="zh_TW" w:bidi="zh_TW"/>
+          </w:rPr>
+          <w:rPr>
+            <w:color w:val="0000EE"/>
+            <w:u w:val="single"/>
+          </w:rPr>
+          <w:t>伯1:6</w:t>
+        </w:r>
+      </w:hyperlink>
+      <w:r>
+        <w:rPr>
+          <w:lang w:val="zh_TW" w:bidi="zh_TW"/>
+        </w:rPr>
+        <w:t>；</w:t>
+      </w:r>
+      <w:hyperlink r:id="rId39">
+        <w:r>
+          <w:rPr>
+            <w:lang w:val="zh_TW" w:bidi="zh_TW"/>
+          </w:rPr>
+          <w:rPr>
+            <w:color w:val="0000EE"/>
+            <w:u w:val="single"/>
+          </w:rPr>
+          <w:t>詩82</w:t>
+        </w:r>
+      </w:hyperlink>
+      <w:r>
+        <w:rPr>
+          <w:lang w:val="zh_TW" w:bidi="zh_TW"/>
+        </w:rPr>
+        <w:t>；</w:t>
+      </w:r>
+      <w:hyperlink r:id="rId40">
+        <w:r>
+          <w:rPr>
+            <w:lang w:val="zh_TW" w:bidi="zh_TW"/>
+          </w:rPr>
+          <w:rPr>
+            <w:color w:val="0000EE"/>
+            <w:u w:val="single"/>
+          </w:rPr>
+          <w:t>賽6章</w:t>
+        </w:r>
+      </w:hyperlink>
+      <w:r>
+        <w:rPr>
+          <w:lang w:val="zh_TW" w:bidi="zh_TW"/>
+        </w:rPr>
+        <w:t>）。使者從主的會議中接受派遣，以完成祂的目的（</w:t>
+      </w:r>
+      <w:hyperlink r:id="rId41">
+        <w:r>
+          <w:rPr>
+            <w:lang w:val="zh_TW" w:bidi="zh_TW"/>
+          </w:rPr>
+          <w:rPr>
+            <w:color w:val="0000EE"/>
+            <w:u w:val="single"/>
+          </w:rPr>
+          <w:t>創28:12–15</w:t>
+        </w:r>
+      </w:hyperlink>
+      <w:r>
+        <w:rPr>
+          <w:lang w:val="zh_TW" w:bidi="zh_TW"/>
+        </w:rPr>
+        <w:t>；</w:t>
+      </w:r>
+      <w:hyperlink r:id="rId42">
+        <w:r>
+          <w:rPr>
+            <w:lang w:val="zh_TW" w:bidi="zh_TW"/>
+          </w:rPr>
+          <w:rPr>
+            <w:color w:val="0000EE"/>
+            <w:u w:val="single"/>
+          </w:rPr>
+          <w:t>路2:13</w:t>
+        </w:r>
+      </w:hyperlink>
+      <w:r>
+        <w:rPr>
+          <w:lang w:val="zh_TW" w:bidi="zh_TW"/>
+        </w:rPr>
+        <w:t>）。</w:t>
       </w:r>
     </w:p>
     <w:p>
@@ -311,7 +843,49 @@
         <w:rPr>
           <w:lang w:val="zh_TW" w:bidi="zh_TW"/>
         </w:rPr>
-        <w:t>希臘文中「永恆」一詞的詞源與「世代」或「永遠」相關。將新約置於猶太教的背景下，結合永活神和「將來世代」的應許，使「永恆」這個形容詞具有更深的意義。耶穌基督作為神的最終啟示，使未來彌賽亞世代的生命品質在現在的現實中成為可能。</w:t>
+        <w:t>雖然「萬軍」有時被理解為星辰或天使，但以色列各支派也被稱為「主的軍隊」。在</w:t>
+      </w:r>
+      <w:hyperlink r:id="rId43">
+        <w:r>
+          <w:rPr>
+            <w:lang w:val="zh_TW" w:bidi="zh_TW"/>
+          </w:rPr>
+          <w:rPr>
+            <w:color w:val="0000EE"/>
+            <w:u w:val="single"/>
+          </w:rPr>
+          <w:t>但以理書八章10至11節</w:t>
+        </w:r>
+      </w:hyperlink>
+      <w:r>
+        <w:rPr>
+          <w:lang w:val="zh_TW" w:bidi="zh_TW"/>
+        </w:rPr>
+        <w:t>中，「</w:t>
+      </w:r>
+      <w:r>
+        <w:rPr>
+          <w:lang w:val="zh_TW" w:bidi="zh_TW"/>
+        </w:rPr>
+        <w:t>天象</w:t>
+      </w:r>
+      <w:r>
+        <w:rPr>
+          <w:lang w:val="zh_TW" w:bidi="zh_TW"/>
+        </w:rPr>
+        <w:t>」似乎是指以色列這個「聖民」的比喻性語言，而以色列的君王被稱為「</w:t>
+      </w:r>
+      <w:r>
+        <w:rPr>
+          <w:lang w:val="zh_TW" w:bidi="zh_TW"/>
+        </w:rPr>
+        <w:t>天象之君</w:t>
+      </w:r>
+      <w:r>
+        <w:rPr>
+          <w:lang w:val="zh_TW" w:bidi="zh_TW"/>
+        </w:rPr>
+        <w:t>」。</w:t>
       </w:r>
     </w:p>
     <w:p>
@@ -325,9 +899,33 @@
         <w:rPr>
           <w:lang w:val="zh_TW" w:bidi="zh_TW"/>
         </w:rPr>
-        <w:t>那位富有的年輕官員來到耶穌面前，詢問如何承受永生（</w:t>
-      </w:r>
-      <w:hyperlink r:id="rId14">
+        <w:t>希臘文翻譯為「</w:t>
+      </w:r>
+      <w:r>
+        <w:rPr>
+          <w:lang w:val="zh_TW" w:bidi="zh_TW"/>
+        </w:rPr>
+        <w:t>天兵</w:t>
+      </w:r>
+      <w:r>
+        <w:rPr>
+          <w:lang w:val="zh_TW" w:bidi="zh_TW"/>
+        </w:rPr>
+        <w:t>」或「</w:t>
+      </w:r>
+      <w:r>
+        <w:rPr>
+          <w:lang w:val="zh_TW" w:bidi="zh_TW"/>
+        </w:rPr>
+        <w:t>天上的日月星辰</w:t>
+      </w:r>
+      <w:r>
+        <w:rPr>
+          <w:lang w:val="zh_TW" w:bidi="zh_TW"/>
+        </w:rPr>
+        <w:t>」的詞語，只在新約聖經出現過兩次（</w:t>
+      </w:r>
+      <w:hyperlink r:id="rId42">
         <w:r>
           <w:rPr>
             <w:lang w:val="zh_TW" w:bidi="zh_TW"/>
@@ -336,16 +934,16 @@
             <w:color w:val="0000EE"/>
             <w:u w:val="single"/>
           </w:rPr>
-          <w:t>可10:17</w:t>
+          <w:t>路2:13</w:t>
         </w:r>
       </w:hyperlink>
       <w:r>
         <w:rPr>
           <w:lang w:val="zh_TW" w:bidi="zh_TW"/>
         </w:rPr>
-        <w:t>）。顯然，他想到的是將來世代的復活生命。耶穌的回答以相同的概念來應對（</w:t>
-      </w:r>
-      <w:hyperlink r:id="rId15">
+        <w:t>；</w:t>
+      </w:r>
+      <w:hyperlink r:id="rId17">
         <w:r>
           <w:rPr>
             <w:lang w:val="zh_TW" w:bidi="zh_TW"/>
@@ -354,14 +952,50 @@
             <w:color w:val="0000EE"/>
             <w:u w:val="single"/>
           </w:rPr>
-          <w:t>30</w:t>
+          <w:t>徒7:42</w:t>
         </w:r>
       </w:hyperlink>
       <w:r>
         <w:rPr>
           <w:lang w:val="zh_TW" w:bidi="zh_TW"/>
         </w:rPr>
-        <w:t>節）。</w:t>
+        <w:t>）。「萬軍之主」這稱號被保羅和雅各用來指耶和華（</w:t>
+      </w:r>
+      <w:hyperlink r:id="rId44">
+        <w:r>
+          <w:rPr>
+            <w:lang w:val="zh_TW" w:bidi="zh_TW"/>
+          </w:rPr>
+          <w:rPr>
+            <w:color w:val="0000EE"/>
+            <w:u w:val="single"/>
+          </w:rPr>
+          <w:t>羅9:29</w:t>
+        </w:r>
+      </w:hyperlink>
+      <w:r>
+        <w:rPr>
+          <w:lang w:val="zh_TW" w:bidi="zh_TW"/>
+        </w:rPr>
+        <w:t>；</w:t>
+      </w:r>
+      <w:hyperlink r:id="rId45">
+        <w:r>
+          <w:rPr>
+            <w:lang w:val="zh_TW" w:bidi="zh_TW"/>
+          </w:rPr>
+          <w:rPr>
+            <w:color w:val="0000EE"/>
+            <w:u w:val="single"/>
+          </w:rPr>
+          <w:t>雅5:4</w:t>
+        </w:r>
+      </w:hyperlink>
+      <w:r>
+        <w:rPr>
+          <w:lang w:val="zh_TW" w:bidi="zh_TW"/>
+        </w:rPr>
+        <w:t>）。這個術語表達了神在歷史中的主權、權能與威嚴，但究竟這些受祂指揮的「萬軍」具體是什麼，我們並不確定。</w:t>
       </w:r>
     </w:p>
     <w:p>
@@ -373,584 +1007,6 @@
       </w:r>
       <w:r>
         <w:rPr>
-          <w:lang w:val="zh_TW" w:bidi="zh_TW"/>
-        </w:rPr>
-        <w:t>耶穌對富有年輕人的回答中，把接受永生等同於進入神的國（</w:t>
-      </w:r>
-      <w:hyperlink r:id="rId16">
-        <w:r>
-          <w:rPr>
-            <w:lang w:val="zh_TW" w:bidi="zh_TW"/>
-          </w:rPr>
-          <w:rPr>
-            <w:color w:val="0000EE"/>
-            <w:u w:val="single"/>
-          </w:rPr>
-          <w:t>可10:23–25</w:t>
-        </w:r>
-      </w:hyperlink>
-      <w:r>
-        <w:rPr>
-          <w:lang w:val="zh_TW" w:bidi="zh_TW"/>
-        </w:rPr>
-        <w:t>）。神的國不僅僅是一個未來的事件，而是已經在耶穌的生命、事工和教導中開始實現。神的國是現在這個當下（present）生命的禮物，信徒在現今世代中便能領受。耶穌的許多比喻強調了這一點（例如，</w:t>
-      </w:r>
-      <w:hyperlink r:id="rId17">
-        <w:r>
-          <w:rPr>
-            <w:lang w:val="zh_TW" w:bidi="zh_TW"/>
-          </w:rPr>
-          <w:rPr>
-            <w:color w:val="0000EE"/>
-            <w:u w:val="single"/>
-          </w:rPr>
-          <w:t>太13章</w:t>
-        </w:r>
-      </w:hyperlink>
-      <w:r>
-        <w:rPr>
-          <w:lang w:val="zh_TW" w:bidi="zh_TW"/>
-        </w:rPr>
-        <w:t>中的比喻）。登山寶訓中的八福（</w:t>
-      </w:r>
-      <w:hyperlink r:id="rId18">
-        <w:r>
-          <w:rPr>
-            <w:lang w:val="zh_TW" w:bidi="zh_TW"/>
-          </w:rPr>
-          <w:rPr>
-            <w:color w:val="0000EE"/>
-            <w:u w:val="single"/>
-          </w:rPr>
-          <w:t>5:3–12</w:t>
-        </w:r>
-      </w:hyperlink>
-      <w:r>
-        <w:rPr>
-          <w:lang w:val="zh_TW" w:bidi="zh_TW"/>
-        </w:rPr>
-        <w:t>）進一步闡明了當下的祝福，包括救恩、赦罪和公義。因此，永生是一種現今的祝福，賜予那些順服神的統治並在這新救恩時代的祝福中生活的人，在現今世代結束之前，便能享受這恩典。</w:t>
-      </w:r>
-    </w:p>
-    <w:p>
-      <w:pPr/>
-      <w:r>
-        <w:rPr>
-          <w:lang w:val="zh_TW" w:bidi="zh_TW"/>
-        </w:rPr>
-      </w:r>
-      <w:r>
-        <w:rPr>
-          <w:lang w:val="zh_TW" w:bidi="zh_TW"/>
-        </w:rPr>
-        <w:t>關於永生最全面的討論出現在約翰福音。約翰的目是突出這一概念的關鍵重要性：「但記這些事要叫你們信耶穌是基督，是神的兒子，並且叫你們信了他，就可以因他的名得生命。」（</w:t>
-      </w:r>
-      <w:hyperlink r:id="rId19">
-        <w:r>
-          <w:rPr>
-            <w:lang w:val="zh_TW" w:bidi="zh_TW"/>
-          </w:rPr>
-          <w:rPr>
-            <w:color w:val="0000EE"/>
-            <w:u w:val="single"/>
-          </w:rPr>
-          <w:t>約20:31</w:t>
-        </w:r>
-      </w:hyperlink>
-      <w:r>
-        <w:rPr>
-          <w:lang w:val="zh_TW" w:bidi="zh_TW"/>
-        </w:rPr>
-        <w:t>）。約翰中最早提及永生見於</w:t>
-      </w:r>
-      <w:hyperlink r:id="rId20">
-        <w:r>
-          <w:rPr>
-            <w:lang w:val="zh_TW" w:bidi="zh_TW"/>
-          </w:rPr>
-          <w:rPr>
-            <w:color w:val="0000EE"/>
-            <w:u w:val="single"/>
-          </w:rPr>
-          <w:t>約翰福音三章15節</w:t>
-        </w:r>
-      </w:hyperlink>
-      <w:r>
-        <w:rPr>
-          <w:lang w:val="zh_TW" w:bidi="zh_TW"/>
-        </w:rPr>
-        <w:t>。</w:t>
-      </w:r>
-    </w:p>
-    <w:p>
-      <w:pPr/>
-      <w:r>
-        <w:rPr>
-          <w:lang w:val="zh_TW" w:bidi="zh_TW"/>
-        </w:rPr>
-      </w:r>
-      <w:r>
-        <w:rPr>
-          <w:lang w:val="zh_TW" w:bidi="zh_TW"/>
-        </w:rPr>
-        <w:t>約翰明顯地認同猶太人對將來世代及其祝福的期盼（例如，</w:t>
-      </w:r>
-      <w:hyperlink r:id="rId21">
-        <w:r>
-          <w:rPr>
-            <w:lang w:val="zh_TW" w:bidi="zh_TW"/>
-          </w:rPr>
-          <w:rPr>
-            <w:color w:val="0000EE"/>
-            <w:u w:val="single"/>
-          </w:rPr>
-          <w:t>約3:36，</w:t>
-        </w:r>
-      </w:hyperlink>
-      <w:hyperlink r:id="rId22">
-        <w:r>
-          <w:rPr>
-            <w:lang w:val="zh_TW" w:bidi="zh_TW"/>
-          </w:rPr>
-          <w:rPr>
-            <w:color w:val="0000EE"/>
-            <w:u w:val="single"/>
-          </w:rPr>
-          <w:t>4:14，</w:t>
-        </w:r>
-      </w:hyperlink>
-      <w:hyperlink r:id="rId23">
-        <w:r>
-          <w:rPr>
-            <w:lang w:val="zh_TW" w:bidi="zh_TW"/>
-          </w:rPr>
-          <w:rPr>
-            <w:color w:val="0000EE"/>
-            <w:u w:val="single"/>
-          </w:rPr>
-          <w:t>5:29、39，</w:t>
-        </w:r>
-      </w:hyperlink>
-      <w:hyperlink r:id="rId24">
-        <w:r>
-          <w:rPr>
-            <w:lang w:val="zh_TW" w:bidi="zh_TW"/>
-          </w:rPr>
-          <w:rPr>
-            <w:color w:val="0000EE"/>
-            <w:u w:val="single"/>
-          </w:rPr>
-          <w:t>6:27，</w:t>
-        </w:r>
-      </w:hyperlink>
-      <w:hyperlink r:id="rId25">
-        <w:r>
-          <w:rPr>
-            <w:lang w:val="zh_TW" w:bidi="zh_TW"/>
-          </w:rPr>
-          <w:rPr>
-            <w:color w:val="0000EE"/>
-            <w:u w:val="single"/>
-          </w:rPr>
-          <w:t>12:25</w:t>
-        </w:r>
-      </w:hyperlink>
-      <w:r>
-        <w:rPr>
-          <w:lang w:val="zh_TW" w:bidi="zh_TW"/>
-        </w:rPr>
-        <w:t>）。永生被定義為彌賽亞世代到來時，所賜予的特別恩典。拉撒路的復活（</w:t>
-      </w:r>
-      <w:hyperlink r:id="rId26">
-        <w:r>
-          <w:rPr>
-            <w:lang w:val="zh_TW" w:bidi="zh_TW"/>
-          </w:rPr>
-          <w:rPr>
-            <w:color w:val="0000EE"/>
-            <w:u w:val="single"/>
-          </w:rPr>
-          <w:t>11</w:t>
-        </w:r>
-      </w:hyperlink>
-      <w:r>
-        <w:rPr>
-          <w:lang w:val="zh_TW" w:bidi="zh_TW"/>
-        </w:rPr>
-        <w:t>章）是一個活生生的比喻，顯明那些相信基督之人將來可以享有的生命。在拉撒路復活之前，馬大表明了她對拉撒路將會在末日復活的信心（</w:t>
-      </w:r>
-      <w:hyperlink r:id="rId27">
-        <w:r>
-          <w:rPr>
-            <w:lang w:val="zh_TW" w:bidi="zh_TW"/>
-          </w:rPr>
-          <w:rPr>
-            <w:color w:val="0000EE"/>
-            <w:u w:val="single"/>
-          </w:rPr>
-          <w:t>24</w:t>
-        </w:r>
-      </w:hyperlink>
-      <w:r>
-        <w:rPr>
-          <w:lang w:val="zh_TW" w:bidi="zh_TW"/>
-        </w:rPr>
-        <w:t>節）。耶穌回應她，表明祂自己就是復活和生命，並宣告相信祂的人雖然死了也必復活（</w:t>
-      </w:r>
-      <w:hyperlink r:id="rId28">
-        <w:r>
-          <w:rPr>
-            <w:lang w:val="zh_TW" w:bidi="zh_TW"/>
-          </w:rPr>
-          <w:rPr>
-            <w:color w:val="0000EE"/>
-            <w:u w:val="single"/>
-          </w:rPr>
-          <w:t>25–26</w:t>
-        </w:r>
-      </w:hyperlink>
-      <w:r>
-        <w:rPr>
-          <w:lang w:val="zh_TW" w:bidi="zh_TW"/>
-        </w:rPr>
-        <w:t>節）。</w:t>
-      </w:r>
-    </w:p>
-    <w:p>
-      <w:pPr/>
-      <w:r>
-        <w:rPr>
-          <w:lang w:val="zh_TW" w:bidi="zh_TW"/>
-        </w:rPr>
-      </w:r>
-      <w:r>
-        <w:rPr>
-          <w:lang w:val="zh_TW" w:bidi="zh_TW"/>
-        </w:rPr>
-        <w:t>然而，約翰福音的主要焦點並不在於對未來生命的期待，而在於當下就能經歷這未來的生命。在基督裡，信徒已經可以獲得那屬於將來世代的生命。耶穌用來定義祂使命的比喻，強調了這新的生命已然開始：活水，如泉源直湧到永生（</w:t>
-      </w:r>
-      <w:hyperlink r:id="rId29">
-        <w:r>
-          <w:rPr>
-            <w:lang w:val="zh_TW" w:bidi="zh_TW"/>
-          </w:rPr>
-          <w:rPr>
-            <w:color w:val="0000EE"/>
-            <w:u w:val="single"/>
-          </w:rPr>
-          <w:t>約4:10–14</w:t>
-        </w:r>
-      </w:hyperlink>
-      <w:r>
-        <w:rPr>
-          <w:lang w:val="zh_TW" w:bidi="zh_TW"/>
-        </w:rPr>
-        <w:t>）；生命的糧，滿足世人靈性的飢渴（</w:t>
-      </w:r>
-      <w:hyperlink r:id="rId30">
-        <w:r>
-          <w:rPr>
-            <w:lang w:val="zh_TW" w:bidi="zh_TW"/>
-          </w:rPr>
-          <w:rPr>
-            <w:color w:val="0000EE"/>
-            <w:u w:val="single"/>
-          </w:rPr>
-          <w:t>6:35–40</w:t>
-        </w:r>
-      </w:hyperlink>
-      <w:r>
-        <w:rPr>
-          <w:lang w:val="zh_TW" w:bidi="zh_TW"/>
-        </w:rPr>
-        <w:t>）；世界的光，引領跟隨者進入生命的光中（</w:t>
-      </w:r>
-      <w:hyperlink r:id="rId31">
-        <w:r>
-          <w:rPr>
-            <w:lang w:val="zh_TW" w:bidi="zh_TW"/>
-          </w:rPr>
-          <w:rPr>
-            <w:color w:val="0000EE"/>
-            <w:u w:val="single"/>
-          </w:rPr>
-          <w:t>8:12</w:t>
-        </w:r>
-      </w:hyperlink>
-      <w:r>
-        <w:rPr>
-          <w:lang w:val="zh_TW" w:bidi="zh_TW"/>
-        </w:rPr>
-        <w:t>）；好牧人，賜給豐盛的生命（</w:t>
-      </w:r>
-      <w:hyperlink r:id="rId32">
-        <w:r>
-          <w:rPr>
-            <w:lang w:val="zh_TW" w:bidi="zh_TW"/>
-          </w:rPr>
-          <w:rPr>
-            <w:color w:val="0000EE"/>
-            <w:u w:val="single"/>
-          </w:rPr>
-          <w:t>10:10</w:t>
-        </w:r>
-      </w:hyperlink>
-      <w:r>
-        <w:rPr>
-          <w:lang w:val="zh_TW" w:bidi="zh_TW"/>
-        </w:rPr>
-        <w:t>）；生命之主，使死人復活（</w:t>
-      </w:r>
-      <w:hyperlink r:id="rId33">
-        <w:r>
-          <w:rPr>
-            <w:lang w:val="zh_TW" w:bidi="zh_TW"/>
-          </w:rPr>
-          <w:rPr>
-            <w:color w:val="0000EE"/>
-            <w:u w:val="single"/>
-          </w:rPr>
-          <w:t>11:25</w:t>
-        </w:r>
-      </w:hyperlink>
-      <w:r>
-        <w:rPr>
-          <w:lang w:val="zh_TW" w:bidi="zh_TW"/>
-        </w:rPr>
-        <w:t>）；道路、真理、生命（</w:t>
-      </w:r>
-      <w:hyperlink r:id="rId34">
-        <w:r>
-          <w:rPr>
-            <w:lang w:val="zh_TW" w:bidi="zh_TW"/>
-          </w:rPr>
-          <w:rPr>
-            <w:color w:val="0000EE"/>
-            <w:u w:val="single"/>
-          </w:rPr>
-          <w:t>14:6</w:t>
-        </w:r>
-      </w:hyperlink>
-      <w:r>
-        <w:rPr>
-          <w:lang w:val="zh_TW" w:bidi="zh_TW"/>
-        </w:rPr>
-        <w:t>）；真葡萄樹，使住在祂裡面的枝子得以維持生命（</w:t>
-      </w:r>
-      <w:hyperlink r:id="rId35">
-        <w:r>
-          <w:rPr>
-            <w:lang w:val="zh_TW" w:bidi="zh_TW"/>
-          </w:rPr>
-          <w:rPr>
-            <w:color w:val="0000EE"/>
-            <w:u w:val="single"/>
-          </w:rPr>
-          <w:t>5:5</w:t>
-        </w:r>
-      </w:hyperlink>
-      <w:r>
-        <w:rPr>
-          <w:lang w:val="zh_TW" w:bidi="zh_TW"/>
-        </w:rPr>
-        <w:t>）。</w:t>
-      </w:r>
-    </w:p>
-    <w:p>
-      <w:pPr/>
-      <w:r>
-        <w:rPr>
-          <w:lang w:val="zh_TW" w:bidi="zh_TW"/>
-        </w:rPr>
-      </w:r>
-      <w:r>
-        <w:rPr>
-          <w:lang w:val="zh_TW" w:bidi="zh_TW"/>
-        </w:rPr>
-        <w:t>耶穌特別指出，祂使命的成就並非憑靠祂自己的本性或大能，而是藉著差祂來的父。耶穌對父的順服再次表明生命是神的恩賜。相信神兒子的人就是那接受神所賜生命——永生——的人。因此，所有信徒得享復活的應許，乃是神恩賜的自然結果（</w:t>
-      </w:r>
-      <w:hyperlink r:id="rId36">
-        <w:r>
-          <w:rPr>
-            <w:lang w:val="zh_TW" w:bidi="zh_TW"/>
-          </w:rPr>
-          <w:rPr>
-            <w:color w:val="0000EE"/>
-            <w:u w:val="single"/>
-          </w:rPr>
-          <w:t>約5:26–29</w:t>
-        </w:r>
-      </w:hyperlink>
-      <w:r>
-        <w:rPr>
-          <w:lang w:val="zh_TW" w:bidi="zh_TW"/>
-        </w:rPr>
-        <w:t>）。這在拉撒路的復活中得以明示，也因基督的復活作為「初熟的果子」（用保羅的術語，</w:t>
-      </w:r>
-      <w:hyperlink r:id="rId37">
-        <w:r>
-          <w:rPr>
-            <w:lang w:val="zh_TW" w:bidi="zh_TW"/>
-          </w:rPr>
-          <w:rPr>
-            <w:color w:val="0000EE"/>
-            <w:u w:val="single"/>
-          </w:rPr>
-          <w:t>林前15:23</w:t>
-        </w:r>
-      </w:hyperlink>
-      <w:r>
-        <w:rPr>
-          <w:lang w:val="zh_TW" w:bidi="zh_TW"/>
-        </w:rPr>
-        <w:t>）而得到保證。</w:t>
-      </w:r>
-    </w:p>
-    <w:p>
-      <w:pPr/>
-      <w:r>
-        <w:rPr>
-          <w:lang w:val="zh_TW" w:bidi="zh_TW"/>
-        </w:rPr>
-      </w:r>
-      <w:r>
-        <w:rPr>
-          <w:lang w:val="zh_TW" w:bidi="zh_TW"/>
-        </w:rPr>
-        <w:t>耶穌為永生的概念添加了進一步的內容，將其與認識真神聯繫起來（</w:t>
-      </w:r>
-      <w:hyperlink r:id="rId38">
-        <w:r>
-          <w:rPr>
-            <w:lang w:val="zh_TW" w:bidi="zh_TW"/>
-          </w:rPr>
-          <w:rPr>
-            <w:color w:val="0000EE"/>
-            <w:u w:val="single"/>
-          </w:rPr>
-          <w:t>約17:3</w:t>
-        </w:r>
-      </w:hyperlink>
-      <w:r>
-        <w:rPr>
-          <w:lang w:val="zh_TW" w:bidi="zh_TW"/>
-        </w:rPr>
-        <w:t>）。在希臘思想中，知識指的是經由沉思或神秘入神經驗（mystical ecstasy）所達成的結果。然而，在舊約中，知識意指經歷、關係、相交（fellowship）和關懷（參</w:t>
-      </w:r>
-      <w:hyperlink r:id="rId39">
-        <w:r>
-          <w:rPr>
-            <w:lang w:val="zh_TW" w:bidi="zh_TW"/>
-          </w:rPr>
-          <w:rPr>
-            <w:color w:val="0000EE"/>
-            <w:u w:val="single"/>
-          </w:rPr>
-          <w:t>耶31:34</w:t>
-        </w:r>
-      </w:hyperlink>
-      <w:r>
-        <w:rPr>
-          <w:lang w:val="zh_TW" w:bidi="zh_TW"/>
-        </w:rPr>
-        <w:t>）。這種將知識視同為親密關係的含義，從其動詞形式的用法中得到強調，因其用來指男性與女性之間親密的性關係（參</w:t>
-      </w:r>
-      <w:hyperlink r:id="rId40">
-        <w:r>
-          <w:rPr>
-            <w:lang w:val="zh_TW" w:bidi="zh_TW"/>
-          </w:rPr>
-          <w:rPr>
-            <w:color w:val="0000EE"/>
-            <w:u w:val="single"/>
-          </w:rPr>
-          <w:t>創4:1</w:t>
-        </w:r>
-      </w:hyperlink>
-      <w:r>
-        <w:rPr>
-          <w:lang w:val="zh_TW" w:bidi="zh_TW"/>
-        </w:rPr>
-        <w:t>）。耶穌說：「我是好牧人；我認識我的羊，我的羊也認識我，正如父認識我，我也認識父一樣」（</w:t>
-      </w:r>
-      <w:hyperlink r:id="rId41">
-        <w:r>
-          <w:rPr>
-            <w:lang w:val="zh_TW" w:bidi="zh_TW"/>
-          </w:rPr>
-          <w:rPr>
-            <w:color w:val="0000EE"/>
-            <w:u w:val="single"/>
-          </w:rPr>
-          <w:t>約10:14–15</w:t>
-        </w:r>
-      </w:hyperlink>
-      <w:r>
-        <w:rPr>
-          <w:lang w:val="zh_TW" w:bidi="zh_TW"/>
-        </w:rPr>
-        <w:t>）。父與子的親密互動，成為子與其門徒之間關係的典範。這種知識並非藉由教育或思維操縱而來，而是藉著子啟示而來（</w:t>
-      </w:r>
-      <w:hyperlink r:id="rId42">
-        <w:r>
-          <w:rPr>
-            <w:lang w:val="zh_TW" w:bidi="zh_TW"/>
-          </w:rPr>
-          <w:rPr>
-            <w:color w:val="0000EE"/>
-            <w:u w:val="single"/>
-          </w:rPr>
-          <w:t>1:18，</w:t>
-        </w:r>
-      </w:hyperlink>
-      <w:r>
-        <w:rPr>
-          <w:lang w:val="zh_TW" w:bidi="zh_TW"/>
-        </w:rPr>
-        <w:t>參</w:t>
-      </w:r>
-      <w:hyperlink r:id="rId43">
-        <w:r>
-          <w:rPr>
-            <w:lang w:val="zh_TW" w:bidi="zh_TW"/>
-          </w:rPr>
-          <w:rPr>
-            <w:color w:val="0000EE"/>
-            <w:u w:val="single"/>
-          </w:rPr>
-          <w:t>14:7</w:t>
-        </w:r>
-      </w:hyperlink>
-      <w:r>
-        <w:rPr>
-          <w:lang w:val="zh_TW" w:bidi="zh_TW"/>
-        </w:rPr>
-        <w:t>）。</w:t>
-      </w:r>
-    </w:p>
-    <w:p>
-      <w:pPr/>
-      <w:r>
-        <w:rPr>
-          <w:lang w:val="zh_TW" w:bidi="zh_TW"/>
-        </w:rPr>
-      </w:r>
-      <w:r>
-        <w:rPr>
-          <w:lang w:val="zh_TW" w:bidi="zh_TW"/>
-        </w:rPr>
-        <w:t>對永生概念中的主要元素進行簡要回顧，清楚地表明永生並不僅僅是無盡或永恆的生命。儘管永生沒有終極的界限，但聖經的重點主要是放在生命的質量上，特別是其神聖的屬性。永生是透過在基督裡啟示一位實的神，把將來世代的屬性引入當下，並帶來對神的認識以及其與神的關係。</w:t>
-      </w:r>
-    </w:p>
-    <w:p>
-      <w:pPr/>
-      <w:r>
-        <w:rPr>
-          <w:lang w:val="zh_TW" w:bidi="zh_TW"/>
-        </w:rPr>
-      </w:r>
-      <w:r>
-        <w:rPr>
           <w:i/>
           <w:lang w:val="zh_TW" w:bidi="zh_TW"/>
         </w:rPr>
@@ -960,37 +1016,7 @@
         <w:rPr>
           <w:lang w:val="zh_TW" w:bidi="zh_TW"/>
         </w:rPr>
-        <w:t xml:space="preserve"> </w:t>
-      </w:r>
-      <w:r>
-        <w:rPr>
-          <w:lang w:val="zh_TW" w:bidi="zh_TW"/>
-        </w:rPr>
-        <w:t>生命</w:t>
-      </w:r>
-      <w:r>
-        <w:rPr>
-          <w:lang w:val="zh_TW" w:bidi="zh_TW"/>
-        </w:rPr>
-        <w:t>；</w:t>
-      </w:r>
-      <w:r>
-        <w:rPr>
-          <w:lang w:val="zh_TW" w:bidi="zh_TW"/>
-        </w:rPr>
-        <w:t>新的創造，新的受造物</w:t>
-      </w:r>
-      <w:r>
-        <w:rPr>
-          <w:lang w:val="zh_TW" w:bidi="zh_TW"/>
-        </w:rPr>
-        <w:t>；</w:t>
-      </w:r>
-      <w:r>
-        <w:rPr>
-          <w:lang w:val="zh_TW" w:bidi="zh_TW"/>
-        </w:rPr>
-        <w:t>重生</w:t>
+        <w:t>萬軍之主</w:t>
       </w:r>
       <w:r>
         <w:rPr>

--- a/zht/docx/140.content.docx
+++ b/zht/docx/140.content.docx
@@ -19,7 +19,7 @@
         <w:rPr>
           <w:lang w:val="zh_TW" w:bidi="zh_TW"/>
         </w:rPr>
-        <w:t>Resource: 聖經詞典 (Tyndale)</w:t>
+        <w:t>Resource: Tyndale Open Bible Dictionary</w:t>
       </w:r>
       <w:r>
         <w:rPr>
@@ -112,7 +112,7 @@
         <w:rPr>
           <w:lang w:val="zh_TW" w:bidi="zh_TW"/>
         </w:rPr>
-        <w:t>聖經詞典 (Tyndale)</w:t>
+        <w:t>Tyndale Open Bible Dictionary</w:t>
       </w:r>
     </w:p>
     <w:p>
@@ -149,7 +149,7 @@
         <w:rPr>
           <w:lang w:val="zh_TW" w:bidi="zh_TW"/>
         </w:rPr>
-        <w:t>wan</w:t>
+        <w:t>tong</w:t>
       </w:r>
       <w:r>
         <w:rPr>
@@ -212,7 +212,7 @@
         <w:rPr>
           <w:lang w:val="zh_TW" w:bidi="zh_TW"/>
         </w:rPr>
-        <w:t>萬軍、天上的萬象</w:t>
+        <w:t>通姦</w:t>
       </w:r>
       <w:r>
         <w:rPr>
@@ -231,37 +231,7 @@
         <w:rPr>
           <w:lang w:val="zh_TW" w:bidi="zh_TW"/>
         </w:rPr>
-        <w:t>這個希伯來文詞語常見於舊約聖經。「萬軍」字面意思指「軍隊」和「天上的軍隊」。 「萬軍」基本上是個軍事術語，在舊約聖經中出現了將近五百次。它可以意味「</w:t>
-      </w:r>
-      <w:r>
-        <w:rPr>
-          <w:lang w:val="zh_TW" w:bidi="zh_TW"/>
-        </w:rPr>
-        <w:t>大軍</w:t>
-      </w:r>
-      <w:r>
-        <w:rPr>
-          <w:lang w:val="zh_TW" w:bidi="zh_TW"/>
-        </w:rPr>
-        <w:t>」（</w:t>
-      </w:r>
-      <w:hyperlink r:id="rId13">
-        <w:r>
-          <w:rPr>
-            <w:lang w:val="zh_TW" w:bidi="zh_TW"/>
-          </w:rPr>
-          <w:rPr>
-            <w:color w:val="0000EE"/>
-            <w:u w:val="single"/>
-          </w:rPr>
-          <w:t>王下18:17</w:t>
-        </w:r>
-      </w:hyperlink>
-      <w:r>
-        <w:rPr>
-          <w:lang w:val="zh_TW" w:bidi="zh_TW"/>
-        </w:rPr>
-        <w:t>），也可指「天使」、「天上的萬象」或整個受造界。</w:t>
+        <w:t>不貞、性方面的不道德（簡稱：性不道德）。「淫亂（fornication）」一詞在聖經中有幾種不同的意思。</w:t>
       </w:r>
     </w:p>
     <w:p>
@@ -275,7 +245,25 @@
         <w:rPr>
           <w:lang w:val="zh_TW" w:bidi="zh_TW"/>
         </w:rPr>
-        <w:t>「天上的萬象」在聖經中有不同的用法。古代作者有時會象徵性地把太陽、月亮和星辰稱為「軍隊」（譯註：和合本譯為「天上的萬象」）（</w:t>
+        <w:t>它的廣義含義是指所有非法的性行為，也就是除丈夫和妻子之間的性行為外的任何性行為。例如，在</w:t>
+      </w:r>
+      <w:hyperlink r:id="rId13">
+        <w:r>
+          <w:rPr>
+            <w:lang w:val="zh_TW" w:bidi="zh_TW"/>
+          </w:rPr>
+          <w:rPr>
+            <w:color w:val="0000EE"/>
+            <w:u w:val="single"/>
+          </w:rPr>
+          <w:t>哥林多前書五章1節</w:t>
+        </w:r>
+      </w:hyperlink>
+      <w:r>
+        <w:rPr>
+          <w:lang w:val="zh_TW" w:bidi="zh_TW"/>
+        </w:rPr>
+        <w:t>中，這個詞被用於指當地教會所容忍的一種罪：有一個人顯然與他的繼母同居。在</w:t>
       </w:r>
       <w:hyperlink r:id="rId14">
         <w:r>
@@ -286,14 +274,14 @@
             <w:color w:val="0000EE"/>
             <w:u w:val="single"/>
           </w:rPr>
-          <w:t>申4:19</w:t>
+          <w:t>羅馬書一章29節</w:t>
         </w:r>
       </w:hyperlink>
       <w:r>
         <w:rPr>
           <w:lang w:val="zh_TW" w:bidi="zh_TW"/>
         </w:rPr>
-        <w:t>；</w:t>
+        <w:t>的一系列可怕的罪行中，使徒保羅將「淫亂」列入其中，似乎意在將其涵蓋所有形式的性方面不道德的行為。在哥林多前書中，保羅在上下文中暗示這個詞指各種非法的性活動（</w:t>
       </w:r>
       <w:hyperlink r:id="rId15">
         <w:r>
@@ -304,14 +292,14 @@
             <w:color w:val="0000EE"/>
             <w:u w:val="single"/>
           </w:rPr>
-          <w:t>士5:20</w:t>
+          <w:t>6:13、18</w:t>
         </w:r>
       </w:hyperlink>
       <w:r>
         <w:rPr>
           <w:lang w:val="zh_TW" w:bidi="zh_TW"/>
         </w:rPr>
-        <w:t>）。在古代的占星術崇拜中，人們認為天體是由靈體賦予生命的，因此構成一支活的軍隊，掌管天上的命運。敬拜天上的萬象是最早的偶像崇拜形式之一，當時以色列人常常遠離上帝，陷入這種偶像崇拜當中（</w:t>
+        <w:t>）。在</w:t>
       </w:r>
       <w:hyperlink r:id="rId16">
         <w:r>
@@ -322,302 +310,14 @@
             <w:color w:val="0000EE"/>
             <w:u w:val="single"/>
           </w:rPr>
-          <w:t>耶19:13</w:t>
+          <w:t>哥林多前書七章2節</w:t>
         </w:r>
       </w:hyperlink>
       <w:r>
         <w:rPr>
           <w:lang w:val="zh_TW" w:bidi="zh_TW"/>
         </w:rPr>
-        <w:t>；</w:t>
-      </w:r>
-      <w:hyperlink r:id="rId17">
-        <w:r>
-          <w:rPr>
-            <w:lang w:val="zh_TW" w:bidi="zh_TW"/>
-          </w:rPr>
-          <w:rPr>
-            <w:color w:val="0000EE"/>
-            <w:u w:val="single"/>
-          </w:rPr>
-          <w:t>徒7:42</w:t>
-        </w:r>
-      </w:hyperlink>
-      <w:r>
-        <w:rPr>
-          <w:lang w:val="zh_TW" w:bidi="zh_TW"/>
-        </w:rPr>
-        <w:t>）。雖然聖經明確警告以色列人不要信奉這些異教信仰（</w:t>
-      </w:r>
-      <w:hyperlink r:id="rId14">
-        <w:r>
-          <w:rPr>
-            <w:lang w:val="zh_TW" w:bidi="zh_TW"/>
-          </w:rPr>
-          <w:rPr>
-            <w:color w:val="0000EE"/>
-            <w:u w:val="single"/>
-          </w:rPr>
-          <w:t>申4:19</w:t>
-        </w:r>
-      </w:hyperlink>
-      <w:r>
-        <w:rPr>
-          <w:lang w:val="zh_TW" w:bidi="zh_TW"/>
-        </w:rPr>
-        <w:t>；</w:t>
-      </w:r>
-      <w:hyperlink r:id="rId18">
-        <w:r>
-          <w:rPr>
-            <w:lang w:val="zh_TW" w:bidi="zh_TW"/>
-          </w:rPr>
-          <w:rPr>
-            <w:color w:val="0000EE"/>
-            <w:u w:val="single"/>
-          </w:rPr>
-          <w:t>17:3</w:t>
-        </w:r>
-      </w:hyperlink>
-      <w:r>
-        <w:rPr>
-          <w:lang w:val="zh_TW" w:bidi="zh_TW"/>
-        </w:rPr>
-        <w:t>），他們卻仍舊敬拜天體，特別是在亞述和巴比倫時期（</w:t>
-      </w:r>
-      <w:hyperlink r:id="rId19">
-        <w:r>
-          <w:rPr>
-            <w:lang w:val="zh_TW" w:bidi="zh_TW"/>
-          </w:rPr>
-          <w:rPr>
-            <w:color w:val="0000EE"/>
-            <w:u w:val="single"/>
-          </w:rPr>
-          <w:t>王下17:16</w:t>
-        </w:r>
-      </w:hyperlink>
-      <w:r>
-        <w:rPr>
-          <w:lang w:val="zh_TW" w:bidi="zh_TW"/>
-        </w:rPr>
-        <w:t>，</w:t>
-      </w:r>
-      <w:hyperlink r:id="rId20">
-        <w:r>
-          <w:rPr>
-            <w:lang w:val="zh_TW" w:bidi="zh_TW"/>
-          </w:rPr>
-          <w:rPr>
-            <w:color w:val="0000EE"/>
-            <w:u w:val="single"/>
-          </w:rPr>
-          <w:t>21:3–5</w:t>
-        </w:r>
-      </w:hyperlink>
-      <w:r>
-        <w:rPr>
-          <w:lang w:val="zh_TW" w:bidi="zh_TW"/>
-        </w:rPr>
-        <w:t>；</w:t>
-      </w:r>
-      <w:hyperlink r:id="rId21">
-        <w:r>
-          <w:rPr>
-            <w:lang w:val="zh_TW" w:bidi="zh_TW"/>
-          </w:rPr>
-          <w:rPr>
-            <w:color w:val="0000EE"/>
-            <w:u w:val="single"/>
-          </w:rPr>
-          <w:t>代下33:3–5</w:t>
-        </w:r>
-      </w:hyperlink>
-      <w:r>
-        <w:rPr>
-          <w:lang w:val="zh_TW" w:bidi="zh_TW"/>
-        </w:rPr>
-        <w:t>；</w:t>
-      </w:r>
-      <w:hyperlink r:id="rId22">
-        <w:r>
-          <w:rPr>
-            <w:lang w:val="zh_TW" w:bidi="zh_TW"/>
-          </w:rPr>
-          <w:rPr>
-            <w:color w:val="0000EE"/>
-            <w:u w:val="single"/>
-          </w:rPr>
-          <w:t>耶8:2</w:t>
-        </w:r>
-      </w:hyperlink>
-      <w:r>
-        <w:rPr>
-          <w:lang w:val="zh_TW" w:bidi="zh_TW"/>
-        </w:rPr>
-        <w:t>；</w:t>
-      </w:r>
-      <w:hyperlink r:id="rId23">
-        <w:r>
-          <w:rPr>
-            <w:lang w:val="zh_TW" w:bidi="zh_TW"/>
-          </w:rPr>
-          <w:rPr>
-            <w:color w:val="0000EE"/>
-            <w:u w:val="single"/>
-          </w:rPr>
-          <w:t>番1:5</w:t>
-        </w:r>
-      </w:hyperlink>
-      <w:r>
-        <w:rPr>
-          <w:lang w:val="zh_TW" w:bidi="zh_TW"/>
-        </w:rPr>
-        <w:t>）。糾正這種異教崇拜的正確方式，就是承認耶和華是創天造地的主。祂是全能的主，按照自己的命令安設天體，並命定它們執行特別的功能（</w:t>
-      </w:r>
-      <w:hyperlink r:id="rId24">
-        <w:r>
-          <w:rPr>
-            <w:lang w:val="zh_TW" w:bidi="zh_TW"/>
-          </w:rPr>
-          <w:rPr>
-            <w:color w:val="0000EE"/>
-            <w:u w:val="single"/>
-          </w:rPr>
-          <w:t>創1:14–19</w:t>
-        </w:r>
-      </w:hyperlink>
-      <w:r>
-        <w:rPr>
-          <w:lang w:val="zh_TW" w:bidi="zh_TW"/>
-        </w:rPr>
-        <w:t>，</w:t>
-      </w:r>
-      <w:hyperlink r:id="rId25">
-        <w:r>
-          <w:rPr>
-            <w:lang w:val="zh_TW" w:bidi="zh_TW"/>
-          </w:rPr>
-          <w:rPr>
-            <w:color w:val="0000EE"/>
-            <w:u w:val="single"/>
-          </w:rPr>
-          <w:t>2:1</w:t>
-        </w:r>
-      </w:hyperlink>
-      <w:r>
-        <w:rPr>
-          <w:lang w:val="zh_TW" w:bidi="zh_TW"/>
-        </w:rPr>
-        <w:t>；</w:t>
-      </w:r>
-      <w:hyperlink r:id="rId26">
-        <w:r>
-          <w:rPr>
-            <w:lang w:val="zh_TW" w:bidi="zh_TW"/>
-          </w:rPr>
-          <w:rPr>
-            <w:color w:val="0000EE"/>
-            <w:u w:val="single"/>
-          </w:rPr>
-          <w:t>尼9:6</w:t>
-        </w:r>
-      </w:hyperlink>
-      <w:r>
-        <w:rPr>
-          <w:lang w:val="zh_TW" w:bidi="zh_TW"/>
-        </w:rPr>
-        <w:t>；</w:t>
-      </w:r>
-      <w:hyperlink r:id="rId27">
-        <w:r>
-          <w:rPr>
-            <w:lang w:val="zh_TW" w:bidi="zh_TW"/>
-          </w:rPr>
-          <w:rPr>
-            <w:color w:val="0000EE"/>
-            <w:u w:val="single"/>
-          </w:rPr>
-          <w:t>詩33:6</w:t>
-        </w:r>
-      </w:hyperlink>
-      <w:r>
-        <w:rPr>
-          <w:lang w:val="zh_TW" w:bidi="zh_TW"/>
-        </w:rPr>
-        <w:t>，</w:t>
-      </w:r>
-      <w:hyperlink r:id="rId28">
-        <w:r>
-          <w:rPr>
-            <w:lang w:val="zh_TW" w:bidi="zh_TW"/>
-          </w:rPr>
-          <w:rPr>
-            <w:color w:val="0000EE"/>
-            <w:u w:val="single"/>
-          </w:rPr>
-          <w:t>103:21</w:t>
-        </w:r>
-      </w:hyperlink>
-      <w:r>
-        <w:rPr>
-          <w:lang w:val="zh_TW" w:bidi="zh_TW"/>
-        </w:rPr>
-        <w:t>，</w:t>
-      </w:r>
-      <w:hyperlink r:id="rId29">
-        <w:r>
-          <w:rPr>
-            <w:lang w:val="zh_TW" w:bidi="zh_TW"/>
-          </w:rPr>
-          <w:rPr>
-            <w:color w:val="0000EE"/>
-            <w:u w:val="single"/>
-          </w:rPr>
-          <w:t>148:2</w:t>
-        </w:r>
-      </w:hyperlink>
-      <w:r>
-        <w:rPr>
-          <w:lang w:val="zh_TW" w:bidi="zh_TW"/>
-        </w:rPr>
-        <w:t>；</w:t>
-      </w:r>
-      <w:hyperlink r:id="rId30">
-        <w:r>
-          <w:rPr>
-            <w:lang w:val="zh_TW" w:bidi="zh_TW"/>
-          </w:rPr>
-          <w:rPr>
-            <w:color w:val="0000EE"/>
-            <w:u w:val="single"/>
-          </w:rPr>
-          <w:t>賽40:26</w:t>
-        </w:r>
-      </w:hyperlink>
-      <w:r>
-        <w:rPr>
-          <w:lang w:val="zh_TW" w:bidi="zh_TW"/>
-        </w:rPr>
-        <w:t>，</w:t>
-      </w:r>
-      <w:hyperlink r:id="rId31">
-        <w:r>
-          <w:rPr>
-            <w:lang w:val="zh_TW" w:bidi="zh_TW"/>
-          </w:rPr>
-          <w:rPr>
-            <w:color w:val="0000EE"/>
-            <w:u w:val="single"/>
-          </w:rPr>
-          <w:t>45:12</w:t>
-        </w:r>
-      </w:hyperlink>
-      <w:r>
-        <w:rPr>
-          <w:lang w:val="zh_TW" w:bidi="zh_TW"/>
-        </w:rPr>
-        <w:t>）。</w:t>
+        <w:t>中，保羅使用了「淫亂」的希臘文複數形式，暗示這種罪行可能以多種形式表現出來。他因此指出，哥林多人應該結婚並合宜地共同生活。「淫亂」廣義含義中的一種罪行是姦淫。</w:t>
       </w:r>
     </w:p>
     <w:p>
@@ -631,9 +331,9 @@
         <w:rPr>
           <w:lang w:val="zh_TW" w:bidi="zh_TW"/>
         </w:rPr>
-        <w:t>神經常被稱為「萬軍之耶和華」，即天上軍隊的主宰（</w:t>
-      </w:r>
-      <w:hyperlink r:id="rId32">
+        <w:t>「淫亂」也有一種更為狹義的含義，指未婚之間的性不道德行為。在那些將「淫亂」和「姦淫」並列的聖經清單中，暗示了這種含義。耶穌所列的出於人心中的污穢罪行包括「淫亂（譯註：和合本譯為苟合）」和「姦淫」（</w:t>
+      </w:r>
+      <w:hyperlink r:id="rId17">
         <w:r>
           <w:rPr>
             <w:lang w:val="zh_TW" w:bidi="zh_TW"/>
@@ -642,16 +342,16 @@
             <w:color w:val="0000EE"/>
             <w:u w:val="single"/>
           </w:rPr>
-          <w:t>耶5:14</w:t>
+          <w:t>太15:19</w:t>
         </w:r>
       </w:hyperlink>
       <w:r>
         <w:rPr>
           <w:lang w:val="zh_TW" w:bidi="zh_TW"/>
         </w:rPr>
-        <w:t>，</w:t>
-      </w:r>
-      <w:hyperlink r:id="rId33">
+        <w:t>；</w:t>
+      </w:r>
+      <w:hyperlink r:id="rId18">
         <w:r>
           <w:rPr>
             <w:lang w:val="zh_TW" w:bidi="zh_TW"/>
@@ -660,16 +360,16 @@
             <w:color w:val="0000EE"/>
             <w:u w:val="single"/>
           </w:rPr>
-          <w:t>38:17</w:t>
+          <w:t>可7:21–22</w:t>
         </w:r>
       </w:hyperlink>
       <w:r>
         <w:rPr>
           <w:lang w:val="zh_TW" w:bidi="zh_TW"/>
         </w:rPr>
-        <w:t>，</w:t>
-      </w:r>
-      <w:hyperlink r:id="rId34">
+        <w:t>）。保羅列出的那些不能承受神的國的罪人中也包括淫亂的和姦淫的（</w:t>
+      </w:r>
+      <w:hyperlink r:id="rId19">
         <w:r>
           <w:rPr>
             <w:lang w:val="zh_TW" w:bidi="zh_TW"/>
@@ -678,151 +378,7 @@
             <w:color w:val="0000EE"/>
             <w:u w:val="single"/>
           </w:rPr>
-          <w:t>44:7</w:t>
-        </w:r>
-      </w:hyperlink>
-      <w:r>
-        <w:rPr>
-          <w:lang w:val="zh_TW" w:bidi="zh_TW"/>
-        </w:rPr>
-        <w:t>；</w:t>
-      </w:r>
-      <w:hyperlink r:id="rId35">
-        <w:r>
-          <w:rPr>
-            <w:lang w:val="zh_TW" w:bidi="zh_TW"/>
-          </w:rPr>
-          <w:rPr>
-            <w:color w:val="0000EE"/>
-            <w:u w:val="single"/>
-          </w:rPr>
-          <w:t>何12:5</w:t>
-        </w:r>
-      </w:hyperlink>
-      <w:r>
-        <w:rPr>
-          <w:lang w:val="zh_TW" w:bidi="zh_TW"/>
-        </w:rPr>
-        <w:t>）。天上的萬軍包括天使或使者，他們與耶和華在天上與地上的工作有關。神在天上有一個議會，由天使或「神的眾子」組成（</w:t>
-      </w:r>
-      <w:hyperlink r:id="rId36">
-        <w:r>
-          <w:rPr>
-            <w:lang w:val="zh_TW" w:bidi="zh_TW"/>
-          </w:rPr>
-          <w:rPr>
-            <w:color w:val="0000EE"/>
-            <w:u w:val="single"/>
-          </w:rPr>
-          <w:t>創1:26</w:t>
-        </w:r>
-      </w:hyperlink>
-      <w:r>
-        <w:rPr>
-          <w:lang w:val="zh_TW" w:bidi="zh_TW"/>
-        </w:rPr>
-        <w:t>；</w:t>
-      </w:r>
-      <w:hyperlink r:id="rId37">
-        <w:r>
-          <w:rPr>
-            <w:lang w:val="zh_TW" w:bidi="zh_TW"/>
-          </w:rPr>
-          <w:rPr>
-            <w:color w:val="0000EE"/>
-            <w:u w:val="single"/>
-          </w:rPr>
-          <w:t>王上22:19</w:t>
-        </w:r>
-      </w:hyperlink>
-      <w:r>
-        <w:rPr>
-          <w:lang w:val="zh_TW" w:bidi="zh_TW"/>
-        </w:rPr>
-        <w:t>；</w:t>
-      </w:r>
-      <w:hyperlink r:id="rId38">
-        <w:r>
-          <w:rPr>
-            <w:lang w:val="zh_TW" w:bidi="zh_TW"/>
-          </w:rPr>
-          <w:rPr>
-            <w:color w:val="0000EE"/>
-            <w:u w:val="single"/>
-          </w:rPr>
-          <w:t>伯1:6</w:t>
-        </w:r>
-      </w:hyperlink>
-      <w:r>
-        <w:rPr>
-          <w:lang w:val="zh_TW" w:bidi="zh_TW"/>
-        </w:rPr>
-        <w:t>；</w:t>
-      </w:r>
-      <w:hyperlink r:id="rId39">
-        <w:r>
-          <w:rPr>
-            <w:lang w:val="zh_TW" w:bidi="zh_TW"/>
-          </w:rPr>
-          <w:rPr>
-            <w:color w:val="0000EE"/>
-            <w:u w:val="single"/>
-          </w:rPr>
-          <w:t>詩82</w:t>
-        </w:r>
-      </w:hyperlink>
-      <w:r>
-        <w:rPr>
-          <w:lang w:val="zh_TW" w:bidi="zh_TW"/>
-        </w:rPr>
-        <w:t>；</w:t>
-      </w:r>
-      <w:hyperlink r:id="rId40">
-        <w:r>
-          <w:rPr>
-            <w:lang w:val="zh_TW" w:bidi="zh_TW"/>
-          </w:rPr>
-          <w:rPr>
-            <w:color w:val="0000EE"/>
-            <w:u w:val="single"/>
-          </w:rPr>
-          <w:t>賽6章</w:t>
-        </w:r>
-      </w:hyperlink>
-      <w:r>
-        <w:rPr>
-          <w:lang w:val="zh_TW" w:bidi="zh_TW"/>
-        </w:rPr>
-        <w:t>）。使者從主的會議中接受派遣，以完成祂的目的（</w:t>
-      </w:r>
-      <w:hyperlink r:id="rId41">
-        <w:r>
-          <w:rPr>
-            <w:lang w:val="zh_TW" w:bidi="zh_TW"/>
-          </w:rPr>
-          <w:rPr>
-            <w:color w:val="0000EE"/>
-            <w:u w:val="single"/>
-          </w:rPr>
-          <w:t>創28:12–15</w:t>
-        </w:r>
-      </w:hyperlink>
-      <w:r>
-        <w:rPr>
-          <w:lang w:val="zh_TW" w:bidi="zh_TW"/>
-        </w:rPr>
-        <w:t>；</w:t>
-      </w:r>
-      <w:hyperlink r:id="rId42">
-        <w:r>
-          <w:rPr>
-            <w:lang w:val="zh_TW" w:bidi="zh_TW"/>
-          </w:rPr>
-          <w:rPr>
-            <w:color w:val="0000EE"/>
-            <w:u w:val="single"/>
-          </w:rPr>
-          <w:t>路2:13</w:t>
+          <w:t>林前6:9</w:t>
         </w:r>
       </w:hyperlink>
       <w:r>
@@ -843,9 +399,9 @@
         <w:rPr>
           <w:lang w:val="zh_TW" w:bidi="zh_TW"/>
         </w:rPr>
-        <w:t>雖然「萬軍」有時被理解為星辰或天使，但以色列各支派也被稱為「主的軍隊」。在</w:t>
-      </w:r>
-      <w:hyperlink r:id="rId43">
+        <w:t>「淫亂」在</w:t>
+      </w:r>
+      <w:hyperlink r:id="rId20">
         <w:r>
           <w:rPr>
             <w:lang w:val="zh_TW" w:bidi="zh_TW"/>
@@ -854,38 +410,32 @@
             <w:color w:val="0000EE"/>
             <w:u w:val="single"/>
           </w:rPr>
-          <w:t>但以理書八章10至11節</w:t>
+          <w:t>馬太福音五章32節</w:t>
         </w:r>
       </w:hyperlink>
       <w:r>
         <w:rPr>
           <w:lang w:val="zh_TW" w:bidi="zh_TW"/>
         </w:rPr>
-        <w:t>中，「</w:t>
-      </w:r>
-      <w:r>
-        <w:rPr>
-          <w:lang w:val="zh_TW" w:bidi="zh_TW"/>
-        </w:rPr>
-        <w:t>天象</w:t>
-      </w:r>
-      <w:r>
-        <w:rPr>
-          <w:lang w:val="zh_TW" w:bidi="zh_TW"/>
-        </w:rPr>
-        <w:t>」似乎是指以色列這個「聖民」的比喻性語言，而以色列的君王被稱為「</w:t>
-      </w:r>
-      <w:r>
-        <w:rPr>
-          <w:lang w:val="zh_TW" w:bidi="zh_TW"/>
-        </w:rPr>
-        <w:t>天象之君</w:t>
-      </w:r>
-      <w:r>
-        <w:rPr>
-          <w:lang w:val="zh_TW" w:bidi="zh_TW"/>
-        </w:rPr>
-        <w:t>」。</w:t>
+        <w:t>和</w:t>
+      </w:r>
+      <w:hyperlink r:id="rId21">
+        <w:r>
+          <w:rPr>
+            <w:lang w:val="zh_TW" w:bidi="zh_TW"/>
+          </w:rPr>
+          <w:rPr>
+            <w:color w:val="0000EE"/>
+            <w:u w:val="single"/>
+          </w:rPr>
+          <w:t>十九章9節</w:t>
+        </w:r>
+      </w:hyperlink>
+      <w:r>
+        <w:rPr>
+          <w:lang w:val="zh_TW" w:bidi="zh_TW"/>
+        </w:rPr>
+        <w:t>通常被現今的聖經學者理解為專指姦淫。對於希臘文porneia的翻譯涉及解釋而非純翻譯。學者們對耶穌關於休妻的例外說法是否指淫亂的廣義或狹義含義存在分歧。他可能僅指姦淫，也可能將它與其它性罪一併包括在內。</w:t>
       </w:r>
     </w:p>
     <w:p>
@@ -899,33 +449,9 @@
         <w:rPr>
           <w:lang w:val="zh_TW" w:bidi="zh_TW"/>
         </w:rPr>
-        <w:t>希臘文翻譯為「</w:t>
-      </w:r>
-      <w:r>
-        <w:rPr>
-          <w:lang w:val="zh_TW" w:bidi="zh_TW"/>
-        </w:rPr>
-        <w:t>天兵</w:t>
-      </w:r>
-      <w:r>
-        <w:rPr>
-          <w:lang w:val="zh_TW" w:bidi="zh_TW"/>
-        </w:rPr>
-        <w:t>」或「</w:t>
-      </w:r>
-      <w:r>
-        <w:rPr>
-          <w:lang w:val="zh_TW" w:bidi="zh_TW"/>
-        </w:rPr>
-        <w:t>天上的日月星辰</w:t>
-      </w:r>
-      <w:r>
-        <w:rPr>
-          <w:lang w:val="zh_TW" w:bidi="zh_TW"/>
-        </w:rPr>
-        <w:t>」的詞語，只在新約聖經出現過兩次（</w:t>
-      </w:r>
-      <w:hyperlink r:id="rId42">
+        <w:t>「淫亂」一詞在舊約和新約中也有比喻性的用法。起源於以色列和教會作為主的妻子或新娘的描述，背離神和拜偶像被稱為淫亂（例如，見</w:t>
+      </w:r>
+      <w:hyperlink r:id="rId22">
         <w:r>
           <w:rPr>
             <w:lang w:val="zh_TW" w:bidi="zh_TW"/>
@@ -934,16 +460,16 @@
             <w:color w:val="0000EE"/>
             <w:u w:val="single"/>
           </w:rPr>
-          <w:t>路2:13</w:t>
+          <w:t>耶2章</w:t>
         </w:r>
       </w:hyperlink>
       <w:r>
         <w:rPr>
           <w:lang w:val="zh_TW" w:bidi="zh_TW"/>
         </w:rPr>
-        <w:t>；</w:t>
-      </w:r>
-      <w:hyperlink r:id="rId17">
+        <w:t>）。</w:t>
+      </w:r>
+      <w:hyperlink r:id="rId23">
         <w:r>
           <w:rPr>
             <w:lang w:val="zh_TW" w:bidi="zh_TW"/>
@@ -952,16 +478,16 @@
             <w:color w:val="0000EE"/>
             <w:u w:val="single"/>
           </w:rPr>
-          <w:t>徒7:42</w:t>
+          <w:t>以西結書第十六章</w:t>
         </w:r>
       </w:hyperlink>
       <w:r>
         <w:rPr>
           <w:lang w:val="zh_TW" w:bidi="zh_TW"/>
         </w:rPr>
-        <w:t>）。「萬軍之主」這稱號被保羅和雅各用來指耶和華（</w:t>
-      </w:r>
-      <w:hyperlink r:id="rId44">
+        <w:t>用對婚姻誓言的不忠來象徵耶路撒冷與神之間偏離正道的關係。耶路撒冷對神而言成了一個「行淫的妻」。何西阿書的前三章使用先知何西阿與其淫亂的妻子歌篾的關係，來比喻以色列民族如何對其「丈夫」（神）犯下淫亂之罪，轉而追求其它神。在啟示錄中，「淫亂」和「邪淫」的比喻用法用於大巴比倫——大淫婦（</w:t>
+      </w:r>
+      <w:hyperlink r:id="rId24">
         <w:r>
           <w:rPr>
             <w:lang w:val="zh_TW" w:bidi="zh_TW"/>
@@ -970,16 +496,10 @@
             <w:color w:val="0000EE"/>
             <w:u w:val="single"/>
           </w:rPr>
-          <w:t>羅9:29</w:t>
+          <w:t>啟14:8，</w:t>
         </w:r>
       </w:hyperlink>
-      <w:r>
-        <w:rPr>
-          <w:lang w:val="zh_TW" w:bidi="zh_TW"/>
-        </w:rPr>
-        <w:t>；</w:t>
-      </w:r>
-      <w:hyperlink r:id="rId45">
+      <w:hyperlink r:id="rId25">
         <w:r>
           <w:rPr>
             <w:lang w:val="zh_TW" w:bidi="zh_TW"/>
@@ -988,14 +508,38 @@
             <w:color w:val="0000EE"/>
             <w:u w:val="single"/>
           </w:rPr>
-          <w:t>雅5:4</w:t>
+          <w:t>17:2–4，</w:t>
         </w:r>
       </w:hyperlink>
-      <w:r>
-        <w:rPr>
-          <w:lang w:val="zh_TW" w:bidi="zh_TW"/>
-        </w:rPr>
-        <w:t>）。這個術語表達了神在歷史中的主權、權能與威嚴，但究竟這些受祂指揮的「萬軍」具體是什麼，我們並不確定。</w:t>
+      <w:hyperlink r:id="rId26">
+        <w:r>
+          <w:rPr>
+            <w:lang w:val="zh_TW" w:bidi="zh_TW"/>
+          </w:rPr>
+          <w:rPr>
+            <w:color w:val="0000EE"/>
+            <w:u w:val="single"/>
+          </w:rPr>
+          <w:t>18:3，</w:t>
+        </w:r>
+      </w:hyperlink>
+      <w:hyperlink r:id="rId27">
+        <w:r>
+          <w:rPr>
+            <w:lang w:val="zh_TW" w:bidi="zh_TW"/>
+          </w:rPr>
+          <w:rPr>
+            <w:color w:val="0000EE"/>
+            <w:u w:val="single"/>
+          </w:rPr>
+          <w:t>19:2</w:t>
+        </w:r>
+      </w:hyperlink>
+      <w:r>
+        <w:rPr>
+          <w:lang w:val="zh_TW" w:bidi="zh_TW"/>
+        </w:rPr>
+        <w:t>）。</w:t>
       </w:r>
     </w:p>
     <w:p>
@@ -1016,7 +560,522 @@
         <w:rPr>
           <w:lang w:val="zh_TW" w:bidi="zh_TW"/>
         </w:rPr>
-        <w:t>萬軍之主</w:t>
+        <w:t xml:space="preserve"> </w:t>
+      </w:r>
+      <w:r>
+        <w:rPr>
+          <w:lang w:val="zh_TW" w:bidi="zh_TW"/>
+        </w:rPr>
+        <w:t>姦淫</w:t>
+      </w:r>
+      <w:r>
+        <w:rPr>
+          <w:lang w:val="zh_TW" w:bidi="zh_TW"/>
+        </w:rPr>
+        <w:t>。</w:t>
+      </w:r>
+      <w:r>
+        <w:rPr>
+          <w:lang w:val="zh_TW" w:bidi="zh_TW"/>
+        </w:rPr>
+      </w:r>
+      <w:r>
+        <w:rPr>
+          <w:lang w:val="zh_TW" w:bidi="zh_TW"/>
+        </w:rPr>
+      </w:r>
+    </w:p>
+    <w:p>
+      <w:pPr/>
+      <w:r>
+        <w:rPr>
+          <w:lang w:val="zh_TW" w:bidi="zh_TW"/>
+        </w:rPr>
+      </w:r>
+    </w:p>
+    <w:p>
+      <w:pPr>
+        <w:pStyle w:val="Heading2"/>
+      </w:pPr>
+      <w:r>
+        <w:rPr>
+          <w:lang w:val="zh_TW" w:bidi="zh_TW"/>
+        </w:rPr>
+        <w:t>童貞女</w:t>
+      </w:r>
+      <w:r>
+        <w:rPr>
+          <w:lang w:val="zh_TW" w:bidi="zh_TW"/>
+        </w:rPr>
+      </w:r>
+    </w:p>
+    <w:p>
+      <w:pPr/>
+      <w:r>
+        <w:rPr>
+          <w:lang w:val="zh_TW" w:bidi="zh_TW"/>
+        </w:rPr>
+      </w:r>
+      <w:r>
+        <w:rPr>
+          <w:lang w:val="zh_TW" w:bidi="zh_TW"/>
+        </w:rPr>
+        <w:t>這是用來描述女性，或用來比喻地方、國家和教會的詞。該詞是在描述一位性徵成熟但尚未發生性行為的女性。耶穌的母親馬利亞就是一個明顯的例子（</w:t>
+      </w:r>
+      <w:hyperlink r:id="rId28">
+        <w:r>
+          <w:rPr>
+            <w:lang w:val="zh_TW" w:bidi="zh_TW"/>
+          </w:rPr>
+          <w:rPr>
+            <w:color w:val="0000EE"/>
+            <w:u w:val="single"/>
+          </w:rPr>
+          <w:t>太1:18–25</w:t>
+        </w:r>
+      </w:hyperlink>
+      <w:r>
+        <w:rPr>
+          <w:lang w:val="zh_TW" w:bidi="zh_TW"/>
+        </w:rPr>
+        <w:t>）。</w:t>
+      </w:r>
+    </w:p>
+    <w:p>
+      <w:pPr/>
+      <w:r>
+        <w:rPr>
+          <w:lang w:val="zh_TW" w:bidi="zh_TW"/>
+        </w:rPr>
+      </w:r>
+      <w:r>
+        <w:rPr>
+          <w:lang w:val="zh_TW" w:bidi="zh_TW"/>
+        </w:rPr>
+        <w:t>舊約聖經非常重視在婚姻前保持貞潔。利百加成為適合以撒的新娘，其中一個特質就是她的貞潔（</w:t>
+      </w:r>
+      <w:hyperlink r:id="rId29">
+        <w:r>
+          <w:rPr>
+            <w:lang w:val="zh_TW" w:bidi="zh_TW"/>
+          </w:rPr>
+          <w:rPr>
+            <w:color w:val="0000EE"/>
+            <w:u w:val="single"/>
+          </w:rPr>
+          <w:t>創24:16</w:t>
+        </w:r>
+      </w:hyperlink>
+      <w:r>
+        <w:rPr>
+          <w:lang w:val="zh_TW" w:bidi="zh_TW"/>
+        </w:rPr>
+        <w:t>）。律法規定祭司只能娶貞潔的女子為妻（</w:t>
+      </w:r>
+      <w:hyperlink r:id="rId30">
+        <w:r>
+          <w:rPr>
+            <w:lang w:val="zh_TW" w:bidi="zh_TW"/>
+          </w:rPr>
+          <w:rPr>
+            <w:color w:val="0000EE"/>
+            <w:u w:val="single"/>
+          </w:rPr>
+          <w:t>利21:7</w:t>
+        </w:r>
+      </w:hyperlink>
+      <w:r>
+        <w:rPr>
+          <w:lang w:val="zh_TW" w:bidi="zh_TW"/>
+        </w:rPr>
+        <w:t>、</w:t>
+      </w:r>
+      <w:hyperlink r:id="rId30">
+        <w:r>
+          <w:rPr>
+            <w:lang w:val="zh_TW" w:bidi="zh_TW"/>
+          </w:rPr>
+          <w:rPr>
+            <w:color w:val="0000EE"/>
+            <w:u w:val="single"/>
+          </w:rPr>
+          <w:t>13</w:t>
+        </w:r>
+      </w:hyperlink>
+      <w:hyperlink r:id="rId31">
+        <w:r>
+          <w:rPr>
+            <w:lang w:val="zh_TW" w:bidi="zh_TW"/>
+          </w:rPr>
+          <w:rPr>
+            <w:color w:val="0000EE"/>
+            <w:u w:val="single"/>
+          </w:rPr>
+          <w:t>–</w:t>
+        </w:r>
+      </w:hyperlink>
+      <w:hyperlink r:id="rId30">
+        <w:r>
+          <w:rPr>
+            <w:lang w:val="zh_TW" w:bidi="zh_TW"/>
+          </w:rPr>
+          <w:rPr>
+            <w:color w:val="0000EE"/>
+            <w:u w:val="single"/>
+          </w:rPr>
+          <w:t>14</w:t>
+        </w:r>
+      </w:hyperlink>
+      <w:r>
+        <w:rPr>
+          <w:lang w:val="zh_TW" w:bidi="zh_TW"/>
+        </w:rPr>
+        <w:t>）。而祭司應該是那些生活最符合神標準的人。</w:t>
+      </w:r>
+    </w:p>
+    <w:p>
+      <w:pPr/>
+      <w:r>
+        <w:rPr>
+          <w:lang w:val="zh_TW" w:bidi="zh_TW"/>
+        </w:rPr>
+      </w:r>
+      <w:r>
+        <w:rPr>
+          <w:lang w:val="zh_TW" w:bidi="zh_TW"/>
+        </w:rPr>
+        <w:t>這反映了聖經對婚姻的教導，也使專一的忠誠成為婚姻的理想。新約聖經禁止婚前性行為，表達了這一理想（</w:t>
+      </w:r>
+      <w:hyperlink r:id="rId15">
+        <w:r>
+          <w:rPr>
+            <w:lang w:val="zh_TW" w:bidi="zh_TW"/>
+          </w:rPr>
+          <w:rPr>
+            <w:color w:val="0000EE"/>
+            <w:u w:val="single"/>
+          </w:rPr>
+          <w:t>林前6:13</w:t>
+        </w:r>
+      </w:hyperlink>
+      <w:r>
+        <w:rPr>
+          <w:lang w:val="zh_TW" w:bidi="zh_TW"/>
+        </w:rPr>
+        <w:t>、</w:t>
+      </w:r>
+      <w:hyperlink r:id="rId15">
+        <w:r>
+          <w:rPr>
+            <w:lang w:val="zh_TW" w:bidi="zh_TW"/>
+          </w:rPr>
+          <w:rPr>
+            <w:color w:val="0000EE"/>
+            <w:u w:val="single"/>
+          </w:rPr>
+          <w:t>18</w:t>
+        </w:r>
+      </w:hyperlink>
+      <w:r>
+        <w:rPr>
+          <w:lang w:val="zh_TW" w:bidi="zh_TW"/>
+        </w:rPr>
+        <w:t>）。新約聖經使用「童女（或童身）」來描述對神忠心的基督徒（</w:t>
+      </w:r>
+      <w:hyperlink r:id="rId32">
+        <w:r>
+          <w:rPr>
+            <w:lang w:val="zh_TW" w:bidi="zh_TW"/>
+          </w:rPr>
+          <w:rPr>
+            <w:color w:val="0000EE"/>
+            <w:u w:val="single"/>
+          </w:rPr>
+          <w:t>啟14:4</w:t>
+        </w:r>
+      </w:hyperlink>
+      <w:r>
+        <w:rPr>
+          <w:lang w:val="zh_TW" w:bidi="zh_TW"/>
+        </w:rPr>
+        <w:t>；參</w:t>
+      </w:r>
+      <w:hyperlink r:id="rId33">
+        <w:r>
+          <w:rPr>
+            <w:lang w:val="zh_TW" w:bidi="zh_TW"/>
+          </w:rPr>
+          <w:rPr>
+            <w:color w:val="0000EE"/>
+            <w:u w:val="single"/>
+          </w:rPr>
+          <w:t>林後11:2</w:t>
+        </w:r>
+      </w:hyperlink>
+      <w:r>
+        <w:rPr>
+          <w:lang w:val="zh_TW" w:bidi="zh_TW"/>
+        </w:rPr>
+        <w:t>）。</w:t>
+      </w:r>
+    </w:p>
+    <w:p>
+      <w:pPr/>
+      <w:r>
+        <w:rPr>
+          <w:lang w:val="zh_TW" w:bidi="zh_TW"/>
+        </w:rPr>
+      </w:r>
+      <w:r>
+        <w:rPr>
+          <w:lang w:val="zh_TW" w:bidi="zh_TW"/>
+        </w:rPr>
+        <w:t>從負面的角度來看，舊約聖經在處罰失去貞潔的問題上強調了相同的原則。如果男人在道德上負有責任，那麼他必須娶女子為妻或賠償女子的父親（</w:t>
+      </w:r>
+      <w:hyperlink r:id="rId34">
+        <w:r>
+          <w:rPr>
+            <w:lang w:val="zh_TW" w:bidi="zh_TW"/>
+          </w:rPr>
+          <w:rPr>
+            <w:color w:val="0000EE"/>
+            <w:u w:val="single"/>
+          </w:rPr>
+          <w:t>出22:16–17</w:t>
+        </w:r>
+      </w:hyperlink>
+      <w:r>
+        <w:rPr>
+          <w:lang w:val="zh_TW" w:bidi="zh_TW"/>
+        </w:rPr>
+        <w:t>）。如果女性自己有責任，其懲罰就是死刑（</w:t>
+      </w:r>
+      <w:hyperlink r:id="rId35">
+        <w:r>
+          <w:rPr>
+            <w:lang w:val="zh_TW" w:bidi="zh_TW"/>
+          </w:rPr>
+          <w:rPr>
+            <w:color w:val="0000EE"/>
+            <w:u w:val="single"/>
+          </w:rPr>
+          <w:t>申22:20–21</w:t>
+        </w:r>
+      </w:hyperlink>
+      <w:r>
+        <w:rPr>
+          <w:lang w:val="zh_TW" w:bidi="zh_TW"/>
+        </w:rPr>
+        <w:t>）。然而，舊約聖經中很少提及對於終生守貞的讚美。耶利米被吩咐不要娶妻，僅僅是為了強調神對即將到來的審判的警告（</w:t>
+      </w:r>
+      <w:hyperlink r:id="rId36">
+        <w:r>
+          <w:rPr>
+            <w:lang w:val="zh_TW" w:bidi="zh_TW"/>
+          </w:rPr>
+          <w:rPr>
+            <w:color w:val="0000EE"/>
+            <w:u w:val="single"/>
+          </w:rPr>
+          <w:t>耶16:2</w:t>
+        </w:r>
+      </w:hyperlink>
+      <w:r>
+        <w:rPr>
+          <w:lang w:val="zh_TW" w:bidi="zh_TW"/>
+        </w:rPr>
+        <w:t>）。從女性的角度來看，終生保持未婚貞潔和沒有子女是一種悲劇（參</w:t>
+      </w:r>
+      <w:hyperlink r:id="rId37">
+        <w:r>
+          <w:rPr>
+            <w:lang w:val="zh_TW" w:bidi="zh_TW"/>
+          </w:rPr>
+          <w:rPr>
+            <w:color w:val="0000EE"/>
+            <w:u w:val="single"/>
+          </w:rPr>
+          <w:t>士11:37</w:t>
+        </w:r>
+      </w:hyperlink>
+      <w:r>
+        <w:rPr>
+          <w:lang w:val="zh_TW" w:bidi="zh_TW"/>
+        </w:rPr>
+        <w:t>）。</w:t>
+      </w:r>
+    </w:p>
+    <w:p>
+      <w:pPr/>
+      <w:r>
+        <w:rPr>
+          <w:lang w:val="zh_TW" w:bidi="zh_TW"/>
+        </w:rPr>
+      </w:r>
+      <w:r>
+        <w:rPr>
+          <w:lang w:val="zh_TW" w:bidi="zh_TW"/>
+        </w:rPr>
+        <w:t>新約聖經重視婚姻，但更清楚地顯明基督徒男女保持貞潔的益處。保羅宣稱，獨身對某些人來說是神的恩賜，因為其對基督徒的事奉有正面的果效（</w:t>
+      </w:r>
+      <w:hyperlink r:id="rId38">
+        <w:r>
+          <w:rPr>
+            <w:lang w:val="zh_TW" w:bidi="zh_TW"/>
+          </w:rPr>
+          <w:rPr>
+            <w:color w:val="0000EE"/>
+            <w:u w:val="single"/>
+          </w:rPr>
+          <w:t>林前7:7</w:t>
+        </w:r>
+      </w:hyperlink>
+      <w:r>
+        <w:rPr>
+          <w:lang w:val="zh_TW" w:bidi="zh_TW"/>
+        </w:rPr>
+        <w:t>、</w:t>
+      </w:r>
+      <w:hyperlink r:id="rId38">
+        <w:r>
+          <w:rPr>
+            <w:lang w:val="zh_TW" w:bidi="zh_TW"/>
+          </w:rPr>
+          <w:rPr>
+            <w:color w:val="0000EE"/>
+            <w:u w:val="single"/>
+          </w:rPr>
+          <w:t>25</w:t>
+        </w:r>
+      </w:hyperlink>
+      <w:hyperlink r:id="rId39">
+        <w:r>
+          <w:rPr>
+            <w:lang w:val="zh_TW" w:bidi="zh_TW"/>
+          </w:rPr>
+          <w:rPr>
+            <w:color w:val="0000EE"/>
+            <w:u w:val="single"/>
+          </w:rPr>
+          <w:t>–</w:t>
+        </w:r>
+      </w:hyperlink>
+      <w:hyperlink r:id="rId38">
+        <w:r>
+          <w:rPr>
+            <w:lang w:val="zh_TW" w:bidi="zh_TW"/>
+          </w:rPr>
+          <w:rPr>
+            <w:color w:val="0000EE"/>
+            <w:u w:val="single"/>
+          </w:rPr>
+          <w:t>38</w:t>
+        </w:r>
+      </w:hyperlink>
+      <w:r>
+        <w:rPr>
+          <w:lang w:val="zh_TW" w:bidi="zh_TW"/>
+        </w:rPr>
+        <w:t>）。耶穌讚揚那些為了天國而「</w:t>
+      </w:r>
+      <w:r>
+        <w:rPr>
+          <w:lang w:val="zh_TW" w:bidi="zh_TW"/>
+        </w:rPr>
+        <w:t>自閹</w:t>
+      </w:r>
+      <w:r>
+        <w:rPr>
+          <w:lang w:val="zh_TW" w:bidi="zh_TW"/>
+        </w:rPr>
+        <w:t>」的人（</w:t>
+      </w:r>
+      <w:hyperlink r:id="rId40">
+        <w:r>
+          <w:rPr>
+            <w:lang w:val="zh_TW" w:bidi="zh_TW"/>
+          </w:rPr>
+          <w:rPr>
+            <w:color w:val="0000EE"/>
+            <w:u w:val="single"/>
+          </w:rPr>
+          <w:t>太19:12</w:t>
+        </w:r>
+      </w:hyperlink>
+      <w:r>
+        <w:rPr>
+          <w:lang w:val="zh_TW" w:bidi="zh_TW"/>
+        </w:rPr>
+        <w:t>）。</w:t>
+      </w:r>
+    </w:p>
+    <w:p>
+      <w:pPr/>
+      <w:r>
+        <w:rPr>
+          <w:lang w:val="zh_TW" w:bidi="zh_TW"/>
+        </w:rPr>
+      </w:r>
+      <w:r>
+        <w:rPr>
+          <w:i/>
+          <w:lang w:val="zh_TW" w:bidi="zh_TW"/>
+        </w:rPr>
+        <w:t xml:space="preserve">另見 </w:t>
+      </w:r>
+      <w:r>
+        <w:rPr>
+          <w:lang w:val="zh_TW" w:bidi="zh_TW"/>
+        </w:rPr>
+        <w:t>家庭生活與關係</w:t>
+      </w:r>
+      <w:r>
+        <w:rPr>
+          <w:lang w:val="zh_TW" w:bidi="zh_TW"/>
+        </w:rPr>
+        <w:t>；</w:t>
+      </w:r>
+      <w:r>
+        <w:rPr>
+          <w:lang w:val="zh_TW" w:bidi="zh_TW"/>
+        </w:rPr>
+        <w:t>婚姻，婚姻習俗</w:t>
+      </w:r>
+      <w:r>
+        <w:rPr>
+          <w:lang w:val="zh_TW" w:bidi="zh_TW"/>
+        </w:rPr>
+        <w:t>；</w:t>
+      </w:r>
+      <w:r>
+        <w:rPr>
+          <w:lang w:val="zh_TW" w:bidi="zh_TW"/>
+        </w:rPr>
+        <w:t>性，性別</w:t>
+      </w:r>
+      <w:r>
+        <w:rPr>
+          <w:lang w:val="zh_TW" w:bidi="zh_TW"/>
+        </w:rPr>
+        <w:t>；</w:t>
+      </w:r>
+      <w:r>
+        <w:rPr>
+          <w:lang w:val="zh_TW" w:bidi="zh_TW"/>
+        </w:rPr>
+        <w:t>耶穌由童貞女所生</w:t>
+      </w:r>
+      <w:r>
+        <w:rPr>
+          <w:lang w:val="zh_TW" w:bidi="zh_TW"/>
+        </w:rPr>
+        <w:t>；</w:t>
+      </w:r>
+      <w:r>
+        <w:rPr>
+          <w:lang w:val="zh_TW" w:bidi="zh_TW"/>
+        </w:rPr>
+        <w:t>婦女</w:t>
       </w:r>
       <w:r>
         <w:rPr>

--- a/zht/docx/140.content.docx
+++ b/zht/docx/140.content.docx
@@ -149,7 +149,7 @@
         <w:rPr>
           <w:lang w:val="zh_TW" w:bidi="zh_TW"/>
         </w:rPr>
-        <w:t>tong</w:t>
+        <w:t>tao</w:t>
       </w:r>
       <w:r>
         <w:rPr>
@@ -212,7 +212,7 @@
         <w:rPr>
           <w:lang w:val="zh_TW" w:bidi="zh_TW"/>
         </w:rPr>
-        <w:t>通姦</w:t>
+        <w:t>陶器</w:t>
       </w:r>
       <w:r>
         <w:rPr>
@@ -231,7 +231,18 @@
         <w:rPr>
           <w:lang w:val="zh_TW" w:bidi="zh_TW"/>
         </w:rPr>
-        <w:t>不貞、性方面的不道德（簡稱：性不道德）。「淫亂（fornication）」一詞在聖經中有幾種不同的意思。</w:t>
+        <w:t>黏土與陶土器皿的製作。</w:t>
+      </w:r>
+    </w:p>
+    <w:p>
+      <w:pPr>
+        <w:pStyle w:val="Heading3"/>
+      </w:pPr>
+      <w:r>
+        <w:rPr>
+          <w:lang w:val="zh_TW" w:bidi="zh_TW"/>
+        </w:rPr>
+        <w:t>歷史與發展</w:t>
       </w:r>
     </w:p>
     <w:p>
@@ -245,7 +256,21 @@
         <w:rPr>
           <w:lang w:val="zh_TW" w:bidi="zh_TW"/>
         </w:rPr>
-        <w:t>它的廣義含義是指所有非法的性行為，也就是除丈夫和妻子之間的性行為外的任何性行為。例如，在</w:t>
+        <w:t>最早的陶器是用手塑形而成，再放在太陽下曬乾。雖然古代沒有留下關於陶匠工作及其社會地位的文字記載，但埃及墓室與宮殿的牆壁上充滿陶匠工作的圖畫，從這些圖像可以觀察出許多有關他們工藝的細節。人們普遍認為，最早的陶匠是女性，因為她們在家中為準備食物而製作容器，而男人則外出打獵或採集食物。直到今天，在非洲、安納托利亞（Anatolia）、庫爾德（Kurdistan）地區以及美國西南部，仍可見到類似的情形。最終，製陶逐漸成為一種職業，通常由村落中特定的人負責，有時也由四處遷移的流動工匠進行——他們從一個村莊到另一個村莊，為當地人製作陶器，滿足需求後再繼續前往下一處。</w:t>
+      </w:r>
+    </w:p>
+    <w:p>
+      <w:pPr/>
+      <w:r>
+        <w:rPr>
+          <w:lang w:val="zh_TW" w:bidi="zh_TW"/>
+        </w:rPr>
+      </w:r>
+      <w:r>
+        <w:rPr>
+          <w:lang w:val="zh_TW" w:bidi="zh_TW"/>
+        </w:rPr>
+        <w:t>人們發明陶輪（potter’s wheel）之後，製陶不再只是家庭中偶爾的活動，而成為一項專門的職業。陶輪大大提高成器的速度，使這項手工藝邁向類似工業化的規模，並逐漸成為以男性為主的工作。不過，有證據顯示，當時仍有人（推測為女性）在家中製作部分陶器。在發明陶輪之前，主要的製陶方法是以盤條狀的黏土一層層堆疊起來塑形，尤其用於製作大型容器。在聖經所記述的地區的考古發掘中，最早的陶輪出土於蘇美（Sumer）的吾珥，年代約為公元前3500年至3000年。當時新興的城逐漸形成，可能帶動了陶輪的出現，因為更多的城裡人需要陶器。耶利米在公元前六世紀提到一個陶匠的工作坊：「我就下到窯匠的家裡去，正遇他轉輪做器皿。窯匠用泥做的器皿，在他手中做壞了，他又用這泥另做別的器皿；窯匠看怎樣好，就怎樣做。」（</w:t>
       </w:r>
       <w:hyperlink r:id="rId13">
         <w:r>
@@ -256,14 +281,95 @@
             <w:color w:val="0000EE"/>
             <w:u w:val="single"/>
           </w:rPr>
-          <w:t>哥林多前書五章1節</w:t>
+          <w:t>耶18:3–4</w:t>
         </w:r>
       </w:hyperlink>
       <w:r>
         <w:rPr>
           <w:lang w:val="zh_TW" w:bidi="zh_TW"/>
         </w:rPr>
-        <w:t>中，這個詞被用於指當地教會所容忍的一種罪：有一個人顯然與他的繼母同居。在</w:t>
+        <w:t>）。有證據顯示，在古希臘的古典時期，出現了大型陶器工作坊，有些僱用了超過五十名工人。</w:t>
+      </w:r>
+    </w:p>
+    <w:p>
+      <w:pPr/>
+      <w:r>
+        <w:rPr>
+          <w:lang w:val="zh_TW" w:bidi="zh_TW"/>
+        </w:rPr>
+      </w:r>
+      <w:r>
+        <w:rPr>
+          <w:lang w:val="zh_TW" w:bidi="zh_TW"/>
+        </w:rPr>
+        <w:t>要產生「拉坯」所需的離心力，陶土每分鐘必須旋轉至少一百圈。最早的陶輪由兩塊石頭組成，下方的石頭中央有孔，上方的石頭有突起，正好插入下方的孔中，使上面的石頭能轉動。上方的石頭上固定一塊較大的木板，用來放置陶器，而轉動陶輪的工作無疑是由學徒負責的。到了希臘化時期（公元前300年之後），出現了以腳踏帶動的陶輪。</w:t>
+      </w:r>
+    </w:p>
+    <w:p>
+      <w:pPr/>
+      <w:r>
+        <w:rPr>
+          <w:lang w:val="zh_TW" w:bidi="zh_TW"/>
+        </w:rPr>
+      </w:r>
+      <w:r>
+        <w:rPr>
+          <w:lang w:val="zh_TW" w:bidi="zh_TW"/>
+        </w:rPr>
+        <w:t>古代製陶的另一種技術是使用模具。模具是用軟石雕刻而成，或以黏土製作，用於大量生產相同形狀的器皿。在中東地區的博物館中，常可見到希臘化時期與羅馬時期的燈具模具。當時的小油燈是在模具中分上下兩半製成，再在燒製前將兩半黏合在一起。希律王時期的油燈還有獨立塑成的匙形燈嘴，與前述的兩個部分分開製作。</w:t>
+      </w:r>
+    </w:p>
+    <w:p>
+      <w:pPr/>
+      <w:r>
+        <w:rPr>
+          <w:lang w:val="zh_TW" w:bidi="zh_TW"/>
+        </w:rPr>
+      </w:r>
+      <w:r>
+        <w:rPr>
+          <w:lang w:val="zh_TW" w:bidi="zh_TW"/>
+        </w:rPr>
+        <w:t>古代陶器在大小和形狀上變化極為豐富，令人驚嘆。一般的古代家庭通常會有大型器皿（雙耳瓶〔amphorae〕和儲物罐〔pithoi〕），用來盛裝酒或水等液體。這些容器底部呈尖形，最初設計是為了在運輸時能靠在船身的斜面上。在平民的家中，人們常把這些容器部分埋入地面，並靠牆擺放；而在龐貝（Pompeii）與赫庫蘭尼姆（Herculaneum）的酒館中，人們把這些容器放在木架上。人們常把開口較大的大甕部分埋入地面，好讓其中的液體保持清涼。此外，各種穀物也會儲存在這類容器中，其中有些高達四英尺（約1.2公尺），寬達三英尺（約0.9公尺）。較小的水瓶為日常常用器皿，可盛約一夸脫（約0.9公升）或更多的液體。圓腹形的壺則用來盛酒，壺嘴設計能防止珍貴的液體流出。圓形水壺在壺肩兩側各有一個把手，便於旅途中攜帶水。家庭中常見各種大小與深淺不同的碗與盤。稱為混酒缸（krater）的寬口大甕，多用於飲酒。烹飪時使用中型的陶鍋（容量約一加侖，約3.8公升），鍋底圓潤，方便直接放在火上或放入地上掏出的火坑中加熱。這些陶鍋通常有兩個環形把手，可以懸掛於火上使用。</w:t>
+      </w:r>
+    </w:p>
+    <w:p>
+      <w:pPr/>
+      <w:r>
+        <w:rPr>
+          <w:lang w:val="zh_TW" w:bidi="zh_TW"/>
+        </w:rPr>
+      </w:r>
+      <w:r>
+        <w:rPr>
+          <w:lang w:val="zh_TW" w:bidi="zh_TW"/>
+        </w:rPr>
+        <w:t>在古典時期的希臘，陶器上常繪有鮮明生動的圖像，內容包括宗教、性愛、戰爭及社會生活的場景。更早期的米諾安（Minoan）與邁錫尼（Mycenaean）文化所出產的陶器，則有優美的圖案裝飾，如植物、動物、海洋生物以及各種幾何設計。自古以來，中東地區的陶器在造型與花紋上也展現出多樣的變化，人們利用深淺不同的泥漿色層，在陶器上塗抹或潑灑，形成自然變化的紋理與圖案。</w:t>
+      </w:r>
+    </w:p>
+    <w:p>
+      <w:pPr>
+        <w:pStyle w:val="Heading3"/>
+      </w:pPr>
+      <w:r>
+        <w:rPr>
+          <w:lang w:val="zh_TW" w:bidi="zh_TW"/>
+        </w:rPr>
+        <w:t>聖經中的陶器</w:t>
+      </w:r>
+    </w:p>
+    <w:p>
+      <w:pPr/>
+      <w:r>
+        <w:rPr>
+          <w:lang w:val="zh_TW" w:bidi="zh_TW"/>
+        </w:rPr>
+      </w:r>
+      <w:r>
+        <w:rPr>
+          <w:lang w:val="zh_TW" w:bidi="zh_TW"/>
+        </w:rPr>
+        <w:t>聖經中多次提到陶匠及其工作。典型的例子包括：「以色列家啊，我待你們，豈不能照這窯匠弄泥嗎？ 以色列家啊，泥在窯匠的手中怎樣，你們在我的手中也怎樣」（</w:t>
       </w:r>
       <w:hyperlink r:id="rId14">
         <w:r>
@@ -274,14 +380,14 @@
             <w:color w:val="0000EE"/>
             <w:u w:val="single"/>
           </w:rPr>
-          <w:t>羅馬書一章29節</w:t>
+          <w:t>耶18:6</w:t>
         </w:r>
       </w:hyperlink>
       <w:r>
         <w:rPr>
           <w:lang w:val="zh_TW" w:bidi="zh_TW"/>
         </w:rPr>
-        <w:t>的一系列可怕的罪行中，使徒保羅將「淫亂」列入其中，似乎意在將其涵蓋所有形式的性方面不道德的行為。在哥林多前書中，保羅在上下文中暗示這個詞指各種非法的性活動（</w:t>
+        <w:t>）；「耶和華啊，現在你仍是我們的父！我們是泥，你是窯匠；我們都是你手的工作。」（</w:t>
       </w:r>
       <w:hyperlink r:id="rId15">
         <w:r>
@@ -292,14 +398,14 @@
             <w:color w:val="0000EE"/>
             <w:u w:val="single"/>
           </w:rPr>
-          <w:t>6:13、18</w:t>
+          <w:t>賽64:8</w:t>
         </w:r>
       </w:hyperlink>
       <w:r>
         <w:rPr>
           <w:lang w:val="zh_TW" w:bidi="zh_TW"/>
         </w:rPr>
-        <w:t>）。在</w:t>
+        <w:t>）。在創造的記載中，神以陶匠的形象出現，祂用地上的塵土造人（</w:t>
       </w:r>
       <w:hyperlink r:id="rId16">
         <w:r>
@@ -310,28 +416,14 @@
             <w:color w:val="0000EE"/>
             <w:u w:val="single"/>
           </w:rPr>
-          <w:t>哥林多前書七章2節</w:t>
+          <w:t>創2:7</w:t>
         </w:r>
       </w:hyperlink>
       <w:r>
         <w:rPr>
           <w:lang w:val="zh_TW" w:bidi="zh_TW"/>
         </w:rPr>
-        <w:t>中，保羅使用了「淫亂」的希臘文複數形式，暗示這種罪行可能以多種形式表現出來。他因此指出，哥林多人應該結婚並合宜地共同生活。「淫亂」廣義含義中的一種罪行是姦淫。</w:t>
-      </w:r>
-    </w:p>
-    <w:p>
-      <w:pPr/>
-      <w:r>
-        <w:rPr>
-          <w:lang w:val="zh_TW" w:bidi="zh_TW"/>
-        </w:rPr>
-      </w:r>
-      <w:r>
-        <w:rPr>
-          <w:lang w:val="zh_TW" w:bidi="zh_TW"/>
-        </w:rPr>
-        <w:t>「淫亂」也有一種更為狹義的含義，指未婚之間的性不道德行為。在那些將「淫亂」和「姦淫」並列的聖經清單中，暗示了這種含義。耶穌所列的出於人心中的污穢罪行包括「淫亂（譯註：和合本譯為苟合）」和「姦淫」（</w:t>
+        <w:t>）。保羅（</w:t>
       </w:r>
       <w:hyperlink r:id="rId17">
         <w:r>
@@ -342,14 +434,14 @@
             <w:color w:val="0000EE"/>
             <w:u w:val="single"/>
           </w:rPr>
-          <w:t>太15:19</w:t>
+          <w:t>羅9:20–21</w:t>
         </w:r>
       </w:hyperlink>
       <w:r>
         <w:rPr>
           <w:lang w:val="zh_TW" w:bidi="zh_TW"/>
         </w:rPr>
-        <w:t>；</w:t>
+        <w:t>）藉著以賽亞所用的比喻（</w:t>
       </w:r>
       <w:hyperlink r:id="rId18">
         <w:r>
@@ -360,14 +452,28 @@
             <w:color w:val="0000EE"/>
             <w:u w:val="single"/>
           </w:rPr>
-          <w:t>可7:21–22</w:t>
+          <w:t>賽45:9</w:t>
         </w:r>
       </w:hyperlink>
       <w:r>
         <w:rPr>
           <w:lang w:val="zh_TW" w:bidi="zh_TW"/>
         </w:rPr>
-        <w:t>）。保羅列出的那些不能承受神的國的罪人中也包括淫亂的和姦淫的（</w:t>
+        <w:t>），論證神在揀選以色列時的絕對主權。那比喻說到一個器皿與製造它的陶匠爭論：「泥土豈可對摶弄它的說：你做甚麼呢？所做的物豈可說：你沒有手呢？」</w:t>
+      </w:r>
+    </w:p>
+    <w:p>
+      <w:pPr/>
+      <w:r>
+        <w:rPr>
+          <w:lang w:val="zh_TW" w:bidi="zh_TW"/>
+        </w:rPr>
+      </w:r>
+      <w:r>
+        <w:rPr>
+          <w:lang w:val="zh_TW" w:bidi="zh_TW"/>
+        </w:rPr>
+        <w:t>耶利米曾以極具象徵性的行動預言耶路撒冷的毀滅，他打碎一個陶匠所做的瓦瓶，使其破成無法再修復的碎片（</w:t>
       </w:r>
       <w:hyperlink r:id="rId19">
         <w:r>
@@ -378,28 +484,14 @@
             <w:color w:val="0000EE"/>
             <w:u w:val="single"/>
           </w:rPr>
-          <w:t>林前6:9</w:t>
+          <w:t>耶19:11</w:t>
         </w:r>
       </w:hyperlink>
       <w:r>
         <w:rPr>
           <w:lang w:val="zh_TW" w:bidi="zh_TW"/>
         </w:rPr>
-        <w:t>）。</w:t>
-      </w:r>
-    </w:p>
-    <w:p>
-      <w:pPr/>
-      <w:r>
-        <w:rPr>
-          <w:lang w:val="zh_TW" w:bidi="zh_TW"/>
-        </w:rPr>
-      </w:r>
-      <w:r>
-        <w:rPr>
-          <w:lang w:val="zh_TW" w:bidi="zh_TW"/>
-        </w:rPr>
-        <w:t>「淫亂」在</w:t>
+        <w:t>）。在耶路撒冷被毀之時，以色列人雖然在神眼中看為寶貴，卻「算為窯匠手所做的瓦瓶」（</w:t>
       </w:r>
       <w:hyperlink r:id="rId20">
         <w:r>
@@ -410,14 +502,28 @@
             <w:color w:val="0000EE"/>
             <w:u w:val="single"/>
           </w:rPr>
-          <w:t>馬太福音五章32節</w:t>
+          <w:t>哀4:2</w:t>
         </w:r>
       </w:hyperlink>
       <w:r>
         <w:rPr>
           <w:lang w:val="zh_TW" w:bidi="zh_TW"/>
         </w:rPr>
-        <w:t>和</w:t>
+        <w:t>）——這表明他們如陶器一般脆弱，極易被打碎與毀滅。</w:t>
+      </w:r>
+    </w:p>
+    <w:p>
+      <w:pPr/>
+      <w:r>
+        <w:rPr>
+          <w:lang w:val="zh_TW" w:bidi="zh_TW"/>
+        </w:rPr>
+      </w:r>
+      <w:r>
+        <w:rPr>
+          <w:lang w:val="zh_TW" w:bidi="zh_TW"/>
+        </w:rPr>
+        <w:t>在古代世界中，破裂的陶器被視為毫無價值，人們會將碎片掃到一旁或扔出窗外，再重新製作新的器皿。由於陶器製作技術普及，價格便宜，人們搬遷時通常不會攜帶陶器，因為製作或購買新的陶器比搬運舊的更方便，特別是體積較大的那些。然而，破片也並非全無用途。約伯曾用一片瓦片刮去瘡口的膿液，瓦片就是破碎的陶器碎片（</w:t>
       </w:r>
       <w:hyperlink r:id="rId21">
         <w:r>
@@ -428,28 +534,14 @@
             <w:color w:val="0000EE"/>
             <w:u w:val="single"/>
           </w:rPr>
-          <w:t>十九章9節</w:t>
+          <w:t>伯2:8</w:t>
         </w:r>
       </w:hyperlink>
       <w:r>
         <w:rPr>
           <w:lang w:val="zh_TW" w:bidi="zh_TW"/>
         </w:rPr>
-        <w:t>通常被現今的聖經學者理解為專指姦淫。對於希臘文porneia的翻譯涉及解釋而非純翻譯。學者們對耶穌關於休妻的例外說法是否指淫亂的廣義或狹義含義存在分歧。他可能僅指姦淫，也可能將它與其它性罪一併包括在內。</w:t>
-      </w:r>
-    </w:p>
-    <w:p>
-      <w:pPr/>
-      <w:r>
-        <w:rPr>
-          <w:lang w:val="zh_TW" w:bidi="zh_TW"/>
-        </w:rPr>
-      </w:r>
-      <w:r>
-        <w:rPr>
-          <w:lang w:val="zh_TW" w:bidi="zh_TW"/>
-        </w:rPr>
-        <w:t>「淫亂」一詞在舊約和新約中也有比喻性的用法。起源於以色列和教會作為主的妻子或新娘的描述，背離神和拜偶像被稱為淫亂（例如，見</w:t>
+        <w:t>）。在更晚的時期，陶器碎片常被用來書寫便條，被稱為陶片（ostraca）。詩人也曾說自己的精力枯乾如同瓦片（</w:t>
       </w:r>
       <w:hyperlink r:id="rId22">
         <w:r>
@@ -460,14 +552,14 @@
             <w:color w:val="0000EE"/>
             <w:u w:val="single"/>
           </w:rPr>
-          <w:t>耶2章</w:t>
+          <w:t>詩22:15</w:t>
         </w:r>
       </w:hyperlink>
       <w:r>
         <w:rPr>
           <w:lang w:val="zh_TW" w:bidi="zh_TW"/>
         </w:rPr>
-        <w:t>）。</w:t>
+        <w:t>）——這是指陶器燒乾後失去水分的狀態。敬拜多神和偶像的民族最終會敗亡，聖經形容這情景好像陶器被摔得粉碎（</w:t>
       </w:r>
       <w:hyperlink r:id="rId23">
         <w:r>
@@ -478,14 +570,14 @@
             <w:color w:val="0000EE"/>
             <w:u w:val="single"/>
           </w:rPr>
-          <w:t>以西結書第十六章</w:t>
+          <w:t>詩2:9</w:t>
         </w:r>
       </w:hyperlink>
       <w:r>
         <w:rPr>
           <w:lang w:val="zh_TW" w:bidi="zh_TW"/>
         </w:rPr>
-        <w:t>用對婚姻誓言的不忠來象徵耶路撒冷與神之間偏離正道的關係。耶路撒冷對神而言成了一個「行淫的妻」。何西阿書的前三章使用先知何西阿與其淫亂的妻子歌篾的關係，來比喻以色列民族如何對其「丈夫」（神）犯下淫亂之罪，轉而追求其它神。在啟示錄中，「淫亂」和「邪淫」的比喻用法用於大巴比倫——大淫婦（</w:t>
+        <w:t>；</w:t>
       </w:r>
       <w:hyperlink r:id="rId24">
         <w:r>
@@ -496,43 +588,7 @@
             <w:color w:val="0000EE"/>
             <w:u w:val="single"/>
           </w:rPr>
-          <w:t>啟14:8，</w:t>
-        </w:r>
-      </w:hyperlink>
-      <w:hyperlink r:id="rId25">
-        <w:r>
-          <w:rPr>
-            <w:lang w:val="zh_TW" w:bidi="zh_TW"/>
-          </w:rPr>
-          <w:rPr>
-            <w:color w:val="0000EE"/>
-            <w:u w:val="single"/>
-          </w:rPr>
-          <w:t>17:2–4，</w:t>
-        </w:r>
-      </w:hyperlink>
-      <w:hyperlink r:id="rId26">
-        <w:r>
-          <w:rPr>
-            <w:lang w:val="zh_TW" w:bidi="zh_TW"/>
-          </w:rPr>
-          <w:rPr>
-            <w:color w:val="0000EE"/>
-            <w:u w:val="single"/>
-          </w:rPr>
-          <w:t>18:3，</w:t>
-        </w:r>
-      </w:hyperlink>
-      <w:hyperlink r:id="rId27">
-        <w:r>
-          <w:rPr>
-            <w:lang w:val="zh_TW" w:bidi="zh_TW"/>
-          </w:rPr>
-          <w:rPr>
-            <w:color w:val="0000EE"/>
-            <w:u w:val="single"/>
-          </w:rPr>
-          <w:t>19:2</w:t>
+          <w:t>啟2:27</w:t>
         </w:r>
       </w:hyperlink>
       <w:r>
@@ -560,474 +616,7 @@
         <w:rPr>
           <w:lang w:val="zh_TW" w:bidi="zh_TW"/>
         </w:rPr>
-        <w:t xml:space="preserve"> </w:t>
-      </w:r>
-      <w:r>
-        <w:rPr>
-          <w:lang w:val="zh_TW" w:bidi="zh_TW"/>
-        </w:rPr>
-        <w:t>姦淫</w:t>
-      </w:r>
-      <w:r>
-        <w:rPr>
-          <w:lang w:val="zh_TW" w:bidi="zh_TW"/>
-        </w:rPr>
-        <w:t>。</w:t>
-      </w:r>
-      <w:r>
-        <w:rPr>
-          <w:lang w:val="zh_TW" w:bidi="zh_TW"/>
-        </w:rPr>
-      </w:r>
-      <w:r>
-        <w:rPr>
-          <w:lang w:val="zh_TW" w:bidi="zh_TW"/>
-        </w:rPr>
-      </w:r>
-    </w:p>
-    <w:p>
-      <w:pPr/>
-      <w:r>
-        <w:rPr>
-          <w:lang w:val="zh_TW" w:bidi="zh_TW"/>
-        </w:rPr>
-      </w:r>
-    </w:p>
-    <w:p>
-      <w:pPr>
-        <w:pStyle w:val="Heading2"/>
-      </w:pPr>
-      <w:r>
-        <w:rPr>
-          <w:lang w:val="zh_TW" w:bidi="zh_TW"/>
-        </w:rPr>
-        <w:t>童貞女</w:t>
-      </w:r>
-      <w:r>
-        <w:rPr>
-          <w:lang w:val="zh_TW" w:bidi="zh_TW"/>
-        </w:rPr>
-      </w:r>
-    </w:p>
-    <w:p>
-      <w:pPr/>
-      <w:r>
-        <w:rPr>
-          <w:lang w:val="zh_TW" w:bidi="zh_TW"/>
-        </w:rPr>
-      </w:r>
-      <w:r>
-        <w:rPr>
-          <w:lang w:val="zh_TW" w:bidi="zh_TW"/>
-        </w:rPr>
-        <w:t>這是用來描述女性，或用來比喻地方、國家和教會的詞。該詞是在描述一位性徵成熟但尚未發生性行為的女性。耶穌的母親馬利亞就是一個明顯的例子（</w:t>
-      </w:r>
-      <w:hyperlink r:id="rId28">
-        <w:r>
-          <w:rPr>
-            <w:lang w:val="zh_TW" w:bidi="zh_TW"/>
-          </w:rPr>
-          <w:rPr>
-            <w:color w:val="0000EE"/>
-            <w:u w:val="single"/>
-          </w:rPr>
-          <w:t>太1:18–25</w:t>
-        </w:r>
-      </w:hyperlink>
-      <w:r>
-        <w:rPr>
-          <w:lang w:val="zh_TW" w:bidi="zh_TW"/>
-        </w:rPr>
-        <w:t>）。</w:t>
-      </w:r>
-    </w:p>
-    <w:p>
-      <w:pPr/>
-      <w:r>
-        <w:rPr>
-          <w:lang w:val="zh_TW" w:bidi="zh_TW"/>
-        </w:rPr>
-      </w:r>
-      <w:r>
-        <w:rPr>
-          <w:lang w:val="zh_TW" w:bidi="zh_TW"/>
-        </w:rPr>
-        <w:t>舊約聖經非常重視在婚姻前保持貞潔。利百加成為適合以撒的新娘，其中一個特質就是她的貞潔（</w:t>
-      </w:r>
-      <w:hyperlink r:id="rId29">
-        <w:r>
-          <w:rPr>
-            <w:lang w:val="zh_TW" w:bidi="zh_TW"/>
-          </w:rPr>
-          <w:rPr>
-            <w:color w:val="0000EE"/>
-            <w:u w:val="single"/>
-          </w:rPr>
-          <w:t>創24:16</w:t>
-        </w:r>
-      </w:hyperlink>
-      <w:r>
-        <w:rPr>
-          <w:lang w:val="zh_TW" w:bidi="zh_TW"/>
-        </w:rPr>
-        <w:t>）。律法規定祭司只能娶貞潔的女子為妻（</w:t>
-      </w:r>
-      <w:hyperlink r:id="rId30">
-        <w:r>
-          <w:rPr>
-            <w:lang w:val="zh_TW" w:bidi="zh_TW"/>
-          </w:rPr>
-          <w:rPr>
-            <w:color w:val="0000EE"/>
-            <w:u w:val="single"/>
-          </w:rPr>
-          <w:t>利21:7</w:t>
-        </w:r>
-      </w:hyperlink>
-      <w:r>
-        <w:rPr>
-          <w:lang w:val="zh_TW" w:bidi="zh_TW"/>
-        </w:rPr>
-        <w:t>、</w:t>
-      </w:r>
-      <w:hyperlink r:id="rId30">
-        <w:r>
-          <w:rPr>
-            <w:lang w:val="zh_TW" w:bidi="zh_TW"/>
-          </w:rPr>
-          <w:rPr>
-            <w:color w:val="0000EE"/>
-            <w:u w:val="single"/>
-          </w:rPr>
-          <w:t>13</w:t>
-        </w:r>
-      </w:hyperlink>
-      <w:hyperlink r:id="rId31">
-        <w:r>
-          <w:rPr>
-            <w:lang w:val="zh_TW" w:bidi="zh_TW"/>
-          </w:rPr>
-          <w:rPr>
-            <w:color w:val="0000EE"/>
-            <w:u w:val="single"/>
-          </w:rPr>
-          <w:t>–</w:t>
-        </w:r>
-      </w:hyperlink>
-      <w:hyperlink r:id="rId30">
-        <w:r>
-          <w:rPr>
-            <w:lang w:val="zh_TW" w:bidi="zh_TW"/>
-          </w:rPr>
-          <w:rPr>
-            <w:color w:val="0000EE"/>
-            <w:u w:val="single"/>
-          </w:rPr>
-          <w:t>14</w:t>
-        </w:r>
-      </w:hyperlink>
-      <w:r>
-        <w:rPr>
-          <w:lang w:val="zh_TW" w:bidi="zh_TW"/>
-        </w:rPr>
-        <w:t>）。而祭司應該是那些生活最符合神標準的人。</w:t>
-      </w:r>
-    </w:p>
-    <w:p>
-      <w:pPr/>
-      <w:r>
-        <w:rPr>
-          <w:lang w:val="zh_TW" w:bidi="zh_TW"/>
-        </w:rPr>
-      </w:r>
-      <w:r>
-        <w:rPr>
-          <w:lang w:val="zh_TW" w:bidi="zh_TW"/>
-        </w:rPr>
-        <w:t>這反映了聖經對婚姻的教導，也使專一的忠誠成為婚姻的理想。新約聖經禁止婚前性行為，表達了這一理想（</w:t>
-      </w:r>
-      <w:hyperlink r:id="rId15">
-        <w:r>
-          <w:rPr>
-            <w:lang w:val="zh_TW" w:bidi="zh_TW"/>
-          </w:rPr>
-          <w:rPr>
-            <w:color w:val="0000EE"/>
-            <w:u w:val="single"/>
-          </w:rPr>
-          <w:t>林前6:13</w:t>
-        </w:r>
-      </w:hyperlink>
-      <w:r>
-        <w:rPr>
-          <w:lang w:val="zh_TW" w:bidi="zh_TW"/>
-        </w:rPr>
-        <w:t>、</w:t>
-      </w:r>
-      <w:hyperlink r:id="rId15">
-        <w:r>
-          <w:rPr>
-            <w:lang w:val="zh_TW" w:bidi="zh_TW"/>
-          </w:rPr>
-          <w:rPr>
-            <w:color w:val="0000EE"/>
-            <w:u w:val="single"/>
-          </w:rPr>
-          <w:t>18</w:t>
-        </w:r>
-      </w:hyperlink>
-      <w:r>
-        <w:rPr>
-          <w:lang w:val="zh_TW" w:bidi="zh_TW"/>
-        </w:rPr>
-        <w:t>）。新約聖經使用「童女（或童身）」來描述對神忠心的基督徒（</w:t>
-      </w:r>
-      <w:hyperlink r:id="rId32">
-        <w:r>
-          <w:rPr>
-            <w:lang w:val="zh_TW" w:bidi="zh_TW"/>
-          </w:rPr>
-          <w:rPr>
-            <w:color w:val="0000EE"/>
-            <w:u w:val="single"/>
-          </w:rPr>
-          <w:t>啟14:4</w:t>
-        </w:r>
-      </w:hyperlink>
-      <w:r>
-        <w:rPr>
-          <w:lang w:val="zh_TW" w:bidi="zh_TW"/>
-        </w:rPr>
-        <w:t>；參</w:t>
-      </w:r>
-      <w:hyperlink r:id="rId33">
-        <w:r>
-          <w:rPr>
-            <w:lang w:val="zh_TW" w:bidi="zh_TW"/>
-          </w:rPr>
-          <w:rPr>
-            <w:color w:val="0000EE"/>
-            <w:u w:val="single"/>
-          </w:rPr>
-          <w:t>林後11:2</w:t>
-        </w:r>
-      </w:hyperlink>
-      <w:r>
-        <w:rPr>
-          <w:lang w:val="zh_TW" w:bidi="zh_TW"/>
-        </w:rPr>
-        <w:t>）。</w:t>
-      </w:r>
-    </w:p>
-    <w:p>
-      <w:pPr/>
-      <w:r>
-        <w:rPr>
-          <w:lang w:val="zh_TW" w:bidi="zh_TW"/>
-        </w:rPr>
-      </w:r>
-      <w:r>
-        <w:rPr>
-          <w:lang w:val="zh_TW" w:bidi="zh_TW"/>
-        </w:rPr>
-        <w:t>從負面的角度來看，舊約聖經在處罰失去貞潔的問題上強調了相同的原則。如果男人在道德上負有責任，那麼他必須娶女子為妻或賠償女子的父親（</w:t>
-      </w:r>
-      <w:hyperlink r:id="rId34">
-        <w:r>
-          <w:rPr>
-            <w:lang w:val="zh_TW" w:bidi="zh_TW"/>
-          </w:rPr>
-          <w:rPr>
-            <w:color w:val="0000EE"/>
-            <w:u w:val="single"/>
-          </w:rPr>
-          <w:t>出22:16–17</w:t>
-        </w:r>
-      </w:hyperlink>
-      <w:r>
-        <w:rPr>
-          <w:lang w:val="zh_TW" w:bidi="zh_TW"/>
-        </w:rPr>
-        <w:t>）。如果女性自己有責任，其懲罰就是死刑（</w:t>
-      </w:r>
-      <w:hyperlink r:id="rId35">
-        <w:r>
-          <w:rPr>
-            <w:lang w:val="zh_TW" w:bidi="zh_TW"/>
-          </w:rPr>
-          <w:rPr>
-            <w:color w:val="0000EE"/>
-            <w:u w:val="single"/>
-          </w:rPr>
-          <w:t>申22:20–21</w:t>
-        </w:r>
-      </w:hyperlink>
-      <w:r>
-        <w:rPr>
-          <w:lang w:val="zh_TW" w:bidi="zh_TW"/>
-        </w:rPr>
-        <w:t>）。然而，舊約聖經中很少提及對於終生守貞的讚美。耶利米被吩咐不要娶妻，僅僅是為了強調神對即將到來的審判的警告（</w:t>
-      </w:r>
-      <w:hyperlink r:id="rId36">
-        <w:r>
-          <w:rPr>
-            <w:lang w:val="zh_TW" w:bidi="zh_TW"/>
-          </w:rPr>
-          <w:rPr>
-            <w:color w:val="0000EE"/>
-            <w:u w:val="single"/>
-          </w:rPr>
-          <w:t>耶16:2</w:t>
-        </w:r>
-      </w:hyperlink>
-      <w:r>
-        <w:rPr>
-          <w:lang w:val="zh_TW" w:bidi="zh_TW"/>
-        </w:rPr>
-        <w:t>）。從女性的角度來看，終生保持未婚貞潔和沒有子女是一種悲劇（參</w:t>
-      </w:r>
-      <w:hyperlink r:id="rId37">
-        <w:r>
-          <w:rPr>
-            <w:lang w:val="zh_TW" w:bidi="zh_TW"/>
-          </w:rPr>
-          <w:rPr>
-            <w:color w:val="0000EE"/>
-            <w:u w:val="single"/>
-          </w:rPr>
-          <w:t>士11:37</w:t>
-        </w:r>
-      </w:hyperlink>
-      <w:r>
-        <w:rPr>
-          <w:lang w:val="zh_TW" w:bidi="zh_TW"/>
-        </w:rPr>
-        <w:t>）。</w:t>
-      </w:r>
-    </w:p>
-    <w:p>
-      <w:pPr/>
-      <w:r>
-        <w:rPr>
-          <w:lang w:val="zh_TW" w:bidi="zh_TW"/>
-        </w:rPr>
-      </w:r>
-      <w:r>
-        <w:rPr>
-          <w:lang w:val="zh_TW" w:bidi="zh_TW"/>
-        </w:rPr>
-        <w:t>新約聖經重視婚姻，但更清楚地顯明基督徒男女保持貞潔的益處。保羅宣稱，獨身對某些人來說是神的恩賜，因為其對基督徒的事奉有正面的果效（</w:t>
-      </w:r>
-      <w:hyperlink r:id="rId38">
-        <w:r>
-          <w:rPr>
-            <w:lang w:val="zh_TW" w:bidi="zh_TW"/>
-          </w:rPr>
-          <w:rPr>
-            <w:color w:val="0000EE"/>
-            <w:u w:val="single"/>
-          </w:rPr>
-          <w:t>林前7:7</w:t>
-        </w:r>
-      </w:hyperlink>
-      <w:r>
-        <w:rPr>
-          <w:lang w:val="zh_TW" w:bidi="zh_TW"/>
-        </w:rPr>
-        <w:t>、</w:t>
-      </w:r>
-      <w:hyperlink r:id="rId38">
-        <w:r>
-          <w:rPr>
-            <w:lang w:val="zh_TW" w:bidi="zh_TW"/>
-          </w:rPr>
-          <w:rPr>
-            <w:color w:val="0000EE"/>
-            <w:u w:val="single"/>
-          </w:rPr>
-          <w:t>25</w:t>
-        </w:r>
-      </w:hyperlink>
-      <w:hyperlink r:id="rId39">
-        <w:r>
-          <w:rPr>
-            <w:lang w:val="zh_TW" w:bidi="zh_TW"/>
-          </w:rPr>
-          <w:rPr>
-            <w:color w:val="0000EE"/>
-            <w:u w:val="single"/>
-          </w:rPr>
-          <w:t>–</w:t>
-        </w:r>
-      </w:hyperlink>
-      <w:hyperlink r:id="rId38">
-        <w:r>
-          <w:rPr>
-            <w:lang w:val="zh_TW" w:bidi="zh_TW"/>
-          </w:rPr>
-          <w:rPr>
-            <w:color w:val="0000EE"/>
-            <w:u w:val="single"/>
-          </w:rPr>
-          <w:t>38</w:t>
-        </w:r>
-      </w:hyperlink>
-      <w:r>
-        <w:rPr>
-          <w:lang w:val="zh_TW" w:bidi="zh_TW"/>
-        </w:rPr>
-        <w:t>）。耶穌讚揚那些為了天國而「</w:t>
-      </w:r>
-      <w:r>
-        <w:rPr>
-          <w:lang w:val="zh_TW" w:bidi="zh_TW"/>
-        </w:rPr>
-        <w:t>自閹</w:t>
-      </w:r>
-      <w:r>
-        <w:rPr>
-          <w:lang w:val="zh_TW" w:bidi="zh_TW"/>
-        </w:rPr>
-        <w:t>」的人（</w:t>
-      </w:r>
-      <w:hyperlink r:id="rId40">
-        <w:r>
-          <w:rPr>
-            <w:lang w:val="zh_TW" w:bidi="zh_TW"/>
-          </w:rPr>
-          <w:rPr>
-            <w:color w:val="0000EE"/>
-            <w:u w:val="single"/>
-          </w:rPr>
-          <w:t>太19:12</w:t>
-        </w:r>
-      </w:hyperlink>
-      <w:r>
-        <w:rPr>
-          <w:lang w:val="zh_TW" w:bidi="zh_TW"/>
-        </w:rPr>
-        <w:t>）。</w:t>
-      </w:r>
-    </w:p>
-    <w:p>
-      <w:pPr/>
-      <w:r>
-        <w:rPr>
-          <w:lang w:val="zh_TW" w:bidi="zh_TW"/>
-        </w:rPr>
-      </w:r>
-      <w:r>
-        <w:rPr>
-          <w:i/>
-          <w:lang w:val="zh_TW" w:bidi="zh_TW"/>
-        </w:rPr>
-        <w:t xml:space="preserve">另見 </w:t>
-      </w:r>
-      <w:r>
-        <w:rPr>
-          <w:lang w:val="zh_TW" w:bidi="zh_TW"/>
-        </w:rPr>
-        <w:t>家庭生活與關係</w:t>
+        <w:t>考古學與聖經</w:t>
       </w:r>
       <w:r>
         <w:rPr>
@@ -1039,7 +628,7 @@
         <w:rPr>
           <w:lang w:val="zh_TW" w:bidi="zh_TW"/>
         </w:rPr>
-        <w:t>婚姻，婚姻習俗</w:t>
+        <w:t>磚、磚窯</w:t>
       </w:r>
       <w:r>
         <w:rPr>
@@ -1051,31 +640,7 @@
         <w:rPr>
           <w:lang w:val="zh_TW" w:bidi="zh_TW"/>
         </w:rPr>
-        <w:t>性，性別</w:t>
-      </w:r>
-      <w:r>
-        <w:rPr>
-          <w:lang w:val="zh_TW" w:bidi="zh_TW"/>
-        </w:rPr>
-        <w:t>；</w:t>
-      </w:r>
-      <w:r>
-        <w:rPr>
-          <w:lang w:val="zh_TW" w:bidi="zh_TW"/>
-        </w:rPr>
-        <w:t>耶穌由童貞女所生</w:t>
-      </w:r>
-      <w:r>
-        <w:rPr>
-          <w:lang w:val="zh_TW" w:bidi="zh_TW"/>
-        </w:rPr>
-        <w:t>；</w:t>
-      </w:r>
-      <w:r>
-        <w:rPr>
-          <w:lang w:val="zh_TW" w:bidi="zh_TW"/>
-        </w:rPr>
-        <w:t>婦女</w:t>
+        <w:t>牌</w:t>
       </w:r>
       <w:r>
         <w:rPr>

--- a/zht/docx/140.content.docx
+++ b/zht/docx/140.content.docx
@@ -149,7 +149,7 @@
         <w:rPr>
           <w:lang w:val="zh_TW" w:bidi="zh_TW"/>
         </w:rPr>
-        <w:t>sang</w:t>
+        <w:t>rou</w:t>
       </w:r>
       <w:r>
         <w:rPr>
@@ -212,7 +212,7 @@
         <w:rPr>
           <w:lang w:val="zh_TW" w:bidi="zh_TW"/>
         </w:rPr>
-        <w:t>桑拉</w:t>
+        <w:t>肉體</w:t>
       </w:r>
       <w:r>
         <w:rPr>
@@ -231,7 +231,32 @@
         <w:rPr>
           <w:lang w:val="zh_TW" w:bidi="zh_TW"/>
         </w:rPr>
-        <w:t>來自瑪士利加的以東的一位王。在以色列有君王統治之前，桑拉已經作王（</w:t>
+        <w:t>身體：人類的肉身存在；人的整體生命；人屬肉體的本性。</w:t>
+      </w:r>
+    </w:p>
+    <w:p>
+      <w:pPr>
+        <w:pStyle w:val="Heading3"/>
+      </w:pPr>
+      <w:r>
+        <w:rPr>
+          <w:lang w:val="zh_TW" w:bidi="zh_TW"/>
+        </w:rPr>
+        <w:t>在舊約聖經中</w:t>
+      </w:r>
+    </w:p>
+    <w:p>
+      <w:pPr/>
+      <w:r>
+        <w:rPr>
+          <w:lang w:val="zh_TW" w:bidi="zh_TW"/>
+        </w:rPr>
+      </w:r>
+      <w:r>
+        <w:rPr>
+          <w:lang w:val="zh_TW" w:bidi="zh_TW"/>
+        </w:rPr>
+        <w:t>這個字詞常用來指身體的物質部分，無論是指人（</w:t>
       </w:r>
       <w:hyperlink r:id="rId13">
         <w:r>
@@ -242,7 +267,824 @@
             <w:color w:val="0000EE"/>
             <w:u w:val="single"/>
           </w:rPr>
-          <w:t>創36:36–37</w:t>
+          <w:t>創40:19</w:t>
+        </w:r>
+      </w:hyperlink>
+      <w:r>
+        <w:rPr>
+          <w:lang w:val="zh_TW" w:bidi="zh_TW"/>
+        </w:rPr>
+        <w:t>）或動物（</w:t>
+      </w:r>
+      <w:hyperlink r:id="rId14">
+        <w:r>
+          <w:rPr>
+            <w:lang w:val="zh_TW" w:bidi="zh_TW"/>
+          </w:rPr>
+          <w:rPr>
+            <w:color w:val="0000EE"/>
+            <w:u w:val="single"/>
+          </w:rPr>
+          <w:t>利6:27</w:t>
+        </w:r>
+      </w:hyperlink>
+      <w:r>
+        <w:rPr>
+          <w:lang w:val="zh_TW" w:bidi="zh_TW"/>
+        </w:rPr>
+        <w:t>）。然而，「肉體」在舊約聖經中有多種不同的意思。有時它代表整個身體（</w:t>
+      </w:r>
+      <w:hyperlink r:id="rId15">
+        <w:r>
+          <w:rPr>
+            <w:lang w:val="zh_TW" w:bidi="zh_TW"/>
+          </w:rPr>
+          <w:rPr>
+            <w:color w:val="0000EE"/>
+            <w:u w:val="single"/>
+          </w:rPr>
+          <w:t>箴14:30</w:t>
+        </w:r>
+      </w:hyperlink>
+      <w:r>
+        <w:rPr>
+          <w:lang w:val="zh_TW" w:bidi="zh_TW"/>
+        </w:rPr>
+        <w:t>），其含義進一步延伸為整個人本身（「我的肉身也要安然居住」</w:t>
+      </w:r>
+      <w:hyperlink r:id="rId16">
+        <w:r>
+          <w:rPr>
+            <w:lang w:val="zh_TW" w:bidi="zh_TW"/>
+          </w:rPr>
+          <w:rPr>
+            <w:color w:val="0000EE"/>
+            <w:u w:val="single"/>
+          </w:rPr>
+          <w:t>詩16:9</w:t>
+        </w:r>
+      </w:hyperlink>
+      <w:r>
+        <w:rPr>
+          <w:lang w:val="zh_TW" w:bidi="zh_TW"/>
+        </w:rPr>
+        <w:t>）。這個觀念也引入了兩人（男女）在婚姻中的聯合，被稱為「成為一體」（</w:t>
+      </w:r>
+      <w:hyperlink r:id="rId17">
+        <w:r>
+          <w:rPr>
+            <w:lang w:val="zh_TW" w:bidi="zh_TW"/>
+          </w:rPr>
+          <w:rPr>
+            <w:color w:val="0000EE"/>
+            <w:u w:val="single"/>
+          </w:rPr>
+          <w:t>創2:24</w:t>
+        </w:r>
+      </w:hyperlink>
+      <w:r>
+        <w:rPr>
+          <w:lang w:val="zh_TW" w:bidi="zh_TW"/>
+        </w:rPr>
+        <w:t>），同樣地，一個人也可對親屬說：「我是你們的骨肉」（</w:t>
+      </w:r>
+      <w:hyperlink r:id="rId18">
+        <w:r>
+          <w:rPr>
+            <w:lang w:val="zh_TW" w:bidi="zh_TW"/>
+          </w:rPr>
+          <w:rPr>
+            <w:color w:val="0000EE"/>
+            <w:u w:val="single"/>
+          </w:rPr>
+          <w:t>士9:2</w:t>
+        </w:r>
+      </w:hyperlink>
+      <w:r>
+        <w:rPr>
+          <w:lang w:val="zh_TW" w:bidi="zh_TW"/>
+        </w:rPr>
+        <w:t>）。「肉體」作為整個人的觀念，引申出「凡有血氣的」這種說法，並用來指全人類，有時甚至包括動物界。</w:t>
+      </w:r>
+    </w:p>
+    <w:p>
+      <w:pPr/>
+      <w:r>
+        <w:rPr>
+          <w:lang w:val="zh_TW" w:bidi="zh_TW"/>
+        </w:rPr>
+      </w:r>
+      <w:r>
+        <w:rPr>
+          <w:lang w:val="zh_TW" w:bidi="zh_TW"/>
+        </w:rPr>
+        <w:t>或許，「肉體」在舊約聖經中最具特色的用法，是用來表達人相對於神的軟弱與有限。「人既屬乎血氣，我的靈就不永遠住在他裡面」（</w:t>
+      </w:r>
+      <w:hyperlink r:id="rId19">
+        <w:r>
+          <w:rPr>
+            <w:lang w:val="zh_TW" w:bidi="zh_TW"/>
+          </w:rPr>
+          <w:rPr>
+            <w:color w:val="0000EE"/>
+            <w:u w:val="single"/>
+          </w:rPr>
+          <w:t>創6:3</w:t>
+        </w:r>
+      </w:hyperlink>
+      <w:r>
+        <w:rPr>
+          <w:lang w:val="zh_TW" w:bidi="zh_TW"/>
+        </w:rPr>
+        <w:t>）。在</w:t>
+      </w:r>
+      <w:hyperlink r:id="rId20">
+        <w:r>
+          <w:rPr>
+            <w:lang w:val="zh_TW" w:bidi="zh_TW"/>
+          </w:rPr>
+          <w:rPr>
+            <w:color w:val="0000EE"/>
+            <w:u w:val="single"/>
+          </w:rPr>
+          <w:t>詩篇七十八篇39節</w:t>
+        </w:r>
+      </w:hyperlink>
+      <w:r>
+        <w:rPr>
+          <w:lang w:val="zh_TW" w:bidi="zh_TW"/>
+        </w:rPr>
+        <w:t>中，神將人的罪歸因於他們只是血氣之人。在</w:t>
+      </w:r>
+      <w:hyperlink r:id="rId21">
+        <w:r>
+          <w:rPr>
+            <w:lang w:val="zh_TW" w:bidi="zh_TW"/>
+          </w:rPr>
+          <w:rPr>
+            <w:color w:val="0000EE"/>
+            <w:u w:val="single"/>
+          </w:rPr>
+          <w:t>歷代志下三十二章8節</w:t>
+        </w:r>
+      </w:hyperlink>
+      <w:r>
+        <w:rPr>
+          <w:lang w:val="zh_TW" w:bidi="zh_TW"/>
+        </w:rPr>
+        <w:t>中，亞述王的「肉臂」（意即他的軟弱）與全能的神形成對比。信靠神的人毋須懼怕「血氣」能作甚麼（</w:t>
+      </w:r>
+      <w:hyperlink r:id="rId22">
+        <w:r>
+          <w:rPr>
+            <w:lang w:val="zh_TW" w:bidi="zh_TW"/>
+          </w:rPr>
+          <w:rPr>
+            <w:color w:val="0000EE"/>
+            <w:u w:val="single"/>
+          </w:rPr>
+          <w:t>詩56:4</w:t>
+        </w:r>
+      </w:hyperlink>
+      <w:r>
+        <w:rPr>
+          <w:lang w:val="zh_TW" w:bidi="zh_TW"/>
+        </w:rPr>
+        <w:t>），但倚靠人的血肉而不倚靠神的人必受咒詛（</w:t>
+      </w:r>
+      <w:hyperlink r:id="rId23">
+        <w:r>
+          <w:rPr>
+            <w:lang w:val="zh_TW" w:bidi="zh_TW"/>
+          </w:rPr>
+          <w:rPr>
+            <w:color w:val="0000EE"/>
+            <w:u w:val="single"/>
+          </w:rPr>
+          <w:t>耶17:5</w:t>
+        </w:r>
+      </w:hyperlink>
+      <w:r>
+        <w:rPr>
+          <w:lang w:val="zh_TW" w:bidi="zh_TW"/>
+        </w:rPr>
+        <w:t>）。在</w:t>
+      </w:r>
+      <w:hyperlink r:id="rId24">
+        <w:r>
+          <w:rPr>
+            <w:lang w:val="zh_TW" w:bidi="zh_TW"/>
+          </w:rPr>
+          <w:rPr>
+            <w:color w:val="0000EE"/>
+            <w:u w:val="single"/>
+          </w:rPr>
+          <w:t>以賽亞書三十一章3節</w:t>
+        </w:r>
+      </w:hyperlink>
+      <w:r>
+        <w:rPr>
+          <w:lang w:val="zh_TW" w:bidi="zh_TW"/>
+        </w:rPr>
+        <w:t>中，血氣與靈相對，如同軟弱與能力的對比。</w:t>
+      </w:r>
+    </w:p>
+    <w:p>
+      <w:pPr/>
+      <w:r>
+        <w:rPr>
+          <w:lang w:val="zh_TW" w:bidi="zh_TW"/>
+        </w:rPr>
+      </w:r>
+      <w:r>
+        <w:rPr>
+          <w:lang w:val="zh_TW" w:bidi="zh_TW"/>
+        </w:rPr>
+        <w:t>然而，舊約聖經從未將「肉體」視為罪惡。肉體是神用地上的塵土所造（</w:t>
+      </w:r>
+      <w:hyperlink r:id="rId25">
+        <w:r>
+          <w:rPr>
+            <w:lang w:val="zh_TW" w:bidi="zh_TW"/>
+          </w:rPr>
+          <w:rPr>
+            <w:color w:val="0000EE"/>
+            <w:u w:val="single"/>
+          </w:rPr>
+          <w:t>創2:7</w:t>
+        </w:r>
+      </w:hyperlink>
+      <w:r>
+        <w:rPr>
+          <w:lang w:val="zh_TW" w:bidi="zh_TW"/>
+        </w:rPr>
+        <w:t>），既然出於神的創造，本質上就是美好的。</w:t>
+      </w:r>
+    </w:p>
+    <w:p>
+      <w:pPr>
+        <w:pStyle w:val="Heading3"/>
+      </w:pPr>
+      <w:r>
+        <w:rPr>
+          <w:lang w:val="zh_TW" w:bidi="zh_TW"/>
+        </w:rPr>
+        <w:t>在新約聖經中</w:t>
+      </w:r>
+    </w:p>
+    <w:p>
+      <w:pPr/>
+      <w:r>
+        <w:rPr>
+          <w:lang w:val="zh_TW" w:bidi="zh_TW"/>
+        </w:rPr>
+      </w:r>
+      <w:r>
+        <w:rPr>
+          <w:lang w:val="zh_TW" w:bidi="zh_TW"/>
+        </w:rPr>
+        <w:t>保羅賦予「肉體」（希臘文</w:t>
+      </w:r>
+      <w:r>
+        <w:rPr>
+          <w:i/>
+          <w:lang w:val="zh_TW" w:bidi="zh_TW"/>
+        </w:rPr>
+        <w:t>sarx</w:t>
+      </w:r>
+      <w:r>
+        <w:rPr>
+          <w:lang w:val="zh_TW" w:bidi="zh_TW"/>
+        </w:rPr>
+        <w:t>）多重且常具獨特性的含義。</w:t>
+      </w:r>
+    </w:p>
+    <w:p>
+      <w:pPr>
+        <w:pStyle w:val="Heading4"/>
+      </w:pPr>
+      <w:r>
+        <w:rPr>
+          <w:lang w:val="zh_TW" w:bidi="zh_TW"/>
+        </w:rPr>
+        <w:t>肉體作為身體的物質部分</w:t>
+      </w:r>
+    </w:p>
+    <w:p>
+      <w:pPr/>
+      <w:r>
+        <w:rPr>
+          <w:lang w:val="zh_TW" w:bidi="zh_TW"/>
+        </w:rPr>
+      </w:r>
+      <w:r>
+        <w:rPr>
+          <w:lang w:val="zh_TW" w:bidi="zh_TW"/>
+        </w:rPr>
+        <w:t>「肉體」經常用來指構成人體的組織。聖經中提到不同種類的肉體——「人」、「獸」、「鳥」、「魚」（</w:t>
+      </w:r>
+      <w:hyperlink r:id="rId26">
+        <w:r>
+          <w:rPr>
+            <w:lang w:val="zh_TW" w:bidi="zh_TW"/>
+          </w:rPr>
+          <w:rPr>
+            <w:color w:val="0000EE"/>
+            <w:u w:val="single"/>
+          </w:rPr>
+          <w:t>林前15:39</w:t>
+        </w:r>
+      </w:hyperlink>
+      <w:r>
+        <w:rPr>
+          <w:lang w:val="zh_TW" w:bidi="zh_TW"/>
+        </w:rPr>
+        <w:t>）。人在肉體中會經歷痛苦與患難（</w:t>
+      </w:r>
+      <w:hyperlink r:id="rId27">
+        <w:r>
+          <w:rPr>
+            <w:lang w:val="zh_TW" w:bidi="zh_TW"/>
+          </w:rPr>
+          <w:rPr>
+            <w:color w:val="0000EE"/>
+            <w:u w:val="single"/>
+          </w:rPr>
+          <w:t>林後12:7</w:t>
+        </w:r>
+      </w:hyperlink>
+      <w:r>
+        <w:rPr>
+          <w:lang w:val="zh_TW" w:bidi="zh_TW"/>
+        </w:rPr>
+        <w:t>），割禮也是在肉身上行的（</w:t>
+      </w:r>
+      <w:hyperlink r:id="rId28">
+        <w:r>
+          <w:rPr>
+            <w:lang w:val="zh_TW" w:bidi="zh_TW"/>
+          </w:rPr>
+          <w:rPr>
+            <w:color w:val="0000EE"/>
+            <w:u w:val="single"/>
+          </w:rPr>
+          <w:t>羅2:28</w:t>
+        </w:r>
+      </w:hyperlink>
+      <w:r>
+        <w:rPr>
+          <w:lang w:val="zh_TW" w:bidi="zh_TW"/>
+        </w:rPr>
+        <w:t>）。這些經文中的「肉體」並非指罪性，而是指會朽壞、不能承受神國的有限之體（</w:t>
+      </w:r>
+      <w:hyperlink r:id="rId29">
+        <w:r>
+          <w:rPr>
+            <w:lang w:val="zh_TW" w:bidi="zh_TW"/>
+          </w:rPr>
+          <w:rPr>
+            <w:color w:val="0000EE"/>
+            <w:u w:val="single"/>
+          </w:rPr>
+          <w:t>林前15:50</w:t>
+        </w:r>
+      </w:hyperlink>
+      <w:r>
+        <w:rPr>
+          <w:lang w:val="zh_TW" w:bidi="zh_TW"/>
+        </w:rPr>
+        <w:t>）。耶穌的身體也是真實的肉身（</w:t>
+      </w:r>
+      <w:hyperlink r:id="rId30">
+        <w:r>
+          <w:rPr>
+            <w:lang w:val="zh_TW" w:bidi="zh_TW"/>
+          </w:rPr>
+          <w:rPr>
+            <w:color w:val="0000EE"/>
+            <w:u w:val="single"/>
+          </w:rPr>
+          <w:t>西1:22</w:t>
+        </w:r>
+      </w:hyperlink>
+      <w:r>
+        <w:rPr>
+          <w:lang w:val="zh_TW" w:bidi="zh_TW"/>
+        </w:rPr>
+        <w:t>）。</w:t>
+      </w:r>
+    </w:p>
+    <w:p>
+      <w:pPr>
+        <w:pStyle w:val="Heading4"/>
+      </w:pPr>
+      <w:r>
+        <w:rPr>
+          <w:lang w:val="zh_TW" w:bidi="zh_TW"/>
+        </w:rPr>
+        <w:t>肉體作為整個身體</w:t>
+      </w:r>
+    </w:p>
+    <w:p>
+      <w:pPr/>
+      <w:r>
+        <w:rPr>
+          <w:lang w:val="zh_TW" w:bidi="zh_TW"/>
+        </w:rPr>
+      </w:r>
+      <w:r>
+        <w:rPr>
+          <w:lang w:val="zh_TW" w:bidi="zh_TW"/>
+        </w:rPr>
+        <w:t>由於語義的自然延伸，「肉體」有時會以部分代表全體，不僅指身體的肉質部分，也可代表整個身體。因此，保羅可以說「我身子雖不在你們那裡」（</w:t>
+      </w:r>
+      <w:hyperlink r:id="rId31">
+        <w:r>
+          <w:rPr>
+            <w:lang w:val="zh_TW" w:bidi="zh_TW"/>
+          </w:rPr>
+          <w:rPr>
+            <w:color w:val="0000EE"/>
+            <w:u w:val="single"/>
+          </w:rPr>
+          <w:t>林前5:3</w:t>
+        </w:r>
+      </w:hyperlink>
+      <w:r>
+        <w:rPr>
+          <w:lang w:val="zh_TW" w:bidi="zh_TW"/>
+        </w:rPr>
+        <w:t>），或說「我身子雖與你們相離」（</w:t>
+      </w:r>
+      <w:hyperlink r:id="rId32">
+        <w:r>
+          <w:rPr>
+            <w:lang w:val="zh_TW" w:bidi="zh_TW"/>
+          </w:rPr>
+          <w:rPr>
+            <w:color w:val="0000EE"/>
+            <w:u w:val="single"/>
+          </w:rPr>
+          <w:t>西2:5</w:t>
+        </w:r>
+      </w:hyperlink>
+      <w:r>
+        <w:rPr>
+          <w:lang w:val="zh_TW" w:bidi="zh_TW"/>
+        </w:rPr>
+        <w:t>）。保羅也說，耶穌的生命可以在我們的身體上或在我們必死的肉身上顯明出來（</w:t>
+      </w:r>
+      <w:hyperlink r:id="rId33">
+        <w:r>
+          <w:rPr>
+            <w:lang w:val="zh_TW" w:bidi="zh_TW"/>
+          </w:rPr>
+          <w:rPr>
+            <w:color w:val="0000EE"/>
+            <w:u w:val="single"/>
+          </w:rPr>
+          <w:t>林後4:10–11</w:t>
+        </w:r>
+      </w:hyperlink>
+      <w:r>
+        <w:rPr>
+          <w:lang w:val="zh_TW" w:bidi="zh_TW"/>
+        </w:rPr>
+        <w:t>）。又如：「與娼妓聯合的，便是與她成為一體嗎？因為主說：『二人要成為一體』」（</w:t>
+      </w:r>
+      <w:hyperlink r:id="rId34">
+        <w:r>
+          <w:rPr>
+            <w:lang w:val="zh_TW" w:bidi="zh_TW"/>
+          </w:rPr>
+          <w:rPr>
+            <w:color w:val="0000EE"/>
+            <w:u w:val="single"/>
+          </w:rPr>
+          <w:t>林前6:16</w:t>
+        </w:r>
+      </w:hyperlink>
+      <w:r>
+        <w:rPr>
+          <w:lang w:val="zh_TW" w:bidi="zh_TW"/>
+        </w:rPr>
+        <w:t>）。</w:t>
+      </w:r>
+    </w:p>
+    <w:p>
+      <w:pPr>
+        <w:pStyle w:val="Heading4"/>
+      </w:pPr>
+      <w:r>
+        <w:rPr>
+          <w:lang w:val="zh_TW" w:bidi="zh_TW"/>
+        </w:rPr>
+        <w:t>肉體作為與人的出身有關的概念</w:t>
+      </w:r>
+    </w:p>
+    <w:p>
+      <w:pPr/>
+      <w:r>
+        <w:rPr>
+          <w:lang w:val="zh_TW" w:bidi="zh_TW"/>
+        </w:rPr>
+      </w:r>
+      <w:r>
+        <w:rPr>
+          <w:lang w:val="zh_TW" w:bidi="zh_TW"/>
+        </w:rPr>
+        <w:t>承襲舊約聖經的用法，保羅使用「肉體」一詞，不僅指身體的組成或身體本身，更具體地指由肉體構成的人。在這種用法中，「肉體」一詞可指人的血緣關係、肉身出身，以及使人彼此相連的天然聯繫。保羅提到他「骨肉之親」的同胞，就是猶太人。（</w:t>
+      </w:r>
+      <w:hyperlink r:id="rId35">
+        <w:r>
+          <w:rPr>
+            <w:lang w:val="zh_TW" w:bidi="zh_TW"/>
+          </w:rPr>
+          <w:rPr>
+            <w:color w:val="0000EE"/>
+            <w:u w:val="single"/>
+          </w:rPr>
+          <w:t>羅9:3</w:t>
+        </w:r>
+      </w:hyperlink>
+      <w:r>
+        <w:rPr>
+          <w:lang w:val="zh_TW" w:bidi="zh_TW"/>
+        </w:rPr>
+        <w:t>），甚至以「我骨肉」（</w:t>
+      </w:r>
+      <w:hyperlink r:id="rId36">
+        <w:r>
+          <w:rPr>
+            <w:lang w:val="zh_TW" w:bidi="zh_TW"/>
+          </w:rPr>
+          <w:rPr>
+            <w:color w:val="0000EE"/>
+            <w:u w:val="single"/>
+          </w:rPr>
+          <w:t>11:14</w:t>
+        </w:r>
+      </w:hyperlink>
+      <w:r>
+        <w:rPr>
+          <w:lang w:val="zh_TW" w:bidi="zh_TW"/>
+        </w:rPr>
+        <w:t>）作為這些同胞的同義詞。「肉身所生的兒女」（</w:t>
+      </w:r>
+      <w:hyperlink r:id="rId37">
+        <w:r>
+          <w:rPr>
+            <w:lang w:val="zh_TW" w:bidi="zh_TW"/>
+          </w:rPr>
+          <w:rPr>
+            <w:color w:val="0000EE"/>
+            <w:u w:val="single"/>
+          </w:rPr>
+          <w:t>9:8</w:t>
+        </w:r>
+      </w:hyperlink>
+      <w:r>
+        <w:rPr>
+          <w:lang w:val="zh_TW" w:bidi="zh_TW"/>
+        </w:rPr>
+        <w:t>）是指按自然生育而生的人，與那些因神介入而得生的人形成對比。基督按肉體說，是從大衛後裔生的（</w:t>
+      </w:r>
+      <w:hyperlink r:id="rId38">
+        <w:r>
+          <w:rPr>
+            <w:lang w:val="zh_TW" w:bidi="zh_TW"/>
+          </w:rPr>
+          <w:rPr>
+            <w:color w:val="0000EE"/>
+            <w:u w:val="single"/>
+          </w:rPr>
+          <w:t>1:3</w:t>
+        </w:r>
+      </w:hyperlink>
+      <w:r>
+        <w:rPr>
+          <w:lang w:val="zh_TW" w:bidi="zh_TW"/>
+        </w:rPr>
+        <w:t>）。「按肉體」這個片語不僅指祂身體生命的來源，更指祂整個人性的存在，包括祂的身體與祂作為人的靈。</w:t>
+      </w:r>
+    </w:p>
+    <w:p>
+      <w:pPr>
+        <w:pStyle w:val="Heading4"/>
+      </w:pPr>
+      <w:r>
+        <w:rPr>
+          <w:lang w:val="zh_TW" w:bidi="zh_TW"/>
+        </w:rPr>
+        <w:t>肉體作為人的存在</w:t>
+      </w:r>
+    </w:p>
+    <w:p>
+      <w:pPr/>
+      <w:r>
+        <w:rPr>
+          <w:lang w:val="zh_TW" w:bidi="zh_TW"/>
+        </w:rPr>
+      </w:r>
+      <w:r>
+        <w:rPr>
+          <w:lang w:val="zh_TW" w:bidi="zh_TW"/>
+        </w:rPr>
+        <w:t>「肉體」的另一種用法就是單純指人的存在。只要人還活在身體中，就可說是「在肉身之中」。因此，保羅可以說他「在肉身」所活的生命是憑著信神的兒子而活（</w:t>
+      </w:r>
+      <w:hyperlink r:id="rId39">
+        <w:r>
+          <w:rPr>
+            <w:lang w:val="zh_TW" w:bidi="zh_TW"/>
+          </w:rPr>
+          <w:rPr>
+            <w:color w:val="0000EE"/>
+            <w:u w:val="single"/>
+          </w:rPr>
+          <w:t>加2:20</w:t>
+        </w:r>
+      </w:hyperlink>
+      <w:r>
+        <w:rPr>
+          <w:lang w:val="zh_TW" w:bidi="zh_TW"/>
+        </w:rPr>
+        <w:t>）。保羅在提到耶穌地上的事工時說，祂「以自己的身體」廢掉猶太人和外邦人之間的冤仇（</w:t>
+      </w:r>
+      <w:hyperlink r:id="rId40">
+        <w:r>
+          <w:rPr>
+            <w:lang w:val="zh_TW" w:bidi="zh_TW"/>
+          </w:rPr>
+          <w:rPr>
+            <w:color w:val="0000EE"/>
+            <w:u w:val="single"/>
+          </w:rPr>
+          <w:t>弗2:15</w:t>
+        </w:r>
+      </w:hyperlink>
+      <w:r>
+        <w:rPr>
+          <w:lang w:val="zh_TW" w:bidi="zh_TW"/>
+        </w:rPr>
+        <w:t>）。彼得也用同樣的意思說，耶穌「按著肉體」被治死（</w:t>
+      </w:r>
+      <w:hyperlink r:id="rId41">
+        <w:r>
+          <w:rPr>
+            <w:lang w:val="zh_TW" w:bidi="zh_TW"/>
+          </w:rPr>
+          <w:rPr>
+            <w:color w:val="0000EE"/>
+            <w:u w:val="single"/>
+          </w:rPr>
+          <w:t>彼前3:18</w:t>
+        </w:r>
+      </w:hyperlink>
+      <w:r>
+        <w:rPr>
+          <w:lang w:val="zh_TW" w:bidi="zh_TW"/>
+        </w:rPr>
+        <w:t>）。約翰也這樣說：「耶穌基督是成了肉身來的」（</w:t>
+      </w:r>
+      <w:hyperlink r:id="rId42">
+        <w:r>
+          <w:rPr>
+            <w:lang w:val="zh_TW" w:bidi="zh_TW"/>
+          </w:rPr>
+          <w:rPr>
+            <w:color w:val="0000EE"/>
+            <w:u w:val="single"/>
+          </w:rPr>
+          <w:t>約一4:2</w:t>
+        </w:r>
+      </w:hyperlink>
+      <w:r>
+        <w:rPr>
+          <w:lang w:val="zh_TW" w:bidi="zh_TW"/>
+        </w:rPr>
+        <w:t>）。這種用法最明顯地體現在約翰福音的宣告：「道成了肉身，住在我們中間」（</w:t>
+      </w:r>
+      <w:hyperlink r:id="rId43">
+        <w:r>
+          <w:rPr>
+            <w:lang w:val="zh_TW" w:bidi="zh_TW"/>
+          </w:rPr>
+          <w:rPr>
+            <w:color w:val="0000EE"/>
+            <w:u w:val="single"/>
+          </w:rPr>
+          <w:t>約1:14</w:t>
+        </w:r>
+      </w:hyperlink>
+      <w:r>
+        <w:rPr>
+          <w:lang w:val="zh_TW" w:bidi="zh_TW"/>
+        </w:rPr>
+        <w:t>）。</w:t>
+      </w:r>
+    </w:p>
+    <w:p>
+      <w:pPr>
+        <w:pStyle w:val="Heading4"/>
+      </w:pPr>
+      <w:r>
+        <w:rPr>
+          <w:lang w:val="zh_TW" w:bidi="zh_TW"/>
+        </w:rPr>
+        <w:t>肉體作為外在呈現上的人類存在</w:t>
+      </w:r>
+    </w:p>
+    <w:p>
+      <w:pPr/>
+      <w:r>
+        <w:rPr>
+          <w:lang w:val="zh_TW" w:bidi="zh_TW"/>
+        </w:rPr>
+      </w:r>
+      <w:r>
+        <w:rPr>
+          <w:lang w:val="zh_TW" w:bidi="zh_TW"/>
+        </w:rPr>
+        <w:t>「肉體」的含義也超越了人的肉身生命，並包括對人類存在至關重要的其它層面。因此，「靠著肉體」（</w:t>
+      </w:r>
+      <w:hyperlink r:id="rId44">
+        <w:r>
+          <w:rPr>
+            <w:lang w:val="zh_TW" w:bidi="zh_TW"/>
+          </w:rPr>
+          <w:rPr>
+            <w:color w:val="0000EE"/>
+            <w:u w:val="single"/>
+          </w:rPr>
+          <w:t>腓3:3</w:t>
+        </w:r>
+      </w:hyperlink>
+      <w:r>
+        <w:rPr>
+          <w:lang w:val="zh_TW" w:bidi="zh_TW"/>
+        </w:rPr>
+        <w:t>）並不是指倚靠身體，而是指倚靠整個屬於人外在存在領域的各種因素。這包括保羅的猶太血統、他嚴謹的宗教訓練、他的熱心，以及他在猶太宗教界中的地位。「憑著肉體自誇」（</w:t>
+      </w:r>
+      <w:hyperlink r:id="rId45">
+        <w:r>
+          <w:rPr>
+            <w:lang w:val="zh_TW" w:bidi="zh_TW"/>
+          </w:rPr>
+          <w:rPr>
+            <w:color w:val="0000EE"/>
+            <w:u w:val="single"/>
+          </w:rPr>
+          <w:t>林後11:18</w:t>
+        </w:r>
+      </w:hyperlink>
+      <w:r>
+        <w:rPr>
+          <w:lang w:val="zh_TW" w:bidi="zh_TW"/>
+        </w:rPr>
+        <w:t>，譯註：和合本譯為：憑著血氣自誇）這個片語在某些譯本中譯為「憑著他們的人類成就自誇」。在「肉體」中有外貌的體面幾乎等同於在世上有顯赫的地位（</w:t>
+      </w:r>
+      <w:hyperlink r:id="rId46">
+        <w:r>
+          <w:rPr>
+            <w:lang w:val="zh_TW" w:bidi="zh_TW"/>
+          </w:rPr>
+          <w:rPr>
+            <w:color w:val="0000EE"/>
+            <w:u w:val="single"/>
+          </w:rPr>
+          <w:t>加6:11–14</w:t>
+        </w:r>
+      </w:hyperlink>
+      <w:r>
+        <w:rPr>
+          <w:lang w:val="zh_TW" w:bidi="zh_TW"/>
+        </w:rPr>
+        <w:t>）。那些主張行割禮的猶太派基督徒堅持此舉，是為了在人看來能有宗教上的成就感，從而找到誇口的理由。但這些外在的區別與誇口的根據對保羅已不再有吸引力，因為在他眼中，世界已如同釘在十字架上，而他自己對世界也同樣如此。</w:t>
+      </w:r>
+    </w:p>
+    <w:p>
+      <w:pPr/>
+      <w:r>
+        <w:rPr>
+          <w:lang w:val="zh_TW" w:bidi="zh_TW"/>
+        </w:rPr>
+      </w:r>
+      <w:r>
+        <w:rPr>
+          <w:lang w:val="zh_TW" w:bidi="zh_TW"/>
+        </w:rPr>
+        <w:t>「肉體」一詞也可用來指外在人際關係，例如形容僕人與主人之間的社會關係（</w:t>
+      </w:r>
+      <w:hyperlink r:id="rId47">
+        <w:r>
+          <w:rPr>
+            <w:lang w:val="zh_TW" w:bidi="zh_TW"/>
+          </w:rPr>
+          <w:rPr>
+            <w:color w:val="0000EE"/>
+            <w:u w:val="single"/>
+          </w:rPr>
+          <w:t>弗6:5</w:t>
         </w:r>
       </w:hyperlink>
       <w:r>
@@ -251,16 +1093,52 @@
         </w:rPr>
         <w:t>；</w:t>
       </w:r>
-      <w:hyperlink r:id="rId14">
-        <w:r>
-          <w:rPr>
-            <w:lang w:val="zh_TW" w:bidi="zh_TW"/>
-          </w:rPr>
-          <w:rPr>
-            <w:color w:val="0000EE"/>
-            <w:u w:val="single"/>
-          </w:rPr>
-          <w:t>代上1:47–48</w:t>
+      <w:hyperlink r:id="rId48">
+        <w:r>
+          <w:rPr>
+            <w:lang w:val="zh_TW" w:bidi="zh_TW"/>
+          </w:rPr>
+          <w:rPr>
+            <w:color w:val="0000EE"/>
+            <w:u w:val="single"/>
+          </w:rPr>
+          <w:t>西3:22</w:t>
+        </w:r>
+      </w:hyperlink>
+      <w:r>
+        <w:rPr>
+          <w:lang w:val="zh_TW" w:bidi="zh_TW"/>
+        </w:rPr>
+        <w:t>；</w:t>
+      </w:r>
+      <w:hyperlink r:id="rId49">
+        <w:r>
+          <w:rPr>
+            <w:lang w:val="zh_TW" w:bidi="zh_TW"/>
+          </w:rPr>
+          <w:rPr>
+            <w:color w:val="0000EE"/>
+            <w:u w:val="single"/>
+          </w:rPr>
+          <w:t>門1:16</w:t>
+        </w:r>
+      </w:hyperlink>
+      <w:r>
+        <w:rPr>
+          <w:lang w:val="zh_TW" w:bidi="zh_TW"/>
+        </w:rPr>
+        <w:t>）。「在肉體中」也可用來描述婚姻關係的領域，這其中涉及一些困難的問題（</w:t>
+      </w:r>
+      <w:hyperlink r:id="rId50">
+        <w:r>
+          <w:rPr>
+            <w:lang w:val="zh_TW" w:bidi="zh_TW"/>
+          </w:rPr>
+          <w:rPr>
+            <w:color w:val="0000EE"/>
+            <w:u w:val="single"/>
+          </w:rPr>
+          <w:t>林前7:28</w:t>
         </w:r>
       </w:hyperlink>
       <w:r>
@@ -268,6 +1146,851 @@
           <w:lang w:val="zh_TW" w:bidi="zh_TW"/>
         </w:rPr>
         <w:t>）。</w:t>
+      </w:r>
+    </w:p>
+    <w:p>
+      <w:pPr/>
+      <w:r>
+        <w:rPr>
+          <w:lang w:val="zh_TW" w:bidi="zh_TW"/>
+        </w:rPr>
+      </w:r>
+      <w:r>
+        <w:rPr>
+          <w:lang w:val="zh_TW" w:bidi="zh_TW"/>
+        </w:rPr>
+        <w:t>這種用法有助於理解一處原本難解的經文：「所以，我們從今以後，不憑著外貌認人了。雖然憑著外貌認過基督，如今卻不再這樣認他了」（</w:t>
+      </w:r>
+      <w:hyperlink r:id="rId51">
+        <w:r>
+          <w:rPr>
+            <w:lang w:val="zh_TW" w:bidi="zh_TW"/>
+          </w:rPr>
+          <w:rPr>
+            <w:color w:val="0000EE"/>
+            <w:u w:val="single"/>
+          </w:rPr>
+          <w:t>林後5:16</w:t>
+        </w:r>
+      </w:hyperlink>
+      <w:r>
+        <w:rPr>
+          <w:lang w:val="zh_TW" w:bidi="zh_TW"/>
+        </w:rPr>
+        <w:t>）。有英文譯本將其中的片語譯為「按人的觀點（from a human point of view）」，這樣的翻譯是正確的。這節經文的意思並不是說保羅曾在耶路撒冷聽過或見過耶穌，並因此「憑著肉體」（譯註：和合本譯為「憑著外貌」）認識祂。「憑著肉體」修飾的是「認」這個動詞，而不是「基督」這個名詞。保羅在歸信以前，「憑著肉體」認識人，也就是按世俗、人性的標準來判斷人。按「肉體」認識基督，就是以純粹人類的眼光看待祂。作為一個猶太人，保羅當時認為耶穌只是一個自以為是的彌賽亞假冒者。根據猶太人的觀念，彌賽亞應當作為大衛的王在地上掌權，拯救以色列民，並懲罰被厭惡的外邦人。然而，保羅放棄了這種錯誤的人性看法，轉而真正認識基督——那位成為肉身的神的兒子，是一切信祂之人的救主。成為基督徒之後，保羅不再憑著肉體來判斷別人。</w:t>
+      </w:r>
+    </w:p>
+    <w:p>
+      <w:pPr>
+        <w:pStyle w:val="Heading4"/>
+      </w:pPr>
+      <w:r>
+        <w:rPr>
+          <w:lang w:val="zh_TW" w:bidi="zh_TW"/>
+        </w:rPr>
+        <w:t>肉體作為墮落的人性</w:t>
+      </w:r>
+    </w:p>
+    <w:p>
+      <w:pPr/>
+      <w:r>
+        <w:rPr>
+          <w:lang w:val="zh_TW" w:bidi="zh_TW"/>
+        </w:rPr>
+      </w:r>
+      <w:r>
+        <w:rPr>
+          <w:lang w:val="zh_TW" w:bidi="zh_TW"/>
+        </w:rPr>
+        <w:t>當保羅說「血肉之體不能承受神的國」（</w:t>
+      </w:r>
+      <w:hyperlink r:id="rId29">
+        <w:r>
+          <w:rPr>
+            <w:lang w:val="zh_TW" w:bidi="zh_TW"/>
+          </w:rPr>
+          <w:rPr>
+            <w:color w:val="0000EE"/>
+            <w:u w:val="single"/>
+          </w:rPr>
+          <w:t>林前15:50</w:t>
+        </w:r>
+      </w:hyperlink>
+      <w:r>
+        <w:rPr>
+          <w:lang w:val="zh_TW" w:bidi="zh_TW"/>
+        </w:rPr>
+        <w:t>）時，他的意思並不是說人無法承受神的國，而是說墮落的人性無法承受；正如後一句所說：「必朽壞的不能承受不朽壞的。」軟弱、墮落、會朽壞的身體不能承受神的國，必須經歷改變，「這必朽壞的總要變成不朽壞的，這必死的總要變成不死的」（</w:t>
+      </w:r>
+      <w:hyperlink r:id="rId52">
+        <w:r>
+          <w:rPr>
+            <w:lang w:val="zh_TW" w:bidi="zh_TW"/>
+          </w:rPr>
+          <w:rPr>
+            <w:color w:val="0000EE"/>
+            <w:u w:val="single"/>
+          </w:rPr>
+          <w:t>林前15:53</w:t>
+        </w:r>
+      </w:hyperlink>
+      <w:r>
+        <w:rPr>
+          <w:lang w:val="zh_TW" w:bidi="zh_TW"/>
+        </w:rPr>
+        <w:t>）。這並不是靈魂或心靈的得救，而是將一種身體轉換成另一種，能夠承受神最終榮耀國度的身體。</w:t>
+      </w:r>
+    </w:p>
+    <w:p>
+      <w:pPr/>
+      <w:r>
+        <w:rPr>
+          <w:lang w:val="zh_TW" w:bidi="zh_TW"/>
+        </w:rPr>
+      </w:r>
+      <w:r>
+        <w:rPr>
+          <w:lang w:val="zh_TW" w:bidi="zh_TW"/>
+        </w:rPr>
+        <w:t>當彼得承認耶穌的彌賽亞身分時，耶穌回答說：「這不是屬血肉的指示你的，乃是我在天上的父指示的」（</w:t>
+      </w:r>
+      <w:hyperlink r:id="rId53">
+        <w:r>
+          <w:rPr>
+            <w:lang w:val="zh_TW" w:bidi="zh_TW"/>
+          </w:rPr>
+          <w:rPr>
+            <w:color w:val="0000EE"/>
+            <w:u w:val="single"/>
+          </w:rPr>
+          <w:t>太16:17</w:t>
+        </w:r>
+      </w:hyperlink>
+      <w:r>
+        <w:rPr>
+          <w:lang w:val="zh_TW" w:bidi="zh_TW"/>
+        </w:rPr>
+        <w:t>）。這節經文的意思很清楚：對耶穌彌賽亞身分的認識並非人理性的推論，而是唯有藉著神的啟示才能得著的真知識。</w:t>
+      </w:r>
+    </w:p>
+    <w:p>
+      <w:pPr>
+        <w:pStyle w:val="Heading4"/>
+      </w:pPr>
+      <w:r>
+        <w:rPr>
+          <w:lang w:val="zh_TW" w:bidi="zh_TW"/>
+        </w:rPr>
+        <w:t>肉體作為罪惡的人性</w:t>
+      </w:r>
+    </w:p>
+    <w:p>
+      <w:pPr/>
+      <w:r>
+        <w:rPr>
+          <w:lang w:val="zh_TW" w:bidi="zh_TW"/>
+        </w:rPr>
+      </w:r>
+      <w:r>
+        <w:rPr>
+          <w:lang w:val="zh_TW" w:bidi="zh_TW"/>
+        </w:rPr>
+        <w:t>還有一組帶有明顯保羅風格的倫理用法。其中最重要的特點是：人在神面前不僅被看為墮落與軟弱的，同時也是墮落並帶有罪性的。肉體在這裡與被神的靈更新的人的靈相對，若沒有聖靈的幫助，人就不能討神喜悅。最生動的例子出現在</w:t>
+      </w:r>
+      <w:hyperlink r:id="rId54">
+        <w:r>
+          <w:rPr>
+            <w:lang w:val="zh_TW" w:bidi="zh_TW"/>
+          </w:rPr>
+          <w:rPr>
+            <w:color w:val="0000EE"/>
+            <w:u w:val="single"/>
+          </w:rPr>
+          <w:t>羅馬書八章</w:t>
+        </w:r>
+      </w:hyperlink>
+      <w:r>
+        <w:rPr>
+          <w:lang w:val="zh_TW" w:bidi="zh_TW"/>
+        </w:rPr>
+        <w:t>的第一部分，保羅在那裡明確對比「在肉體裡」的人和「在聖靈裡」的人。「在聖靈裡」並不是指進入一種入神（ecstasy）的狀態，而是指一個人生活在由神的靈所掌管的屬靈範圍中。「在肉體裡」的人，也就是未重生的人，不能討神喜悅。這裡有兩個彼此對立、互不相容的領域：「在肉體裡」與「在聖靈裡」。而「在聖靈裡」意味著有神的聖靈內住，也就是成為一個重生的人。</w:t>
+      </w:r>
+    </w:p>
+    <w:p>
+      <w:pPr/>
+      <w:r>
+        <w:rPr>
+          <w:lang w:val="zh_TW" w:bidi="zh_TW"/>
+        </w:rPr>
+      </w:r>
+      <w:r>
+        <w:rPr>
+          <w:lang w:val="zh_TW" w:bidi="zh_TW"/>
+        </w:rPr>
+        <w:t>在</w:t>
+      </w:r>
+      <w:hyperlink r:id="rId55">
+        <w:r>
+          <w:rPr>
+            <w:lang w:val="zh_TW" w:bidi="zh_TW"/>
+          </w:rPr>
+          <w:rPr>
+            <w:color w:val="0000EE"/>
+            <w:u w:val="single"/>
+          </w:rPr>
+          <w:t>羅馬書七至八章</w:t>
+        </w:r>
+      </w:hyperlink>
+      <w:r>
+        <w:rPr>
+          <w:lang w:val="zh_TW" w:bidi="zh_TW"/>
+        </w:rPr>
+        <w:t>中，保羅清楚指出，未重生的人無法按著神的要求去愛祂、事奉祂，因此不能討祂喜悅。律法也無法使人真正成為義人，因為肉體是軟弱的（</w:t>
+      </w:r>
+      <w:hyperlink r:id="rId56">
+        <w:r>
+          <w:rPr>
+            <w:lang w:val="zh_TW" w:bidi="zh_TW"/>
+          </w:rPr>
+          <w:rPr>
+            <w:color w:val="0000EE"/>
+            <w:u w:val="single"/>
+          </w:rPr>
+          <w:t>8:2</w:t>
+        </w:r>
+      </w:hyperlink>
+      <w:r>
+        <w:rPr>
+          <w:lang w:val="zh_TW" w:bidi="zh_TW"/>
+        </w:rPr>
+        <w:t>）。體貼肉體的就是死，體貼聖靈的乃是生命（</w:t>
+      </w:r>
+      <w:hyperlink r:id="rId57">
+        <w:r>
+          <w:rPr>
+            <w:lang w:val="zh_TW" w:bidi="zh_TW"/>
+          </w:rPr>
+          <w:rPr>
+            <w:color w:val="0000EE"/>
+            <w:u w:val="single"/>
+          </w:rPr>
+          <w:t>8:6</w:t>
+        </w:r>
+      </w:hyperlink>
+      <w:r>
+        <w:rPr>
+          <w:lang w:val="zh_TW" w:bidi="zh_TW"/>
+        </w:rPr>
+        <w:t>）。保羅在別處說：「我也知道，在我裡頭，就是我肉體之中，沒有良善」（</w:t>
+      </w:r>
+      <w:hyperlink r:id="rId58">
+        <w:r>
+          <w:rPr>
+            <w:lang w:val="zh_TW" w:bidi="zh_TW"/>
+          </w:rPr>
+          <w:rPr>
+            <w:color w:val="0000EE"/>
+            <w:u w:val="single"/>
+          </w:rPr>
+          <w:t>7:18</w:t>
+        </w:r>
+      </w:hyperlink>
+      <w:r>
+        <w:rPr>
+          <w:lang w:val="zh_TW" w:bidi="zh_TW"/>
+        </w:rPr>
+        <w:t>）。這裡的「肉體」並不是指人的身體，因為人的身體是聖靈的殿（</w:t>
+      </w:r>
+      <w:hyperlink r:id="rId59">
+        <w:r>
+          <w:rPr>
+            <w:lang w:val="zh_TW" w:bidi="zh_TW"/>
+          </w:rPr>
+          <w:rPr>
+            <w:color w:val="0000EE"/>
+            <w:u w:val="single"/>
+          </w:rPr>
+          <w:t>林前6:19</w:t>
+        </w:r>
+      </w:hyperlink>
+      <w:r>
+        <w:rPr>
+          <w:lang w:val="zh_TW" w:bidi="zh_TW"/>
+        </w:rPr>
+        <w:t>），是基督的肢體（</w:t>
+      </w:r>
+      <w:hyperlink r:id="rId60">
+        <w:r>
+          <w:rPr>
+            <w:lang w:val="zh_TW" w:bidi="zh_TW"/>
+          </w:rPr>
+          <w:rPr>
+            <w:color w:val="0000EE"/>
+            <w:u w:val="single"/>
+          </w:rPr>
+          <w:t>6:15</w:t>
+        </w:r>
+      </w:hyperlink>
+      <w:r>
+        <w:rPr>
+          <w:lang w:val="zh_TW" w:bidi="zh_TW"/>
+        </w:rPr>
+        <w:t>），並且應當成為榮耀神的器皿（</w:t>
+      </w:r>
+      <w:hyperlink r:id="rId61">
+        <w:r>
+          <w:rPr>
+            <w:lang w:val="zh_TW" w:bidi="zh_TW"/>
+          </w:rPr>
+          <w:rPr>
+            <w:color w:val="0000EE"/>
+            <w:u w:val="single"/>
+          </w:rPr>
+          <w:t>6:20</w:t>
+        </w:r>
+      </w:hyperlink>
+      <w:r>
+        <w:rPr>
+          <w:lang w:val="zh_TW" w:bidi="zh_TW"/>
+        </w:rPr>
+        <w:t>）。因此，保羅所指的「肉體」，乃是指那未重生的本性，在其中並沒有神所要求的良善。</w:t>
+      </w:r>
+    </w:p>
+    <w:p>
+      <w:pPr/>
+      <w:r>
+        <w:rPr>
+          <w:lang w:val="zh_TW" w:bidi="zh_TW"/>
+        </w:rPr>
+      </w:r>
+      <w:r>
+        <w:rPr>
+          <w:lang w:val="zh_TW" w:bidi="zh_TW"/>
+        </w:rPr>
+        <w:t>雖然保羅鮮明地對比了「在肉體裡」（指未重生）與「在聖靈裡」（指已重生）的差異，但當一個人重生、進入「在聖靈裡」的狀態時，他就不再「在肉體裡」，然而肉體仍在他裡面。事實上，信徒內裡仍存在著肉體與聖靈之間的爭戰。保羅對那些「在聖靈裡」的人說：「因為情慾和聖靈相爭， 聖靈和情慾相爭，這兩個是彼此相敵，使你們不能做所願意做的」（</w:t>
+      </w:r>
+      <w:hyperlink r:id="rId62">
+        <w:r>
+          <w:rPr>
+            <w:lang w:val="zh_TW" w:bidi="zh_TW"/>
+          </w:rPr>
+          <w:rPr>
+            <w:color w:val="0000EE"/>
+            <w:u w:val="single"/>
+          </w:rPr>
+          <w:t>加5:17</w:t>
+        </w:r>
+      </w:hyperlink>
+      <w:r>
+        <w:rPr>
+          <w:lang w:val="zh_TW" w:bidi="zh_TW"/>
+        </w:rPr>
+        <w:t>）。由於基督徒的生活是這兩種對立原則之間的戰場，人就不可能成為自己所期望的那樣完全。</w:t>
+      </w:r>
+    </w:p>
+    <w:p>
+      <w:pPr/>
+      <w:r>
+        <w:rPr>
+          <w:lang w:val="zh_TW" w:bidi="zh_TW"/>
+        </w:rPr>
+      </w:r>
+      <w:r>
+        <w:rPr>
+          <w:lang w:val="zh_TW" w:bidi="zh_TW"/>
+        </w:rPr>
+        <w:t>同樣的情況也出現在</w:t>
+      </w:r>
+      <w:hyperlink r:id="rId63">
+        <w:r>
+          <w:rPr>
+            <w:lang w:val="zh_TW" w:bidi="zh_TW"/>
+          </w:rPr>
+          <w:rPr>
+            <w:color w:val="0000EE"/>
+            <w:u w:val="single"/>
+          </w:rPr>
+          <w:t>哥林多前書二章14節至三章3節</w:t>
+        </w:r>
+      </w:hyperlink>
+      <w:r>
+        <w:rPr>
+          <w:lang w:val="zh_TW" w:bidi="zh_TW"/>
+        </w:rPr>
+        <w:t>，保羅在那裡將人分為三類：「屬血氣的」（</w:t>
+      </w:r>
+      <w:hyperlink r:id="rId64">
+        <w:r>
+          <w:rPr>
+            <w:lang w:val="zh_TW" w:bidi="zh_TW"/>
+          </w:rPr>
+          <w:rPr>
+            <w:color w:val="0000EE"/>
+            <w:u w:val="single"/>
+          </w:rPr>
+          <w:t>2:14</w:t>
+        </w:r>
+      </w:hyperlink>
+      <w:r>
+        <w:rPr>
+          <w:lang w:val="zh_TW" w:bidi="zh_TW"/>
+        </w:rPr>
+        <w:t>），「屬肉體」，即屬肉體的人（</w:t>
+      </w:r>
+      <w:hyperlink r:id="rId65">
+        <w:r>
+          <w:rPr>
+            <w:lang w:val="zh_TW" w:bidi="zh_TW"/>
+          </w:rPr>
+          <w:rPr>
+            <w:color w:val="0000EE"/>
+            <w:u w:val="single"/>
+          </w:rPr>
+          <w:t>3:1、3</w:t>
+        </w:r>
+      </w:hyperlink>
+      <w:r>
+        <w:rPr>
+          <w:lang w:val="zh_TW" w:bidi="zh_TW"/>
+        </w:rPr>
+        <w:t>），以及「屬靈的」（</w:t>
+      </w:r>
+      <w:hyperlink r:id="rId66">
+        <w:r>
+          <w:rPr>
+            <w:lang w:val="zh_TW" w:bidi="zh_TW"/>
+          </w:rPr>
+          <w:rPr>
+            <w:color w:val="0000EE"/>
+            <w:u w:val="single"/>
+          </w:rPr>
+          <w:t>3:1</w:t>
+        </w:r>
+      </w:hyperlink>
+      <w:r>
+        <w:rPr>
+          <w:lang w:val="zh_TW" w:bidi="zh_TW"/>
+        </w:rPr>
+        <w:t>）。「屬血氣的人」指尚未重生的人；那些「屬肉體」的人（</w:t>
+      </w:r>
+      <w:hyperlink r:id="rId67">
+        <w:r>
+          <w:rPr>
+            <w:lang w:val="zh_TW" w:bidi="zh_TW"/>
+          </w:rPr>
+          <w:rPr>
+            <w:color w:val="0000EE"/>
+            <w:u w:val="single"/>
+          </w:rPr>
+          <w:t>羅8:9</w:t>
+        </w:r>
+      </w:hyperlink>
+      <w:r>
+        <w:rPr>
+          <w:lang w:val="zh_TW" w:bidi="zh_TW"/>
+        </w:rPr>
+        <w:t>），一生都停留在人的層面上，因此無法明白屬神的事。「屬靈的」則是生命受神的靈掌管的人，他們的生活中顯明出聖靈的果子（</w:t>
+      </w:r>
+      <w:hyperlink r:id="rId68">
+        <w:r>
+          <w:rPr>
+            <w:lang w:val="zh_TW" w:bidi="zh_TW"/>
+          </w:rPr>
+          <w:rPr>
+            <w:color w:val="0000EE"/>
+            <w:u w:val="single"/>
+          </w:rPr>
+          <w:t>加5:22–23</w:t>
+        </w:r>
+      </w:hyperlink>
+      <w:r>
+        <w:rPr>
+          <w:lang w:val="zh_TW" w:bidi="zh_TW"/>
+        </w:rPr>
+        <w:t>）。在這兩類人之間，還有第三類——「屬肉體」，也就是在基督裡的嬰孩。他們既然「在基督裡」，就必然「在聖靈裡」，但他們的生活卻未能「順著聖靈而行」。由於他們是屬靈生命尚幼的信徒，雖然神的靈住在他們裡面，但聖靈並未能完全掌權，他們仍然「照著世人的樣子行」（</w:t>
+      </w:r>
+      <w:hyperlink r:id="rId69">
+        <w:r>
+          <w:rPr>
+            <w:lang w:val="zh_TW" w:bidi="zh_TW"/>
+          </w:rPr>
+          <w:rPr>
+            <w:color w:val="0000EE"/>
+            <w:u w:val="single"/>
+          </w:rPr>
+          <w:t>林前3:3</w:t>
+        </w:r>
+      </w:hyperlink>
+      <w:r>
+        <w:rPr>
+          <w:lang w:val="zh_TW" w:bidi="zh_TW"/>
+        </w:rPr>
+        <w:t>），在嫉妒與紛爭中顯出屬肉體的行為。</w:t>
+      </w:r>
+    </w:p>
+    <w:p>
+      <w:pPr>
+        <w:pStyle w:val="Heading4"/>
+      </w:pPr>
+      <w:r>
+        <w:rPr>
+          <w:lang w:val="zh_TW" w:bidi="zh_TW"/>
+        </w:rPr>
+        <w:t>肉體的行為</w:t>
+      </w:r>
+    </w:p>
+    <w:p>
+      <w:pPr/>
+      <w:r>
+        <w:rPr>
+          <w:lang w:val="zh_TW" w:bidi="zh_TW"/>
+        </w:rPr>
+      </w:r>
+      <w:r>
+        <w:rPr>
+          <w:lang w:val="zh_TW" w:bidi="zh_TW"/>
+        </w:rPr>
+        <w:t>在</w:t>
+      </w:r>
+      <w:hyperlink r:id="rId70">
+        <w:r>
+          <w:rPr>
+            <w:lang w:val="zh_TW" w:bidi="zh_TW"/>
+          </w:rPr>
+          <w:rPr>
+            <w:color w:val="0000EE"/>
+            <w:u w:val="single"/>
+          </w:rPr>
+          <w:t>加拉太書五章19至23節</w:t>
+        </w:r>
+      </w:hyperlink>
+      <w:r>
+        <w:rPr>
+          <w:lang w:val="zh_TW" w:bidi="zh_TW"/>
+        </w:rPr>
+        <w:t>中，保羅對比屬肉體的生活與屬聖靈的生活：「情慾的事都是顯而易見的，就如姦淫、污穢、邪蕩、拜偶像、邪術、仇恨、爭競、忌恨、惱怒、結黨、紛爭、異端、嫉妒、醉酒、荒宴等類」（</w:t>
+      </w:r>
+      <w:hyperlink r:id="rId71">
+        <w:r>
+          <w:rPr>
+            <w:lang w:val="zh_TW" w:bidi="zh_TW"/>
+          </w:rPr>
+          <w:rPr>
+            <w:color w:val="0000EE"/>
+            <w:u w:val="single"/>
+          </w:rPr>
+          <w:t>加5:19–21</w:t>
+        </w:r>
+      </w:hyperlink>
+      <w:r>
+        <w:rPr>
+          <w:lang w:val="zh_TW" w:bidi="zh_TW"/>
+        </w:rPr>
+        <w:t>）。這份清單中值得注意的是，其中有些罪與肉身及性慾有關，但也有屬宗教的罪（如拜偶像、行邪術）。此外，還有一些是屬「心靈」或性情上的罪，如仇恨、爭競、嫉妒、惱怒、紛爭。「結黨」與「異端」這兩個字詞在此並非指神學上的錯謬，而是指分裂、對立的心態。這清楚證明，對保羅而言，「肉體」並非單指身體，而是包括整個人——連同其內在的態度與性情。</w:t>
+      </w:r>
+    </w:p>
+    <w:p>
+      <w:pPr>
+        <w:pStyle w:val="Heading4"/>
+      </w:pPr>
+      <w:r>
+        <w:rPr>
+          <w:lang w:val="zh_TW" w:bidi="zh_TW"/>
+        </w:rPr>
+        <w:t>勝過肉體</w:t>
+      </w:r>
+    </w:p>
+    <w:p>
+      <w:pPr/>
+      <w:r>
+        <w:rPr>
+          <w:lang w:val="zh_TW" w:bidi="zh_TW"/>
+        </w:rPr>
+      </w:r>
+      <w:r>
+        <w:rPr>
+          <w:lang w:val="zh_TW" w:bidi="zh_TW"/>
+        </w:rPr>
+        <w:t>雖然信徒內在仍存在聖靈與肉體的爭戰，但保羅指出，聖靈有得勝之道。就身體而言，「肉體」是在成聖的範圍之內（</w:t>
+      </w:r>
+      <w:hyperlink r:id="rId72">
+        <w:r>
+          <w:rPr>
+            <w:lang w:val="zh_TW" w:bidi="zh_TW"/>
+          </w:rPr>
+          <w:rPr>
+            <w:color w:val="0000EE"/>
+            <w:u w:val="single"/>
+          </w:rPr>
+          <w:t>帖前5:23</w:t>
+        </w:r>
+      </w:hyperlink>
+      <w:r>
+        <w:rPr>
+          <w:lang w:val="zh_TW" w:bidi="zh_TW"/>
+        </w:rPr>
+        <w:t>），但就未重生的人性而言，這樣的肉體只能被治死。</w:t>
+      </w:r>
+    </w:p>
+    <w:p>
+      <w:pPr/>
+      <w:r>
+        <w:rPr>
+          <w:lang w:val="zh_TW" w:bidi="zh_TW"/>
+        </w:rPr>
+      </w:r>
+      <w:r>
+        <w:rPr>
+          <w:lang w:val="zh_TW" w:bidi="zh_TW"/>
+        </w:rPr>
+        <w:t>這就是所謂客觀與主觀之間的張力。因為在基督裡已經發生了一些事（客觀的事實），因此必然會產生一些屬靈的結果（主觀的經歷）。依據保羅的觀點，「肉體」已經在基督的死中被治死。凡屬基督的人，已經把肉體連同邪情私慾同釘在十字架上（</w:t>
+      </w:r>
+      <w:hyperlink r:id="rId73">
+        <w:r>
+          <w:rPr>
+            <w:lang w:val="zh_TW" w:bidi="zh_TW"/>
+          </w:rPr>
+          <w:rPr>
+            <w:color w:val="0000EE"/>
+            <w:u w:val="single"/>
+          </w:rPr>
+          <w:t>加5:24</w:t>
+        </w:r>
+      </w:hyperlink>
+      <w:r>
+        <w:rPr>
+          <w:lang w:val="zh_TW" w:bidi="zh_TW"/>
+        </w:rPr>
+        <w:t>）。保羅在別處也說：「我已經與基督同釘十字架」（</w:t>
+      </w:r>
+      <w:hyperlink r:id="rId39">
+        <w:r>
+          <w:rPr>
+            <w:lang w:val="zh_TW" w:bidi="zh_TW"/>
+          </w:rPr>
+          <w:rPr>
+            <w:color w:val="0000EE"/>
+            <w:u w:val="single"/>
+          </w:rPr>
+          <w:t>2:20</w:t>
+        </w:r>
+      </w:hyperlink>
+      <w:r>
+        <w:rPr>
+          <w:lang w:val="zh_TW" w:bidi="zh_TW"/>
+        </w:rPr>
+        <w:t>），又說：「我們的舊人和他同釘十字架」（</w:t>
+      </w:r>
+      <w:hyperlink r:id="rId74">
+        <w:r>
+          <w:rPr>
+            <w:lang w:val="zh_TW" w:bidi="zh_TW"/>
+          </w:rPr>
+          <w:rPr>
+            <w:color w:val="0000EE"/>
+            <w:u w:val="single"/>
+          </w:rPr>
+          <w:t>羅6:6</w:t>
+        </w:r>
+      </w:hyperlink>
+      <w:r>
+        <w:rPr>
+          <w:lang w:val="zh_TW" w:bidi="zh_TW"/>
+        </w:rPr>
+        <w:t>）。這些經文顯明，「肉體」與「舊人」在某種意義上是相同的。這種相同的概念也在保羅有關「同釘十字架」的教導中得到進一步印證，因為當保羅說「肉體同釘十字架」時，他的意思與他在羅馬書中所說的是一致的：「我們在罪上死了的人豈可仍在罪中活著呢？豈不知我們這受洗歸入基督耶穌的人是受洗歸入他的死嗎？所以，我們藉著洗禮歸入死，和他一同埋葬」（</w:t>
+      </w:r>
+      <w:hyperlink r:id="rId75">
+        <w:r>
+          <w:rPr>
+            <w:lang w:val="zh_TW" w:bidi="zh_TW"/>
+          </w:rPr>
+          <w:rPr>
+            <w:color w:val="0000EE"/>
+            <w:u w:val="single"/>
+          </w:rPr>
+          <w:t>1–4</w:t>
+        </w:r>
+      </w:hyperlink>
+      <w:r>
+        <w:rPr>
+          <w:lang w:val="zh_TW" w:bidi="zh_TW"/>
+        </w:rPr>
+        <w:t>節）。這表明我這個人親身在基督裡與祂同死。</w:t>
+      </w:r>
+    </w:p>
+    <w:p>
+      <w:pPr/>
+      <w:r>
+        <w:rPr>
+          <w:lang w:val="zh_TW" w:bidi="zh_TW"/>
+        </w:rPr>
+      </w:r>
+      <w:r>
+        <w:rPr>
+          <w:lang w:val="zh_TW" w:bidi="zh_TW"/>
+        </w:rPr>
+        <w:t>這種「肉體同釘十字架與同死」並非是自動發生的事，而是必須藉著信心而實際應用的真理。這涉及兩個方面：首先，信徒必須承認肉體已與基督同釘十字架。「這樣，你們向罪也當看自己是死的；向神在基督耶穌裡，卻當看自己是活的。」（</w:t>
+      </w:r>
+      <w:hyperlink r:id="rId76">
+        <w:r>
+          <w:rPr>
+            <w:lang w:val="zh_TW" w:bidi="zh_TW"/>
+          </w:rPr>
+          <w:rPr>
+            <w:color w:val="0000EE"/>
+            <w:u w:val="single"/>
+          </w:rPr>
+          <w:t>羅6:11</w:t>
+        </w:r>
+      </w:hyperlink>
+      <w:r>
+        <w:rPr>
+          <w:lang w:val="zh_TW" w:bidi="zh_TW"/>
+        </w:rPr>
+        <w:t>）。除非一個人確實已與基督同死、同釘十字架，他就不能真實地看自己「向罪是死的」。但既然這事在信主得救的那一刻已經發生，就可以在日常生活中實際活出來。那些與基督同死的人，應當「治死身體的惡行」（</w:t>
+      </w:r>
+      <w:hyperlink r:id="rId77">
+        <w:r>
+          <w:rPr>
+            <w:lang w:val="zh_TW" w:bidi="zh_TW"/>
+          </w:rPr>
+          <w:rPr>
+            <w:color w:val="0000EE"/>
+            <w:u w:val="single"/>
+          </w:rPr>
+          <w:t>8:13</w:t>
+        </w:r>
+      </w:hyperlink>
+      <w:r>
+        <w:rPr>
+          <w:lang w:val="zh_TW" w:bidi="zh_TW"/>
+        </w:rPr>
+        <w:t>）。這裡的「身體」是指「肉體」行事的工具，也就是那屬於未重生本性的感官生活。那些從死入生的人，應當把自己的肢體獻給神，作義的器具（</w:t>
+      </w:r>
+      <w:hyperlink r:id="rId78">
+        <w:r>
+          <w:rPr>
+            <w:lang w:val="zh_TW" w:bidi="zh_TW"/>
+          </w:rPr>
+          <w:rPr>
+            <w:color w:val="0000EE"/>
+            <w:u w:val="single"/>
+          </w:rPr>
+          <w:t>6:13</w:t>
+        </w:r>
+      </w:hyperlink>
+      <w:r>
+        <w:rPr>
+          <w:lang w:val="zh_TW" w:bidi="zh_TW"/>
+        </w:rPr>
+        <w:t>）。凡與基督同死的人，應當「治死」一切屬地的事——淫亂、污穢、貪婪等（</w:t>
+      </w:r>
+      <w:hyperlink r:id="rId79">
+        <w:r>
+          <w:rPr>
+            <w:lang w:val="zh_TW" w:bidi="zh_TW"/>
+          </w:rPr>
+          <w:rPr>
+            <w:color w:val="0000EE"/>
+            <w:u w:val="single"/>
+          </w:rPr>
+          <w:t>西3:5</w:t>
+        </w:r>
+      </w:hyperlink>
+      <w:r>
+        <w:rPr>
+          <w:lang w:val="zh_TW" w:bidi="zh_TW"/>
+        </w:rPr>
+        <w:t>）。既然已經脫去舊人、穿上新人，信徒就應當在生活中表現出憐憫、恩慈、謙卑等美德。</w:t>
+      </w:r>
+    </w:p>
+    <w:p>
+      <w:pPr/>
+      <w:r>
+        <w:rPr>
+          <w:lang w:val="zh_TW" w:bidi="zh_TW"/>
+        </w:rPr>
+      </w:r>
+      <w:r>
+        <w:rPr>
+          <w:lang w:val="zh_TW" w:bidi="zh_TW"/>
+        </w:rPr>
+        <w:t>勝過肉體，有時被形容為在聖靈裡行事。「你們當順著聖靈而行，就不放縱肉體的情慾了」（</w:t>
+      </w:r>
+      <w:hyperlink r:id="rId80">
+        <w:r>
+          <w:rPr>
+            <w:lang w:val="zh_TW" w:bidi="zh_TW"/>
+          </w:rPr>
+          <w:rPr>
+            <w:color w:val="0000EE"/>
+            <w:u w:val="single"/>
+          </w:rPr>
+          <w:t>加5:16</w:t>
+        </w:r>
+      </w:hyperlink>
+      <w:r>
+        <w:rPr>
+          <w:lang w:val="zh_TW" w:bidi="zh_TW"/>
+        </w:rPr>
+        <w:t>；參</w:t>
+      </w:r>
+      <w:hyperlink r:id="rId81">
+        <w:r>
+          <w:rPr>
+            <w:lang w:val="zh_TW" w:bidi="zh_TW"/>
+          </w:rPr>
+          <w:rPr>
+            <w:color w:val="0000EE"/>
+            <w:u w:val="single"/>
+          </w:rPr>
+          <w:t>羅8:4</w:t>
+        </w:r>
+      </w:hyperlink>
+      <w:r>
+        <w:rPr>
+          <w:lang w:val="zh_TW" w:bidi="zh_TW"/>
+        </w:rPr>
+        <w:t>）。順著聖靈而行的意思，就是在每一刻都讓聖靈掌管生命。</w:t>
+      </w:r>
+    </w:p>
+    <w:p>
+      <w:pPr/>
+      <w:r>
+        <w:rPr>
+          <w:lang w:val="zh_TW" w:bidi="zh_TW"/>
+        </w:rPr>
+      </w:r>
+      <w:r>
+        <w:rPr>
+          <w:i/>
+          <w:lang w:val="zh_TW" w:bidi="zh_TW"/>
+        </w:rPr>
+        <w:t>另見</w:t>
+      </w:r>
+      <w:r>
+        <w:rPr>
+          <w:lang w:val="zh_TW" w:bidi="zh_TW"/>
+        </w:rPr>
+        <w:t>身體</w:t>
+      </w:r>
+      <w:r>
+        <w:rPr>
+          <w:lang w:val="zh_TW" w:bidi="zh_TW"/>
+        </w:rPr>
+        <w:t>；</w:t>
+      </w:r>
+      <w:r>
+        <w:rPr>
+          <w:lang w:val="zh_TW" w:bidi="zh_TW"/>
+        </w:rPr>
+        <w:t>罪</w:t>
+      </w:r>
+      <w:r>
+        <w:rPr>
+          <w:lang w:val="zh_TW" w:bidi="zh_TW"/>
+        </w:rPr>
+        <w:t>。</w:t>
       </w:r>
       <w:r>
         <w:rPr>

--- a/zht/docx/140.content.docx
+++ b/zht/docx/140.content.docx
@@ -149,7 +149,7 @@
         <w:rPr>
           <w:lang w:val="zh_TW" w:bidi="zh_TW"/>
         </w:rPr>
-        <w:t>rou</w:t>
+        <w:t>ren</w:t>
       </w:r>
       <w:r>
         <w:rPr>
@@ -212,7 +212,7 @@
         <w:rPr>
           <w:lang w:val="zh_TW" w:bidi="zh_TW"/>
         </w:rPr>
-        <w:t>肉體</w:t>
+        <w:t>人</w:t>
       </w:r>
       <w:r>
         <w:rPr>
@@ -231,7 +231,21 @@
         <w:rPr>
           <w:lang w:val="zh_TW" w:bidi="zh_TW"/>
         </w:rPr>
-        <w:t>身體：人類的肉身存在；人的整體生命；人屬肉體的本性。</w:t>
+        <w:t>人類，不論是男性或女性。</w:t>
+      </w:r>
+    </w:p>
+    <w:p>
+      <w:pPr/>
+      <w:r>
+        <w:rPr>
+          <w:lang w:val="zh_TW" w:bidi="zh_TW"/>
+        </w:rPr>
+      </w:r>
+      <w:r>
+        <w:rPr>
+          <w:lang w:val="zh_TW" w:bidi="zh_TW"/>
+        </w:rPr>
+        <w:t>聖經對人的教導，始於對神正確的認識。聖經人論（anthropology，即對人的研究）的核心，是建基於高舉的神學（即對神的研究）脈絡之中。人若對神有崇高而敬虔的認識，就會肯定人的尊貴和尊嚴，相反，若對神的概念膚淺，就往往導致對人的觀點偏差。因此，人可能被看得比應有的更為重要，或比聖經所啟示的更不重要。這兩種看法都是不合乎聖經的。探討人的學問（本文中「人」一詞是包括男女在內的人類）的起點，必須從認識神——人的創造主開始。</w:t>
       </w:r>
     </w:p>
     <w:p>
@@ -242,7 +256,7 @@
         <w:rPr>
           <w:lang w:val="zh_TW" w:bidi="zh_TW"/>
         </w:rPr>
-        <w:t>在舊約聖經中</w:t>
+        <w:t>人的起源</w:t>
       </w:r>
     </w:p>
     <w:p>
@@ -256,7 +270,7 @@
         <w:rPr>
           <w:lang w:val="zh_TW" w:bidi="zh_TW"/>
         </w:rPr>
-        <w:t>這個字詞常用來指身體的物質部分，無論是指人（</w:t>
+        <w:t>與自然主義（naturalistic）、唯物論（materialistic）的起源理論相對，聖經的觀點首先宣告永恆的神創造了人，而人是一切受造物中最重要的。人無須拘泥於某種特定的時序，來理解神創造人的工作。有些基督徒相信，聖經在</w:t>
       </w:r>
       <w:hyperlink r:id="rId13">
         <w:r>
@@ -267,14 +281,14 @@
             <w:color w:val="0000EE"/>
             <w:u w:val="single"/>
           </w:rPr>
-          <w:t>創40:19</w:t>
-        </w:r>
-      </w:hyperlink>
-      <w:r>
-        <w:rPr>
-          <w:lang w:val="zh_TW" w:bidi="zh_TW"/>
-        </w:rPr>
-        <w:t>）或動物（</w:t>
+          <w:t>創世記一章</w:t>
+        </w:r>
+      </w:hyperlink>
+      <w:r>
+        <w:rPr>
+          <w:lang w:val="zh_TW" w:bidi="zh_TW"/>
+        </w:rPr>
+        <w:t>中所呈現的是一個封閉的年表──六個實際的24小時日子（參</w:t>
       </w:r>
       <w:hyperlink r:id="rId14">
         <w:r>
@@ -285,14 +299,27 @@
             <w:color w:val="0000EE"/>
             <w:u w:val="single"/>
           </w:rPr>
-          <w:t>利6:27</w:t>
-        </w:r>
-      </w:hyperlink>
-      <w:r>
-        <w:rPr>
-          <w:lang w:val="zh_TW" w:bidi="zh_TW"/>
-        </w:rPr>
-        <w:t>）。然而，「肉體」在舊約聖經中有多種不同的意思。有時它代表整個身體（</w:t>
+          <w:t>創1:5、8、13</w:t>
+        </w:r>
+      </w:hyperlink>
+      <w:r>
+        <w:rPr>
+          <w:lang w:val="zh_TW" w:bidi="zh_TW"/>
+        </w:rPr>
+        <w:t>等）；而人在其中驚人且突然出現，可能只是約6000年前的事（參跟大主教詹姆士‧烏社爾〔James Ussher〕的編年史〔</w:t>
+      </w:r>
+      <w:r>
+        <w:rPr>
+          <w:i/>
+          <w:lang w:val="zh_TW" w:bidi="zh_TW"/>
+        </w:rPr>
+        <w:t>Annales，</w:t>
+      </w:r>
+      <w:r>
+        <w:rPr>
+          <w:lang w:val="zh_TW" w:bidi="zh_TW"/>
+        </w:rPr>
+        <w:t xml:space="preserve"> 1650–58年〕相關，但不限於這著作的年表）。另一些持這種普遍觀點的人（有時稱為創造科學〔creation science〕），則對</w:t>
       </w:r>
       <w:hyperlink r:id="rId15">
         <w:r>
@@ -303,14 +330,14 @@
             <w:color w:val="0000EE"/>
             <w:u w:val="single"/>
           </w:rPr>
-          <w:t>箴14:30</w:t>
-        </w:r>
-      </w:hyperlink>
-      <w:r>
-        <w:rPr>
-          <w:lang w:val="zh_TW" w:bidi="zh_TW"/>
-        </w:rPr>
-        <w:t>），其含義進一步延伸為整個人本身（「我的肉身也要安然居住」</w:t>
+          <w:t>創世記五</w:t>
+        </w:r>
+      </w:hyperlink>
+      <w:r>
+        <w:rPr>
+          <w:lang w:val="zh_TW" w:bidi="zh_TW"/>
+        </w:rPr>
+        <w:t>和</w:t>
       </w:r>
       <w:hyperlink r:id="rId16">
         <w:r>
@@ -321,14 +348,46 @@
             <w:color w:val="0000EE"/>
             <w:u w:val="single"/>
           </w:rPr>
-          <w:t>詩16:9</w:t>
-        </w:r>
-      </w:hyperlink>
-      <w:r>
-        <w:rPr>
-          <w:lang w:val="zh_TW" w:bidi="zh_TW"/>
-        </w:rPr>
-        <w:t>）。這個觀念也引入了兩人（男女）在婚姻中的聯合，被稱為「成為一體」（</w:t>
+          <w:t>十一章</w:t>
+        </w:r>
+      </w:hyperlink>
+      <w:r>
+        <w:rPr>
+          <w:lang w:val="zh_TW" w:bidi="zh_TW"/>
+        </w:rPr>
+        <w:t>的年表抱持較為彈性的看法，把人的創造時間推算至約10000年前。</w:t>
+      </w:r>
+    </w:p>
+    <w:p>
+      <w:pPr/>
+      <w:r>
+        <w:rPr>
+          <w:lang w:val="zh_TW" w:bidi="zh_TW"/>
+        </w:rPr>
+      </w:r>
+      <w:r>
+        <w:rPr>
+          <w:lang w:val="zh_TW" w:bidi="zh_TW"/>
+        </w:rPr>
+        <w:t>另一些人認為，</w:t>
+      </w:r>
+      <w:hyperlink r:id="rId13">
+        <w:r>
+          <w:rPr>
+            <w:lang w:val="zh_TW" w:bidi="zh_TW"/>
+          </w:rPr>
+          <w:rPr>
+            <w:color w:val="0000EE"/>
+            <w:u w:val="single"/>
+          </w:rPr>
+          <w:t>創世記一</w:t>
+        </w:r>
+      </w:hyperlink>
+      <w:r>
+        <w:rPr>
+          <w:lang w:val="zh_TW" w:bidi="zh_TW"/>
+        </w:rPr>
+        <w:t>和</w:t>
       </w:r>
       <w:hyperlink r:id="rId17">
         <w:r>
@@ -339,14 +398,119 @@
             <w:color w:val="0000EE"/>
             <w:u w:val="single"/>
           </w:rPr>
-          <w:t>創2:24</w:t>
-        </w:r>
-      </w:hyperlink>
-      <w:r>
-        <w:rPr>
-          <w:lang w:val="zh_TW" w:bidi="zh_TW"/>
-        </w:rPr>
-        <w:t>），同樣地，一個人也可對親屬說：「我是你們的骨肉」（</w:t>
+          <w:t>二章</w:t>
+        </w:r>
+      </w:hyperlink>
+      <w:r>
+        <w:rPr>
+          <w:lang w:val="zh_TW" w:bidi="zh_TW"/>
+        </w:rPr>
+        <w:t>的經文可以從更廣闊的角度解釋，認為人的創造可追溯至極其遙遠的古代（甚至延伸至數百萬年前）。他們主張，在神的掌管與引導之下，該創造的過程可能在神的創造工作中扮演重要角色。這種觀點最合適的名稱是漸進創造論（progressive creationism），它與有神進化論（theistic evolution）相對，有神進化論通常認為神只是啟動了過程，而在過程展開之後，神幾乎不再介入。漸進創造論則認為，</w:t>
+      </w:r>
+      <w:hyperlink r:id="rId13">
+        <w:r>
+          <w:rPr>
+            <w:lang w:val="zh_TW" w:bidi="zh_TW"/>
+          </w:rPr>
+          <w:rPr>
+            <w:color w:val="0000EE"/>
+            <w:u w:val="single"/>
+          </w:rPr>
+          <w:t>創世記一章</w:t>
+        </w:r>
+      </w:hyperlink>
+      <w:r>
+        <w:rPr>
+          <w:lang w:val="zh_TW" w:bidi="zh_TW"/>
+        </w:rPr>
+        <w:t>中的希伯來文「日」（</w:t>
+      </w:r>
+      <w:r>
+        <w:rPr>
+          <w:i/>
+          <w:lang w:val="zh_TW" w:bidi="zh_TW"/>
+        </w:rPr>
+        <w:t>yom</w:t>
+      </w:r>
+      <w:r>
+        <w:rPr>
+          <w:lang w:val="zh_TW" w:bidi="zh_TW"/>
+        </w:rPr>
+        <w:t>）可以指一段延長的時間（例：「日代（day-age）」理論）；因此，「有晚上，有早晨，是第x日」這樣的措辭，可能是一種文學手法，用來展現神創造工作的場景，在時間歷程中逐步推進。</w:t>
+      </w:r>
+    </w:p>
+    <w:p>
+      <w:pPr/>
+      <w:r>
+        <w:rPr>
+          <w:lang w:val="zh_TW" w:bidi="zh_TW"/>
+        </w:rPr>
+      </w:r>
+      <w:r>
+        <w:rPr>
+          <w:lang w:val="zh_TW" w:bidi="zh_TW"/>
+        </w:rPr>
+        <w:t>許多基督徒在人的起源問題上，立場介乎於保守的年代觀與廣泛的年代觀之間。然而，不論個人傾向如何，若要以聖經的方式思考人，就必須承認神在創造人這件事上的創意作為。信心的本質始於這句話：「我信神，全能的父，是創造天地的主。」</w:t>
+      </w:r>
+    </w:p>
+    <w:p>
+      <w:pPr/>
+      <w:r>
+        <w:rPr>
+          <w:lang w:val="zh_TW" w:bidi="zh_TW"/>
+        </w:rPr>
+      </w:r>
+      <w:r>
+        <w:rPr>
+          <w:lang w:val="zh_TW" w:bidi="zh_TW"/>
+        </w:rPr>
+        <w:t>人不僅是神的創造，也是祂創造工作的巔峰。遠在現代精密科學出現之前，古人已經注意到人類在解剖學上的構造與動物界的成員相似。然而，儘管有這些相似之處，聖經的觀點從不把人與動物放在同一層次──人是獨特的，是神創造工作的高峰，是祂巧手工藝的極致。</w:t>
+      </w:r>
+      <w:hyperlink r:id="rId13">
+        <w:r>
+          <w:rPr>
+            <w:lang w:val="zh_TW" w:bidi="zh_TW"/>
+          </w:rPr>
+          <w:rPr>
+            <w:color w:val="0000EE"/>
+            <w:u w:val="single"/>
+          </w:rPr>
+          <w:t>創世記一章</w:t>
+        </w:r>
+      </w:hyperlink>
+      <w:r>
+        <w:rPr>
+          <w:lang w:val="zh_TW" w:bidi="zh_TW"/>
+        </w:rPr>
+        <w:t>的受造次序，本身就是漸進且逐步提升的；神一切的創造工作，最終以祂創造人類為高峰。</w:t>
+      </w:r>
+    </w:p>
+    <w:p>
+      <w:pPr/>
+      <w:r>
+        <w:rPr>
+          <w:lang w:val="zh_TW" w:bidi="zh_TW"/>
+        </w:rPr>
+      </w:r>
+      <w:r>
+        <w:rPr>
+          <w:lang w:val="zh_TW" w:bidi="zh_TW"/>
+        </w:rPr>
+        <w:t>人的獨特行為特徵包括語言、工具製造與文化。人的獨特經驗特徵則包括反思的自覺、倫理的關懷、審美的追求、歷史的意識，以及形而上層面的關切。這些因素無論單獨存在或綜合起來，都使人有別於其它形式的動物生命。人遠遠不僅是某些現代進化論所說的「裸猿（naked ape）」。然而，單靠社會學並不足以解釋人的全貌本質，這正是神的啟示所要揭示的主題。</w:t>
+      </w:r>
+    </w:p>
+    <w:p>
+      <w:pPr/>
+      <w:r>
+        <w:rPr>
+          <w:lang w:val="zh_TW" w:bidi="zh_TW"/>
+        </w:rPr>
+      </w:r>
+      <w:r>
+        <w:rPr>
+          <w:lang w:val="zh_TW" w:bidi="zh_TW"/>
+        </w:rPr>
+        <w:t>雖然人與神的受造物之間有連續性（從</w:t>
       </w:r>
       <w:hyperlink r:id="rId18">
         <w:r>
@@ -357,14 +521,112 @@
             <w:color w:val="0000EE"/>
             <w:u w:val="single"/>
           </w:rPr>
-          <w:t>士9:2</w:t>
-        </w:r>
-      </w:hyperlink>
-      <w:r>
-        <w:rPr>
-          <w:lang w:val="zh_TW" w:bidi="zh_TW"/>
-        </w:rPr>
-        <w:t>）。「肉體」作為整個人的觀念，引申出「凡有血氣的」這種說法，並用來指全人類，有時甚至包括動物界。</w:t>
+          <w:t>創2:7</w:t>
+        </w:r>
+      </w:hyperlink>
+      <w:r>
+        <w:rPr>
+          <w:lang w:val="zh_TW" w:bidi="zh_TW"/>
+        </w:rPr>
+        <w:t>所說「用地上的塵土造」可見一斑），但人同時又與先前一切受造物不同，因為神向他吹入生命的氣息，他就成了有靈的活人（</w:t>
+      </w:r>
+      <w:hyperlink r:id="rId18">
+        <w:r>
+          <w:rPr>
+            <w:lang w:val="zh_TW" w:bidi="zh_TW"/>
+          </w:rPr>
+          <w:rPr>
+            <w:color w:val="0000EE"/>
+            <w:u w:val="single"/>
+          </w:rPr>
+          <w:t>2:7</w:t>
+        </w:r>
+      </w:hyperlink>
+      <w:r>
+        <w:rPr>
+          <w:lang w:val="zh_TW" w:bidi="zh_TW"/>
+        </w:rPr>
+        <w:t>）。人是由神照著祂的形像，造成男和女（</w:t>
+      </w:r>
+      <w:hyperlink r:id="rId19">
+        <w:r>
+          <w:rPr>
+            <w:lang w:val="zh_TW" w:bidi="zh_TW"/>
+          </w:rPr>
+          <w:rPr>
+            <w:color w:val="0000EE"/>
+            <w:u w:val="single"/>
+          </w:rPr>
+          <w:t>1:27</w:t>
+        </w:r>
+      </w:hyperlink>
+      <w:r>
+        <w:rPr>
+          <w:lang w:val="zh_TW" w:bidi="zh_TW"/>
+        </w:rPr>
+        <w:t>），意味著凡是一般論及人的說話，都必須同時適用於男人和女人；而「何為人」的最準確描繪，乃在男人和女人同在的關係之中，才能完全顯明。生養眾多與治理全地的命令，是神交付給兩性共同承擔的責任。同樣，是男人和女人一同背叛神，他們要在墮落世界中承擔始祖犯罪的後果；而基督來要救贖的，也是男人和女人（參</w:t>
+      </w:r>
+      <w:hyperlink r:id="rId20">
+        <w:r>
+          <w:rPr>
+            <w:lang w:val="zh_TW" w:bidi="zh_TW"/>
+          </w:rPr>
+          <w:rPr>
+            <w:color w:val="0000EE"/>
+            <w:u w:val="single"/>
+          </w:rPr>
+          <w:t>加3:28</w:t>
+        </w:r>
+      </w:hyperlink>
+      <w:r>
+        <w:rPr>
+          <w:lang w:val="zh_TW" w:bidi="zh_TW"/>
+        </w:rPr>
+        <w:t>）。同時，「男性」與「女性」這兩個詞語確實表示真實的區別。許多被人視為性別差異的現象，可能是文化造成的，但在男性（希伯來文zakar</w:t>
+      </w:r>
+      <w:r>
+        <w:rPr>
+          <w:i/>
+          <w:lang w:val="zh_TW" w:bidi="zh_TW"/>
+        </w:rPr>
+        <w:t>，</w:t>
+      </w:r>
+      <w:r>
+        <w:rPr>
+          <w:lang w:val="zh_TW" w:bidi="zh_TW"/>
+        </w:rPr>
+        <w:t>意即「刺透者」）和女性（希伯來文neqeba</w:t>
+      </w:r>
+      <w:r>
+        <w:rPr>
+          <w:i/>
+          <w:lang w:val="zh_TW" w:bidi="zh_TW"/>
+        </w:rPr>
+        <w:t>，</w:t>
+      </w:r>
+      <w:r>
+        <w:rPr>
+          <w:lang w:val="zh_TW" w:bidi="zh_TW"/>
+        </w:rPr>
+        <w:t>意即「被刺透者」）之間最根本的性別差異，則是出於神的設計。只有男與女二者同在，才能完整展現神的形像（見</w:t>
+      </w:r>
+      <w:hyperlink r:id="rId19">
+        <w:r>
+          <w:rPr>
+            <w:lang w:val="zh_TW" w:bidi="zh_TW"/>
+          </w:rPr>
+          <w:rPr>
+            <w:color w:val="0000EE"/>
+            <w:u w:val="single"/>
+          </w:rPr>
+          <w:t>創1:27</w:t>
+        </w:r>
+      </w:hyperlink>
+      <w:r>
+        <w:rPr>
+          <w:lang w:val="zh_TW" w:bidi="zh_TW"/>
+        </w:rPr>
+        <w:t>）。</w:t>
       </w:r>
     </w:p>
     <w:p>
@@ -378,43 +640,7 @@
         <w:rPr>
           <w:lang w:val="zh_TW" w:bidi="zh_TW"/>
         </w:rPr>
-        <w:t>或許，「肉體」在舊約聖經中最具特色的用法，是用來表達人相對於神的軟弱與有限。「人既屬乎血氣，我的靈就不永遠住在他裡面」（</w:t>
-      </w:r>
-      <w:hyperlink r:id="rId19">
-        <w:r>
-          <w:rPr>
-            <w:lang w:val="zh_TW" w:bidi="zh_TW"/>
-          </w:rPr>
-          <w:rPr>
-            <w:color w:val="0000EE"/>
-            <w:u w:val="single"/>
-          </w:rPr>
-          <w:t>創6:3</w:t>
-        </w:r>
-      </w:hyperlink>
-      <w:r>
-        <w:rPr>
-          <w:lang w:val="zh_TW" w:bidi="zh_TW"/>
-        </w:rPr>
-        <w:t>）。在</w:t>
-      </w:r>
-      <w:hyperlink r:id="rId20">
-        <w:r>
-          <w:rPr>
-            <w:lang w:val="zh_TW" w:bidi="zh_TW"/>
-          </w:rPr>
-          <w:rPr>
-            <w:color w:val="0000EE"/>
-            <w:u w:val="single"/>
-          </w:rPr>
-          <w:t>詩篇七十八篇39節</w:t>
-        </w:r>
-      </w:hyperlink>
-      <w:r>
-        <w:rPr>
-          <w:lang w:val="zh_TW" w:bidi="zh_TW"/>
-        </w:rPr>
-        <w:t>中，神將人的罪歸因於他們只是血氣之人。在</w:t>
+        <w:t>的確，有關人的聖經論述中，最令人驚嘆的宣告，就是神照著祂的形像造人。對其它任何受造物，甚至天使，都沒有這樣的說法。</w:t>
       </w:r>
       <w:hyperlink r:id="rId21">
         <w:r>
@@ -425,14 +651,14 @@
             <w:color w:val="0000EE"/>
             <w:u w:val="single"/>
           </w:rPr>
-          <w:t>歷代志下三十二章8節</w:t>
-        </w:r>
-      </w:hyperlink>
-      <w:r>
-        <w:rPr>
-          <w:lang w:val="zh_TW" w:bidi="zh_TW"/>
-        </w:rPr>
-        <w:t>中，亞述王的「肉臂」（意即他的軟弱）與全能的神形成對比。信靠神的人毋須懼怕「血氣」能作甚麼（</w:t>
+          <w:t>創世記一章26至28節</w:t>
+        </w:r>
+      </w:hyperlink>
+      <w:r>
+        <w:rPr>
+          <w:lang w:val="zh_TW" w:bidi="zh_TW"/>
+        </w:rPr>
+        <w:t>所說的「照著他的形像」，正是</w:t>
       </w:r>
       <w:hyperlink r:id="rId22">
         <w:r>
@@ -443,14 +669,14 @@
             <w:color w:val="0000EE"/>
             <w:u w:val="single"/>
           </w:rPr>
-          <w:t>詩56:4</w:t>
-        </w:r>
-      </w:hyperlink>
-      <w:r>
-        <w:rPr>
-          <w:lang w:val="zh_TW" w:bidi="zh_TW"/>
-        </w:rPr>
-        <w:t>），但倚靠人的血肉而不倚靠神的人必受咒詛（</w:t>
+          <w:t>詩篇八篇5節</w:t>
+        </w:r>
+      </w:hyperlink>
+      <w:r>
+        <w:rPr>
+          <w:lang w:val="zh_TW" w:bidi="zh_TW"/>
+        </w:rPr>
+        <w:t>中詩人轉述的基礎：「你叫他比神微小一點」（直譯；七十士譯本則譯為「比天使微小一點」）。「神的形像」這個片語的意義一直是許多辯論的主題。有些人認為這個片語是指神的物理形像，但這點值得懷疑，因為神是靈（參</w:t>
       </w:r>
       <w:hyperlink r:id="rId23">
         <w:r>
@@ -461,14 +687,60 @@
             <w:color w:val="0000EE"/>
             <w:u w:val="single"/>
           </w:rPr>
-          <w:t>耶17:5</w:t>
-        </w:r>
-      </w:hyperlink>
-      <w:r>
-        <w:rPr>
-          <w:lang w:val="zh_TW" w:bidi="zh_TW"/>
-        </w:rPr>
-        <w:t>）。在</w:t>
+          <w:t>約4:24</w:t>
+        </w:r>
+      </w:hyperlink>
+      <w:r>
+        <w:rPr>
+          <w:lang w:val="zh_TW" w:bidi="zh_TW"/>
+        </w:rPr>
+        <w:t>）。其他人認為這個片語指的是人的人格（personhood），這與神的位格（personality）相對應（具有智力、感情和意志）。這些人的特質可能存在於神的形像中；然而，這些人格層面的不同面向，也同樣存在於動物界的其它成員之中，並非人所獨有。</w:t>
+      </w:r>
+    </w:p>
+    <w:p>
+      <w:pPr/>
+      <w:r>
+        <w:rPr>
+          <w:lang w:val="zh_TW" w:bidi="zh_TW"/>
+        </w:rPr>
+      </w:r>
+      <w:r>
+        <w:rPr>
+          <w:lang w:val="zh_TW" w:bidi="zh_TW"/>
+        </w:rPr>
+        <w:t>「形像」這個詞語的基本意思（希伯來文tselem）是「影子」、「代表」或「相似」。人裡面有神的形像，顯明神對人的價值與尊嚴的看法──人在受造的世界裡作為祂的影子或祂的代表。古代亞述的君王會在遙遠的地區設立自己實體的像，提醒那些容易忘記的人，這些地區仍屬於帝國。同樣，神也把祂自己的影子、祂同在的代表，放在人裡面，安置在祂所造的世界中。</w:t>
+      </w:r>
+    </w:p>
+    <w:p>
+      <w:pPr/>
+      <w:r>
+        <w:rPr>
+          <w:lang w:val="zh_TW" w:bidi="zh_TW"/>
+        </w:rPr>
+      </w:r>
+      <w:r>
+        <w:rPr>
+          <w:lang w:val="zh_TW" w:bidi="zh_TW"/>
+        </w:rPr>
+        <w:t>這種「神的形像在人裡面」的觀點，似乎也得到</w:t>
+      </w:r>
+      <w:hyperlink r:id="rId13">
+        <w:r>
+          <w:rPr>
+            <w:lang w:val="zh_TW" w:bidi="zh_TW"/>
+          </w:rPr>
+          <w:rPr>
+            <w:color w:val="0000EE"/>
+            <w:u w:val="single"/>
+          </w:rPr>
+          <w:t>創世記一章</w:t>
+        </w:r>
+      </w:hyperlink>
+      <w:r>
+        <w:rPr>
+          <w:lang w:val="zh_TW" w:bidi="zh_TW"/>
+        </w:rPr>
+        <w:t>直接上下文的印證。人是照著神的形像造的，要管理神一切其它的受造物（</w:t>
       </w:r>
       <w:hyperlink r:id="rId24">
         <w:r>
@@ -479,14 +751,61 @@
             <w:color w:val="0000EE"/>
             <w:u w:val="single"/>
           </w:rPr>
-          <w:t>以賽亞書三十一章3節</w:t>
-        </w:r>
-      </w:hyperlink>
-      <w:r>
-        <w:rPr>
-          <w:lang w:val="zh_TW" w:bidi="zh_TW"/>
-        </w:rPr>
-        <w:t>中，血氣與靈相對，如同軟弱與能力的對比。</w:t>
+          <w:t>創1:26</w:t>
+        </w:r>
+      </w:hyperlink>
+      <w:r>
+        <w:rPr>
+          <w:lang w:val="zh_TW" w:bidi="zh_TW"/>
+        </w:rPr>
+        <w:t>；另見</w:t>
+      </w:r>
+      <w:hyperlink r:id="rId22">
+        <w:r>
+          <w:rPr>
+            <w:lang w:val="zh_TW" w:bidi="zh_TW"/>
+          </w:rPr>
+          <w:rPr>
+            <w:color w:val="0000EE"/>
+            <w:u w:val="single"/>
+          </w:rPr>
+          <w:t>詩8:5</w:t>
+        </w:r>
+      </w:hyperlink>
+      <w:r>
+        <w:rPr>
+          <w:lang w:val="zh_TW" w:bidi="zh_TW"/>
+        </w:rPr>
+        <w:t>）。進一步說，作為造物主的代表，人應當回應祂。耶穌宣告神是靈，而這宣告的結果，是人要以心靈和誠實敬拜祂（</w:t>
+      </w:r>
+      <w:hyperlink r:id="rId25">
+        <w:r>
+          <w:rPr>
+            <w:lang w:val="zh_TW" w:bidi="zh_TW"/>
+          </w:rPr>
+          <w:rPr>
+            <w:color w:val="0000EE"/>
+            <w:u w:val="single"/>
+          </w:rPr>
+          <w:t>約4:21–24</w:t>
+        </w:r>
+      </w:hyperlink>
+      <w:r>
+        <w:rPr>
+          <w:lang w:val="zh_TW" w:bidi="zh_TW"/>
+        </w:rPr>
+        <w:t>）。</w:t>
+      </w:r>
+    </w:p>
+    <w:p>
+      <w:pPr>
+        <w:pStyle w:val="Heading3"/>
+      </w:pPr>
+      <w:r>
+        <w:rPr>
+          <w:lang w:val="zh_TW" w:bidi="zh_TW"/>
+        </w:rPr>
+        <w:t>人的本性</w:t>
       </w:r>
     </w:p>
     <w:p>
@@ -500,25 +819,117 @@
         <w:rPr>
           <w:lang w:val="zh_TW" w:bidi="zh_TW"/>
         </w:rPr>
-        <w:t>然而，舊約聖經從未將「肉體」視為罪惡。肉體是神用地上的塵土所造（</w:t>
-      </w:r>
-      <w:hyperlink r:id="rId25">
-        <w:r>
-          <w:rPr>
-            <w:lang w:val="zh_TW" w:bidi="zh_TW"/>
-          </w:rPr>
-          <w:rPr>
-            <w:color w:val="0000EE"/>
-            <w:u w:val="single"/>
-          </w:rPr>
-          <w:t>創2:7</w:t>
-        </w:r>
-      </w:hyperlink>
-      <w:r>
-        <w:rPr>
-          <w:lang w:val="zh_TW" w:bidi="zh_TW"/>
-        </w:rPr>
-        <w:t>），既然出於神的創造，本質上就是美好的。</w:t>
+        <w:t>人往往會傾向把「人」看成由不同部分組成，但聖經的重點卻是強調人的整全。關於人的本性究竟是三方（tripartite，即三重結構）：靈、魂與體（參</w:t>
+      </w:r>
+      <w:hyperlink r:id="rId26">
+        <w:r>
+          <w:rPr>
+            <w:lang w:val="zh_TW" w:bidi="zh_TW"/>
+          </w:rPr>
+          <w:rPr>
+            <w:color w:val="0000EE"/>
+            <w:u w:val="single"/>
+          </w:rPr>
+          <w:t>帖前5:23</w:t>
+        </w:r>
+      </w:hyperlink>
+      <w:r>
+        <w:rPr>
+          <w:lang w:val="zh_TW" w:bidi="zh_TW"/>
+        </w:rPr>
+        <w:t>）；還是二方（bipartite，即二重結構）：物質與非物質，至今仍然爭辯不休。雖然聖經似乎可以支持這兩種立場，但有關人的本性，最重要的問題不在於人有多少部分，而在於人的合一。因此，聖經論及人時，首先宣告：人是一個同時由物質屬性與非物質屬性構成的「位格」。用巴特（Karl Barth）的話說，人是「有身體的魂，同時也是有魂的身體」沒有只具身體而無魂的人，也難以把沒有身體的靈看作完整的人，除非處於暫時的、過渡性的狀態。希伯來文nephesh，常譯作「魂」，在多數語境中更合宜的翻譯是「人」。希伯來文ruach（「氣息」、「風」、「靈」）和希臘文pneuma（「靈」）和psuche（「魂」）常用來指人的非物質部分。這部分與身體相比並不因此而不真實。若僅以純物質、純身體的觀點看人，是極其貧乏的。同樣，若過度強調靈，卻輕忽身體，也是不真實、不平衡的。人可以這樣說：「我是個人，而我的存在目前極度依賴我的身體。但我不只是身體，也不只是血肉。當我的身體死去，我仍然活著；當我的血肉朽壞，我依然存在。但有一天，我要再一次在身體裡活著。因為一個沒有身體的靈魂，並不能完全表達我的人性。神為我所設立的理想，是要我在一個〔新的〕身體裡過生活。因此，在永恆狀態的盼望裡，我信身體的復活和永遠的生命。」</w:t>
+      </w:r>
+    </w:p>
+    <w:p>
+      <w:pPr/>
+      <w:r>
+        <w:rPr>
+          <w:lang w:val="zh_TW" w:bidi="zh_TW"/>
+        </w:rPr>
+      </w:r>
+      <w:r>
+        <w:rPr>
+          <w:lang w:val="zh_TW" w:bidi="zh_TW"/>
+        </w:rPr>
+        <w:t>若要從聖經的角度思考人的本性，就不能不面對墮落的問題。</w:t>
+      </w:r>
+      <w:hyperlink r:id="rId27">
+        <w:r>
+          <w:rPr>
+            <w:lang w:val="zh_TW" w:bidi="zh_TW"/>
+          </w:rPr>
+          <w:rPr>
+            <w:color w:val="0000EE"/>
+            <w:u w:val="single"/>
+          </w:rPr>
+          <w:t>創世記三章</w:t>
+        </w:r>
+      </w:hyperlink>
+      <w:r>
+        <w:rPr>
+          <w:lang w:val="zh_TW" w:bidi="zh_TW"/>
+        </w:rPr>
+        <w:t>顯示，未墮落的人原本是不死的，他生育的能力起初並不受生產痛苦的限制，他的工作也不會因自然界的反覆無常而受挫。然而，墮落之後，一切都改變了：在人內在的生命裡、在男女彼此之間、在人與自然的互動中，以及在人與造物主的關係上，全都發生了變化。</w:t>
+      </w:r>
+    </w:p>
+    <w:p>
+      <w:pPr/>
+      <w:r>
+        <w:rPr>
+          <w:lang w:val="zh_TW" w:bidi="zh_TW"/>
+        </w:rPr>
+      </w:r>
+      <w:r>
+        <w:rPr>
+          <w:lang w:val="zh_TW" w:bidi="zh_TW"/>
+        </w:rPr>
+        <w:t>墮落的結果是，人深深地墮落了，這墮落滲透到他全人的每一部分。「全然敗壞」這個片語，不一定是指人已經壞到不能再壞，而是指罪的影響波及人的整個存在。同時，神的形像在墮落之後，仍以某種方式繼續存在於人的身上，這就成了神施行救恩的依據（參</w:t>
+      </w:r>
+      <w:hyperlink r:id="rId28">
+        <w:r>
+          <w:rPr>
+            <w:lang w:val="zh_TW" w:bidi="zh_TW"/>
+          </w:rPr>
+          <w:rPr>
+            <w:color w:val="0000EE"/>
+            <w:u w:val="single"/>
+          </w:rPr>
+          <w:t>羅5章</w:t>
+        </w:r>
+      </w:hyperlink>
+      <w:r>
+        <w:rPr>
+          <w:lang w:val="zh_TW" w:bidi="zh_TW"/>
+        </w:rPr>
+        <w:t>）。基本上，正因神看重人內在的價值，救恩才有其神所立的合理性。</w:t>
+      </w:r>
+    </w:p>
+    <w:p>
+      <w:pPr/>
+      <w:r>
+        <w:rPr>
+          <w:lang w:val="zh_TW" w:bidi="zh_TW"/>
+        </w:rPr>
+      </w:r>
+      <w:r>
+        <w:rPr>
+          <w:lang w:val="zh_TW" w:bidi="zh_TW"/>
+        </w:rPr>
+        <w:t>關於人本質上是良善還是邪惡的舊爭論，在創世記的記載裡既顯出其困境，也提供了解答：神造人，乃是要他有意識地反映造物主的尊嚴與高貴。然而，人卻因刻意的悖逆而背叛了造物主，從此陷入罪中，罪成了他一生的烙印；除非有神的恩典，否則他仍要不斷活在其中。這隨之而來的罪，既是墮落之人存在本質上的特質，也是他不斷表現出來，無數驕傲與自私的行為。雖然神的形像因人的墮落而在人裡面受損，但當一個人在基督裡得著新生命時，神的靈就在他裡面運行，有效重新激發這形像。神的恩典因此帶來個人的更新、人與人關係的復和，以及恢復與神的相交。</w:t>
+      </w:r>
+    </w:p>
+    <w:p>
+      <w:pPr/>
+      <w:r>
+        <w:rPr>
+          <w:lang w:val="zh_TW" w:bidi="zh_TW"/>
+        </w:rPr>
+      </w:r>
+      <w:r>
+        <w:rPr>
+          <w:lang w:val="zh_TW" w:bidi="zh_TW"/>
+        </w:rPr>
+        <w:t>人起初是神所造的善，但因自己的計謀而成了惡；然而，靠著神的大能，人仍能重新得著那善。要明白「作為一個完整的人」的真正意義，必須從耶穌的生命去重新發現，祂的人性生活就是人的新起點。因此，耶穌是新的亞當；在祂的樣式中，有一個取代舊樣式的新開端。</w:t>
       </w:r>
     </w:p>
     <w:p>
@@ -529,7 +940,7 @@
         <w:rPr>
           <w:lang w:val="zh_TW" w:bidi="zh_TW"/>
         </w:rPr>
-        <w:t>在新約聖經中</w:t>
+        <w:t>人的歸宿</w:t>
       </w:r>
     </w:p>
     <w:p>
@@ -543,31 +954,190 @@
         <w:rPr>
           <w:lang w:val="zh_TW" w:bidi="zh_TW"/>
         </w:rPr>
-        <w:t>保羅賦予「肉體」（希臘文</w:t>
+        <w:t>聖經對人的看法，必須平衡地涵蓋：人出自神的創造、人悖逆了神的恩典、人要面對的審判，以及因救主耶穌而得著救贖和永生應許的盼望。人有一個起點，卻要永遠存在。這宣告與自然主義的起源與歸宿理論形成強烈對比。現代思想中最具欺騙性的傾向之一，就是「與死亡和解」的觀念。那些不思念神、也不盼望永恆的人，彼此勸勉，要把身體不可避免的衰敗與死亡，視為人生命的自然結局。但聖經的觀點認為，人類的死亡根本不是自然的。</w:t>
+      </w:r>
+    </w:p>
+    <w:p>
+      <w:pPr/>
+      <w:r>
+        <w:rPr>
+          <w:lang w:val="zh_TW" w:bidi="zh_TW"/>
+        </w:rPr>
+      </w:r>
+      <w:r>
+        <w:rPr>
+          <w:lang w:val="zh_TW" w:bidi="zh_TW"/>
+        </w:rPr>
+        <w:t>死亡是後來進入的特質，而不是人的天然歸宿。死亡可以用來描述身體，卻不能用來描述靈。聖經的教導是：雖然身體會死、會朽壞，但人仍存活，並盼望將來得著更新的身體。那些認識基督的人，在肉身死去時就與祂同在（</w:t>
+      </w:r>
+      <w:hyperlink r:id="rId29">
+        <w:r>
+          <w:rPr>
+            <w:lang w:val="zh_TW" w:bidi="zh_TW"/>
+          </w:rPr>
+          <w:rPr>
+            <w:color w:val="0000EE"/>
+            <w:u w:val="single"/>
+          </w:rPr>
+          <w:t>腓1:23</w:t>
+        </w:r>
+      </w:hyperlink>
+      <w:r>
+        <w:rPr>
+          <w:lang w:val="zh_TW" w:bidi="zh_TW"/>
+        </w:rPr>
+        <w:t>），並等候身體復活，進入永恆的生命 （</w:t>
+      </w:r>
+      <w:hyperlink r:id="rId30">
+        <w:r>
+          <w:rPr>
+            <w:lang w:val="zh_TW" w:bidi="zh_TW"/>
+          </w:rPr>
+          <w:rPr>
+            <w:color w:val="0000EE"/>
+            <w:u w:val="single"/>
+          </w:rPr>
+          <w:t>林前15:35–49</w:t>
+        </w:r>
+      </w:hyperlink>
+      <w:r>
+        <w:rPr>
+          <w:lang w:val="zh_TW" w:bidi="zh_TW"/>
+        </w:rPr>
+        <w:t>）。至於那些離世時與基督無關的人，並不是就此消失，而是要進入一種永遠的存在狀態，清醒意識到自己與神隔絕，失落了原本該享有祂同在直到永遠的命定。聖經教導有關失喪之人的結局，對現代人來說極其難以接受。甚至一些高度尊重聖經權威的基督徒，一想到惡人要受永遠刑罰，也可能會感到震驚。然而，聖經中有關惡人終極審判的教義，卻是與聖經許多其它教導，一樣確實而穩固的。</w:t>
+      </w:r>
+    </w:p>
+    <w:p>
+      <w:pPr/>
+      <w:r>
+        <w:rPr>
+          <w:lang w:val="zh_TW" w:bidi="zh_TW"/>
+        </w:rPr>
+      </w:r>
+      <w:r>
+        <w:rPr>
+          <w:lang w:val="zh_TW" w:bidi="zh_TW"/>
+        </w:rPr>
+        <w:t>在聖經中，有關人性最震撼的真理之一，就是明白神所開始救恩工作，最終導致永恆聖子道成肉身，原因竟然是為了人。在祂復活升天之後，主耶穌基督回到天上榮耀威嚴的永恆地位，並且永遠作為神－人（God-man）而存留。耶穌是神，祂分享聖父與聖靈一切的屬性；耶穌是人，祂與人同在、認同人。祂在一個有形的身體裡顯明自己，雖然那是復活的身體，卻是所有屬祂之人復活的初熟果子。因此，道成肉身在神性（deity）裡帶來了一個永恆的改變。若不是因為神極其看重人的價值，祂決不會在自己裡面作出如此根本的改變。正如希伯來書的作者所說：「兒女既同有血肉之體，他也照樣親自成了血肉之體」（</w:t>
+      </w:r>
+      <w:hyperlink r:id="rId31">
+        <w:r>
+          <w:rPr>
+            <w:lang w:val="zh_TW" w:bidi="zh_TW"/>
+          </w:rPr>
+          <w:rPr>
+            <w:color w:val="0000EE"/>
+            <w:u w:val="single"/>
+          </w:rPr>
+          <w:t>來2:14</w:t>
+        </w:r>
+      </w:hyperlink>
+      <w:r>
+        <w:rPr>
+          <w:lang w:val="zh_TW" w:bidi="zh_TW"/>
+        </w:rPr>
+        <w:t>）。</w:t>
+      </w:r>
+    </w:p>
+    <w:p>
+      <w:pPr/>
+      <w:r>
+        <w:rPr>
+          <w:lang w:val="zh_TW" w:bidi="zh_TW"/>
+        </w:rPr>
+      </w:r>
+      <w:r>
+        <w:rPr>
+          <w:lang w:val="zh_TW" w:bidi="zh_TW"/>
+        </w:rPr>
+        <w:t>我們人性的最終指標，就是人是為了敬拜神並永遠享受祂而被造的。神從未將這樣的心意，賜給其它受造之物。即便是那些仍然維持完美狀態、並在清醒喜樂中敬拜父的天使，他們與神的關係也不及蒙救贖的人那樣親密（</w:t>
+      </w:r>
+      <w:hyperlink r:id="rId32">
+        <w:r>
+          <w:rPr>
+            <w:lang w:val="zh_TW" w:bidi="zh_TW"/>
+          </w:rPr>
+          <w:rPr>
+            <w:color w:val="0000EE"/>
+            <w:u w:val="single"/>
+          </w:rPr>
+          <w:t>來2:16</w:t>
+        </w:r>
+      </w:hyperlink>
+      <w:r>
+        <w:rPr>
+          <w:lang w:val="zh_TW" w:bidi="zh_TW"/>
+        </w:rPr>
+        <w:t>）。</w:t>
+      </w:r>
+    </w:p>
+    <w:p>
+      <w:pPr/>
+      <w:r>
+        <w:rPr>
+          <w:lang w:val="zh_TW" w:bidi="zh_TW"/>
+        </w:rPr>
+      </w:r>
+      <w:r>
+        <w:rPr>
+          <w:lang w:val="zh_TW" w:bidi="zh_TW"/>
+        </w:rPr>
+        <w:t>人算什麼？在基督裡，人就是神原本要他成為的樣式，滿有尊榮與尊貴，並且永遠在祂寶座前歡喜快樂。</w:t>
+      </w:r>
+    </w:p>
+    <w:p>
+      <w:pPr/>
+      <w:r>
+        <w:rPr>
+          <w:lang w:val="zh_TW" w:bidi="zh_TW"/>
+        </w:rPr>
       </w:r>
       <w:r>
         <w:rPr>
           <w:i/>
           <w:lang w:val="zh_TW" w:bidi="zh_TW"/>
         </w:rPr>
-        <w:t>sarx</w:t>
-      </w:r>
-      <w:r>
-        <w:rPr>
-          <w:lang w:val="zh_TW" w:bidi="zh_TW"/>
-        </w:rPr>
-        <w:t>）多重且常具獨特性的含義。</w:t>
-      </w:r>
-    </w:p>
-    <w:p>
-      <w:pPr>
-        <w:pStyle w:val="Heading4"/>
-      </w:pPr>
-      <w:r>
-        <w:rPr>
-          <w:lang w:val="zh_TW" w:bidi="zh_TW"/>
-        </w:rPr>
-        <w:t>肉體作為身體的物質部分</w:t>
+        <w:t>另見</w:t>
+      </w:r>
+      <w:r>
+        <w:rPr>
+          <w:lang w:val="zh_TW" w:bidi="zh_TW"/>
+        </w:rPr>
+        <w:t xml:space="preserve"> </w:t>
+      </w:r>
+      <w:r>
+        <w:rPr>
+          <w:lang w:val="zh_TW" w:bidi="zh_TW"/>
+        </w:rPr>
+        <w:t>神的形象；屬血氣的</w:t>
+      </w:r>
+      <w:r>
+        <w:rPr>
+          <w:lang w:val="zh_TW" w:bidi="zh_TW"/>
+        </w:rPr>
+        <w:t>人；</w:t>
+      </w:r>
+      <w:r>
+        <w:rPr>
+          <w:lang w:val="zh_TW" w:bidi="zh_TW"/>
+        </w:rPr>
+        <w:t>舊人與新人</w:t>
+      </w:r>
+      <w:r>
+        <w:rPr>
+          <w:lang w:val="zh_TW" w:bidi="zh_TW"/>
+        </w:rPr>
+        <w:t>。</w:t>
+      </w:r>
+      <w:r>
+        <w:rPr>
+          <w:lang w:val="zh_TW" w:bidi="zh_TW"/>
+        </w:rPr>
+      </w:r>
+      <w:r>
+        <w:rPr>
+          <w:lang w:val="zh_TW" w:bidi="zh_TW"/>
+        </w:rPr>
       </w:r>
     </w:p>
     <w:p>
@@ -577,29 +1147,285 @@
           <w:lang w:val="zh_TW" w:bidi="zh_TW"/>
         </w:rPr>
       </w:r>
-      <w:r>
-        <w:rPr>
-          <w:lang w:val="zh_TW" w:bidi="zh_TW"/>
-        </w:rPr>
-        <w:t>「肉體」經常用來指構成人體的組織。聖經中提到不同種類的肉體——「人」、「獸」、「鳥」、「魚」（</w:t>
-      </w:r>
-      <w:hyperlink r:id="rId26">
-        <w:r>
-          <w:rPr>
-            <w:lang w:val="zh_TW" w:bidi="zh_TW"/>
-          </w:rPr>
-          <w:rPr>
-            <w:color w:val="0000EE"/>
-            <w:u w:val="single"/>
-          </w:rPr>
-          <w:t>林前15:39</w:t>
-        </w:r>
-      </w:hyperlink>
-      <w:r>
-        <w:rPr>
-          <w:lang w:val="zh_TW" w:bidi="zh_TW"/>
-        </w:rPr>
-        <w:t>）。人在肉體中會經歷痛苦與患難（</w:t>
+    </w:p>
+    <w:p>
+      <w:pPr>
+        <w:pStyle w:val="Heading2"/>
+      </w:pPr>
+      <w:r>
+        <w:rPr>
+          <w:lang w:val="zh_TW" w:bidi="zh_TW"/>
+        </w:rPr>
+        <w:t>人的墮落</w:t>
+      </w:r>
+      <w:r>
+        <w:rPr>
+          <w:lang w:val="zh_TW" w:bidi="zh_TW"/>
+        </w:rPr>
+      </w:r>
+    </w:p>
+    <w:p>
+      <w:pPr/>
+      <w:r>
+        <w:rPr>
+          <w:lang w:val="zh_TW" w:bidi="zh_TW"/>
+        </w:rPr>
+      </w:r>
+      <w:r>
+        <w:rPr>
+          <w:lang w:val="zh_TW" w:bidi="zh_TW"/>
+        </w:rPr>
+        <w:t>在人類歷史中，亞當吃了那禁果，使人類由道德上純真、蒙神喜悅的狀態，轉變為被定罪、終必死亡的光景。</w:t>
+      </w:r>
+    </w:p>
+    <w:p>
+      <w:pPr>
+        <w:pStyle w:val="Heading3"/>
+      </w:pPr>
+      <w:r>
+        <w:rPr>
+          <w:lang w:val="zh_TW" w:bidi="zh_TW"/>
+        </w:rPr>
+        <w:t>聖經的證據</w:t>
+      </w:r>
+    </w:p>
+    <w:p>
+      <w:pPr/>
+      <w:r>
+        <w:rPr>
+          <w:lang w:val="zh_TW" w:bidi="zh_TW"/>
+        </w:rPr>
+      </w:r>
+      <w:hyperlink r:id="rId13">
+        <w:r>
+          <w:rPr>
+            <w:lang w:val="zh_TW" w:bidi="zh_TW"/>
+          </w:rPr>
+          <w:rPr>
+            <w:color w:val="0000EE"/>
+            <w:u w:val="single"/>
+          </w:rPr>
+          <w:t>創世記一</w:t>
+        </w:r>
+      </w:hyperlink>
+      <w:r>
+        <w:rPr>
+          <w:lang w:val="zh_TW" w:bidi="zh_TW"/>
+        </w:rPr>
+        <w:t>和</w:t>
+      </w:r>
+      <w:hyperlink r:id="rId17">
+        <w:r>
+          <w:rPr>
+            <w:lang w:val="zh_TW" w:bidi="zh_TW"/>
+          </w:rPr>
+          <w:rPr>
+            <w:color w:val="0000EE"/>
+            <w:u w:val="single"/>
+          </w:rPr>
+          <w:t>二章</w:t>
+        </w:r>
+      </w:hyperlink>
+      <w:r>
+        <w:rPr>
+          <w:lang w:val="zh_TW" w:bidi="zh_TW"/>
+        </w:rPr>
+        <w:t>的創世敘事，肯定了人的本質與使命的獨特性。人是按著神的形像被造，為要與神相交、彼此交通。作為神的代表，人被賦予治理全地的權柄，要開發並使用地上的資源，使神得榮耀。</w:t>
+      </w:r>
+    </w:p>
+    <w:p>
+      <w:pPr/>
+      <w:r>
+        <w:rPr>
+          <w:lang w:val="zh_TW" w:bidi="zh_TW"/>
+        </w:rPr>
+      </w:r>
+      <w:r>
+        <w:rPr>
+          <w:lang w:val="zh_TW" w:bidi="zh_TW"/>
+        </w:rPr>
+        <w:t>除了文化使命以外，人同時也領受一條具體的命令：神准許他吃伊甸園的各樣植物，卻明確禁止他吃分別善惡樹上的果子。這命令的目的，乃是為了在人的意識中，建立善與惡之間的根本對立，並使人肯定其定位就是事奉造物主。人若能忠心事奉，便可享受天父所賜的一切福分，並最終進入與神同在，享受永恆生命的豐盛。</w:t>
+      </w:r>
+    </w:p>
+    <w:p>
+      <w:pPr/>
+      <w:r>
+        <w:rPr>
+          <w:lang w:val="zh_TW" w:bidi="zh_TW"/>
+        </w:rPr>
+      </w:r>
+      <w:r>
+        <w:rPr>
+          <w:lang w:val="zh_TW" w:bidi="zh_TW"/>
+        </w:rPr>
+        <w:t>雖然人與動物一樣被造為有生命的活物，但人生命的核心在於與神的聯合與相交。與神的交通本應是亞當自覺擁有的特權，這與動物形成對比，因牠們既沒有犯罪的可能，也沒有與神有意識的相交。人在充分明白另一選擇所帶來的邪惡後，應當甘心樂意、出於愛心地事奉神。因此，他在神面前的生命本質應是敬虔的，而不是單憑本能的。</w:t>
+      </w:r>
+    </w:p>
+    <w:p>
+      <w:pPr/>
+      <w:r>
+        <w:rPr>
+          <w:lang w:val="zh_TW" w:bidi="zh_TW"/>
+        </w:rPr>
+      </w:r>
+      <w:r>
+        <w:rPr>
+          <w:lang w:val="zh_TW" w:bidi="zh_TW"/>
+        </w:rPr>
+        <w:t>神吩咐不可吃分別善惡樹的果子，其目的在於要使人堅立於公義和信心的道路上，然而，撒但卻利用這條命令作為機會，引誘人背叛神。雖然人面對試探本身並不是邪惡，但撒但引誘人犯罪卻是邪惡的。這意味著在人墮落之前，宇宙已經存在邪惡。撒但的目的明顯是要使人歸服於牠，並藉著人將牠黑暗的國度擴展到全地。人的墮落，以及其後神所展開的救贖計劃，必須在神與撒但之間的宇宙性衝突這個背景下來理解，而在這場爭戰中，神最終的得勝是確定無疑的。撒但藉著蛇作為工具，先接近夏娃來引誘亞當，誘惑他們吃分別善惡樹的果子。</w:t>
+      </w:r>
+    </w:p>
+    <w:p>
+      <w:pPr/>
+      <w:r>
+        <w:rPr>
+          <w:lang w:val="zh_TW" w:bidi="zh_TW"/>
+        </w:rPr>
+      </w:r>
+      <w:r>
+        <w:rPr>
+          <w:lang w:val="zh_TW" w:bidi="zh_TW"/>
+        </w:rPr>
+        <w:t>在人墮落之前，對善惡的分別並非一無所知，只是他在經驗上只認識善。亞當應當只從神那裡領受有關善惡分別的本質，以及領受教導，知道吃或不吃生命樹上的果子所帶來的後果。正如他起初從造物主得著生命，如今他也當順服神口中所出的一切話，並藉此而活。試探的目的，是要人離開對神的依靠。撒但質疑神話語的真實，並挑戰祂的權柄，引誘人以為自己能判斷善惡，並能掌握後果，使後果有利自己。這試探的核心，就是要人自以為神。</w:t>
+      </w:r>
+    </w:p>
+    <w:p>
+      <w:pPr/>
+      <w:r>
+        <w:rPr>
+          <w:lang w:val="zh_TW" w:bidi="zh_TW"/>
+        </w:rPr>
+      </w:r>
+      <w:r>
+        <w:rPr>
+          <w:lang w:val="zh_TW" w:bidi="zh_TW"/>
+        </w:rPr>
+        <w:t>亞當在屈服於撒但的試探後，與妻子一同吃了禁果，因而墮落。這悖逆的行為，乃是背叛、不忠、失信與不信的行為。正如「不可吃」這條命令總結並集中表明了人在神面前公義的一切要求，這違命的舉動則彰顯出徹底的背道。全心的背叛與完全的悖逆取代了對神完全的順服：人拒絕神的權柄，懷疑神的美善，爭論神的智慧，否定神的真理。一個全新的情感與思想的複雜體系，掌控了人的心思意念。</w:t>
+      </w:r>
+    </w:p>
+    <w:p>
+      <w:pPr>
+        <w:pStyle w:val="Heading3"/>
+      </w:pPr>
+      <w:r>
+        <w:rPr>
+          <w:lang w:val="zh_TW" w:bidi="zh_TW"/>
+        </w:rPr>
+        <w:t>墮落的後果</w:t>
+      </w:r>
+    </w:p>
+    <w:p>
+      <w:pPr/>
+      <w:r>
+        <w:rPr>
+          <w:lang w:val="zh_TW" w:bidi="zh_TW"/>
+        </w:rPr>
+      </w:r>
+      <w:r>
+        <w:rPr>
+          <w:lang w:val="zh_TW" w:bidi="zh_TW"/>
+        </w:rPr>
+        <w:t>人墮落的最直接後果，就是在神面前失去了坦然與喜樂，轉而生出懼怕與羞恥。亞當與夏娃與神隔絕，也清楚顯明了這一點。這既表現在臨到人的咒詛，更明顯體現在亞當和夏娃被逐出伊甸園。伊甸園原是公義的居所，是人與神聯合和相交的範圍；一旦人因不義斷絕了與神的相交，就必然會被逐出伊甸園。正如神所警告的，罪的結果就是死。因為死亡會臨到一切有生命之處，也使人的身體在墳墓裡歸於朽壞。</w:t>
+      </w:r>
+    </w:p>
+    <w:p>
+      <w:pPr/>
+      <w:r>
+        <w:rPr>
+          <w:lang w:val="zh_TW" w:bidi="zh_TW"/>
+        </w:rPr>
+      </w:r>
+      <w:r>
+        <w:rPr>
+          <w:lang w:val="zh_TW" w:bidi="zh_TW"/>
+        </w:rPr>
+        <w:t>墮落的後果不僅臨到亞當和夏娃，也延伸到一切由他們自然繁衍而來的人身上，因為亞當與全人類之間存在獨特的連帶關係。有些神學家特別強調亞當與後裔之間的普遍聯繫，而另一些則注重約的關係，以亞當作為後裔之首和代表。亞當犯罪對全人類的後果，就是他的罪被算在所有後裔的身上，他們因此都必面對死亡的刑罰，並且承受敗壞的本性。</w:t>
+      </w:r>
+    </w:p>
+    <w:p>
+      <w:pPr/>
+      <w:r>
+        <w:rPr>
+          <w:lang w:val="zh_TW" w:bidi="zh_TW"/>
+        </w:rPr>
+      </w:r>
+      <w:r>
+        <w:rPr>
+          <w:lang w:val="zh_TW" w:bidi="zh_TW"/>
+        </w:rPr>
+        <w:t>墮落的後果也顯明在整個受造界，因咒詛的作用，使人在完成原本文化使命時遭遇阻力。人要繁衍遍布世界，就必須經歷生產的痛苦與危險，而維持生命所需的食物、衣物與居所，也只能經過艱辛和勞苦的勞動才能得來。</w:t>
+      </w:r>
+    </w:p>
+    <w:p>
+      <w:pPr/>
+      <w:r>
+        <w:rPr>
+          <w:lang w:val="zh_TW" w:bidi="zh_TW"/>
+        </w:rPr>
+      </w:r>
+      <w:r>
+        <w:rPr>
+          <w:lang w:val="zh_TW" w:bidi="zh_TW"/>
+        </w:rPr>
+        <w:t>然而，人墮落後，死亡並沒有</w:t>
+      </w:r>
+      <w:r>
+        <w:rPr>
+          <w:b/>
+          <w:lang w:val="zh_TW" w:bidi="zh_TW"/>
+        </w:rPr>
+        <w:t>立刻</w:t>
+      </w:r>
+      <w:r>
+        <w:rPr>
+          <w:lang w:val="zh_TW" w:bidi="zh_TW"/>
+        </w:rPr>
+        <w:t>臨到作為</w:t>
+      </w:r>
+      <w:r>
+        <w:rPr>
+          <w:b/>
+          <w:lang w:val="zh_TW" w:bidi="zh_TW"/>
+        </w:rPr>
+        <w:t>最終</w:t>
+      </w:r>
+      <w:r>
+        <w:rPr>
+          <w:lang w:val="zh_TW" w:bidi="zh_TW"/>
+        </w:rPr>
+        <w:t>的審判，這正顯出神對人的拯救旨意。亞當在聽見死亡的咒詛之前，已經先聽見一位救主的應許（</w:t>
+      </w:r>
+      <w:hyperlink r:id="rId33">
+        <w:r>
+          <w:rPr>
+            <w:lang w:val="zh_TW" w:bidi="zh_TW"/>
+          </w:rPr>
+          <w:rPr>
+            <w:color w:val="0000EE"/>
+            <w:u w:val="single"/>
+          </w:rPr>
+          <w:t>創3:15</w:t>
+        </w:r>
+      </w:hyperlink>
+      <w:r>
+        <w:rPr>
+          <w:lang w:val="zh_TW" w:bidi="zh_TW"/>
+        </w:rPr>
+        <w:t>）。</w:t>
+      </w:r>
+    </w:p>
+    <w:p>
+      <w:pPr/>
+      <w:r>
+        <w:rPr>
+          <w:lang w:val="zh_TW" w:bidi="zh_TW"/>
+        </w:rPr>
+      </w:r>
+      <w:r>
+        <w:rPr>
+          <w:lang w:val="zh_TW" w:bidi="zh_TW"/>
+        </w:rPr>
+        <w:t>自</w:t>
       </w:r>
       <w:hyperlink r:id="rId27">
         <w:r>
@@ -610,61 +1436,258 @@
             <w:color w:val="0000EE"/>
             <w:u w:val="single"/>
           </w:rPr>
-          <w:t>林後12:7</w:t>
-        </w:r>
-      </w:hyperlink>
-      <w:r>
-        <w:rPr>
-          <w:lang w:val="zh_TW" w:bidi="zh_TW"/>
-        </w:rPr>
-        <w:t>），割禮也是在肉身上行的（</w:t>
-      </w:r>
-      <w:hyperlink r:id="rId28">
-        <w:r>
-          <w:rPr>
-            <w:lang w:val="zh_TW" w:bidi="zh_TW"/>
-          </w:rPr>
-          <w:rPr>
-            <w:color w:val="0000EE"/>
-            <w:u w:val="single"/>
-          </w:rPr>
-          <w:t>羅2:28</w:t>
-        </w:r>
-      </w:hyperlink>
-      <w:r>
-        <w:rPr>
-          <w:lang w:val="zh_TW" w:bidi="zh_TW"/>
-        </w:rPr>
-        <w:t>）。這些經文中的「肉體」並非指罪性，而是指會朽壞、不能承受神國的有限之體（</w:t>
-      </w:r>
-      <w:hyperlink r:id="rId29">
-        <w:r>
-          <w:rPr>
-            <w:lang w:val="zh_TW" w:bidi="zh_TW"/>
-          </w:rPr>
-          <w:rPr>
-            <w:color w:val="0000EE"/>
-            <w:u w:val="single"/>
-          </w:rPr>
-          <w:t>林前15:50</w:t>
-        </w:r>
-      </w:hyperlink>
-      <w:r>
-        <w:rPr>
-          <w:lang w:val="zh_TW" w:bidi="zh_TW"/>
-        </w:rPr>
-        <w:t>）。耶穌的身體也是真實的肉身（</w:t>
-      </w:r>
-      <w:hyperlink r:id="rId30">
-        <w:r>
-          <w:rPr>
-            <w:lang w:val="zh_TW" w:bidi="zh_TW"/>
-          </w:rPr>
-          <w:rPr>
-            <w:color w:val="0000EE"/>
-            <w:u w:val="single"/>
-          </w:rPr>
-          <w:t>西1:22</w:t>
+          <w:t>創世記三章</w:t>
+        </w:r>
+      </w:hyperlink>
+      <w:r>
+        <w:rPr>
+          <w:lang w:val="zh_TW" w:bidi="zh_TW"/>
+        </w:rPr>
+        <w:t>之後，聖經很少提到人的墮落，但這一歷史事件卻是其後一切經文的必要前提。聖經的重點是面向未來——罪惡不斷擴大的影響，以及神展開祂的救贖計劃。</w:t>
+      </w:r>
+    </w:p>
+    <w:p>
+      <w:pPr/>
+      <w:r>
+        <w:rPr>
+          <w:lang w:val="zh_TW" w:bidi="zh_TW"/>
+        </w:rPr>
+      </w:r>
+      <w:r>
+        <w:rPr>
+          <w:i/>
+          <w:lang w:val="zh_TW" w:bidi="zh_TW"/>
+        </w:rPr>
+        <w:t>另見</w:t>
+      </w:r>
+      <w:r>
+        <w:rPr>
+          <w:lang w:val="zh_TW" w:bidi="zh_TW"/>
+        </w:rPr>
+        <w:t xml:space="preserve"> </w:t>
+      </w:r>
+      <w:r>
+        <w:rPr>
+          <w:lang w:val="zh_TW" w:bidi="zh_TW"/>
+        </w:rPr>
+        <w:t>亞當（人物）；</w:t>
+      </w:r>
+      <w:r>
+        <w:rPr>
+          <w:lang w:val="zh_TW" w:bidi="zh_TW"/>
+        </w:rPr>
+        <w:t>死亡；</w:t>
+      </w:r>
+      <w:r>
+        <w:rPr>
+          <w:lang w:val="zh_TW" w:bidi="zh_TW"/>
+        </w:rPr>
+        <w:t>罪</w:t>
+      </w:r>
+      <w:r>
+        <w:rPr>
+          <w:lang w:val="zh_TW" w:bidi="zh_TW"/>
+        </w:rPr>
+        <w:t>。</w:t>
+      </w:r>
+      <w:r>
+        <w:rPr>
+          <w:lang w:val="zh_TW" w:bidi="zh_TW"/>
+        </w:rPr>
+      </w:r>
+      <w:r>
+        <w:rPr>
+          <w:lang w:val="zh_TW" w:bidi="zh_TW"/>
+        </w:rPr>
+      </w:r>
+    </w:p>
+    <w:p>
+      <w:pPr/>
+      <w:r>
+        <w:rPr>
+          <w:lang w:val="zh_TW" w:bidi="zh_TW"/>
+        </w:rPr>
+      </w:r>
+    </w:p>
+    <w:p>
+      <w:pPr>
+        <w:pStyle w:val="Heading2"/>
+      </w:pPr>
+      <w:r>
+        <w:rPr>
+          <w:lang w:val="zh_TW" w:bidi="zh_TW"/>
+        </w:rPr>
+        <w:t>人子</w:t>
+      </w:r>
+      <w:r>
+        <w:rPr>
+          <w:lang w:val="zh_TW" w:bidi="zh_TW"/>
+        </w:rPr>
+      </w:r>
+    </w:p>
+    <w:p>
+      <w:pPr/>
+      <w:r>
+        <w:rPr>
+          <w:lang w:val="zh_TW" w:bidi="zh_TW"/>
+        </w:rPr>
+      </w:r>
+      <w:r>
+        <w:rPr>
+          <w:lang w:val="zh_TW" w:bidi="zh_TW"/>
+        </w:rPr>
+        <w:t>這是耶穌使用的彌賽亞稱號，用來表達祂屬天的根源、地上的使命以及將來的榮耀再來。這稱號不僅僅如一些教會的教父或近代學者所認為僅指祂具有人的本質和人性，而是反映出耶穌的天上根源和神的威嚴；祂以人的形式所顯現的奧秘；以及祂在地上的使命，這使命促使祂被釘在十字架上，並進入榮耀。</w:t>
+      </w:r>
+    </w:p>
+    <w:p>
+      <w:pPr/>
+      <w:r>
+        <w:rPr>
+          <w:lang w:val="zh_TW" w:bidi="zh_TW"/>
+        </w:rPr>
+      </w:r>
+      <w:r>
+        <w:rPr>
+          <w:lang w:val="zh_TW" w:bidi="zh_TW"/>
+        </w:rPr>
+        <w:t>「人子」這個稱號的背景可以追溯到舊約，特別是在以西結書中出現，因為這位先知被稱為「人子」多達90次。例如，神對他說：「人子啊，你站起來，我要和你說話」（</w:t>
+      </w:r>
+      <w:hyperlink r:id="rId34">
+        <w:r>
+          <w:rPr>
+            <w:lang w:val="zh_TW" w:bidi="zh_TW"/>
+          </w:rPr>
+          <w:rPr>
+            <w:color w:val="0000EE"/>
+            <w:u w:val="single"/>
+          </w:rPr>
+          <w:t>結2:1</w:t>
+        </w:r>
+      </w:hyperlink>
+      <w:r>
+        <w:rPr>
+          <w:lang w:val="zh_TW" w:bidi="zh_TW"/>
+        </w:rPr>
+        <w:t>）。耶穌使用「人子」這個稱號以及許多來自以西結書的主題，顯示耶穌要表明自己是末世的先知，就像以西結一樣（</w:t>
+      </w:r>
+      <w:hyperlink r:id="rId35">
+        <w:r>
+          <w:rPr>
+            <w:lang w:val="zh_TW" w:bidi="zh_TW"/>
+          </w:rPr>
+          <w:rPr>
+            <w:color w:val="0000EE"/>
+            <w:u w:val="single"/>
+          </w:rPr>
+          <w:t>4</w:t>
+        </w:r>
+      </w:hyperlink>
+      <w:r>
+        <w:rPr>
+          <w:lang w:val="zh_TW" w:bidi="zh_TW"/>
+        </w:rPr>
+        <w:t>、</w:t>
+      </w:r>
+      <w:hyperlink r:id="rId36">
+        <w:r>
+          <w:rPr>
+            <w:lang w:val="zh_TW" w:bidi="zh_TW"/>
+          </w:rPr>
+          <w:rPr>
+            <w:color w:val="0000EE"/>
+            <w:u w:val="single"/>
+          </w:rPr>
+          <w:t>7</w:t>
+        </w:r>
+      </w:hyperlink>
+      <w:r>
+        <w:rPr>
+          <w:lang w:val="zh_TW" w:bidi="zh_TW"/>
+        </w:rPr>
+        <w:t>、</w:t>
+      </w:r>
+      <w:hyperlink r:id="rId37">
+        <w:r>
+          <w:rPr>
+            <w:lang w:val="zh_TW" w:bidi="zh_TW"/>
+          </w:rPr>
+          <w:rPr>
+            <w:color w:val="0000EE"/>
+            <w:u w:val="single"/>
+          </w:rPr>
+          <w:t>10</w:t>
+        </w:r>
+      </w:hyperlink>
+      <w:r>
+        <w:rPr>
+          <w:lang w:val="zh_TW" w:bidi="zh_TW"/>
+        </w:rPr>
+        <w:t>、</w:t>
+      </w:r>
+      <w:hyperlink r:id="rId38">
+        <w:r>
+          <w:rPr>
+            <w:lang w:val="zh_TW" w:bidi="zh_TW"/>
+          </w:rPr>
+          <w:rPr>
+            <w:color w:val="0000EE"/>
+            <w:u w:val="single"/>
+          </w:rPr>
+          <w:t>22</w:t>
+        </w:r>
+      </w:hyperlink>
+      <w:r>
+        <w:rPr>
+          <w:lang w:val="zh_TW" w:bidi="zh_TW"/>
+        </w:rPr>
+        <w:t>、</w:t>
+      </w:r>
+      <w:hyperlink r:id="rId39">
+        <w:r>
+          <w:rPr>
+            <w:lang w:val="zh_TW" w:bidi="zh_TW"/>
+          </w:rPr>
+          <w:rPr>
+            <w:color w:val="0000EE"/>
+            <w:u w:val="single"/>
+          </w:rPr>
+          <w:t>40–48</w:t>
+        </w:r>
+      </w:hyperlink>
+      <w:r>
+        <w:rPr>
+          <w:lang w:val="zh_TW" w:bidi="zh_TW"/>
+        </w:rPr>
+        <w:t>章），對耶路撒冷的毀滅和神國在以色列的復興有最終的宣告（</w:t>
+      </w:r>
+      <w:hyperlink r:id="rId40">
+        <w:r>
+          <w:rPr>
+            <w:lang w:val="zh_TW" w:bidi="zh_TW"/>
+          </w:rPr>
+          <w:rPr>
+            <w:color w:val="0000EE"/>
+            <w:u w:val="single"/>
+          </w:rPr>
+          <w:t>太23–24章</w:t>
+        </w:r>
+      </w:hyperlink>
+      <w:r>
+        <w:rPr>
+          <w:lang w:val="zh_TW" w:bidi="zh_TW"/>
+        </w:rPr>
+        <w:t>；</w:t>
+      </w:r>
+      <w:hyperlink r:id="rId41">
+        <w:r>
+          <w:rPr>
+            <w:lang w:val="zh_TW" w:bidi="zh_TW"/>
+          </w:rPr>
+          <w:rPr>
+            <w:color w:val="0000EE"/>
+            <w:u w:val="single"/>
+          </w:rPr>
+          <w:t>徒1:6–8</w:t>
         </w:r>
       </w:hyperlink>
       <w:r>
@@ -675,17 +1698,6 @@
       </w:r>
     </w:p>
     <w:p>
-      <w:pPr>
-        <w:pStyle w:val="Heading4"/>
-      </w:pPr>
-      <w:r>
-        <w:rPr>
-          <w:lang w:val="zh_TW" w:bidi="zh_TW"/>
-        </w:rPr>
-        <w:t>肉體作為整個身體</w:t>
-      </w:r>
-    </w:p>
-    <w:p>
       <w:pPr/>
       <w:r>
         <w:rPr>
@@ -696,72 +1708,312 @@
         <w:rPr>
           <w:lang w:val="zh_TW" w:bidi="zh_TW"/>
         </w:rPr>
-        <w:t>由於語義的自然延伸，「肉體」有時會以部分代表全體，不僅指身體的肉質部分，也可代表整個身體。因此，保羅可以說「我身子雖不在你們那裡」（</w:t>
-      </w:r>
-      <w:hyperlink r:id="rId31">
-        <w:r>
-          <w:rPr>
-            <w:lang w:val="zh_TW" w:bidi="zh_TW"/>
-          </w:rPr>
-          <w:rPr>
-            <w:color w:val="0000EE"/>
-            <w:u w:val="single"/>
-          </w:rPr>
-          <w:t>林前5:3</w:t>
-        </w:r>
-      </w:hyperlink>
-      <w:r>
-        <w:rPr>
-          <w:lang w:val="zh_TW" w:bidi="zh_TW"/>
-        </w:rPr>
-        <w:t>），或說「我身子雖與你們相離」（</w:t>
-      </w:r>
-      <w:hyperlink r:id="rId32">
-        <w:r>
-          <w:rPr>
-            <w:lang w:val="zh_TW" w:bidi="zh_TW"/>
-          </w:rPr>
-          <w:rPr>
-            <w:color w:val="0000EE"/>
-            <w:u w:val="single"/>
-          </w:rPr>
-          <w:t>西2:5</w:t>
-        </w:r>
-      </w:hyperlink>
-      <w:r>
-        <w:rPr>
-          <w:lang w:val="zh_TW" w:bidi="zh_TW"/>
-        </w:rPr>
-        <w:t>）。保羅也說，耶穌的生命可以在我們的身體上或在我們必死的肉身上顯明出來（</w:t>
-      </w:r>
-      <w:hyperlink r:id="rId33">
-        <w:r>
-          <w:rPr>
-            <w:lang w:val="zh_TW" w:bidi="zh_TW"/>
-          </w:rPr>
-          <w:rPr>
-            <w:color w:val="0000EE"/>
-            <w:u w:val="single"/>
-          </w:rPr>
-          <w:t>林後4:10–11</w:t>
-        </w:r>
-      </w:hyperlink>
-      <w:r>
-        <w:rPr>
-          <w:lang w:val="zh_TW" w:bidi="zh_TW"/>
-        </w:rPr>
-        <w:t>）。又如：「與娼妓聯合的，便是與她成為一體嗎？因為主說：『二人要成為一體』」（</w:t>
-      </w:r>
-      <w:hyperlink r:id="rId34">
-        <w:r>
-          <w:rPr>
-            <w:lang w:val="zh_TW" w:bidi="zh_TW"/>
-          </w:rPr>
-          <w:rPr>
-            <w:color w:val="0000EE"/>
-            <w:u w:val="single"/>
-          </w:rPr>
-          <w:t>林前6:16</w:t>
+        <w:t>這個稱號的具體來源是</w:t>
+      </w:r>
+      <w:hyperlink r:id="rId42">
+        <w:r>
+          <w:rPr>
+            <w:lang w:val="zh_TW" w:bidi="zh_TW"/>
+          </w:rPr>
+          <w:rPr>
+            <w:color w:val="0000EE"/>
+            <w:u w:val="single"/>
+          </w:rPr>
+          <w:t>但以理書七章13至14節</w:t>
+        </w:r>
+      </w:hyperlink>
+      <w:r>
+        <w:rPr>
+          <w:lang w:val="zh_TW" w:bidi="zh_TW"/>
+        </w:rPr>
+        <w:t>，在那裡但以理看到一個「像人子」的異象，他「駕著天雲」而來，被領到「亙古常在者」面前，而亙古常在者賜給祂權柄、榮耀、國度。耶穌在教導祂的再來時多次引用這處經文的一部分（</w:t>
+      </w:r>
+      <w:hyperlink r:id="rId43">
+        <w:r>
+          <w:rPr>
+            <w:lang w:val="zh_TW" w:bidi="zh_TW"/>
+          </w:rPr>
+          <w:rPr>
+            <w:color w:val="0000EE"/>
+            <w:u w:val="single"/>
+          </w:rPr>
+          <w:t>太16:27</w:t>
+        </w:r>
+      </w:hyperlink>
+      <w:r>
+        <w:rPr>
+          <w:lang w:val="zh_TW" w:bidi="zh_TW"/>
+        </w:rPr>
+        <w:t>，</w:t>
+      </w:r>
+      <w:hyperlink r:id="rId44">
+        <w:r>
+          <w:rPr>
+            <w:lang w:val="zh_TW" w:bidi="zh_TW"/>
+          </w:rPr>
+          <w:rPr>
+            <w:color w:val="0000EE"/>
+            <w:u w:val="single"/>
+          </w:rPr>
+          <w:t>19:28，</w:t>
+        </w:r>
+      </w:hyperlink>
+      <w:hyperlink r:id="rId45">
+        <w:r>
+          <w:rPr>
+            <w:lang w:val="zh_TW" w:bidi="zh_TW"/>
+          </w:rPr>
+          <w:rPr>
+            <w:color w:val="0000EE"/>
+            <w:u w:val="single"/>
+          </w:rPr>
+          <w:t>24:30，2</w:t>
+        </w:r>
+      </w:hyperlink>
+      <w:hyperlink r:id="rId46">
+        <w:r>
+          <w:rPr>
+            <w:lang w:val="zh_TW" w:bidi="zh_TW"/>
+          </w:rPr>
+          <w:rPr>
+            <w:color w:val="0000EE"/>
+            <w:u w:val="single"/>
+          </w:rPr>
+          <w:t>5:31，</w:t>
+        </w:r>
+      </w:hyperlink>
+      <w:hyperlink r:id="rId47">
+        <w:r>
+          <w:rPr>
+            <w:lang w:val="zh_TW" w:bidi="zh_TW"/>
+          </w:rPr>
+          <w:rPr>
+            <w:color w:val="0000EE"/>
+            <w:u w:val="single"/>
+          </w:rPr>
+          <w:t>26:64</w:t>
+        </w:r>
+      </w:hyperlink>
+      <w:r>
+        <w:rPr>
+          <w:lang w:val="zh_TW" w:bidi="zh_TW"/>
+        </w:rPr>
+        <w:t>）。顯然，耶穌將這處經文理解為是祂自己的預言，描繪了祂的道成肉身、升天和承受神的國度。</w:t>
+      </w:r>
+    </w:p>
+    <w:p>
+      <w:pPr/>
+      <w:r>
+        <w:rPr>
+          <w:lang w:val="zh_TW" w:bidi="zh_TW"/>
+        </w:rPr>
+      </w:r>
+      <w:r>
+        <w:rPr>
+          <w:lang w:val="zh_TW" w:bidi="zh_TW"/>
+        </w:rPr>
+        <w:t>在福音書中，「人子」這個稱號被耶穌使用了大約80次，以隱晦、間接的方式來說明耶穌自己（太，32次；可，14次；路，26次；約，10次）。在所有這些經文中，耶穌都是說話者，從來沒有人稱呼祂為「人子」。在有些經文中的描述非常奧秘，以至於有些解經家認為耶穌是在談論另一個人。這種懷疑只出現在約翰福音中唯一的一處經文中，群眾問耶穌：「這人子是誰呢？」（</w:t>
+      </w:r>
+      <w:hyperlink r:id="rId48">
+        <w:r>
+          <w:rPr>
+            <w:lang w:val="zh_TW" w:bidi="zh_TW"/>
+          </w:rPr>
+          <w:rPr>
+            <w:color w:val="0000EE"/>
+            <w:u w:val="single"/>
+          </w:rPr>
+          <w:t>約12:34</w:t>
+        </w:r>
+      </w:hyperlink>
+      <w:r>
+        <w:rPr>
+          <w:lang w:val="zh_TW" w:bidi="zh_TW"/>
+        </w:rPr>
+        <w:t>）。在大多數經文中，耶穌的身份是明確的。在一些經文中是明顯的：「人說我——人子是誰？」——接著是「你們說我是誰？」（</w:t>
+      </w:r>
+      <w:hyperlink r:id="rId49">
+        <w:r>
+          <w:rPr>
+            <w:lang w:val="zh_TW" w:bidi="zh_TW"/>
+          </w:rPr>
+          <w:rPr>
+            <w:color w:val="0000EE"/>
+            <w:u w:val="single"/>
+          </w:rPr>
+          <w:t>太16:13、15</w:t>
+        </w:r>
+      </w:hyperlink>
+      <w:r>
+        <w:rPr>
+          <w:lang w:val="zh_TW" w:bidi="zh_TW"/>
+        </w:rPr>
+        <w:t>）。通常的結論是，耶穌將這個稱號用作祂自己的彌賽亞稱號，這樣祂就可以謙卑地談論祂自己和祂的使命，並傳達耶穌希望揭示關於祂自己的重要事實。祂可以這樣做，因為當這個稱號用於耶穌的彌賽亞身分時，這一稱號並未帶來普遍的錯誤觀念和誤解。</w:t>
+      </w:r>
+    </w:p>
+    <w:p>
+      <w:pPr/>
+      <w:r>
+        <w:rPr>
+          <w:lang w:val="zh_TW" w:bidi="zh_TW"/>
+        </w:rPr>
+      </w:r>
+      <w:r>
+        <w:rPr>
+          <w:lang w:val="zh_TW" w:bidi="zh_TW"/>
+        </w:rPr>
+        <w:t>這個稱號在新約中只出現了另外四次。在</w:t>
+      </w:r>
+      <w:hyperlink r:id="rId50">
+        <w:r>
+          <w:rPr>
+            <w:lang w:val="zh_TW" w:bidi="zh_TW"/>
+          </w:rPr>
+          <w:rPr>
+            <w:color w:val="0000EE"/>
+            <w:u w:val="single"/>
+          </w:rPr>
+          <w:t>使徒行傳七章56節</w:t>
+        </w:r>
+      </w:hyperlink>
+      <w:r>
+        <w:rPr>
+          <w:lang w:val="zh_TW" w:bidi="zh_TW"/>
+        </w:rPr>
+        <w:t>，司提反說：「我看見天開了，人子站在神的右邊。」</w:t>
+      </w:r>
+      <w:hyperlink r:id="rId51">
+        <w:r>
+          <w:rPr>
+            <w:lang w:val="zh_TW" w:bidi="zh_TW"/>
+          </w:rPr>
+          <w:rPr>
+            <w:color w:val="0000EE"/>
+            <w:u w:val="single"/>
+          </w:rPr>
+          <w:t>希伯來書二章6節</w:t>
+        </w:r>
+      </w:hyperlink>
+      <w:r>
+        <w:rPr>
+          <w:lang w:val="zh_TW" w:bidi="zh_TW"/>
+        </w:rPr>
+        <w:t>將</w:t>
+      </w:r>
+      <w:hyperlink r:id="rId52">
+        <w:r>
+          <w:rPr>
+            <w:lang w:val="zh_TW" w:bidi="zh_TW"/>
+          </w:rPr>
+          <w:rPr>
+            <w:color w:val="0000EE"/>
+            <w:u w:val="single"/>
+          </w:rPr>
+          <w:t>詩篇八篇4節</w:t>
+        </w:r>
+      </w:hyperlink>
+      <w:r>
+        <w:rPr>
+          <w:lang w:val="zh_TW" w:bidi="zh_TW"/>
+        </w:rPr>
+        <w:t>應用在耶穌身上。最後，</w:t>
+      </w:r>
+      <w:hyperlink r:id="rId53">
+        <w:r>
+          <w:rPr>
+            <w:lang w:val="zh_TW" w:bidi="zh_TW"/>
+          </w:rPr>
+          <w:rPr>
+            <w:color w:val="0000EE"/>
+            <w:u w:val="single"/>
+          </w:rPr>
+          <w:t>啟示錄一章13節</w:t>
+        </w:r>
+      </w:hyperlink>
+      <w:r>
+        <w:rPr>
+          <w:lang w:val="zh_TW" w:bidi="zh_TW"/>
+        </w:rPr>
+        <w:t>和</w:t>
+      </w:r>
+      <w:hyperlink r:id="rId54">
+        <w:r>
+          <w:rPr>
+            <w:lang w:val="zh_TW" w:bidi="zh_TW"/>
+          </w:rPr>
+          <w:rPr>
+            <w:color w:val="0000EE"/>
+            <w:u w:val="single"/>
+          </w:rPr>
+          <w:t>十四章14節</w:t>
+        </w:r>
+      </w:hyperlink>
+      <w:r>
+        <w:rPr>
+          <w:lang w:val="zh_TW" w:bidi="zh_TW"/>
+        </w:rPr>
+        <w:t>描繪兩個「像人子的」異象，毫無疑問是榮耀的耶穌。</w:t>
+      </w:r>
+    </w:p>
+    <w:p>
+      <w:pPr/>
+      <w:r>
+        <w:rPr>
+          <w:lang w:val="zh_TW" w:bidi="zh_TW"/>
+        </w:rPr>
+      </w:r>
+      <w:r>
+        <w:rPr>
+          <w:lang w:val="zh_TW" w:bidi="zh_TW"/>
+        </w:rPr>
+        <w:t>在對觀福音中，耶穌使用「人子」這個稱號的第一個主題，是祂來到世上完成彌賽亞使命。耶穌通過說「狐狸有洞，天空的飛鳥有窩，人子卻沒有枕頭的地方」，來比較祂在地上的狀況與祂先前在天上的榮耀（</w:t>
+      </w:r>
+      <w:hyperlink r:id="rId55">
+        <w:r>
+          <w:rPr>
+            <w:lang w:val="zh_TW" w:bidi="zh_TW"/>
+          </w:rPr>
+          <w:rPr>
+            <w:color w:val="0000EE"/>
+            <w:u w:val="single"/>
+          </w:rPr>
+          <w:t>太8:20</w:t>
+        </w:r>
+      </w:hyperlink>
+      <w:r>
+        <w:rPr>
+          <w:lang w:val="zh_TW" w:bidi="zh_TW"/>
+        </w:rPr>
+        <w:t>；見</w:t>
+      </w:r>
+      <w:hyperlink r:id="rId56">
+        <w:r>
+          <w:rPr>
+            <w:lang w:val="zh_TW" w:bidi="zh_TW"/>
+          </w:rPr>
+          <w:rPr>
+            <w:color w:val="0000EE"/>
+            <w:u w:val="single"/>
+          </w:rPr>
+          <w:t>路9:58</w:t>
+        </w:r>
+      </w:hyperlink>
+      <w:r>
+        <w:rPr>
+          <w:lang w:val="zh_TW" w:bidi="zh_TW"/>
+        </w:rPr>
+        <w:t>）。這表明人子捨棄了祂的天家，來到地上承受事工中的一切羞辱（</w:t>
+      </w:r>
+      <w:hyperlink r:id="rId57">
+        <w:r>
+          <w:rPr>
+            <w:lang w:val="zh_TW" w:bidi="zh_TW"/>
+          </w:rPr>
+          <w:rPr>
+            <w:color w:val="0000EE"/>
+            <w:u w:val="single"/>
+          </w:rPr>
+          <w:t>腓2:5–11</w:t>
         </w:r>
       </w:hyperlink>
       <w:r>
@@ -772,17 +2024,6 @@
       </w:r>
     </w:p>
     <w:p>
-      <w:pPr>
-        <w:pStyle w:val="Heading4"/>
-      </w:pPr>
-      <w:r>
-        <w:rPr>
-          <w:lang w:val="zh_TW" w:bidi="zh_TW"/>
-        </w:rPr>
-        <w:t>肉體作為與人的出身有關的概念</w:t>
-      </w:r>
-    </w:p>
-    <w:p>
       <w:pPr/>
       <w:r>
         <w:rPr>
@@ -793,90 +2034,151 @@
         <w:rPr>
           <w:lang w:val="zh_TW" w:bidi="zh_TW"/>
         </w:rPr>
-        <w:t>承襲舊約聖經的用法，保羅使用「肉體」一詞，不僅指身體的組成或身體本身，更具體地指由肉體構成的人。在這種用法中，「肉體」一詞可指人的血緣關係、肉身出身，以及使人彼此相連的天然聯繫。保羅提到他「骨肉之親」的同胞，就是猶太人。（</w:t>
-      </w:r>
-      <w:hyperlink r:id="rId35">
-        <w:r>
-          <w:rPr>
-            <w:lang w:val="zh_TW" w:bidi="zh_TW"/>
-          </w:rPr>
-          <w:rPr>
-            <w:color w:val="0000EE"/>
-            <w:u w:val="single"/>
-          </w:rPr>
-          <w:t>羅9:3</w:t>
-        </w:r>
-      </w:hyperlink>
-      <w:r>
-        <w:rPr>
-          <w:lang w:val="zh_TW" w:bidi="zh_TW"/>
-        </w:rPr>
-        <w:t>），甚至以「我骨肉」（</w:t>
-      </w:r>
-      <w:hyperlink r:id="rId36">
-        <w:r>
-          <w:rPr>
-            <w:lang w:val="zh_TW" w:bidi="zh_TW"/>
-          </w:rPr>
-          <w:rPr>
-            <w:color w:val="0000EE"/>
-            <w:u w:val="single"/>
-          </w:rPr>
-          <w:t>11:14</w:t>
-        </w:r>
-      </w:hyperlink>
-      <w:r>
-        <w:rPr>
-          <w:lang w:val="zh_TW" w:bidi="zh_TW"/>
-        </w:rPr>
-        <w:t>）作為這些同胞的同義詞。「肉身所生的兒女」（</w:t>
-      </w:r>
-      <w:hyperlink r:id="rId37">
-        <w:r>
-          <w:rPr>
-            <w:lang w:val="zh_TW" w:bidi="zh_TW"/>
-          </w:rPr>
-          <w:rPr>
-            <w:color w:val="0000EE"/>
-            <w:u w:val="single"/>
-          </w:rPr>
-          <w:t>9:8</w:t>
-        </w:r>
-      </w:hyperlink>
-      <w:r>
-        <w:rPr>
-          <w:lang w:val="zh_TW" w:bidi="zh_TW"/>
-        </w:rPr>
-        <w:t>）是指按自然生育而生的人，與那些因神介入而得生的人形成對比。基督按肉體說，是從大衛後裔生的（</w:t>
-      </w:r>
-      <w:hyperlink r:id="rId38">
-        <w:r>
-          <w:rPr>
-            <w:lang w:val="zh_TW" w:bidi="zh_TW"/>
-          </w:rPr>
-          <w:rPr>
-            <w:color w:val="0000EE"/>
-            <w:u w:val="single"/>
-          </w:rPr>
-          <w:t>1:3</w:t>
-        </w:r>
-      </w:hyperlink>
-      <w:r>
-        <w:rPr>
-          <w:lang w:val="zh_TW" w:bidi="zh_TW"/>
-        </w:rPr>
-        <w:t>）。「按肉體」這個片語不僅指祂身體生命的來源，更指祂整個人性的存在，包括祂的身體與祂作為人的靈。</w:t>
-      </w:r>
-    </w:p>
-    <w:p>
-      <w:pPr>
-        <w:pStyle w:val="Heading4"/>
-      </w:pPr>
-      <w:r>
-        <w:rPr>
-          <w:lang w:val="zh_TW" w:bidi="zh_TW"/>
-        </w:rPr>
-        <w:t>肉體作為人的存在</w:t>
+        <w:t>耶穌使用這個稱號來宣告神的特權，說：「人子是安息日的主」（</w:t>
+      </w:r>
+      <w:hyperlink r:id="rId58">
+        <w:r>
+          <w:rPr>
+            <w:lang w:val="zh_TW" w:bidi="zh_TW"/>
+          </w:rPr>
+          <w:rPr>
+            <w:color w:val="0000EE"/>
+            <w:u w:val="single"/>
+          </w:rPr>
+          <w:t>太12:8</w:t>
+        </w:r>
+      </w:hyperlink>
+      <w:r>
+        <w:rPr>
+          <w:lang w:val="zh_TW" w:bidi="zh_TW"/>
+        </w:rPr>
+        <w:t>；</w:t>
+      </w:r>
+      <w:hyperlink r:id="rId59">
+        <w:r>
+          <w:rPr>
+            <w:lang w:val="zh_TW" w:bidi="zh_TW"/>
+          </w:rPr>
+          <w:rPr>
+            <w:color w:val="0000EE"/>
+            <w:u w:val="single"/>
+          </w:rPr>
+          <w:t>可2:28</w:t>
+        </w:r>
+      </w:hyperlink>
+      <w:r>
+        <w:rPr>
+          <w:lang w:val="zh_TW" w:bidi="zh_TW"/>
+        </w:rPr>
+        <w:t>；</w:t>
+      </w:r>
+      <w:hyperlink r:id="rId60">
+        <w:r>
+          <w:rPr>
+            <w:lang w:val="zh_TW" w:bidi="zh_TW"/>
+          </w:rPr>
+          <w:rPr>
+            <w:color w:val="0000EE"/>
+            <w:u w:val="single"/>
+          </w:rPr>
+          <w:t>路6:5</w:t>
+        </w:r>
+      </w:hyperlink>
+      <w:r>
+        <w:rPr>
+          <w:lang w:val="zh_TW" w:bidi="zh_TW"/>
+        </w:rPr>
+        <w:t>）。安息日是神所設立的制度，一般人不得修改。但因為耶穌是從天上來的人子，祂就可以自由地作為安息日的主宰，因為祂就是設立安息日的那位主（</w:t>
+      </w:r>
+      <w:hyperlink r:id="rId61">
+        <w:r>
+          <w:rPr>
+            <w:lang w:val="zh_TW" w:bidi="zh_TW"/>
+          </w:rPr>
+          <w:rPr>
+            <w:color w:val="0000EE"/>
+            <w:u w:val="single"/>
+          </w:rPr>
+          <w:t>創2:2</w:t>
+        </w:r>
+      </w:hyperlink>
+      <w:r>
+        <w:rPr>
+          <w:lang w:val="zh_TW" w:bidi="zh_TW"/>
+        </w:rPr>
+        <w:t>；</w:t>
+      </w:r>
+      <w:hyperlink r:id="rId62">
+        <w:r>
+          <w:rPr>
+            <w:lang w:val="zh_TW" w:bidi="zh_TW"/>
+          </w:rPr>
+          <w:rPr>
+            <w:color w:val="0000EE"/>
+            <w:u w:val="single"/>
+          </w:rPr>
+          <w:t>出20:8–11）</w:t>
+        </w:r>
+      </w:hyperlink>
+      <w:r>
+        <w:rPr>
+          <w:lang w:val="zh_TW" w:bidi="zh_TW"/>
+        </w:rPr>
+        <w:t>。在迦百農醫治癱子之後，耶穌宣稱「人子在地上有赦罪的權柄」（</w:t>
+      </w:r>
+      <w:hyperlink r:id="rId63">
+        <w:r>
+          <w:rPr>
+            <w:lang w:val="zh_TW" w:bidi="zh_TW"/>
+          </w:rPr>
+          <w:rPr>
+            <w:color w:val="0000EE"/>
+            <w:u w:val="single"/>
+          </w:rPr>
+          <w:t>太9:6</w:t>
+        </w:r>
+      </w:hyperlink>
+      <w:r>
+        <w:rPr>
+          <w:lang w:val="zh_TW" w:bidi="zh_TW"/>
+        </w:rPr>
+        <w:t>；</w:t>
+      </w:r>
+      <w:hyperlink r:id="rId64">
+        <w:r>
+          <w:rPr>
+            <w:lang w:val="zh_TW" w:bidi="zh_TW"/>
+          </w:rPr>
+          <w:rPr>
+            <w:color w:val="0000EE"/>
+            <w:u w:val="single"/>
+          </w:rPr>
+          <w:t>可2:10</w:t>
+        </w:r>
+      </w:hyperlink>
+      <w:r>
+        <w:rPr>
+          <w:lang w:val="zh_TW" w:bidi="zh_TW"/>
+        </w:rPr>
+        <w:t>；</w:t>
+      </w:r>
+      <w:hyperlink r:id="rId65">
+        <w:r>
+          <w:rPr>
+            <w:lang w:val="zh_TW" w:bidi="zh_TW"/>
+          </w:rPr>
+          <w:rPr>
+            <w:color w:val="0000EE"/>
+            <w:u w:val="single"/>
+          </w:rPr>
+          <w:t>路5:24</w:t>
+        </w:r>
+      </w:hyperlink>
+      <w:r>
+        <w:rPr>
+          <w:lang w:val="zh_TW" w:bidi="zh_TW"/>
+        </w:rPr>
+        <w:t>）。以前，赦罪是從天上和神而來的，但現在赦罪是由耶穌在地上賜予的。</w:t>
       </w:r>
     </w:p>
     <w:p>
@@ -890,79 +2192,395 @@
         <w:rPr>
           <w:lang w:val="zh_TW" w:bidi="zh_TW"/>
         </w:rPr>
-        <w:t>「肉體」的另一種用法就是單純指人的存在。只要人還活在身體中，就可說是「在肉身之中」。因此，保羅可以說他「在肉身」所活的生命是憑著信神的兒子而活（</w:t>
-      </w:r>
-      <w:hyperlink r:id="rId39">
-        <w:r>
-          <w:rPr>
-            <w:lang w:val="zh_TW" w:bidi="zh_TW"/>
-          </w:rPr>
-          <w:rPr>
-            <w:color w:val="0000EE"/>
-            <w:u w:val="single"/>
-          </w:rPr>
-          <w:t>加2:20</w:t>
-        </w:r>
-      </w:hyperlink>
-      <w:r>
-        <w:rPr>
-          <w:lang w:val="zh_TW" w:bidi="zh_TW"/>
-        </w:rPr>
-        <w:t>）。保羅在提到耶穌地上的事工時說，祂「以自己的身體」廢掉猶太人和外邦人之間的冤仇（</w:t>
-      </w:r>
-      <w:hyperlink r:id="rId40">
-        <w:r>
-          <w:rPr>
-            <w:lang w:val="zh_TW" w:bidi="zh_TW"/>
-          </w:rPr>
-          <w:rPr>
-            <w:color w:val="0000EE"/>
-            <w:u w:val="single"/>
-          </w:rPr>
-          <w:t>弗2:15</w:t>
-        </w:r>
-      </w:hyperlink>
-      <w:r>
-        <w:rPr>
-          <w:lang w:val="zh_TW" w:bidi="zh_TW"/>
-        </w:rPr>
-        <w:t>）。彼得也用同樣的意思說，耶穌「按著肉體」被治死（</w:t>
-      </w:r>
-      <w:hyperlink r:id="rId41">
-        <w:r>
-          <w:rPr>
-            <w:lang w:val="zh_TW" w:bidi="zh_TW"/>
-          </w:rPr>
-          <w:rPr>
-            <w:color w:val="0000EE"/>
-            <w:u w:val="single"/>
-          </w:rPr>
-          <w:t>彼前3:18</w:t>
-        </w:r>
-      </w:hyperlink>
-      <w:r>
-        <w:rPr>
-          <w:lang w:val="zh_TW" w:bidi="zh_TW"/>
-        </w:rPr>
-        <w:t>）。約翰也這樣說：「耶穌基督是成了肉身來的」（</w:t>
-      </w:r>
-      <w:hyperlink r:id="rId42">
-        <w:r>
-          <w:rPr>
-            <w:lang w:val="zh_TW" w:bidi="zh_TW"/>
-          </w:rPr>
-          <w:rPr>
-            <w:color w:val="0000EE"/>
-            <w:u w:val="single"/>
-          </w:rPr>
-          <w:t>約一4:2</w:t>
-        </w:r>
-      </w:hyperlink>
-      <w:r>
-        <w:rPr>
-          <w:lang w:val="zh_TW" w:bidi="zh_TW"/>
-        </w:rPr>
-        <w:t>）。這種用法最明顯地體現在約翰福音的宣告：「道成了肉身，住在我們中間」（</w:t>
+        <w:t>耶穌使用「人子」這個稱號的第二個方面涉及祂的受苦、死亡和榮耀的復活，這是祂以奧秘的方式成就祂作為人子在地上的使命。在彼得認耶穌為彌賽亞和神的兒子之後，耶穌開始詳細說明祂必須受苦（</w:t>
+      </w:r>
+      <w:hyperlink r:id="rId66">
+        <w:r>
+          <w:rPr>
+            <w:lang w:val="zh_TW" w:bidi="zh_TW"/>
+          </w:rPr>
+          <w:rPr>
+            <w:color w:val="0000EE"/>
+            <w:u w:val="single"/>
+          </w:rPr>
+          <w:t>太16:16</w:t>
+        </w:r>
+      </w:hyperlink>
+      <w:r>
+        <w:rPr>
+          <w:lang w:val="zh_TW" w:bidi="zh_TW"/>
+        </w:rPr>
+        <w:t>）。耶穌第一次預言祂作為人子要受苦是在</w:t>
+      </w:r>
+      <w:hyperlink r:id="rId67">
+        <w:r>
+          <w:rPr>
+            <w:lang w:val="zh_TW" w:bidi="zh_TW"/>
+          </w:rPr>
+          <w:rPr>
+            <w:color w:val="0000EE"/>
+            <w:u w:val="single"/>
+          </w:rPr>
+          <w:t>馬可福音八章31至32節</w:t>
+        </w:r>
+      </w:hyperlink>
+      <w:r>
+        <w:rPr>
+          <w:lang w:val="zh_TW" w:bidi="zh_TW"/>
+        </w:rPr>
+        <w:t>，並在其它多處經文中，這預言被重複。福音書進一步擴展了這一主題，提到被戲弄和鞭打（</w:t>
+      </w:r>
+      <w:hyperlink r:id="rId68">
+        <w:r>
+          <w:rPr>
+            <w:lang w:val="zh_TW" w:bidi="zh_TW"/>
+          </w:rPr>
+          <w:rPr>
+            <w:color w:val="0000EE"/>
+            <w:u w:val="single"/>
+          </w:rPr>
+          <w:t>太17:12</w:t>
+        </w:r>
+      </w:hyperlink>
+      <w:r>
+        <w:rPr>
+          <w:lang w:val="zh_TW" w:bidi="zh_TW"/>
+        </w:rPr>
+        <w:t>，</w:t>
+      </w:r>
+      <w:hyperlink r:id="rId69">
+        <w:r>
+          <w:rPr>
+            <w:lang w:val="zh_TW" w:bidi="zh_TW"/>
+          </w:rPr>
+          <w:rPr>
+            <w:color w:val="0000EE"/>
+            <w:u w:val="single"/>
+          </w:rPr>
+          <w:t>20:18</w:t>
+        </w:r>
+      </w:hyperlink>
+      <w:r>
+        <w:rPr>
+          <w:lang w:val="zh_TW" w:bidi="zh_TW"/>
+        </w:rPr>
+        <w:t>；</w:t>
+      </w:r>
+      <w:hyperlink r:id="rId70">
+        <w:r>
+          <w:rPr>
+            <w:lang w:val="zh_TW" w:bidi="zh_TW"/>
+          </w:rPr>
+          <w:rPr>
+            <w:color w:val="0000EE"/>
+            <w:u w:val="single"/>
+          </w:rPr>
+          <w:t>可8:31</w:t>
+        </w:r>
+      </w:hyperlink>
+      <w:r>
+        <w:rPr>
+          <w:lang w:val="zh_TW" w:bidi="zh_TW"/>
+        </w:rPr>
+        <w:t>；</w:t>
+      </w:r>
+      <w:hyperlink r:id="rId71">
+        <w:r>
+          <w:rPr>
+            <w:lang w:val="zh_TW" w:bidi="zh_TW"/>
+          </w:rPr>
+          <w:rPr>
+            <w:color w:val="0000EE"/>
+            <w:u w:val="single"/>
+          </w:rPr>
+          <w:t>路9:22</w:t>
+        </w:r>
+      </w:hyperlink>
+      <w:r>
+        <w:rPr>
+          <w:lang w:val="zh_TW" w:bidi="zh_TW"/>
+        </w:rPr>
+        <w:t>）、被猶大出賣（</w:t>
+      </w:r>
+      <w:hyperlink r:id="rId72">
+        <w:r>
+          <w:rPr>
+            <w:lang w:val="zh_TW" w:bidi="zh_TW"/>
+          </w:rPr>
+          <w:rPr>
+            <w:color w:val="0000EE"/>
+            <w:u w:val="single"/>
+          </w:rPr>
+          <w:t>太17:22</w:t>
+        </w:r>
+      </w:hyperlink>
+      <w:r>
+        <w:rPr>
+          <w:lang w:val="zh_TW" w:bidi="zh_TW"/>
+        </w:rPr>
+        <w:t>，</w:t>
+      </w:r>
+      <w:hyperlink r:id="rId73">
+        <w:r>
+          <w:rPr>
+            <w:lang w:val="zh_TW" w:bidi="zh_TW"/>
+          </w:rPr>
+          <w:rPr>
+            <w:color w:val="0000EE"/>
+            <w:u w:val="single"/>
+          </w:rPr>
+          <w:t>26:24–25</w:t>
+        </w:r>
+      </w:hyperlink>
+      <w:r>
+        <w:rPr>
+          <w:lang w:val="zh_TW" w:bidi="zh_TW"/>
+        </w:rPr>
+        <w:t>；</w:t>
+      </w:r>
+      <w:hyperlink r:id="rId74">
+        <w:r>
+          <w:rPr>
+            <w:lang w:val="zh_TW" w:bidi="zh_TW"/>
+          </w:rPr>
+          <w:rPr>
+            <w:color w:val="0000EE"/>
+            <w:u w:val="single"/>
+          </w:rPr>
+          <w:t>可14:21、41</w:t>
+        </w:r>
+      </w:hyperlink>
+      <w:r>
+        <w:rPr>
+          <w:lang w:val="zh_TW" w:bidi="zh_TW"/>
+        </w:rPr>
+        <w:t>）、被猶太領袖拒絕（</w:t>
+      </w:r>
+      <w:hyperlink r:id="rId69">
+        <w:r>
+          <w:rPr>
+            <w:lang w:val="zh_TW" w:bidi="zh_TW"/>
+          </w:rPr>
+          <w:rPr>
+            <w:color w:val="0000EE"/>
+            <w:u w:val="single"/>
+          </w:rPr>
+          <w:t>太20:18</w:t>
+        </w:r>
+      </w:hyperlink>
+      <w:r>
+        <w:rPr>
+          <w:lang w:val="zh_TW" w:bidi="zh_TW"/>
+        </w:rPr>
+        <w:t>）、被釘十字架（</w:t>
+      </w:r>
+      <w:hyperlink r:id="rId75">
+        <w:r>
+          <w:rPr>
+            <w:lang w:val="zh_TW" w:bidi="zh_TW"/>
+          </w:rPr>
+          <w:rPr>
+            <w:color w:val="0000EE"/>
+            <w:u w:val="single"/>
+          </w:rPr>
+          <w:t>太20:19</w:t>
+        </w:r>
+      </w:hyperlink>
+      <w:r>
+        <w:rPr>
+          <w:lang w:val="zh_TW" w:bidi="zh_TW"/>
+        </w:rPr>
+        <w:t>；</w:t>
+      </w:r>
+      <w:hyperlink r:id="rId76">
+        <w:r>
+          <w:rPr>
+            <w:lang w:val="zh_TW" w:bidi="zh_TW"/>
+          </w:rPr>
+          <w:rPr>
+            <w:color w:val="0000EE"/>
+            <w:u w:val="single"/>
+          </w:rPr>
+          <w:t>可9:12、31</w:t>
+        </w:r>
+      </w:hyperlink>
+      <w:r>
+        <w:rPr>
+          <w:lang w:val="zh_TW" w:bidi="zh_TW"/>
+        </w:rPr>
+        <w:t>，</w:t>
+      </w:r>
+      <w:hyperlink r:id="rId77">
+        <w:r>
+          <w:rPr>
+            <w:lang w:val="zh_TW" w:bidi="zh_TW"/>
+          </w:rPr>
+          <w:rPr>
+            <w:color w:val="0000EE"/>
+            <w:u w:val="single"/>
+          </w:rPr>
+          <w:t>10:33</w:t>
+        </w:r>
+      </w:hyperlink>
+      <w:r>
+        <w:rPr>
+          <w:lang w:val="zh_TW" w:bidi="zh_TW"/>
+        </w:rPr>
+        <w:t>）、埋葬三天（</w:t>
+      </w:r>
+      <w:hyperlink r:id="rId78">
+        <w:r>
+          <w:rPr>
+            <w:lang w:val="zh_TW" w:bidi="zh_TW"/>
+          </w:rPr>
+          <w:rPr>
+            <w:color w:val="0000EE"/>
+            <w:u w:val="single"/>
+          </w:rPr>
+          <w:t>太12:40</w:t>
+        </w:r>
+      </w:hyperlink>
+      <w:r>
+        <w:rPr>
+          <w:lang w:val="zh_TW" w:bidi="zh_TW"/>
+        </w:rPr>
+        <w:t>；</w:t>
+      </w:r>
+      <w:hyperlink r:id="rId79">
+        <w:r>
+          <w:rPr>
+            <w:lang w:val="zh_TW" w:bidi="zh_TW"/>
+          </w:rPr>
+          <w:rPr>
+            <w:color w:val="0000EE"/>
+            <w:u w:val="single"/>
+          </w:rPr>
+          <w:t>路11:30</w:t>
+        </w:r>
+      </w:hyperlink>
+      <w:r>
+        <w:rPr>
+          <w:lang w:val="zh_TW" w:bidi="zh_TW"/>
+        </w:rPr>
+        <w:t>），以及復活（</w:t>
+      </w:r>
+      <w:hyperlink r:id="rId80">
+        <w:r>
+          <w:rPr>
+            <w:lang w:val="zh_TW" w:bidi="zh_TW"/>
+          </w:rPr>
+          <w:rPr>
+            <w:color w:val="0000EE"/>
+            <w:u w:val="single"/>
+          </w:rPr>
+          <w:t>太17:22–23</w:t>
+        </w:r>
+      </w:hyperlink>
+      <w:r>
+        <w:rPr>
+          <w:lang w:val="zh_TW" w:bidi="zh_TW"/>
+        </w:rPr>
+        <w:t>；</w:t>
+      </w:r>
+      <w:hyperlink r:id="rId70">
+        <w:r>
+          <w:rPr>
+            <w:lang w:val="zh_TW" w:bidi="zh_TW"/>
+          </w:rPr>
+          <w:rPr>
+            <w:color w:val="0000EE"/>
+            <w:u w:val="single"/>
+          </w:rPr>
+          <w:t>可8:31</w:t>
+        </w:r>
+      </w:hyperlink>
+      <w:r>
+        <w:rPr>
+          <w:lang w:val="zh_TW" w:bidi="zh_TW"/>
+        </w:rPr>
+        <w:t>）。</w:t>
+      </w:r>
+    </w:p>
+    <w:p>
+      <w:pPr/>
+      <w:r>
+        <w:rPr>
+          <w:lang w:val="zh_TW" w:bidi="zh_TW"/>
+        </w:rPr>
+      </w:r>
+      <w:r>
+        <w:rPr>
+          <w:lang w:val="zh_TW" w:bidi="zh_TW"/>
+        </w:rPr>
+        <w:t>在著名的經文「人子來，不是要受人的服事，乃是要服事人，並且要捨命，作多人的贖價」（</w:t>
+      </w:r>
+      <w:hyperlink r:id="rId81">
+        <w:r>
+          <w:rPr>
+            <w:lang w:val="zh_TW" w:bidi="zh_TW"/>
+          </w:rPr>
+          <w:rPr>
+            <w:color w:val="0000EE"/>
+            <w:u w:val="single"/>
+          </w:rPr>
+          <w:t>太20:28</w:t>
+        </w:r>
+      </w:hyperlink>
+      <w:r>
+        <w:rPr>
+          <w:lang w:val="zh_TW" w:bidi="zh_TW"/>
+        </w:rPr>
+        <w:t>；</w:t>
+      </w:r>
+      <w:hyperlink r:id="rId82">
+        <w:r>
+          <w:rPr>
+            <w:lang w:val="zh_TW" w:bidi="zh_TW"/>
+          </w:rPr>
+          <w:rPr>
+            <w:color w:val="0000EE"/>
+            <w:u w:val="single"/>
+          </w:rPr>
+          <w:t>可10:45</w:t>
+        </w:r>
+      </w:hyperlink>
+      <w:r>
+        <w:rPr>
+          <w:lang w:val="zh_TW" w:bidi="zh_TW"/>
+        </w:rPr>
+        <w:t>）中，耶穌教導說，祂的死亡是為祂的百姓帶來救恩的贖罪祭。這一思想源自耶穌對祂自己是受苦的耶和華僕人的理解（</w:t>
+      </w:r>
+      <w:hyperlink r:id="rId83">
+        <w:r>
+          <w:rPr>
+            <w:lang w:val="zh_TW" w:bidi="zh_TW"/>
+          </w:rPr>
+          <w:rPr>
+            <w:color w:val="0000EE"/>
+            <w:u w:val="single"/>
+          </w:rPr>
+          <w:t>賽53章</w:t>
+        </w:r>
+      </w:hyperlink>
+      <w:r>
+        <w:rPr>
+          <w:lang w:val="zh_TW" w:bidi="zh_TW"/>
+        </w:rPr>
+        <w:t>）。</w:t>
+      </w:r>
+    </w:p>
+    <w:p>
+      <w:pPr/>
+      <w:r>
+        <w:rPr>
+          <w:lang w:val="zh_TW" w:bidi="zh_TW"/>
+        </w:rPr>
+      </w:r>
+      <w:r>
+        <w:rPr>
+          <w:lang w:val="zh_TW" w:bidi="zh_TW"/>
+        </w:rPr>
+        <w:t>耶穌也用「人子」的稱號來教導關於祂的再來。作為人子，耶穌將在天父的榮耀中，與眾天使一同從天降臨（</w:t>
       </w:r>
       <w:hyperlink r:id="rId43">
         <w:r>
@@ -973,7 +2591,289 @@
             <w:color w:val="0000EE"/>
             <w:u w:val="single"/>
           </w:rPr>
-          <w:t>約1:14</w:t>
+          <w:t>太16:27</w:t>
+        </w:r>
+      </w:hyperlink>
+      <w:r>
+        <w:rPr>
+          <w:lang w:val="zh_TW" w:bidi="zh_TW"/>
+        </w:rPr>
+        <w:t>；</w:t>
+      </w:r>
+      <w:hyperlink r:id="rId84">
+        <w:r>
+          <w:rPr>
+            <w:lang w:val="zh_TW" w:bidi="zh_TW"/>
+          </w:rPr>
+          <w:rPr>
+            <w:color w:val="0000EE"/>
+            <w:u w:val="single"/>
+          </w:rPr>
+          <w:t>可8:38</w:t>
+        </w:r>
+      </w:hyperlink>
+      <w:r>
+        <w:rPr>
+          <w:lang w:val="zh_TW" w:bidi="zh_TW"/>
+        </w:rPr>
+        <w:t>；</w:t>
+      </w:r>
+      <w:hyperlink r:id="rId85">
+        <w:r>
+          <w:rPr>
+            <w:lang w:val="zh_TW" w:bidi="zh_TW"/>
+          </w:rPr>
+          <w:rPr>
+            <w:color w:val="0000EE"/>
+            <w:u w:val="single"/>
+          </w:rPr>
+          <w:t>路9:26</w:t>
+        </w:r>
+      </w:hyperlink>
+      <w:r>
+        <w:rPr>
+          <w:lang w:val="zh_TW" w:bidi="zh_TW"/>
+        </w:rPr>
+        <w:t>）。首先，祂將坐在神的右邊，然後祂會再來（</w:t>
+      </w:r>
+      <w:hyperlink r:id="rId47">
+        <w:r>
+          <w:rPr>
+            <w:lang w:val="zh_TW" w:bidi="zh_TW"/>
+          </w:rPr>
+          <w:rPr>
+            <w:color w:val="0000EE"/>
+            <w:u w:val="single"/>
+          </w:rPr>
+          <w:t>太26:64</w:t>
+        </w:r>
+      </w:hyperlink>
+      <w:r>
+        <w:rPr>
+          <w:lang w:val="zh_TW" w:bidi="zh_TW"/>
+        </w:rPr>
+        <w:t>；</w:t>
+      </w:r>
+      <w:hyperlink r:id="rId86">
+        <w:r>
+          <w:rPr>
+            <w:lang w:val="zh_TW" w:bidi="zh_TW"/>
+          </w:rPr>
+          <w:rPr>
+            <w:color w:val="0000EE"/>
+            <w:u w:val="single"/>
+          </w:rPr>
+          <w:t>可14:62</w:t>
+        </w:r>
+      </w:hyperlink>
+      <w:r>
+        <w:rPr>
+          <w:lang w:val="zh_TW" w:bidi="zh_TW"/>
+        </w:rPr>
+        <w:t>；</w:t>
+      </w:r>
+      <w:hyperlink r:id="rId87">
+        <w:r>
+          <w:rPr>
+            <w:lang w:val="zh_TW" w:bidi="zh_TW"/>
+          </w:rPr>
+          <w:rPr>
+            <w:color w:val="0000EE"/>
+            <w:u w:val="single"/>
+          </w:rPr>
+          <w:t>路22:69</w:t>
+        </w:r>
+      </w:hyperlink>
+      <w:r>
+        <w:rPr>
+          <w:lang w:val="zh_TW" w:bidi="zh_TW"/>
+        </w:rPr>
+        <w:t>），伴隨著雲彩而來（</w:t>
+      </w:r>
+      <w:hyperlink r:id="rId45">
+        <w:r>
+          <w:rPr>
+            <w:lang w:val="zh_TW" w:bidi="zh_TW"/>
+          </w:rPr>
+          <w:rPr>
+            <w:color w:val="0000EE"/>
+            <w:u w:val="single"/>
+          </w:rPr>
+          <w:t>太24:30</w:t>
+        </w:r>
+      </w:hyperlink>
+      <w:r>
+        <w:rPr>
+          <w:lang w:val="zh_TW" w:bidi="zh_TW"/>
+        </w:rPr>
+        <w:t>；</w:t>
+      </w:r>
+      <w:hyperlink r:id="rId88">
+        <w:r>
+          <w:rPr>
+            <w:lang w:val="zh_TW" w:bidi="zh_TW"/>
+          </w:rPr>
+          <w:rPr>
+            <w:color w:val="0000EE"/>
+            <w:u w:val="single"/>
+          </w:rPr>
+          <w:t>可13:26</w:t>
+        </w:r>
+      </w:hyperlink>
+      <w:r>
+        <w:rPr>
+          <w:lang w:val="zh_TW" w:bidi="zh_TW"/>
+        </w:rPr>
+        <w:t>；</w:t>
+      </w:r>
+      <w:hyperlink r:id="rId89">
+        <w:r>
+          <w:rPr>
+            <w:lang w:val="zh_TW" w:bidi="zh_TW"/>
+          </w:rPr>
+          <w:rPr>
+            <w:color w:val="0000EE"/>
+            <w:u w:val="single"/>
+          </w:rPr>
+          <w:t>路21:27</w:t>
+        </w:r>
+      </w:hyperlink>
+      <w:r>
+        <w:rPr>
+          <w:lang w:val="zh_TW" w:bidi="zh_TW"/>
+        </w:rPr>
+        <w:t>）。這次再來將是出乎意料的（</w:t>
+      </w:r>
+      <w:hyperlink r:id="rId90">
+        <w:r>
+          <w:rPr>
+            <w:lang w:val="zh_TW" w:bidi="zh_TW"/>
+          </w:rPr>
+          <w:rPr>
+            <w:color w:val="0000EE"/>
+            <w:u w:val="single"/>
+          </w:rPr>
+          <w:t>太24:27</w:t>
+        </w:r>
+      </w:hyperlink>
+      <w:r>
+        <w:rPr>
+          <w:lang w:val="zh_TW" w:bidi="zh_TW"/>
+        </w:rPr>
+        <w:t>；</w:t>
+      </w:r>
+      <w:hyperlink r:id="rId91">
+        <w:r>
+          <w:rPr>
+            <w:lang w:val="zh_TW" w:bidi="zh_TW"/>
+          </w:rPr>
+          <w:rPr>
+            <w:color w:val="0000EE"/>
+            <w:u w:val="single"/>
+          </w:rPr>
+          <w:t>路12:40</w:t>
+        </w:r>
+      </w:hyperlink>
+      <w:r>
+        <w:rPr>
+          <w:lang w:val="zh_TW" w:bidi="zh_TW"/>
+        </w:rPr>
+        <w:t>），如閃電或挪亞的洪水（</w:t>
+      </w:r>
+      <w:hyperlink r:id="rId92">
+        <w:r>
+          <w:rPr>
+            <w:lang w:val="zh_TW" w:bidi="zh_TW"/>
+          </w:rPr>
+          <w:rPr>
+            <w:color w:val="0000EE"/>
+            <w:u w:val="single"/>
+          </w:rPr>
+          <w:t>太24:37</w:t>
+        </w:r>
+      </w:hyperlink>
+      <w:r>
+        <w:rPr>
+          <w:lang w:val="zh_TW" w:bidi="zh_TW"/>
+        </w:rPr>
+        <w:t>；</w:t>
+      </w:r>
+      <w:hyperlink r:id="rId93">
+        <w:r>
+          <w:rPr>
+            <w:lang w:val="zh_TW" w:bidi="zh_TW"/>
+          </w:rPr>
+          <w:rPr>
+            <w:color w:val="0000EE"/>
+            <w:u w:val="single"/>
+          </w:rPr>
+          <w:t>路17:24</w:t>
+        </w:r>
+      </w:hyperlink>
+      <w:r>
+        <w:rPr>
+          <w:lang w:val="zh_TW" w:bidi="zh_TW"/>
+        </w:rPr>
+        <w:t>）。祂再來是為了召聚選民、審判地上萬國（</w:t>
+      </w:r>
+      <w:hyperlink r:id="rId44">
+        <w:r>
+          <w:rPr>
+            <w:lang w:val="zh_TW" w:bidi="zh_TW"/>
+          </w:rPr>
+          <w:rPr>
+            <w:color w:val="0000EE"/>
+            <w:u w:val="single"/>
+          </w:rPr>
+          <w:t>太19:28</w:t>
+        </w:r>
+      </w:hyperlink>
+      <w:r>
+        <w:rPr>
+          <w:lang w:val="zh_TW" w:bidi="zh_TW"/>
+        </w:rPr>
+        <w:t>，</w:t>
+      </w:r>
+      <w:hyperlink r:id="rId94">
+        <w:r>
+          <w:rPr>
+            <w:lang w:val="zh_TW" w:bidi="zh_TW"/>
+          </w:rPr>
+          <w:rPr>
+            <w:color w:val="0000EE"/>
+            <w:u w:val="single"/>
+          </w:rPr>
+          <w:t>25:32</w:t>
+        </w:r>
+      </w:hyperlink>
+      <w:r>
+        <w:rPr>
+          <w:lang w:val="zh_TW" w:bidi="zh_TW"/>
+        </w:rPr>
+        <w:t>），以及在世上恢復最終的公義（</w:t>
+      </w:r>
+      <w:hyperlink r:id="rId44">
+        <w:r>
+          <w:rPr>
+            <w:lang w:val="zh_TW" w:bidi="zh_TW"/>
+          </w:rPr>
+          <w:rPr>
+            <w:color w:val="0000EE"/>
+            <w:u w:val="single"/>
+          </w:rPr>
+          <w:t>19:28，</w:t>
+        </w:r>
+      </w:hyperlink>
+      <w:hyperlink r:id="rId95">
+        <w:r>
+          <w:rPr>
+            <w:lang w:val="zh_TW" w:bidi="zh_TW"/>
+          </w:rPr>
+          <w:rPr>
+            <w:color w:val="0000EE"/>
+            <w:u w:val="single"/>
+          </w:rPr>
+          <w:t>25:46</w:t>
         </w:r>
       </w:hyperlink>
       <w:r>
@@ -984,17 +2884,6 @@
       </w:r>
     </w:p>
     <w:p>
-      <w:pPr>
-        <w:pStyle w:val="Heading4"/>
-      </w:pPr>
-      <w:r>
-        <w:rPr>
-          <w:lang w:val="zh_TW" w:bidi="zh_TW"/>
-        </w:rPr>
-        <w:t>肉體作為外在呈現上的人類存在</w:t>
-      </w:r>
-    </w:p>
-    <w:p>
       <w:pPr/>
       <w:r>
         <w:rPr>
@@ -1005,61 +2894,25 @@
         <w:rPr>
           <w:lang w:val="zh_TW" w:bidi="zh_TW"/>
         </w:rPr>
-        <w:t>「肉體」的含義也超越了人的肉身生命，並包括對人類存在至關重要的其它層面。因此，「靠著肉體」（</w:t>
-      </w:r>
-      <w:hyperlink r:id="rId44">
-        <w:r>
-          <w:rPr>
-            <w:lang w:val="zh_TW" w:bidi="zh_TW"/>
-          </w:rPr>
-          <w:rPr>
-            <w:color w:val="0000EE"/>
-            <w:u w:val="single"/>
-          </w:rPr>
-          <w:t>腓3:3</w:t>
-        </w:r>
-      </w:hyperlink>
-      <w:r>
-        <w:rPr>
-          <w:lang w:val="zh_TW" w:bidi="zh_TW"/>
-        </w:rPr>
-        <w:t>）並不是指倚靠身體，而是指倚靠整個屬於人外在存在領域的各種因素。這包括保羅的猶太血統、他嚴謹的宗教訓練、他的熱心，以及他在猶太宗教界中的地位。「憑著肉體自誇」（</w:t>
-      </w:r>
-      <w:hyperlink r:id="rId45">
-        <w:r>
-          <w:rPr>
-            <w:lang w:val="zh_TW" w:bidi="zh_TW"/>
-          </w:rPr>
-          <w:rPr>
-            <w:color w:val="0000EE"/>
-            <w:u w:val="single"/>
-          </w:rPr>
-          <w:t>林後11:18</w:t>
-        </w:r>
-      </w:hyperlink>
-      <w:r>
-        <w:rPr>
-          <w:lang w:val="zh_TW" w:bidi="zh_TW"/>
-        </w:rPr>
-        <w:t>，譯註：和合本譯為：憑著血氣自誇）這個片語在某些譯本中譯為「憑著他們的人類成就自誇」。在「肉體」中有外貌的體面幾乎等同於在世上有顯赫的地位（</w:t>
-      </w:r>
-      <w:hyperlink r:id="rId46">
-        <w:r>
-          <w:rPr>
-            <w:lang w:val="zh_TW" w:bidi="zh_TW"/>
-          </w:rPr>
-          <w:rPr>
-            <w:color w:val="0000EE"/>
-            <w:u w:val="single"/>
-          </w:rPr>
-          <w:t>加6:11–14</w:t>
-        </w:r>
-      </w:hyperlink>
-      <w:r>
-        <w:rPr>
-          <w:lang w:val="zh_TW" w:bidi="zh_TW"/>
-        </w:rPr>
-        <w:t>）。那些主張行割禮的猶太派基督徒堅持此舉，是為了在人看來能有宗教上的成就感，從而找到誇口的理由。但這些外在的區別與誇口的根據對保羅已不再有吸引力，因為在他眼中，世界已如同釘在十字架上，而他自己對世界也同樣如此。</w:t>
+        <w:t>在這些經文中，耶穌將焦點從祂受苦與復活的暫時得勝中，轉向人子在祂再來時的最終得勝。再一次強調人子的天上根源與人子的神聖特權。這位人子耶穌將成為最終的審判者（參</w:t>
+      </w:r>
+      <w:hyperlink r:id="rId96">
+        <w:r>
+          <w:rPr>
+            <w:lang w:val="zh_TW" w:bidi="zh_TW"/>
+          </w:rPr>
+          <w:rPr>
+            <w:color w:val="0000EE"/>
+            <w:u w:val="single"/>
+          </w:rPr>
+          <w:t>徒17:31</w:t>
+        </w:r>
+      </w:hyperlink>
+      <w:r>
+        <w:rPr>
+          <w:lang w:val="zh_TW" w:bidi="zh_TW"/>
+        </w:rPr>
+        <w:t>）。</w:t>
       </w:r>
     </w:p>
     <w:p>
@@ -1073,72 +2926,958 @@
         <w:rPr>
           <w:lang w:val="zh_TW" w:bidi="zh_TW"/>
         </w:rPr>
-        <w:t>「肉體」一詞也可用來指外在人際關係，例如形容僕人與主人之間的社會關係（</w:t>
-      </w:r>
-      <w:hyperlink r:id="rId47">
-        <w:r>
-          <w:rPr>
-            <w:lang w:val="zh_TW" w:bidi="zh_TW"/>
-          </w:rPr>
-          <w:rPr>
-            <w:color w:val="0000EE"/>
-            <w:u w:val="single"/>
-          </w:rPr>
-          <w:t>弗6:5</w:t>
-        </w:r>
-      </w:hyperlink>
+        <w:t>約翰福音對於「人子」有其獨特的論述。天使被說成在「人子」身上上去下來（</w:t>
+      </w:r>
+      <w:hyperlink r:id="rId97">
+        <w:r>
+          <w:rPr>
+            <w:lang w:val="zh_TW" w:bidi="zh_TW"/>
+          </w:rPr>
+          <w:rPr>
+            <w:color w:val="0000EE"/>
+            <w:u w:val="single"/>
+          </w:rPr>
+          <w:t>約1:51</w:t>
+        </w:r>
+      </w:hyperlink>
+      <w:r>
+        <w:rPr>
+          <w:lang w:val="zh_TW" w:bidi="zh_TW"/>
+        </w:rPr>
+        <w:t>），象徵祂是存在於時間之前，並且從天上來到地上的那一位（</w:t>
+      </w:r>
+      <w:hyperlink r:id="rId98">
+        <w:r>
+          <w:rPr>
+            <w:lang w:val="zh_TW" w:bidi="zh_TW"/>
+          </w:rPr>
+          <w:rPr>
+            <w:color w:val="0000EE"/>
+            <w:u w:val="single"/>
+          </w:rPr>
+          <w:t>3:13</w:t>
+        </w:r>
+      </w:hyperlink>
+      <w:r>
+        <w:rPr>
+          <w:lang w:val="zh_TW" w:bidi="zh_TW"/>
+        </w:rPr>
+        <w:t>，</w:t>
+      </w:r>
+      <w:hyperlink r:id="rId99">
+        <w:r>
+          <w:rPr>
+            <w:lang w:val="zh_TW" w:bidi="zh_TW"/>
+          </w:rPr>
+          <w:rPr>
+            <w:color w:val="0000EE"/>
+            <w:u w:val="single"/>
+          </w:rPr>
+          <w:t>6:62</w:t>
+        </w:r>
+      </w:hyperlink>
+      <w:r>
+        <w:rPr>
+          <w:lang w:val="zh_TW" w:bidi="zh_TW"/>
+        </w:rPr>
+        <w:t>）。祂被「舉起」（藉著釘十字架）將帶給一切信祂的人永生（</w:t>
+      </w:r>
+      <w:hyperlink r:id="rId100">
+        <w:r>
+          <w:rPr>
+            <w:lang w:val="zh_TW" w:bidi="zh_TW"/>
+          </w:rPr>
+          <w:rPr>
+            <w:color w:val="0000EE"/>
+            <w:u w:val="single"/>
+          </w:rPr>
+          <w:t>3:14</w:t>
+        </w:r>
+      </w:hyperlink>
+      <w:r>
+        <w:rPr>
+          <w:lang w:val="zh_TW" w:bidi="zh_TW"/>
+        </w:rPr>
+        <w:t>）。「人子」（</w:t>
+      </w:r>
+      <w:hyperlink r:id="rId100">
+        <w:r>
+          <w:rPr>
+            <w:lang w:val="zh_TW" w:bidi="zh_TW"/>
+          </w:rPr>
+          <w:rPr>
+            <w:color w:val="0000EE"/>
+            <w:u w:val="single"/>
+          </w:rPr>
+          <w:t>3:14</w:t>
+        </w:r>
+      </w:hyperlink>
+      <w:r>
+        <w:rPr>
+          <w:lang w:val="zh_TW" w:bidi="zh_TW"/>
+        </w:rPr>
+        <w:t>）同時也是「神的兒子」（</w:t>
+      </w:r>
+      <w:hyperlink r:id="rId101">
+        <w:r>
+          <w:rPr>
+            <w:lang w:val="zh_TW" w:bidi="zh_TW"/>
+          </w:rPr>
+          <w:rPr>
+            <w:color w:val="0000EE"/>
+            <w:u w:val="single"/>
+          </w:rPr>
+          <w:t>3:16</w:t>
+        </w:r>
+      </w:hyperlink>
+      <w:r>
+        <w:rPr>
+          <w:lang w:val="zh_TW" w:bidi="zh_TW"/>
+        </w:rPr>
+        <w:t>），是神的獨生子（</w:t>
+      </w:r>
+      <w:hyperlink r:id="rId102">
+        <w:r>
+          <w:rPr>
+            <w:lang w:val="zh_TW" w:bidi="zh_TW"/>
+          </w:rPr>
+          <w:rPr>
+            <w:color w:val="0000EE"/>
+            <w:u w:val="single"/>
+          </w:rPr>
+          <w:t>1:18</w:t>
+        </w:r>
+      </w:hyperlink>
+      <w:r>
+        <w:rPr>
+          <w:lang w:val="zh_TW" w:bidi="zh_TW"/>
+        </w:rPr>
+        <w:t>，</w:t>
+      </w:r>
+      <w:hyperlink r:id="rId103">
+        <w:r>
+          <w:rPr>
+            <w:lang w:val="zh_TW" w:bidi="zh_TW"/>
+          </w:rPr>
+          <w:rPr>
+            <w:color w:val="0000EE"/>
+            <w:u w:val="single"/>
+          </w:rPr>
+          <w:t>3:18</w:t>
+        </w:r>
+      </w:hyperlink>
+      <w:r>
+        <w:rPr>
+          <w:lang w:val="zh_TW" w:bidi="zh_TW"/>
+        </w:rPr>
+        <w:t>）。簡言之，在約翰福音中，「人子」的稱號等同於「神的兒子」的稱號。這一稱號揭示了祂的神性、超越時間的存在、天上根源和神聖的特權。它也確立了耶穌現今在地上啟示與受苦的身分，以及祂未來末世榮耀的身分。父已賜給人子權柄，叫死人復活並審判世人（</w:t>
+      </w:r>
+      <w:hyperlink r:id="rId104">
+        <w:r>
+          <w:rPr>
+            <w:lang w:val="zh_TW" w:bidi="zh_TW"/>
+          </w:rPr>
+          <w:rPr>
+            <w:color w:val="0000EE"/>
+            <w:u w:val="single"/>
+          </w:rPr>
+          <w:t>5:25–27</w:t>
+        </w:r>
+      </w:hyperlink>
+      <w:r>
+        <w:rPr>
+          <w:lang w:val="zh_TW" w:bidi="zh_TW"/>
+        </w:rPr>
+        <w:t>）。</w:t>
+      </w:r>
+    </w:p>
+    <w:p>
+      <w:pPr/>
+      <w:r>
+        <w:rPr>
+          <w:lang w:val="zh_TW" w:bidi="zh_TW"/>
+        </w:rPr>
+      </w:r>
+      <w:r>
+        <w:rPr>
+          <w:i/>
+          <w:lang w:val="zh_TW" w:bidi="zh_TW"/>
+        </w:rPr>
+        <w:t>另見</w:t>
+      </w:r>
+      <w:r>
+        <w:rPr>
+          <w:lang w:val="zh_TW" w:bidi="zh_TW"/>
+        </w:rPr>
+        <w:t>基督論</w:t>
+      </w:r>
       <w:r>
         <w:rPr>
           <w:lang w:val="zh_TW" w:bidi="zh_TW"/>
         </w:rPr>
         <w:t>；</w:t>
       </w:r>
-      <w:hyperlink r:id="rId48">
-        <w:r>
-          <w:rPr>
-            <w:lang w:val="zh_TW" w:bidi="zh_TW"/>
-          </w:rPr>
-          <w:rPr>
-            <w:color w:val="0000EE"/>
-            <w:u w:val="single"/>
-          </w:rPr>
-          <w:t>西3:22</w:t>
-        </w:r>
-      </w:hyperlink>
+      <w:r>
+        <w:rPr>
+          <w:lang w:val="zh_TW" w:bidi="zh_TW"/>
+        </w:rPr>
+        <w:t>耶穌基督的教導</w:t>
+      </w:r>
       <w:r>
         <w:rPr>
           <w:lang w:val="zh_TW" w:bidi="zh_TW"/>
         </w:rPr>
         <w:t>；</w:t>
       </w:r>
-      <w:hyperlink r:id="rId49">
-        <w:r>
-          <w:rPr>
-            <w:lang w:val="zh_TW" w:bidi="zh_TW"/>
-          </w:rPr>
-          <w:rPr>
-            <w:color w:val="0000EE"/>
-            <w:u w:val="single"/>
-          </w:rPr>
-          <w:t>門1:16</w:t>
-        </w:r>
-      </w:hyperlink>
-      <w:r>
-        <w:rPr>
-          <w:lang w:val="zh_TW" w:bidi="zh_TW"/>
-        </w:rPr>
-        <w:t>）。「在肉體中」也可用來描述婚姻關係的領域，這其中涉及一些困難的問題（</w:t>
-      </w:r>
-      <w:hyperlink r:id="rId50">
-        <w:r>
-          <w:rPr>
-            <w:lang w:val="zh_TW" w:bidi="zh_TW"/>
-          </w:rPr>
-          <w:rPr>
-            <w:color w:val="0000EE"/>
-            <w:u w:val="single"/>
-          </w:rPr>
-          <w:t>林前7:28</w:t>
+      <w:r>
+        <w:rPr>
+          <w:lang w:val="zh_TW" w:bidi="zh_TW"/>
+        </w:rPr>
+        <w:t>彌賽亞</w:t>
+      </w:r>
+      <w:r>
+        <w:rPr>
+          <w:lang w:val="zh_TW" w:bidi="zh_TW"/>
+        </w:rPr>
+        <w:t>；</w:t>
+      </w:r>
+      <w:r>
+        <w:rPr>
+          <w:lang w:val="zh_TW" w:bidi="zh_TW"/>
+        </w:rPr>
+        <w:t>神的兒子</w:t>
+      </w:r>
+      <w:r>
+        <w:rPr>
+          <w:lang w:val="zh_TW" w:bidi="zh_TW"/>
+        </w:rPr>
+        <w:t>。</w:t>
+      </w:r>
+      <w:r>
+        <w:rPr>
+          <w:lang w:val="zh_TW" w:bidi="zh_TW"/>
+        </w:rPr>
+      </w:r>
+      <w:r>
+        <w:rPr>
+          <w:lang w:val="zh_TW" w:bidi="zh_TW"/>
+        </w:rPr>
+      </w:r>
+    </w:p>
+    <w:p>
+      <w:pPr/>
+      <w:r>
+        <w:rPr>
+          <w:lang w:val="zh_TW" w:bidi="zh_TW"/>
+        </w:rPr>
+      </w:r>
+    </w:p>
+    <w:p>
+      <w:pPr>
+        <w:pStyle w:val="Heading2"/>
+      </w:pPr>
+      <w:r>
+        <w:rPr>
+          <w:lang w:val="zh_TW" w:bidi="zh_TW"/>
+        </w:rPr>
+        <w:t>任命，承接聖職</w:t>
+      </w:r>
+      <w:r>
+        <w:rPr>
+          <w:lang w:val="zh_TW" w:bidi="zh_TW"/>
+        </w:rPr>
+      </w:r>
+    </w:p>
+    <w:p>
+      <w:pPr/>
+      <w:r>
+        <w:rPr>
+          <w:lang w:val="zh_TW" w:bidi="zh_TW"/>
+        </w:rPr>
+      </w:r>
+      <w:r>
+        <w:rPr>
+          <w:lang w:val="zh_TW" w:bidi="zh_TW"/>
+        </w:rPr>
+        <w:t>正式授予某人宗教權威的行為。其他用來表達相似意思的詞彙包括「分派（appoint）」、「設立（institute）」、「使成為（make）」和「建立（establish）」。今天，我們使用「按立（ordain）」和「按立禮（ordination）」來指選擇和任命人來服事神。</w:t>
+      </w:r>
+    </w:p>
+    <w:p>
+      <w:pPr>
+        <w:pStyle w:val="Heading3"/>
+      </w:pPr>
+      <w:r>
+        <w:rPr>
+          <w:lang w:val="zh_TW" w:bidi="zh_TW"/>
+        </w:rPr>
+        <w:t>舊約中的承接聖職</w:t>
+      </w:r>
+    </w:p>
+    <w:p>
+      <w:pPr/>
+      <w:r>
+        <w:rPr>
+          <w:lang w:val="zh_TW" w:bidi="zh_TW"/>
+        </w:rPr>
+      </w:r>
+      <w:r>
+        <w:rPr>
+          <w:lang w:val="zh_TW" w:bidi="zh_TW"/>
+        </w:rPr>
+        <w:t>在整個舊約中，神揀選了神想要的人服事祂。祭司的角色最初屬於每個家族的族長。後來，神揀選了利未支派作為祭司（</w:t>
+      </w:r>
+      <w:hyperlink r:id="rId105">
+        <w:r>
+          <w:rPr>
+            <w:lang w:val="zh_TW" w:bidi="zh_TW"/>
+          </w:rPr>
+          <w:rPr>
+            <w:color w:val="0000EE"/>
+            <w:u w:val="single"/>
+          </w:rPr>
+          <w:t>申33:8–11</w:t>
+        </w:r>
+      </w:hyperlink>
+      <w:r>
+        <w:rPr>
+          <w:lang w:val="zh_TW" w:bidi="zh_TW"/>
+        </w:rPr>
+        <w:t>；</w:t>
+      </w:r>
+      <w:hyperlink r:id="rId106">
+        <w:r>
+          <w:rPr>
+            <w:lang w:val="zh_TW" w:bidi="zh_TW"/>
+          </w:rPr>
+          <w:rPr>
+            <w:color w:val="0000EE"/>
+            <w:u w:val="single"/>
+          </w:rPr>
+          <w:t>士17:13</w:t>
+        </w:r>
+      </w:hyperlink>
+      <w:r>
+        <w:rPr>
+          <w:lang w:val="zh_TW" w:bidi="zh_TW"/>
+        </w:rPr>
+        <w:t>）。即使是不同的家族群體爭奪權力（如撒督家族〔Zadokites〕、亞倫家族〔Aaronites〕和哈斯蒙尼家族〔Hasmonean〕），他們都會聲稱這個特殊的角色是在他們家族中傳承下來的。通過利未支派神聖的任命可以追溯到摩西（</w:t>
+      </w:r>
+      <w:hyperlink r:id="rId107">
+        <w:r>
+          <w:rPr>
+            <w:lang w:val="zh_TW" w:bidi="zh_TW"/>
+          </w:rPr>
+          <w:rPr>
+            <w:color w:val="0000EE"/>
+            <w:u w:val="single"/>
+          </w:rPr>
+          <w:t>出4:14</w:t>
+        </w:r>
+      </w:hyperlink>
+      <w:r>
+        <w:rPr>
+          <w:lang w:val="zh_TW" w:bidi="zh_TW"/>
+        </w:rPr>
+        <w:t>，</w:t>
+      </w:r>
+      <w:hyperlink r:id="rId108">
+        <w:r>
+          <w:rPr>
+            <w:lang w:val="zh_TW" w:bidi="zh_TW"/>
+          </w:rPr>
+          <w:rPr>
+            <w:color w:val="0000EE"/>
+            <w:u w:val="single"/>
+          </w:rPr>
+          <w:t>28:41，</w:t>
+        </w:r>
+      </w:hyperlink>
+      <w:hyperlink r:id="rId109">
+        <w:r>
+          <w:rPr>
+            <w:lang w:val="zh_TW" w:bidi="zh_TW"/>
+          </w:rPr>
+          <w:rPr>
+            <w:color w:val="0000EE"/>
+            <w:u w:val="single"/>
+          </w:rPr>
+          <w:t>29:9</w:t>
+        </w:r>
+      </w:hyperlink>
+      <w:r>
+        <w:rPr>
+          <w:lang w:val="zh_TW" w:bidi="zh_TW"/>
+        </w:rPr>
+        <w:t>）。撒母耳也被宣稱擁有這種特殊的角色，但他是來自以法蓮支派，而不是利未支派（</w:t>
+      </w:r>
+      <w:hyperlink r:id="rId110">
+        <w:r>
+          <w:rPr>
+            <w:lang w:val="zh_TW" w:bidi="zh_TW"/>
+          </w:rPr>
+          <w:rPr>
+            <w:color w:val="0000EE"/>
+            <w:u w:val="single"/>
+          </w:rPr>
+          <w:t>代上6:28</w:t>
+        </w:r>
+      </w:hyperlink>
+      <w:r>
+        <w:rPr>
+          <w:lang w:val="zh_TW" w:bidi="zh_TW"/>
+        </w:rPr>
+        <w:t>）。這個觀念在後來的著作中仍然受到推崇，例如大約在公元前180年寫成的便西拉智訓（</w:t>
+      </w:r>
+      <w:hyperlink r:id="rId111">
+        <w:r>
+          <w:rPr>
+            <w:lang w:val="zh_TW" w:bidi="zh_TW"/>
+          </w:rPr>
+          <w:rPr>
+            <w:color w:val="0000EE"/>
+            <w:u w:val="single"/>
+          </w:rPr>
+          <w:t>德訓篇45:6–22</w:t>
+        </w:r>
+      </w:hyperlink>
+      <w:r>
+        <w:rPr>
+          <w:lang w:val="zh_TW" w:bidi="zh_TW"/>
+        </w:rPr>
+        <w:t>）。希伯來書解釋說，沒有人會為自己選擇這種榮譽，如</w:t>
+      </w:r>
+      <w:hyperlink r:id="rId112">
+        <w:r>
+          <w:rPr>
+            <w:lang w:val="zh_TW" w:bidi="zh_TW"/>
+          </w:rPr>
+          <w:rPr>
+            <w:color w:val="0000EE"/>
+            <w:u w:val="single"/>
+          </w:rPr>
+          <w:t>希伯來書五章1節和4節</w:t>
+        </w:r>
+      </w:hyperlink>
+      <w:r>
+        <w:rPr>
+          <w:lang w:val="zh_TW" w:bidi="zh_TW"/>
+        </w:rPr>
+        <w:t>所說，一個人是「蒙神所召，像亞倫一樣」。這意味著他們是出生在一個擁有這種特殊角色的家族中。</w:t>
+      </w:r>
+    </w:p>
+    <w:p>
+      <w:pPr/>
+      <w:r>
+        <w:rPr>
+          <w:lang w:val="zh_TW" w:bidi="zh_TW"/>
+        </w:rPr>
+      </w:r>
+      <w:r>
+        <w:rPr>
+          <w:lang w:val="zh_TW" w:bidi="zh_TW"/>
+        </w:rPr>
+        <w:t>第一批利未人在會幕（用於敬拜的特殊帳幕）中當著眾人的面被獻上，百姓通過按手在他們身上來承認他們是祭司（</w:t>
+      </w:r>
+      <w:hyperlink r:id="rId113">
+        <w:r>
+          <w:rPr>
+            <w:lang w:val="zh_TW" w:bidi="zh_TW"/>
+          </w:rPr>
+          <w:rPr>
+            <w:color w:val="0000EE"/>
+            <w:u w:val="single"/>
+          </w:rPr>
+          <w:t>民8:10、14–18</w:t>
+        </w:r>
+      </w:hyperlink>
+      <w:r>
+        <w:rPr>
+          <w:lang w:val="zh_TW" w:bidi="zh_TW"/>
+        </w:rPr>
+        <w:t>）。同樣，神也指示摩西舉行一個為期一週的儀式，使亞倫和他的兒子們成為祭司。這個儀式涉及許多獻祭、穿著特殊服裝、用油膏抹和其他儀式（</w:t>
+      </w:r>
+      <w:hyperlink r:id="rId114">
+        <w:r>
+          <w:rPr>
+            <w:lang w:val="zh_TW" w:bidi="zh_TW"/>
+          </w:rPr>
+          <w:rPr>
+            <w:color w:val="0000EE"/>
+            <w:u w:val="single"/>
+          </w:rPr>
+          <w:t>出29章</w:t>
+        </w:r>
+      </w:hyperlink>
+      <w:r>
+        <w:rPr>
+          <w:lang w:val="zh_TW" w:bidi="zh_TW"/>
+        </w:rPr>
+        <w:t>；</w:t>
+      </w:r>
+      <w:hyperlink r:id="rId115">
+        <w:r>
+          <w:rPr>
+            <w:lang w:val="zh_TW" w:bidi="zh_TW"/>
+          </w:rPr>
+          <w:rPr>
+            <w:color w:val="0000EE"/>
+            <w:u w:val="single"/>
+          </w:rPr>
+          <w:t>利8章</w:t>
+        </w:r>
+      </w:hyperlink>
+      <w:r>
+        <w:rPr>
+          <w:lang w:val="zh_TW" w:bidi="zh_TW"/>
+        </w:rPr>
+        <w:t>）。聖經仔細記載這些儀式的細節，這表明這些儀式至少以某種形式在此後的許多年裡仍被繼續使用。然而，聖經並未重覆記載後來這些儀式被實行的情況。</w:t>
+      </w:r>
+    </w:p>
+    <w:p>
+      <w:pPr/>
+      <w:r>
+        <w:rPr>
+          <w:lang w:val="zh_TW" w:bidi="zh_TW"/>
+        </w:rPr>
+      </w:r>
+      <w:r>
+        <w:rPr>
+          <w:lang w:val="zh_TW" w:bidi="zh_TW"/>
+        </w:rPr>
+        <w:t>除了祭司，還有一些被認可的先知群體或先知社群。有時這些群體得到王的支持（</w:t>
+      </w:r>
+      <w:hyperlink r:id="rId116">
+        <w:r>
+          <w:rPr>
+            <w:lang w:val="zh_TW" w:bidi="zh_TW"/>
+          </w:rPr>
+          <w:rPr>
+            <w:color w:val="0000EE"/>
+            <w:u w:val="single"/>
+          </w:rPr>
+          <w:t>撒上10:5</w:t>
+        </w:r>
+      </w:hyperlink>
+      <w:r>
+        <w:rPr>
+          <w:lang w:val="zh_TW" w:bidi="zh_TW"/>
+        </w:rPr>
+        <w:t>；</w:t>
+      </w:r>
+      <w:hyperlink r:id="rId117">
+        <w:r>
+          <w:rPr>
+            <w:lang w:val="zh_TW" w:bidi="zh_TW"/>
+          </w:rPr>
+          <w:rPr>
+            <w:color w:val="0000EE"/>
+            <w:u w:val="single"/>
+          </w:rPr>
+          <w:t>王上1:9–10，</w:t>
+        </w:r>
+      </w:hyperlink>
+      <w:hyperlink r:id="rId118">
+        <w:r>
+          <w:rPr>
+            <w:lang w:val="zh_TW" w:bidi="zh_TW"/>
+          </w:rPr>
+          <w:rPr>
+            <w:color w:val="0000EE"/>
+            <w:u w:val="single"/>
+          </w:rPr>
+          <w:t>18:17–19，</w:t>
+        </w:r>
+      </w:hyperlink>
+      <w:hyperlink r:id="rId119">
+        <w:r>
+          <w:rPr>
+            <w:lang w:val="zh_TW" w:bidi="zh_TW"/>
+          </w:rPr>
+          <w:rPr>
+            <w:color w:val="0000EE"/>
+            <w:u w:val="single"/>
+          </w:rPr>
+          <w:t>20:35，</w:t>
+        </w:r>
+      </w:hyperlink>
+      <w:hyperlink r:id="rId120">
+        <w:r>
+          <w:rPr>
+            <w:lang w:val="zh_TW" w:bidi="zh_TW"/>
+          </w:rPr>
+          <w:rPr>
+            <w:color w:val="0000EE"/>
+            <w:u w:val="single"/>
+          </w:rPr>
+          <w:t>22:5–28</w:t>
+        </w:r>
+      </w:hyperlink>
+      <w:r>
+        <w:rPr>
+          <w:lang w:val="zh_TW" w:bidi="zh_TW"/>
+        </w:rPr>
+        <w:t>；</w:t>
+      </w:r>
+      <w:hyperlink r:id="rId121">
+        <w:r>
+          <w:rPr>
+            <w:lang w:val="zh_TW" w:bidi="zh_TW"/>
+          </w:rPr>
+          <w:rPr>
+            <w:color w:val="0000EE"/>
+            <w:u w:val="single"/>
+          </w:rPr>
+          <w:t>王下2:3–7，</w:t>
+        </w:r>
+      </w:hyperlink>
+      <w:hyperlink r:id="rId122">
+        <w:r>
+          <w:rPr>
+            <w:lang w:val="zh_TW" w:bidi="zh_TW"/>
+          </w:rPr>
+          <w:rPr>
+            <w:color w:val="0000EE"/>
+            <w:u w:val="single"/>
+          </w:rPr>
+          <w:t>23:2</w:t>
+        </w:r>
+      </w:hyperlink>
+      <w:r>
+        <w:rPr>
+          <w:lang w:val="zh_TW" w:bidi="zh_TW"/>
+        </w:rPr>
+        <w:t>）。人們追溯預言的歷史可以追溯到很早的時代（見</w:t>
+      </w:r>
+      <w:hyperlink r:id="rId123">
+        <w:r>
+          <w:rPr>
+            <w:lang w:val="zh_TW" w:bidi="zh_TW"/>
+          </w:rPr>
+          <w:rPr>
+            <w:color w:val="0000EE"/>
+            <w:u w:val="single"/>
+          </w:rPr>
+          <w:t>創20:7</w:t>
+        </w:r>
+      </w:hyperlink>
+      <w:r>
+        <w:rPr>
+          <w:lang w:val="zh_TW" w:bidi="zh_TW"/>
+        </w:rPr>
+        <w:t>；</w:t>
+      </w:r>
+      <w:hyperlink r:id="rId124">
+        <w:r>
+          <w:rPr>
+            <w:lang w:val="zh_TW" w:bidi="zh_TW"/>
+          </w:rPr>
+          <w:rPr>
+            <w:color w:val="0000EE"/>
+            <w:u w:val="single"/>
+          </w:rPr>
+          <w:t>申34:10</w:t>
+        </w:r>
+      </w:hyperlink>
+      <w:r>
+        <w:rPr>
+          <w:lang w:val="zh_TW" w:bidi="zh_TW"/>
+        </w:rPr>
+        <w:t>；</w:t>
+      </w:r>
+      <w:hyperlink r:id="rId125">
+        <w:r>
+          <w:rPr>
+            <w:lang w:val="zh_TW" w:bidi="zh_TW"/>
+          </w:rPr>
+          <w:rPr>
+            <w:color w:val="0000EE"/>
+            <w:u w:val="single"/>
+          </w:rPr>
+          <w:t>士4:4</w:t>
+        </w:r>
+      </w:hyperlink>
+      <w:r>
+        <w:rPr>
+          <w:lang w:val="zh_TW" w:bidi="zh_TW"/>
+        </w:rPr>
+        <w:t>；</w:t>
+      </w:r>
+      <w:hyperlink r:id="rId126">
+        <w:r>
+          <w:rPr>
+            <w:lang w:val="zh_TW" w:bidi="zh_TW"/>
+          </w:rPr>
+          <w:rPr>
+            <w:color w:val="0000EE"/>
+            <w:u w:val="single"/>
+          </w:rPr>
+          <w:t>耶7:25</w:t>
+        </w:r>
+      </w:hyperlink>
+      <w:r>
+        <w:rPr>
+          <w:lang w:val="zh_TW" w:bidi="zh_TW"/>
+        </w:rPr>
+        <w:t>）。「先知的子孫」這個詞，以及</w:t>
+      </w:r>
+      <w:hyperlink r:id="rId127">
+        <w:r>
+          <w:rPr>
+            <w:lang w:val="zh_TW" w:bidi="zh_TW"/>
+          </w:rPr>
+          <w:rPr>
+            <w:color w:val="0000EE"/>
+            <w:u w:val="single"/>
+          </w:rPr>
+          <w:t>耶利米書三十五章4節</w:t>
+        </w:r>
+      </w:hyperlink>
+      <w:r>
+        <w:rPr>
+          <w:lang w:val="zh_TW" w:bidi="zh_TW"/>
+        </w:rPr>
+        <w:t>中的暗示，可能表明先知的角色有時像祭司一樣，是從父母傳給子女的。然而，我們並不確切知道先知是如何被揀選或被任命的。</w:t>
+      </w:r>
+    </w:p>
+    <w:p>
+      <w:pPr/>
+      <w:r>
+        <w:rPr>
+          <w:lang w:val="zh_TW" w:bidi="zh_TW"/>
+        </w:rPr>
+      </w:r>
+      <w:r>
+        <w:rPr>
+          <w:lang w:val="zh_TW" w:bidi="zh_TW"/>
+        </w:rPr>
+        <w:t>最重要的先知經常與這些先知群體或「學派」意見不合（</w:t>
+      </w:r>
+      <w:hyperlink r:id="rId128">
+        <w:r>
+          <w:rPr>
+            <w:lang w:val="zh_TW" w:bidi="zh_TW"/>
+          </w:rPr>
+          <w:rPr>
+            <w:color w:val="0000EE"/>
+            <w:u w:val="single"/>
+          </w:rPr>
+          <w:t>王上17章</w:t>
+        </w:r>
+      </w:hyperlink>
+      <w:r>
+        <w:rPr>
+          <w:lang w:val="zh_TW" w:bidi="zh_TW"/>
+        </w:rPr>
+        <w:t>的以利亞；</w:t>
+      </w:r>
+      <w:hyperlink r:id="rId120">
+        <w:r>
+          <w:rPr>
+            <w:lang w:val="zh_TW" w:bidi="zh_TW"/>
+          </w:rPr>
+          <w:rPr>
+            <w:color w:val="0000EE"/>
+            <w:u w:val="single"/>
+          </w:rPr>
+          <w:t>王上22:5–28</w:t>
+        </w:r>
+      </w:hyperlink>
+      <w:r>
+        <w:rPr>
+          <w:lang w:val="zh_TW" w:bidi="zh_TW"/>
+        </w:rPr>
+        <w:t>的米該雅；</w:t>
+      </w:r>
+      <w:hyperlink r:id="rId129">
+        <w:r>
+          <w:rPr>
+            <w:lang w:val="zh_TW" w:bidi="zh_TW"/>
+          </w:rPr>
+          <w:rPr>
+            <w:color w:val="0000EE"/>
+            <w:u w:val="single"/>
+          </w:rPr>
+          <w:t>耶27:14–16</w:t>
+        </w:r>
+      </w:hyperlink>
+      <w:r>
+        <w:rPr>
+          <w:lang w:val="zh_TW" w:bidi="zh_TW"/>
+        </w:rPr>
+        <w:t>，</w:t>
+      </w:r>
+      <w:hyperlink r:id="rId130">
+        <w:r>
+          <w:rPr>
+            <w:lang w:val="zh_TW" w:bidi="zh_TW"/>
+          </w:rPr>
+          <w:rPr>
+            <w:color w:val="0000EE"/>
+            <w:u w:val="single"/>
+          </w:rPr>
+          <w:t>28章</w:t>
+        </w:r>
+      </w:hyperlink>
+      <w:r>
+        <w:rPr>
+          <w:lang w:val="zh_TW" w:bidi="zh_TW"/>
+        </w:rPr>
+        <w:t>的耶利米）。神直接呼召這些主要的先知（</w:t>
+      </w:r>
+      <w:hyperlink r:id="rId131">
+        <w:r>
+          <w:rPr>
+            <w:lang w:val="zh_TW" w:bidi="zh_TW"/>
+          </w:rPr>
+          <w:rPr>
+            <w:color w:val="0000EE"/>
+            <w:u w:val="single"/>
+          </w:rPr>
+          <w:t>王上17:1</w:t>
+        </w:r>
+      </w:hyperlink>
+      <w:r>
+        <w:rPr>
+          <w:lang w:val="zh_TW" w:bidi="zh_TW"/>
+        </w:rPr>
+        <w:t>，</w:t>
+      </w:r>
+      <w:hyperlink r:id="rId132">
+        <w:r>
+          <w:rPr>
+            <w:lang w:val="zh_TW" w:bidi="zh_TW"/>
+          </w:rPr>
+          <w:rPr>
+            <w:color w:val="0000EE"/>
+            <w:u w:val="single"/>
+          </w:rPr>
+          <w:t>21:17</w:t>
+        </w:r>
+      </w:hyperlink>
+      <w:r>
+        <w:rPr>
+          <w:lang w:val="zh_TW" w:bidi="zh_TW"/>
+        </w:rPr>
+        <w:t>；</w:t>
+      </w:r>
+      <w:hyperlink r:id="rId133">
+        <w:r>
+          <w:rPr>
+            <w:lang w:val="zh_TW" w:bidi="zh_TW"/>
+          </w:rPr>
+          <w:rPr>
+            <w:color w:val="0000EE"/>
+            <w:u w:val="single"/>
+          </w:rPr>
+          <w:t>賽6章</w:t>
+        </w:r>
+      </w:hyperlink>
+      <w:r>
+        <w:rPr>
+          <w:lang w:val="zh_TW" w:bidi="zh_TW"/>
+        </w:rPr>
+        <w:t>；</w:t>
+      </w:r>
+      <w:hyperlink r:id="rId134">
+        <w:r>
+          <w:rPr>
+            <w:lang w:val="zh_TW" w:bidi="zh_TW"/>
+          </w:rPr>
+          <w:rPr>
+            <w:color w:val="0000EE"/>
+            <w:u w:val="single"/>
+          </w:rPr>
+          <w:t>耶1章</w:t>
+        </w:r>
+      </w:hyperlink>
+      <w:r>
+        <w:rPr>
+          <w:lang w:val="zh_TW" w:bidi="zh_TW"/>
+        </w:rPr>
+        <w:t>；</w:t>
+      </w:r>
+      <w:hyperlink r:id="rId135">
+        <w:r>
+          <w:rPr>
+            <w:lang w:val="zh_TW" w:bidi="zh_TW"/>
+          </w:rPr>
+          <w:rPr>
+            <w:color w:val="0000EE"/>
+            <w:u w:val="single"/>
+          </w:rPr>
+          <w:t>摩7:15</w:t>
+        </w:r>
+      </w:hyperlink>
+      <w:r>
+        <w:rPr>
+          <w:lang w:val="zh_TW" w:bidi="zh_TW"/>
+        </w:rPr>
+        <w:t>）。唯一的例外是以利沙，神告訴以利亞要呼召並膏立他為先知（</w:t>
+      </w:r>
+      <w:hyperlink r:id="rId136">
+        <w:r>
+          <w:rPr>
+            <w:lang w:val="zh_TW" w:bidi="zh_TW"/>
+          </w:rPr>
+          <w:rPr>
+            <w:color w:val="0000EE"/>
+            <w:u w:val="single"/>
+          </w:rPr>
+          <w:t>王上19:16</w:t>
+        </w:r>
+      </w:hyperlink>
+      <w:r>
+        <w:rPr>
+          <w:lang w:val="zh_TW" w:bidi="zh_TW"/>
+        </w:rPr>
+        <w:t>；參</w:t>
+      </w:r>
+      <w:hyperlink r:id="rId137">
+        <w:r>
+          <w:rPr>
+            <w:lang w:val="zh_TW" w:bidi="zh_TW"/>
+          </w:rPr>
+          <w:rPr>
+            <w:color w:val="0000EE"/>
+            <w:u w:val="single"/>
+          </w:rPr>
+          <w:t>賽61:1</w:t>
+        </w:r>
+      </w:hyperlink>
+      <w:r>
+        <w:rPr>
+          <w:lang w:val="zh_TW" w:bidi="zh_TW"/>
+        </w:rPr>
+        <w:t>）。百姓辨別一位先知是否真正來自神，不在於任何特殊的儀式，而在於他們的信息是否明顯真實。對於預言未來的事情，當預言成真時，百姓就可以知道是否是真的先知（</w:t>
+      </w:r>
+      <w:hyperlink r:id="rId138">
+        <w:r>
+          <w:rPr>
+            <w:lang w:val="zh_TW" w:bidi="zh_TW"/>
+          </w:rPr>
+          <w:rPr>
+            <w:color w:val="0000EE"/>
+            <w:u w:val="single"/>
+          </w:rPr>
+          <w:t>王上22:13–14、26–28</w:t>
+        </w:r>
+      </w:hyperlink>
+      <w:r>
+        <w:rPr>
+          <w:lang w:val="zh_TW" w:bidi="zh_TW"/>
+        </w:rPr>
+        <w:t>；</w:t>
+      </w:r>
+      <w:hyperlink r:id="rId139">
+        <w:r>
+          <w:rPr>
+            <w:lang w:val="zh_TW" w:bidi="zh_TW"/>
+          </w:rPr>
+          <w:rPr>
+            <w:color w:val="0000EE"/>
+            <w:u w:val="single"/>
+          </w:rPr>
+          <w:t>耶28:5–9</w:t>
         </w:r>
       </w:hyperlink>
       <w:r>
@@ -1149,6 +3888,17 @@
       </w:r>
     </w:p>
     <w:p>
+      <w:pPr>
+        <w:pStyle w:val="Heading3"/>
+      </w:pPr>
+      <w:r>
+        <w:rPr>
+          <w:lang w:val="zh_TW" w:bidi="zh_TW"/>
+        </w:rPr>
+        <w:t>新約中的承接聖職</w:t>
+      </w:r>
+    </w:p>
+    <w:p>
       <w:pPr/>
       <w:r>
         <w:rPr>
@@ -1159,36 +3909,25 @@
         <w:rPr>
           <w:lang w:val="zh_TW" w:bidi="zh_TW"/>
         </w:rPr>
-        <w:t>這種用法有助於理解一處原本難解的經文：「所以，我們從今以後，不憑著外貌認人了。雖然憑著外貌認過基督，如今卻不再這樣認他了」（</w:t>
-      </w:r>
-      <w:hyperlink r:id="rId51">
-        <w:r>
-          <w:rPr>
-            <w:lang w:val="zh_TW" w:bidi="zh_TW"/>
-          </w:rPr>
-          <w:rPr>
-            <w:color w:val="0000EE"/>
-            <w:u w:val="single"/>
-          </w:rPr>
-          <w:t>林後5:16</w:t>
-        </w:r>
-      </w:hyperlink>
-      <w:r>
-        <w:rPr>
-          <w:lang w:val="zh_TW" w:bidi="zh_TW"/>
-        </w:rPr>
-        <w:t>）。有英文譯本將其中的片語譯為「按人的觀點（from a human point of view）」，這樣的翻譯是正確的。這節經文的意思並不是說保羅曾在耶路撒冷聽過或見過耶穌，並因此「憑著肉體」（譯註：和合本譯為「憑著外貌」）認識祂。「憑著肉體」修飾的是「認」這個動詞，而不是「基督」這個名詞。保羅在歸信以前，「憑著肉體」認識人，也就是按世俗、人性的標準來判斷人。按「肉體」認識基督，就是以純粹人類的眼光看待祂。作為一個猶太人，保羅當時認為耶穌只是一個自以為是的彌賽亞假冒者。根據猶太人的觀念，彌賽亞應當作為大衛的王在地上掌權，拯救以色列民，並懲罰被厭惡的外邦人。然而，保羅放棄了這種錯誤的人性看法，轉而真正認識基督——那位成為肉身的神的兒子，是一切信祂之人的救主。成為基督徒之後，保羅不再憑著肉體來判斷別人。</w:t>
-      </w:r>
-    </w:p>
-    <w:p>
-      <w:pPr>
-        <w:pStyle w:val="Heading4"/>
-      </w:pPr>
-      <w:r>
-        <w:rPr>
-          <w:lang w:val="zh_TW" w:bidi="zh_TW"/>
-        </w:rPr>
-        <w:t>肉體作為墮落的人性</w:t>
+        <w:t>基督教的承接聖職（使人成為教會領袖的過程）也是基於神的揀選。耶穌和祂的門徒並不是來自當時的專業宗教團體。當耶穌揀選祂的十二使徒時，耶穌呼召了祂想要的人。耶穌後來告訴他們：「不是你們揀選了我，是我揀選了你們。」（</w:t>
+      </w:r>
+      <w:hyperlink r:id="rId140">
+        <w:r>
+          <w:rPr>
+            <w:lang w:val="zh_TW" w:bidi="zh_TW"/>
+          </w:rPr>
+          <w:rPr>
+            <w:color w:val="0000EE"/>
+            <w:u w:val="single"/>
+          </w:rPr>
+          <w:t>約15:16</w:t>
+        </w:r>
+      </w:hyperlink>
+      <w:r>
+        <w:rPr>
+          <w:lang w:val="zh_TW" w:bidi="zh_TW"/>
+        </w:rPr>
+        <w:t xml:space="preserve">）。 </w:t>
       </w:r>
     </w:p>
     <w:p>
@@ -1202,43 +3941,151 @@
         <w:rPr>
           <w:lang w:val="zh_TW" w:bidi="zh_TW"/>
         </w:rPr>
-        <w:t>當保羅說「血肉之體不能承受神的國」（</w:t>
-      </w:r>
-      <w:hyperlink r:id="rId29">
-        <w:r>
-          <w:rPr>
-            <w:lang w:val="zh_TW" w:bidi="zh_TW"/>
-          </w:rPr>
-          <w:rPr>
-            <w:color w:val="0000EE"/>
-            <w:u w:val="single"/>
-          </w:rPr>
-          <w:t>林前15:50</w:t>
-        </w:r>
-      </w:hyperlink>
-      <w:r>
-        <w:rPr>
-          <w:lang w:val="zh_TW" w:bidi="zh_TW"/>
-        </w:rPr>
-        <w:t>）時，他的意思並不是說人無法承受神的國，而是說墮落的人性無法承受；正如後一句所說：「必朽壞的不能承受不朽壞的。」軟弱、墮落、會朽壞的身體不能承受神的國，必須經歷改變，「這必朽壞的總要變成不朽壞的，這必死的總要變成不死的」（</w:t>
-      </w:r>
-      <w:hyperlink r:id="rId52">
-        <w:r>
-          <w:rPr>
-            <w:lang w:val="zh_TW" w:bidi="zh_TW"/>
-          </w:rPr>
-          <w:rPr>
-            <w:color w:val="0000EE"/>
-            <w:u w:val="single"/>
-          </w:rPr>
-          <w:t>林前15:53</w:t>
-        </w:r>
-      </w:hyperlink>
-      <w:r>
-        <w:rPr>
-          <w:lang w:val="zh_TW" w:bidi="zh_TW"/>
-        </w:rPr>
-        <w:t>）。這並不是靈魂或心靈的得救，而是將一種身體轉換成另一種，能夠承受神最終榮耀國度的身體。</w:t>
+        <w:t>在早期基督教會中，領袖的揀選方式各不相同，但始終相信是神在引導這個過程。例如：</w:t>
+      </w:r>
+    </w:p>
+    <w:p>
+      <w:pPr>
+        <w:pStyle w:val="ListBullet"/>
+        <w:spacing w:line="240" w:lineRule="auto"/>
+        <w:ind w:left="720"/>
+      </w:pPr>
+      <w:r>
+        <w:rPr>
+          <w:lang w:val="zh_TW" w:bidi="zh_TW"/>
+        </w:rPr>
+      </w:r>
+      <w:r>
+        <w:rPr>
+          <w:lang w:val="zh_TW" w:bidi="zh_TW"/>
+        </w:rPr>
+        <w:t>當使徒們揀選馬提亞來取代猶大時，他們禱告並使用一種特殊的方法（搖籤）來確定神的旨意（</w:t>
+      </w:r>
+      <w:hyperlink r:id="rId141">
+        <w:r>
+          <w:rPr>
+            <w:lang w:val="zh_TW" w:bidi="zh_TW"/>
+          </w:rPr>
+          <w:rPr>
+            <w:color w:val="0000EE"/>
+            <w:u w:val="single"/>
+          </w:rPr>
+          <w:t>徒1:24–26</w:t>
+        </w:r>
+      </w:hyperlink>
+      <w:r>
+        <w:rPr>
+          <w:lang w:val="zh_TW" w:bidi="zh_TW"/>
+        </w:rPr>
+        <w:t xml:space="preserve">）。 </w:t>
+      </w:r>
+    </w:p>
+    <w:p>
+      <w:pPr>
+        <w:pStyle w:val="ListBullet"/>
+        <w:spacing w:line="240" w:lineRule="auto"/>
+        <w:ind w:left="720"/>
+      </w:pPr>
+      <w:r>
+        <w:rPr>
+          <w:lang w:val="zh_TW" w:bidi="zh_TW"/>
+        </w:rPr>
+      </w:r>
+      <w:r>
+        <w:rPr>
+          <w:lang w:val="zh_TW" w:bidi="zh_TW"/>
+        </w:rPr>
+        <w:t>保羅說在他出生以前神就已經揀選他作使徒。他堅持說，這一職分並不是從任何人那裡領受的（</w:t>
+      </w:r>
+      <w:hyperlink r:id="rId142">
+        <w:r>
+          <w:rPr>
+            <w:lang w:val="zh_TW" w:bidi="zh_TW"/>
+          </w:rPr>
+          <w:rPr>
+            <w:color w:val="0000EE"/>
+            <w:u w:val="single"/>
+          </w:rPr>
+          <w:t>加1:1、15</w:t>
+        </w:r>
+      </w:hyperlink>
+      <w:r>
+        <w:rPr>
+          <w:lang w:val="zh_TW" w:bidi="zh_TW"/>
+        </w:rPr>
+        <w:t xml:space="preserve">）。 </w:t>
+      </w:r>
+    </w:p>
+    <w:p>
+      <w:pPr>
+        <w:pStyle w:val="ListBullet"/>
+        <w:spacing w:line="240" w:lineRule="auto"/>
+        <w:ind w:left="720"/>
+      </w:pPr>
+      <w:r>
+        <w:rPr>
+          <w:lang w:val="zh_TW" w:bidi="zh_TW"/>
+        </w:rPr>
+      </w:r>
+      <w:r>
+        <w:rPr>
+          <w:lang w:val="zh_TW" w:bidi="zh_TW"/>
+        </w:rPr>
+        <w:t>聖靈指示教會差派保羅和巴拿巴作為傳教士，可能是通過某位基督教先知的話語來傳達的。</w:t>
+      </w:r>
+    </w:p>
+    <w:p>
+      <w:pPr>
+        <w:pStyle w:val="ListBullet"/>
+        <w:spacing w:line="240" w:lineRule="auto"/>
+        <w:ind w:left="720"/>
+      </w:pPr>
+      <w:r>
+        <w:rPr>
+          <w:lang w:val="zh_TW" w:bidi="zh_TW"/>
+        </w:rPr>
+      </w:r>
+      <w:r>
+        <w:rPr>
+          <w:lang w:val="zh_TW" w:bidi="zh_TW"/>
+        </w:rPr>
+        <w:t>提摩太最初被選為保羅的助手，是因為有指向他的預言信息（</w:t>
+      </w:r>
+      <w:hyperlink r:id="rId143">
+        <w:r>
+          <w:rPr>
+            <w:lang w:val="zh_TW" w:bidi="zh_TW"/>
+          </w:rPr>
+          <w:rPr>
+            <w:color w:val="0000EE"/>
+            <w:u w:val="single"/>
+          </w:rPr>
+          <w:t>提前1:18</w:t>
+        </w:r>
+      </w:hyperlink>
+      <w:r>
+        <w:rPr>
+          <w:lang w:val="zh_TW" w:bidi="zh_TW"/>
+        </w:rPr>
+        <w:t>，</w:t>
+      </w:r>
+      <w:hyperlink r:id="rId144">
+        <w:r>
+          <w:rPr>
+            <w:lang w:val="zh_TW" w:bidi="zh_TW"/>
+          </w:rPr>
+          <w:rPr>
+            <w:color w:val="0000EE"/>
+            <w:u w:val="single"/>
+          </w:rPr>
+          <w:t>4:14</w:t>
+        </w:r>
+      </w:hyperlink>
+      <w:r>
+        <w:rPr>
+          <w:lang w:val="zh_TW" w:bidi="zh_TW"/>
+        </w:rPr>
+        <w:t>）。</w:t>
       </w:r>
     </w:p>
     <w:p>
@@ -1252,36 +4099,43 @@
         <w:rPr>
           <w:lang w:val="zh_TW" w:bidi="zh_TW"/>
         </w:rPr>
-        <w:t>當彼得承認耶穌的彌賽亞身分時，耶穌回答說：「這不是屬血肉的指示你的，乃是我在天上的父指示的」（</w:t>
-      </w:r>
-      <w:hyperlink r:id="rId53">
-        <w:r>
-          <w:rPr>
-            <w:lang w:val="zh_TW" w:bidi="zh_TW"/>
-          </w:rPr>
-          <w:rPr>
-            <w:color w:val="0000EE"/>
-            <w:u w:val="single"/>
-          </w:rPr>
-          <w:t>太16:17</w:t>
-        </w:r>
-      </w:hyperlink>
-      <w:r>
-        <w:rPr>
-          <w:lang w:val="zh_TW" w:bidi="zh_TW"/>
-        </w:rPr>
-        <w:t>）。這節經文的意思很清楚：對耶穌彌賽亞身分的認識並非人理性的推論，而是唯有藉著神的啟示才能得著的真知識。</w:t>
-      </w:r>
-    </w:p>
-    <w:p>
-      <w:pPr>
-        <w:pStyle w:val="Heading4"/>
-      </w:pPr>
-      <w:r>
-        <w:rPr>
-          <w:lang w:val="zh_TW" w:bidi="zh_TW"/>
-        </w:rPr>
-        <w:t>肉體作為罪惡的人性</w:t>
+        <w:t>在哥林多教會，聖靈直接賜予不同的職分，如講道、教導、醫治和治理事的（</w:t>
+      </w:r>
+      <w:hyperlink r:id="rId145">
+        <w:r>
+          <w:rPr>
+            <w:lang w:val="zh_TW" w:bidi="zh_TW"/>
+          </w:rPr>
+          <w:rPr>
+            <w:color w:val="0000EE"/>
+            <w:u w:val="single"/>
+          </w:rPr>
+          <w:t>林前12:8–11、28</w:t>
+        </w:r>
+      </w:hyperlink>
+      <w:r>
+        <w:rPr>
+          <w:lang w:val="zh_TW" w:bidi="zh_TW"/>
+        </w:rPr>
+        <w:t>；參</w:t>
+      </w:r>
+      <w:hyperlink r:id="rId146">
+        <w:r>
+          <w:rPr>
+            <w:lang w:val="zh_TW" w:bidi="zh_TW"/>
+          </w:rPr>
+          <w:rPr>
+            <w:color w:val="0000EE"/>
+            <w:u w:val="single"/>
+          </w:rPr>
+          <w:t>弗4:11</w:t>
+        </w:r>
+      </w:hyperlink>
+      <w:r>
+        <w:rPr>
+          <w:lang w:val="zh_TW" w:bidi="zh_TW"/>
+        </w:rPr>
+        <w:t xml:space="preserve">）。 </w:t>
       </w:r>
     </w:p>
     <w:p>
@@ -1295,25 +4149,25 @@
         <w:rPr>
           <w:lang w:val="zh_TW" w:bidi="zh_TW"/>
         </w:rPr>
-        <w:t>還有一組帶有明顯保羅風格的倫理用法。其中最重要的特點是：人在神面前不僅被看為墮落與軟弱的，同時也是墮落並帶有罪性的。肉體在這裡與被神的靈更新的人的靈相對，若沒有聖靈的幫助，人就不能討神喜悅。最生動的例子出現在</w:t>
-      </w:r>
-      <w:hyperlink r:id="rId54">
-        <w:r>
-          <w:rPr>
-            <w:lang w:val="zh_TW" w:bidi="zh_TW"/>
-          </w:rPr>
-          <w:rPr>
-            <w:color w:val="0000EE"/>
-            <w:u w:val="single"/>
-          </w:rPr>
-          <w:t>羅馬書八章</w:t>
-        </w:r>
-      </w:hyperlink>
-      <w:r>
-        <w:rPr>
-          <w:lang w:val="zh_TW" w:bidi="zh_TW"/>
-        </w:rPr>
-        <w:t>的第一部分，保羅在那裡明確對比「在肉體裡」的人和「在聖靈裡」的人。「在聖靈裡」並不是指進入一種入神（ecstasy）的狀態，而是指一個人生活在由神的靈所掌管的屬靈範圍中。「在肉體裡」的人，也就是未重生的人，不能討神喜悅。這裡有兩個彼此對立、互不相容的領域：「在肉體裡」與「在聖靈裡」。而「在聖靈裡」意味著有神的聖靈內住，也就是成為一個重生的人。</w:t>
+        <w:t>在以弗所，聖靈使教會領袖（「監督」）成為會眾的守護者（</w:t>
+      </w:r>
+      <w:hyperlink r:id="rId147">
+        <w:r>
+          <w:rPr>
+            <w:lang w:val="zh_TW" w:bidi="zh_TW"/>
+          </w:rPr>
+          <w:rPr>
+            <w:color w:val="0000EE"/>
+            <w:u w:val="single"/>
+          </w:rPr>
+          <w:t>徒20:28</w:t>
+        </w:r>
+      </w:hyperlink>
+      <w:r>
+        <w:rPr>
+          <w:lang w:val="zh_TW" w:bidi="zh_TW"/>
+        </w:rPr>
+        <w:t xml:space="preserve">）。 </w:t>
       </w:r>
     </w:p>
     <w:p>
@@ -1327,133 +4181,25 @@
         <w:rPr>
           <w:lang w:val="zh_TW" w:bidi="zh_TW"/>
         </w:rPr>
-        <w:t>在</w:t>
-      </w:r>
-      <w:hyperlink r:id="rId55">
-        <w:r>
-          <w:rPr>
-            <w:lang w:val="zh_TW" w:bidi="zh_TW"/>
-          </w:rPr>
-          <w:rPr>
-            <w:color w:val="0000EE"/>
-            <w:u w:val="single"/>
-          </w:rPr>
-          <w:t>羅馬書七至八章</w:t>
-        </w:r>
-      </w:hyperlink>
-      <w:r>
-        <w:rPr>
-          <w:lang w:val="zh_TW" w:bidi="zh_TW"/>
-        </w:rPr>
-        <w:t>中，保羅清楚指出，未重生的人無法按著神的要求去愛祂、事奉祂，因此不能討祂喜悅。律法也無法使人真正成為義人，因為肉體是軟弱的（</w:t>
-      </w:r>
-      <w:hyperlink r:id="rId56">
-        <w:r>
-          <w:rPr>
-            <w:lang w:val="zh_TW" w:bidi="zh_TW"/>
-          </w:rPr>
-          <w:rPr>
-            <w:color w:val="0000EE"/>
-            <w:u w:val="single"/>
-          </w:rPr>
-          <w:t>8:2</w:t>
-        </w:r>
-      </w:hyperlink>
-      <w:r>
-        <w:rPr>
-          <w:lang w:val="zh_TW" w:bidi="zh_TW"/>
-        </w:rPr>
-        <w:t>）。體貼肉體的就是死，體貼聖靈的乃是生命（</w:t>
-      </w:r>
-      <w:hyperlink r:id="rId57">
-        <w:r>
-          <w:rPr>
-            <w:lang w:val="zh_TW" w:bidi="zh_TW"/>
-          </w:rPr>
-          <w:rPr>
-            <w:color w:val="0000EE"/>
-            <w:u w:val="single"/>
-          </w:rPr>
-          <w:t>8:6</w:t>
-        </w:r>
-      </w:hyperlink>
-      <w:r>
-        <w:rPr>
-          <w:lang w:val="zh_TW" w:bidi="zh_TW"/>
-        </w:rPr>
-        <w:t>）。保羅在別處說：「我也知道，在我裡頭，就是我肉體之中，沒有良善」（</w:t>
-      </w:r>
-      <w:hyperlink r:id="rId58">
-        <w:r>
-          <w:rPr>
-            <w:lang w:val="zh_TW" w:bidi="zh_TW"/>
-          </w:rPr>
-          <w:rPr>
-            <w:color w:val="0000EE"/>
-            <w:u w:val="single"/>
-          </w:rPr>
-          <w:t>7:18</w:t>
-        </w:r>
-      </w:hyperlink>
-      <w:r>
-        <w:rPr>
-          <w:lang w:val="zh_TW" w:bidi="zh_TW"/>
-        </w:rPr>
-        <w:t>）。這裡的「肉體」並不是指人的身體，因為人的身體是聖靈的殿（</w:t>
-      </w:r>
-      <w:hyperlink r:id="rId59">
-        <w:r>
-          <w:rPr>
-            <w:lang w:val="zh_TW" w:bidi="zh_TW"/>
-          </w:rPr>
-          <w:rPr>
-            <w:color w:val="0000EE"/>
-            <w:u w:val="single"/>
-          </w:rPr>
-          <w:t>林前6:19</w:t>
-        </w:r>
-      </w:hyperlink>
-      <w:r>
-        <w:rPr>
-          <w:lang w:val="zh_TW" w:bidi="zh_TW"/>
-        </w:rPr>
-        <w:t>），是基督的肢體（</w:t>
-      </w:r>
-      <w:hyperlink r:id="rId60">
-        <w:r>
-          <w:rPr>
-            <w:lang w:val="zh_TW" w:bidi="zh_TW"/>
-          </w:rPr>
-          <w:rPr>
-            <w:color w:val="0000EE"/>
-            <w:u w:val="single"/>
-          </w:rPr>
-          <w:t>6:15</w:t>
-        </w:r>
-      </w:hyperlink>
-      <w:r>
-        <w:rPr>
-          <w:lang w:val="zh_TW" w:bidi="zh_TW"/>
-        </w:rPr>
-        <w:t>），並且應當成為榮耀神的器皿（</w:t>
-      </w:r>
-      <w:hyperlink r:id="rId61">
-        <w:r>
-          <w:rPr>
-            <w:lang w:val="zh_TW" w:bidi="zh_TW"/>
-          </w:rPr>
-          <w:rPr>
-            <w:color w:val="0000EE"/>
-            <w:u w:val="single"/>
-          </w:rPr>
-          <w:t>6:20</w:t>
-        </w:r>
-      </w:hyperlink>
-      <w:r>
-        <w:rPr>
-          <w:lang w:val="zh_TW" w:bidi="zh_TW"/>
-        </w:rPr>
-        <w:t>）。因此，保羅所指的「肉體」，乃是指那未重生的本性，在其中並沒有神所要求的良善。</w:t>
+        <w:t>通過這些例子可以明顯看出，神揀選誰來擔任這些職分。聖經強烈譴責任何企圖通過個人努力或不正當手段來獲得這些職分的行為（</w:t>
+      </w:r>
+      <w:hyperlink r:id="rId148">
+        <w:r>
+          <w:rPr>
+            <w:lang w:val="zh_TW" w:bidi="zh_TW"/>
+          </w:rPr>
+          <w:rPr>
+            <w:color w:val="0000EE"/>
+            <w:u w:val="single"/>
+          </w:rPr>
+          <w:t>徒8:18–24</w:t>
+        </w:r>
+      </w:hyperlink>
+      <w:r>
+        <w:rPr>
+          <w:lang w:val="zh_TW" w:bidi="zh_TW"/>
+        </w:rPr>
+        <w:t>）。</w:t>
       </w:r>
     </w:p>
     <w:p>
@@ -1467,25 +4213,241 @@
         <w:rPr>
           <w:lang w:val="zh_TW" w:bidi="zh_TW"/>
         </w:rPr>
-        <w:t>雖然保羅鮮明地對比了「在肉體裡」（指未重生）與「在聖靈裡」（指已重生）的差異，但當一個人重生、進入「在聖靈裡」的狀態時，他就不再「在肉體裡」，然而肉體仍在他裡面。事實上，信徒內裡仍存在著肉體與聖靈之間的爭戰。保羅對那些「在聖靈裡」的人說：「因為情慾和聖靈相爭， 聖靈和情慾相爭，這兩個是彼此相敵，使你們不能做所願意做的」（</w:t>
-      </w:r>
-      <w:hyperlink r:id="rId62">
-        <w:r>
-          <w:rPr>
-            <w:lang w:val="zh_TW" w:bidi="zh_TW"/>
-          </w:rPr>
-          <w:rPr>
-            <w:color w:val="0000EE"/>
-            <w:u w:val="single"/>
-          </w:rPr>
-          <w:t>加5:17</w:t>
-        </w:r>
-      </w:hyperlink>
-      <w:r>
-        <w:rPr>
-          <w:lang w:val="zh_TW" w:bidi="zh_TW"/>
-        </w:rPr>
-        <w:t>）。由於基督徒的生活是這兩種對立原則之間的戰場，人就不可能成為自己所期望的那樣完全。</w:t>
+        <w:t>另一方面，教會在揀選領袖方面也扮演了一個角色：</w:t>
+      </w:r>
+    </w:p>
+    <w:p>
+      <w:pPr>
+        <w:pStyle w:val="ListBullet"/>
+        <w:spacing w:line="240" w:lineRule="auto"/>
+        <w:ind w:left="720"/>
+      </w:pPr>
+      <w:r>
+        <w:rPr>
+          <w:lang w:val="zh_TW" w:bidi="zh_TW"/>
+        </w:rPr>
+      </w:r>
+      <w:r>
+        <w:rPr>
+          <w:lang w:val="zh_TW" w:bidi="zh_TW"/>
+        </w:rPr>
+        <w:t>聚集在一起的教會「提名」（或建議）巴撒巴和馬提亞作為候選人，然後請求神做出最終選擇（</w:t>
+      </w:r>
+      <w:hyperlink r:id="rId149">
+        <w:r>
+          <w:rPr>
+            <w:lang w:val="zh_TW" w:bidi="zh_TW"/>
+          </w:rPr>
+          <w:rPr>
+            <w:color w:val="0000EE"/>
+            <w:u w:val="single"/>
+          </w:rPr>
+          <w:t>徒1:15、23</w:t>
+        </w:r>
+      </w:hyperlink>
+      <w:r>
+        <w:rPr>
+          <w:lang w:val="zh_TW" w:bidi="zh_TW"/>
+        </w:rPr>
+        <w:t xml:space="preserve">）。 </w:t>
+      </w:r>
+    </w:p>
+    <w:p>
+      <w:pPr>
+        <w:pStyle w:val="ListBullet"/>
+        <w:spacing w:line="240" w:lineRule="auto"/>
+        <w:ind w:left="720"/>
+      </w:pPr>
+      <w:r>
+        <w:rPr>
+          <w:lang w:val="zh_TW" w:bidi="zh_TW"/>
+        </w:rPr>
+      </w:r>
+      <w:r>
+        <w:rPr>
+          <w:lang w:val="zh_TW" w:bidi="zh_TW"/>
+        </w:rPr>
+        <w:t>信徒選出七個人來服事，然後把他們帶到使徒面前（</w:t>
+      </w:r>
+      <w:hyperlink r:id="rId150">
+        <w:r>
+          <w:rPr>
+            <w:lang w:val="zh_TW" w:bidi="zh_TW"/>
+          </w:rPr>
+          <w:rPr>
+            <w:color w:val="0000EE"/>
+            <w:u w:val="single"/>
+          </w:rPr>
+          <w:t>徒6:2–6</w:t>
+        </w:r>
+      </w:hyperlink>
+      <w:r>
+        <w:rPr>
+          <w:lang w:val="zh_TW" w:bidi="zh_TW"/>
+        </w:rPr>
+        <w:t xml:space="preserve">）。 </w:t>
+      </w:r>
+    </w:p>
+    <w:p>
+      <w:pPr>
+        <w:pStyle w:val="ListBullet"/>
+        <w:spacing w:line="240" w:lineRule="auto"/>
+        <w:ind w:left="720"/>
+      </w:pPr>
+      <w:r>
+        <w:rPr>
+          <w:lang w:val="zh_TW" w:bidi="zh_TW"/>
+        </w:rPr>
+      </w:r>
+      <w:r>
+        <w:rPr>
+          <w:lang w:val="zh_TW" w:bidi="zh_TW"/>
+        </w:rPr>
+        <w:t>聚集的教會遵循聖靈的指示，差派保羅和巴拿巴作為傳教士（</w:t>
+      </w:r>
+      <w:hyperlink r:id="rId151">
+        <w:r>
+          <w:rPr>
+            <w:lang w:val="zh_TW" w:bidi="zh_TW"/>
+          </w:rPr>
+          <w:rPr>
+            <w:color w:val="0000EE"/>
+            <w:u w:val="single"/>
+          </w:rPr>
+          <w:t>徒13:3</w:t>
+        </w:r>
+      </w:hyperlink>
+      <w:r>
+        <w:rPr>
+          <w:lang w:val="zh_TW" w:bidi="zh_TW"/>
+        </w:rPr>
+        <w:t xml:space="preserve">）。 </w:t>
+      </w:r>
+    </w:p>
+    <w:p>
+      <w:pPr>
+        <w:pStyle w:val="ListBullet"/>
+        <w:spacing w:line="240" w:lineRule="auto"/>
+        <w:ind w:left="720"/>
+      </w:pPr>
+      <w:r>
+        <w:rPr>
+          <w:lang w:val="zh_TW" w:bidi="zh_TW"/>
+        </w:rPr>
+      </w:r>
+      <w:r>
+        <w:rPr>
+          <w:lang w:val="zh_TW" w:bidi="zh_TW"/>
+        </w:rPr>
+        <w:t>保羅和巴拿巴在各地選立長老（</w:t>
+      </w:r>
+      <w:hyperlink r:id="rId152">
+        <w:r>
+          <w:rPr>
+            <w:lang w:val="zh_TW" w:bidi="zh_TW"/>
+          </w:rPr>
+          <w:rPr>
+            <w:color w:val="0000EE"/>
+            <w:u w:val="single"/>
+          </w:rPr>
+          <w:t>徒14:23</w:t>
+        </w:r>
+      </w:hyperlink>
+      <w:r>
+        <w:rPr>
+          <w:lang w:val="zh_TW" w:bidi="zh_TW"/>
+        </w:rPr>
+        <w:t>）。保羅也指示提多去做同樣的事情（</w:t>
+      </w:r>
+      <w:hyperlink r:id="rId153">
+        <w:r>
+          <w:rPr>
+            <w:lang w:val="zh_TW" w:bidi="zh_TW"/>
+          </w:rPr>
+          <w:rPr>
+            <w:color w:val="0000EE"/>
+            <w:u w:val="single"/>
+          </w:rPr>
+          <w:t>多1:5</w:t>
+        </w:r>
+      </w:hyperlink>
+      <w:r>
+        <w:rPr>
+          <w:lang w:val="zh_TW" w:bidi="zh_TW"/>
+        </w:rPr>
+        <w:t>），提摩太可能也曾這樣做（</w:t>
+      </w:r>
+      <w:hyperlink r:id="rId154">
+        <w:r>
+          <w:rPr>
+            <w:lang w:val="zh_TW" w:bidi="zh_TW"/>
+          </w:rPr>
+          <w:rPr>
+            <w:color w:val="0000EE"/>
+            <w:u w:val="single"/>
+          </w:rPr>
+          <w:t>提前5:22</w:t>
+        </w:r>
+      </w:hyperlink>
+      <w:r>
+        <w:rPr>
+          <w:lang w:val="zh_TW" w:bidi="zh_TW"/>
+        </w:rPr>
+        <w:t xml:space="preserve">）。 </w:t>
+      </w:r>
+    </w:p>
+    <w:p>
+      <w:pPr>
+        <w:pStyle w:val="ListBullet"/>
+        <w:spacing w:line="240" w:lineRule="auto"/>
+        <w:ind w:left="720"/>
+      </w:pPr>
+      <w:r>
+        <w:rPr>
+          <w:lang w:val="zh_TW" w:bidi="zh_TW"/>
+        </w:rPr>
+      </w:r>
+      <w:r>
+        <w:rPr>
+          <w:lang w:val="zh_TW" w:bidi="zh_TW"/>
+        </w:rPr>
+        <w:t>路司得和以哥念的長老與保羅一起任命提摩太為領袖，這是回應一位基督教先知的信息（</w:t>
+      </w:r>
+      <w:hyperlink r:id="rId144">
+        <w:r>
+          <w:rPr>
+            <w:lang w:val="zh_TW" w:bidi="zh_TW"/>
+          </w:rPr>
+          <w:rPr>
+            <w:color w:val="0000EE"/>
+            <w:u w:val="single"/>
+          </w:rPr>
+          <w:t>提前4:14</w:t>
+        </w:r>
+      </w:hyperlink>
+      <w:r>
+        <w:rPr>
+          <w:lang w:val="zh_TW" w:bidi="zh_TW"/>
+        </w:rPr>
+        <w:t>；</w:t>
+      </w:r>
+      <w:hyperlink r:id="rId155">
+        <w:r>
+          <w:rPr>
+            <w:lang w:val="zh_TW" w:bidi="zh_TW"/>
+          </w:rPr>
+          <w:rPr>
+            <w:color w:val="0000EE"/>
+            <w:u w:val="single"/>
+          </w:rPr>
+          <w:t>提後1:6</w:t>
+        </w:r>
+      </w:hyperlink>
+      <w:r>
+        <w:rPr>
+          <w:lang w:val="zh_TW" w:bidi="zh_TW"/>
+        </w:rPr>
+        <w:t xml:space="preserve">）。 </w:t>
       </w:r>
     </w:p>
     <w:p>
@@ -1499,144 +4461,43 @@
         <w:rPr>
           <w:lang w:val="zh_TW" w:bidi="zh_TW"/>
         </w:rPr>
-        <w:t>同樣的情況也出現在</w:t>
-      </w:r>
-      <w:hyperlink r:id="rId63">
-        <w:r>
-          <w:rPr>
-            <w:lang w:val="zh_TW" w:bidi="zh_TW"/>
-          </w:rPr>
-          <w:rPr>
-            <w:color w:val="0000EE"/>
-            <w:u w:val="single"/>
-          </w:rPr>
-          <w:t>哥林多前書二章14節至三章3節</w:t>
-        </w:r>
-      </w:hyperlink>
-      <w:r>
-        <w:rPr>
-          <w:lang w:val="zh_TW" w:bidi="zh_TW"/>
-        </w:rPr>
-        <w:t>，保羅在那裡將人分為三類：「屬血氣的」（</w:t>
-      </w:r>
-      <w:hyperlink r:id="rId64">
-        <w:r>
-          <w:rPr>
-            <w:lang w:val="zh_TW" w:bidi="zh_TW"/>
-          </w:rPr>
-          <w:rPr>
-            <w:color w:val="0000EE"/>
-            <w:u w:val="single"/>
-          </w:rPr>
-          <w:t>2:14</w:t>
-        </w:r>
-      </w:hyperlink>
-      <w:r>
-        <w:rPr>
-          <w:lang w:val="zh_TW" w:bidi="zh_TW"/>
-        </w:rPr>
-        <w:t>），「屬肉體」，即屬肉體的人（</w:t>
-      </w:r>
-      <w:hyperlink r:id="rId65">
-        <w:r>
-          <w:rPr>
-            <w:lang w:val="zh_TW" w:bidi="zh_TW"/>
-          </w:rPr>
-          <w:rPr>
-            <w:color w:val="0000EE"/>
-            <w:u w:val="single"/>
-          </w:rPr>
-          <w:t>3:1、3</w:t>
-        </w:r>
-      </w:hyperlink>
-      <w:r>
-        <w:rPr>
-          <w:lang w:val="zh_TW" w:bidi="zh_TW"/>
-        </w:rPr>
-        <w:t>），以及「屬靈的」（</w:t>
-      </w:r>
-      <w:hyperlink r:id="rId66">
-        <w:r>
-          <w:rPr>
-            <w:lang w:val="zh_TW" w:bidi="zh_TW"/>
-          </w:rPr>
-          <w:rPr>
-            <w:color w:val="0000EE"/>
-            <w:u w:val="single"/>
-          </w:rPr>
-          <w:t>3:1</w:t>
-        </w:r>
-      </w:hyperlink>
-      <w:r>
-        <w:rPr>
-          <w:lang w:val="zh_TW" w:bidi="zh_TW"/>
-        </w:rPr>
-        <w:t>）。「屬血氣的人」指尚未重生的人；那些「屬肉體」的人（</w:t>
-      </w:r>
-      <w:hyperlink r:id="rId67">
-        <w:r>
-          <w:rPr>
-            <w:lang w:val="zh_TW" w:bidi="zh_TW"/>
-          </w:rPr>
-          <w:rPr>
-            <w:color w:val="0000EE"/>
-            <w:u w:val="single"/>
-          </w:rPr>
-          <w:t>羅8:9</w:t>
-        </w:r>
-      </w:hyperlink>
-      <w:r>
-        <w:rPr>
-          <w:lang w:val="zh_TW" w:bidi="zh_TW"/>
-        </w:rPr>
-        <w:t>），一生都停留在人的層面上，因此無法明白屬神的事。「屬靈的」則是生命受神的靈掌管的人，他們的生活中顯明出聖靈的果子（</w:t>
-      </w:r>
-      <w:hyperlink r:id="rId68">
-        <w:r>
-          <w:rPr>
-            <w:lang w:val="zh_TW" w:bidi="zh_TW"/>
-          </w:rPr>
-          <w:rPr>
-            <w:color w:val="0000EE"/>
-            <w:u w:val="single"/>
-          </w:rPr>
-          <w:t>加5:22–23</w:t>
-        </w:r>
-      </w:hyperlink>
-      <w:r>
-        <w:rPr>
-          <w:lang w:val="zh_TW" w:bidi="zh_TW"/>
-        </w:rPr>
-        <w:t>）。在這兩類人之間，還有第三類——「屬肉體」，也就是在基督裡的嬰孩。他們既然「在基督裡」，就必然「在聖靈裡」，但他們的生活卻未能「順著聖靈而行」。由於他們是屬靈生命尚幼的信徒，雖然神的靈住在他們裡面，但聖靈並未能完全掌權，他們仍然「照著世人的樣子行」（</w:t>
-      </w:r>
-      <w:hyperlink r:id="rId69">
-        <w:r>
-          <w:rPr>
-            <w:lang w:val="zh_TW" w:bidi="zh_TW"/>
-          </w:rPr>
-          <w:rPr>
-            <w:color w:val="0000EE"/>
-            <w:u w:val="single"/>
-          </w:rPr>
-          <w:t>林前3:3</w:t>
-        </w:r>
-      </w:hyperlink>
-      <w:r>
-        <w:rPr>
-          <w:lang w:val="zh_TW" w:bidi="zh_TW"/>
-        </w:rPr>
-        <w:t>），在嫉妒與紛爭中顯出屬肉體的行為。</w:t>
-      </w:r>
-    </w:p>
-    <w:p>
-      <w:pPr>
-        <w:pStyle w:val="Heading4"/>
-      </w:pPr>
-      <w:r>
-        <w:rPr>
-          <w:lang w:val="zh_TW" w:bidi="zh_TW"/>
-        </w:rPr>
-        <w:t>肉體的行為</w:t>
+        <w:t>當保羅寫信給提摩太和提多時，已經有教會領袖所需的品質的詳細清單（</w:t>
+      </w:r>
+      <w:hyperlink r:id="rId156">
+        <w:r>
+          <w:rPr>
+            <w:lang w:val="zh_TW" w:bidi="zh_TW"/>
+          </w:rPr>
+          <w:rPr>
+            <w:color w:val="0000EE"/>
+            <w:u w:val="single"/>
+          </w:rPr>
+          <w:t>提前3:1–13</w:t>
+        </w:r>
+      </w:hyperlink>
+      <w:r>
+        <w:rPr>
+          <w:lang w:val="zh_TW" w:bidi="zh_TW"/>
+        </w:rPr>
+        <w:t>；</w:t>
+      </w:r>
+      <w:hyperlink r:id="rId157">
+        <w:r>
+          <w:rPr>
+            <w:lang w:val="zh_TW" w:bidi="zh_TW"/>
+          </w:rPr>
+          <w:rPr>
+            <w:color w:val="0000EE"/>
+            <w:u w:val="single"/>
+          </w:rPr>
+          <w:t>提後2:2</w:t>
+        </w:r>
+      </w:hyperlink>
+      <w:r>
+        <w:rPr>
+          <w:lang w:val="zh_TW" w:bidi="zh_TW"/>
+        </w:rPr>
+        <w:t>）。</w:t>
       </w:r>
     </w:p>
     <w:p>
@@ -1650,54 +4511,272 @@
         <w:rPr>
           <w:lang w:val="zh_TW" w:bidi="zh_TW"/>
         </w:rPr>
-        <w:t>在</w:t>
-      </w:r>
-      <w:hyperlink r:id="rId70">
-        <w:r>
-          <w:rPr>
-            <w:lang w:val="zh_TW" w:bidi="zh_TW"/>
-          </w:rPr>
-          <w:rPr>
-            <w:color w:val="0000EE"/>
-            <w:u w:val="single"/>
-          </w:rPr>
-          <w:t>加拉太書五章19至23節</w:t>
-        </w:r>
-      </w:hyperlink>
-      <w:r>
-        <w:rPr>
-          <w:lang w:val="zh_TW" w:bidi="zh_TW"/>
-        </w:rPr>
-        <w:t>中，保羅對比屬肉體的生活與屬聖靈的生活：「情慾的事都是顯而易見的，就如姦淫、污穢、邪蕩、拜偶像、邪術、仇恨、爭競、忌恨、惱怒、結黨、紛爭、異端、嫉妒、醉酒、荒宴等類」（</w:t>
-      </w:r>
-      <w:hyperlink r:id="rId71">
-        <w:r>
-          <w:rPr>
-            <w:lang w:val="zh_TW" w:bidi="zh_TW"/>
-          </w:rPr>
-          <w:rPr>
-            <w:color w:val="0000EE"/>
-            <w:u w:val="single"/>
-          </w:rPr>
-          <w:t>加5:19–21</w:t>
-        </w:r>
-      </w:hyperlink>
-      <w:r>
-        <w:rPr>
-          <w:lang w:val="zh_TW" w:bidi="zh_TW"/>
-        </w:rPr>
-        <w:t>）。這份清單中值得注意的是，其中有些罪與肉身及性慾有關，但也有屬宗教的罪（如拜偶像、行邪術）。此外，還有一些是屬「心靈」或性情上的罪，如仇恨、爭競、嫉妒、惱怒、紛爭。「結黨」與「異端」這兩個字詞在此並非指神學上的錯謬，而是指分裂、對立的心態。這清楚證明，對保羅而言，「肉體」並非單指身體，而是包括整個人——連同其內在的態度與性情。</w:t>
-      </w:r>
-    </w:p>
-    <w:p>
-      <w:pPr>
-        <w:pStyle w:val="Heading4"/>
-      </w:pPr>
-      <w:r>
-        <w:rPr>
-          <w:lang w:val="zh_TW" w:bidi="zh_TW"/>
-        </w:rPr>
-        <w:t>勝過肉體</w:t>
+        <w:t>信徒的聚會也參與了揀選領袖。他們以多種方式進行：</w:t>
+      </w:r>
+    </w:p>
+    <w:p>
+      <w:pPr>
+        <w:pStyle w:val="ListBullet"/>
+        <w:spacing w:line="240" w:lineRule="auto"/>
+        <w:ind w:left="720"/>
+      </w:pPr>
+      <w:r>
+        <w:rPr>
+          <w:lang w:val="zh_TW" w:bidi="zh_TW"/>
+        </w:rPr>
+      </w:r>
+      <w:r>
+        <w:rPr>
+          <w:lang w:val="zh_TW" w:bidi="zh_TW"/>
+        </w:rPr>
+        <w:t>可以通過禱告、禁食（為了屬靈目的而不進食）和抽籤（被認為是揭示神旨意的一種隨機選擇方法；</w:t>
+      </w:r>
+      <w:hyperlink r:id="rId158">
+        <w:r>
+          <w:rPr>
+            <w:lang w:val="zh_TW" w:bidi="zh_TW"/>
+          </w:rPr>
+          <w:rPr>
+            <w:color w:val="0000EE"/>
+            <w:u w:val="single"/>
+          </w:rPr>
+          <w:t>徒1:26</w:t>
+        </w:r>
+      </w:hyperlink>
+      <w:r>
+        <w:rPr>
+          <w:lang w:val="zh_TW" w:bidi="zh_TW"/>
+        </w:rPr>
+        <w:t>，</w:t>
+      </w:r>
+      <w:hyperlink r:id="rId159">
+        <w:r>
+          <w:rPr>
+            <w:lang w:val="zh_TW" w:bidi="zh_TW"/>
+          </w:rPr>
+          <w:rPr>
+            <w:color w:val="0000EE"/>
+            <w:u w:val="single"/>
+          </w:rPr>
+          <w:t>6:6</w:t>
+        </w:r>
+      </w:hyperlink>
+      <w:r>
+        <w:rPr>
+          <w:lang w:val="zh_TW" w:bidi="zh_TW"/>
+        </w:rPr>
+        <w:t>，</w:t>
+      </w:r>
+      <w:hyperlink r:id="rId160">
+        <w:r>
+          <w:rPr>
+            <w:lang w:val="zh_TW" w:bidi="zh_TW"/>
+          </w:rPr>
+          <w:rPr>
+            <w:color w:val="0000EE"/>
+            <w:u w:val="single"/>
+          </w:rPr>
+          <w:t>13:2–3</w:t>
+        </w:r>
+      </w:hyperlink>
+      <w:r>
+        <w:rPr>
+          <w:lang w:val="zh_TW" w:bidi="zh_TW"/>
+        </w:rPr>
+        <w:t>，</w:t>
+      </w:r>
+      <w:hyperlink r:id="rId152">
+        <w:r>
+          <w:rPr>
+            <w:lang w:val="zh_TW" w:bidi="zh_TW"/>
+          </w:rPr>
+          <w:rPr>
+            <w:color w:val="0000EE"/>
+            <w:u w:val="single"/>
+          </w:rPr>
+          <w:t>14:23</w:t>
+        </w:r>
+      </w:hyperlink>
+      <w:r>
+        <w:rPr>
+          <w:lang w:val="zh_TW" w:bidi="zh_TW"/>
+        </w:rPr>
+        <w:t>）來揀選領袖。</w:t>
+      </w:r>
+    </w:p>
+    <w:p>
+      <w:pPr>
+        <w:pStyle w:val="ListBullet"/>
+        <w:spacing w:line="240" w:lineRule="auto"/>
+        <w:ind w:left="720"/>
+      </w:pPr>
+      <w:r>
+        <w:rPr>
+          <w:lang w:val="zh_TW" w:bidi="zh_TW"/>
+        </w:rPr>
+      </w:r>
+      <w:r>
+        <w:rPr>
+          <w:lang w:val="zh_TW" w:bidi="zh_TW"/>
+        </w:rPr>
+        <w:t>有時領袖是通過「舉手選舉」（希臘文為</w:t>
+      </w:r>
+      <w:r>
+        <w:rPr>
+          <w:i/>
+          <w:lang w:val="zh_TW" w:bidi="zh_TW"/>
+        </w:rPr>
+        <w:t>cheirotonein</w:t>
+      </w:r>
+      <w:r>
+        <w:rPr>
+          <w:lang w:val="zh_TW" w:bidi="zh_TW"/>
+        </w:rPr>
+        <w:t>）來揀選的。這個詞原本的意思是「舉手選舉」，但後來用來表示「通過指認選擇」（參</w:t>
+      </w:r>
+      <w:hyperlink r:id="rId152">
+        <w:r>
+          <w:rPr>
+            <w:lang w:val="zh_TW" w:bidi="zh_TW"/>
+          </w:rPr>
+          <w:rPr>
+            <w:color w:val="0000EE"/>
+            <w:u w:val="single"/>
+          </w:rPr>
+          <w:t>徒14:23</w:t>
+        </w:r>
+      </w:hyperlink>
+      <w:r>
+        <w:rPr>
+          <w:lang w:val="zh_TW" w:bidi="zh_TW"/>
+        </w:rPr>
+        <w:t>；</w:t>
+      </w:r>
+      <w:hyperlink r:id="rId161">
+        <w:r>
+          <w:rPr>
+            <w:lang w:val="zh_TW" w:bidi="zh_TW"/>
+          </w:rPr>
+          <w:rPr>
+            <w:color w:val="0000EE"/>
+            <w:u w:val="single"/>
+          </w:rPr>
+          <w:t>林後8:19</w:t>
+        </w:r>
+      </w:hyperlink>
+      <w:r>
+        <w:rPr>
+          <w:lang w:val="zh_TW" w:bidi="zh_TW"/>
+        </w:rPr>
+        <w:t>）。</w:t>
+      </w:r>
+    </w:p>
+    <w:p>
+      <w:pPr>
+        <w:pStyle w:val="ListBullet"/>
+        <w:spacing w:line="240" w:lineRule="auto"/>
+        <w:ind w:left="720"/>
+      </w:pPr>
+      <w:r>
+        <w:rPr>
+          <w:lang w:val="zh_TW" w:bidi="zh_TW"/>
+        </w:rPr>
+      </w:r>
+      <w:r>
+        <w:rPr>
+          <w:lang w:val="zh_TW" w:bidi="zh_TW"/>
+        </w:rPr>
+        <w:t>有時領袖是由團體選出的（</w:t>
+      </w:r>
+      <w:hyperlink r:id="rId149">
+        <w:r>
+          <w:rPr>
+            <w:lang w:val="zh_TW" w:bidi="zh_TW"/>
+          </w:rPr>
+          <w:rPr>
+            <w:color w:val="0000EE"/>
+            <w:u w:val="single"/>
+          </w:rPr>
+          <w:t>徒1:15、23</w:t>
+        </w:r>
+      </w:hyperlink>
+      <w:r>
+        <w:rPr>
+          <w:lang w:val="zh_TW" w:bidi="zh_TW"/>
+        </w:rPr>
+        <w:t>，</w:t>
+      </w:r>
+      <w:hyperlink r:id="rId162">
+        <w:r>
+          <w:rPr>
+            <w:lang w:val="zh_TW" w:bidi="zh_TW"/>
+          </w:rPr>
+          <w:rPr>
+            <w:color w:val="0000EE"/>
+            <w:u w:val="single"/>
+          </w:rPr>
+          <w:t>6:2–5</w:t>
+        </w:r>
+      </w:hyperlink>
+      <w:r>
+        <w:rPr>
+          <w:lang w:val="zh_TW" w:bidi="zh_TW"/>
+        </w:rPr>
+        <w:t>，</w:t>
+      </w:r>
+      <w:hyperlink r:id="rId151">
+        <w:r>
+          <w:rPr>
+            <w:lang w:val="zh_TW" w:bidi="zh_TW"/>
+          </w:rPr>
+          <w:rPr>
+            <w:color w:val="0000EE"/>
+            <w:u w:val="single"/>
+          </w:rPr>
+          <w:t>13:3</w:t>
+        </w:r>
+      </w:hyperlink>
+      <w:r>
+        <w:rPr>
+          <w:lang w:val="zh_TW" w:bidi="zh_TW"/>
+        </w:rPr>
+        <w:t>，</w:t>
+      </w:r>
+      <w:hyperlink r:id="rId163">
+        <w:r>
+          <w:rPr>
+            <w:lang w:val="zh_TW" w:bidi="zh_TW"/>
+          </w:rPr>
+          <w:rPr>
+            <w:color w:val="0000EE"/>
+            <w:u w:val="single"/>
+          </w:rPr>
+          <w:t>16:2</w:t>
+        </w:r>
+      </w:hyperlink>
+      <w:r>
+        <w:rPr>
+          <w:lang w:val="zh_TW" w:bidi="zh_TW"/>
+        </w:rPr>
+        <w:t>；</w:t>
+      </w:r>
+      <w:hyperlink r:id="rId144">
+        <w:r>
+          <w:rPr>
+            <w:lang w:val="zh_TW" w:bidi="zh_TW"/>
+          </w:rPr>
+          <w:rPr>
+            <w:color w:val="0000EE"/>
+            <w:u w:val="single"/>
+          </w:rPr>
+          <w:t>提前4:14</w:t>
+        </w:r>
+      </w:hyperlink>
+      <w:r>
+        <w:rPr>
+          <w:lang w:val="zh_TW" w:bidi="zh_TW"/>
+        </w:rPr>
+        <w:t>）。</w:t>
       </w:r>
     </w:p>
     <w:p>
@@ -1709,260 +4788,6 @@
       </w:r>
       <w:r>
         <w:rPr>
-          <w:lang w:val="zh_TW" w:bidi="zh_TW"/>
-        </w:rPr>
-        <w:t>雖然信徒內在仍存在聖靈與肉體的爭戰，但保羅指出，聖靈有得勝之道。就身體而言，「肉體」是在成聖的範圍之內（</w:t>
-      </w:r>
-      <w:hyperlink r:id="rId72">
-        <w:r>
-          <w:rPr>
-            <w:lang w:val="zh_TW" w:bidi="zh_TW"/>
-          </w:rPr>
-          <w:rPr>
-            <w:color w:val="0000EE"/>
-            <w:u w:val="single"/>
-          </w:rPr>
-          <w:t>帖前5:23</w:t>
-        </w:r>
-      </w:hyperlink>
-      <w:r>
-        <w:rPr>
-          <w:lang w:val="zh_TW" w:bidi="zh_TW"/>
-        </w:rPr>
-        <w:t>），但就未重生的人性而言，這樣的肉體只能被治死。</w:t>
-      </w:r>
-    </w:p>
-    <w:p>
-      <w:pPr/>
-      <w:r>
-        <w:rPr>
-          <w:lang w:val="zh_TW" w:bidi="zh_TW"/>
-        </w:rPr>
-      </w:r>
-      <w:r>
-        <w:rPr>
-          <w:lang w:val="zh_TW" w:bidi="zh_TW"/>
-        </w:rPr>
-        <w:t>這就是所謂客觀與主觀之間的張力。因為在基督裡已經發生了一些事（客觀的事實），因此必然會產生一些屬靈的結果（主觀的經歷）。依據保羅的觀點，「肉體」已經在基督的死中被治死。凡屬基督的人，已經把肉體連同邪情私慾同釘在十字架上（</w:t>
-      </w:r>
-      <w:hyperlink r:id="rId73">
-        <w:r>
-          <w:rPr>
-            <w:lang w:val="zh_TW" w:bidi="zh_TW"/>
-          </w:rPr>
-          <w:rPr>
-            <w:color w:val="0000EE"/>
-            <w:u w:val="single"/>
-          </w:rPr>
-          <w:t>加5:24</w:t>
-        </w:r>
-      </w:hyperlink>
-      <w:r>
-        <w:rPr>
-          <w:lang w:val="zh_TW" w:bidi="zh_TW"/>
-        </w:rPr>
-        <w:t>）。保羅在別處也說：「我已經與基督同釘十字架」（</w:t>
-      </w:r>
-      <w:hyperlink r:id="rId39">
-        <w:r>
-          <w:rPr>
-            <w:lang w:val="zh_TW" w:bidi="zh_TW"/>
-          </w:rPr>
-          <w:rPr>
-            <w:color w:val="0000EE"/>
-            <w:u w:val="single"/>
-          </w:rPr>
-          <w:t>2:20</w:t>
-        </w:r>
-      </w:hyperlink>
-      <w:r>
-        <w:rPr>
-          <w:lang w:val="zh_TW" w:bidi="zh_TW"/>
-        </w:rPr>
-        <w:t>），又說：「我們的舊人和他同釘十字架」（</w:t>
-      </w:r>
-      <w:hyperlink r:id="rId74">
-        <w:r>
-          <w:rPr>
-            <w:lang w:val="zh_TW" w:bidi="zh_TW"/>
-          </w:rPr>
-          <w:rPr>
-            <w:color w:val="0000EE"/>
-            <w:u w:val="single"/>
-          </w:rPr>
-          <w:t>羅6:6</w:t>
-        </w:r>
-      </w:hyperlink>
-      <w:r>
-        <w:rPr>
-          <w:lang w:val="zh_TW" w:bidi="zh_TW"/>
-        </w:rPr>
-        <w:t>）。這些經文顯明，「肉體」與「舊人」在某種意義上是相同的。這種相同的概念也在保羅有關「同釘十字架」的教導中得到進一步印證，因為當保羅說「肉體同釘十字架」時，他的意思與他在羅馬書中所說的是一致的：「我們在罪上死了的人豈可仍在罪中活著呢？豈不知我們這受洗歸入基督耶穌的人是受洗歸入他的死嗎？所以，我們藉著洗禮歸入死，和他一同埋葬」（</w:t>
-      </w:r>
-      <w:hyperlink r:id="rId75">
-        <w:r>
-          <w:rPr>
-            <w:lang w:val="zh_TW" w:bidi="zh_TW"/>
-          </w:rPr>
-          <w:rPr>
-            <w:color w:val="0000EE"/>
-            <w:u w:val="single"/>
-          </w:rPr>
-          <w:t>1–4</w:t>
-        </w:r>
-      </w:hyperlink>
-      <w:r>
-        <w:rPr>
-          <w:lang w:val="zh_TW" w:bidi="zh_TW"/>
-        </w:rPr>
-        <w:t>節）。這表明我這個人親身在基督裡與祂同死。</w:t>
-      </w:r>
-    </w:p>
-    <w:p>
-      <w:pPr/>
-      <w:r>
-        <w:rPr>
-          <w:lang w:val="zh_TW" w:bidi="zh_TW"/>
-        </w:rPr>
-      </w:r>
-      <w:r>
-        <w:rPr>
-          <w:lang w:val="zh_TW" w:bidi="zh_TW"/>
-        </w:rPr>
-        <w:t>這種「肉體同釘十字架與同死」並非是自動發生的事，而是必須藉著信心而實際應用的真理。這涉及兩個方面：首先，信徒必須承認肉體已與基督同釘十字架。「這樣，你們向罪也當看自己是死的；向神在基督耶穌裡，卻當看自己是活的。」（</w:t>
-      </w:r>
-      <w:hyperlink r:id="rId76">
-        <w:r>
-          <w:rPr>
-            <w:lang w:val="zh_TW" w:bidi="zh_TW"/>
-          </w:rPr>
-          <w:rPr>
-            <w:color w:val="0000EE"/>
-            <w:u w:val="single"/>
-          </w:rPr>
-          <w:t>羅6:11</w:t>
-        </w:r>
-      </w:hyperlink>
-      <w:r>
-        <w:rPr>
-          <w:lang w:val="zh_TW" w:bidi="zh_TW"/>
-        </w:rPr>
-        <w:t>）。除非一個人確實已與基督同死、同釘十字架，他就不能真實地看自己「向罪是死的」。但既然這事在信主得救的那一刻已經發生，就可以在日常生活中實際活出來。那些與基督同死的人，應當「治死身體的惡行」（</w:t>
-      </w:r>
-      <w:hyperlink r:id="rId77">
-        <w:r>
-          <w:rPr>
-            <w:lang w:val="zh_TW" w:bidi="zh_TW"/>
-          </w:rPr>
-          <w:rPr>
-            <w:color w:val="0000EE"/>
-            <w:u w:val="single"/>
-          </w:rPr>
-          <w:t>8:13</w:t>
-        </w:r>
-      </w:hyperlink>
-      <w:r>
-        <w:rPr>
-          <w:lang w:val="zh_TW" w:bidi="zh_TW"/>
-        </w:rPr>
-        <w:t>）。這裡的「身體」是指「肉體」行事的工具，也就是那屬於未重生本性的感官生活。那些從死入生的人，應當把自己的肢體獻給神，作義的器具（</w:t>
-      </w:r>
-      <w:hyperlink r:id="rId78">
-        <w:r>
-          <w:rPr>
-            <w:lang w:val="zh_TW" w:bidi="zh_TW"/>
-          </w:rPr>
-          <w:rPr>
-            <w:color w:val="0000EE"/>
-            <w:u w:val="single"/>
-          </w:rPr>
-          <w:t>6:13</w:t>
-        </w:r>
-      </w:hyperlink>
-      <w:r>
-        <w:rPr>
-          <w:lang w:val="zh_TW" w:bidi="zh_TW"/>
-        </w:rPr>
-        <w:t>）。凡與基督同死的人，應當「治死」一切屬地的事——淫亂、污穢、貪婪等（</w:t>
-      </w:r>
-      <w:hyperlink r:id="rId79">
-        <w:r>
-          <w:rPr>
-            <w:lang w:val="zh_TW" w:bidi="zh_TW"/>
-          </w:rPr>
-          <w:rPr>
-            <w:color w:val="0000EE"/>
-            <w:u w:val="single"/>
-          </w:rPr>
-          <w:t>西3:5</w:t>
-        </w:r>
-      </w:hyperlink>
-      <w:r>
-        <w:rPr>
-          <w:lang w:val="zh_TW" w:bidi="zh_TW"/>
-        </w:rPr>
-        <w:t>）。既然已經脫去舊人、穿上新人，信徒就應當在生活中表現出憐憫、恩慈、謙卑等美德。</w:t>
-      </w:r>
-    </w:p>
-    <w:p>
-      <w:pPr/>
-      <w:r>
-        <w:rPr>
-          <w:lang w:val="zh_TW" w:bidi="zh_TW"/>
-        </w:rPr>
-      </w:r>
-      <w:r>
-        <w:rPr>
-          <w:lang w:val="zh_TW" w:bidi="zh_TW"/>
-        </w:rPr>
-        <w:t>勝過肉體，有時被形容為在聖靈裡行事。「你們當順著聖靈而行，就不放縱肉體的情慾了」（</w:t>
-      </w:r>
-      <w:hyperlink r:id="rId80">
-        <w:r>
-          <w:rPr>
-            <w:lang w:val="zh_TW" w:bidi="zh_TW"/>
-          </w:rPr>
-          <w:rPr>
-            <w:color w:val="0000EE"/>
-            <w:u w:val="single"/>
-          </w:rPr>
-          <w:t>加5:16</w:t>
-        </w:r>
-      </w:hyperlink>
-      <w:r>
-        <w:rPr>
-          <w:lang w:val="zh_TW" w:bidi="zh_TW"/>
-        </w:rPr>
-        <w:t>；參</w:t>
-      </w:r>
-      <w:hyperlink r:id="rId81">
-        <w:r>
-          <w:rPr>
-            <w:lang w:val="zh_TW" w:bidi="zh_TW"/>
-          </w:rPr>
-          <w:rPr>
-            <w:color w:val="0000EE"/>
-            <w:u w:val="single"/>
-          </w:rPr>
-          <w:t>羅8:4</w:t>
-        </w:r>
-      </w:hyperlink>
-      <w:r>
-        <w:rPr>
-          <w:lang w:val="zh_TW" w:bidi="zh_TW"/>
-        </w:rPr>
-        <w:t>）。順著聖靈而行的意思，就是在每一刻都讓聖靈掌管生命。</w:t>
-      </w:r>
-    </w:p>
-    <w:p>
-      <w:pPr/>
-      <w:r>
-        <w:rPr>
-          <w:lang w:val="zh_TW" w:bidi="zh_TW"/>
-        </w:rPr>
-      </w:r>
-      <w:r>
-        <w:rPr>
           <w:i/>
           <w:lang w:val="zh_TW" w:bidi="zh_TW"/>
         </w:rPr>
@@ -1972,19 +4797,7 @@
         <w:rPr>
           <w:lang w:val="zh_TW" w:bidi="zh_TW"/>
         </w:rPr>
-        <w:t>身體</w:t>
-      </w:r>
-      <w:r>
-        <w:rPr>
-          <w:lang w:val="zh_TW" w:bidi="zh_TW"/>
-        </w:rPr>
-        <w:t>；</w:t>
-      </w:r>
-      <w:r>
-        <w:rPr>
-          <w:lang w:val="zh_TW" w:bidi="zh_TW"/>
-        </w:rPr>
-        <w:t>罪</w:t>
+        <w:t>預定</w:t>
       </w:r>
       <w:r>
         <w:rPr>

--- a/zht/docx/140.content.docx
+++ b/zht/docx/140.content.docx
@@ -272,36 +272,24 @@
         </w:rPr>
         <w:t>與自然主義（naturalistic）、唯物論（materialistic）的起源理論相對，聖經的觀點首先宣告永恆的神創造了人，而人是一切受造物中最重要的。人無須拘泥於某種特定的時序，來理解神創造人的工作。有些基督徒相信，聖經在</w:t>
       </w:r>
-      <w:hyperlink r:id="rId13">
-        <w:r>
-          <w:rPr>
-            <w:lang w:val="zh_TW" w:bidi="zh_TW"/>
-          </w:rPr>
-          <w:rPr>
-            <w:color w:val="0000EE"/>
-            <w:u w:val="single"/>
-          </w:rPr>
-          <w:t>創世記一章</w:t>
-        </w:r>
-      </w:hyperlink>
+      <w:r>
+        <w:rPr>
+          <w:lang w:val="zh_TW" w:bidi="zh_TW"/>
+        </w:rPr>
+        <w:t>創世記一章</w:t>
+      </w:r>
       <w:r>
         <w:rPr>
           <w:lang w:val="zh_TW" w:bidi="zh_TW"/>
         </w:rPr>
         <w:t>中所呈現的是一個封閉的年表──六個實際的24小時日子（參</w:t>
       </w:r>
-      <w:hyperlink r:id="rId14">
-        <w:r>
-          <w:rPr>
-            <w:lang w:val="zh_TW" w:bidi="zh_TW"/>
-          </w:rPr>
-          <w:rPr>
-            <w:color w:val="0000EE"/>
-            <w:u w:val="single"/>
-          </w:rPr>
-          <w:t>創1:5、8、13</w:t>
-        </w:r>
-      </w:hyperlink>
+      <w:r>
+        <w:rPr>
+          <w:lang w:val="zh_TW" w:bidi="zh_TW"/>
+        </w:rPr>
+        <w:t>創1:5、8、13</w:t>
+      </w:r>
       <w:r>
         <w:rPr>
           <w:lang w:val="zh_TW" w:bidi="zh_TW"/>
@@ -321,36 +309,24 @@
         </w:rPr>
         <w:t xml:space="preserve"> 1650–58年〕相關，但不限於這著作的年表）。另一些持這種普遍觀點的人（有時稱為創造科學〔creation science〕），則對</w:t>
       </w:r>
-      <w:hyperlink r:id="rId15">
-        <w:r>
-          <w:rPr>
-            <w:lang w:val="zh_TW" w:bidi="zh_TW"/>
-          </w:rPr>
-          <w:rPr>
-            <w:color w:val="0000EE"/>
-            <w:u w:val="single"/>
-          </w:rPr>
-          <w:t>創世記五</w:t>
-        </w:r>
-      </w:hyperlink>
+      <w:r>
+        <w:rPr>
+          <w:lang w:val="zh_TW" w:bidi="zh_TW"/>
+        </w:rPr>
+        <w:t>創世記五</w:t>
+      </w:r>
       <w:r>
         <w:rPr>
           <w:lang w:val="zh_TW" w:bidi="zh_TW"/>
         </w:rPr>
         <w:t>和</w:t>
       </w:r>
-      <w:hyperlink r:id="rId16">
-        <w:r>
-          <w:rPr>
-            <w:lang w:val="zh_TW" w:bidi="zh_TW"/>
-          </w:rPr>
-          <w:rPr>
-            <w:color w:val="0000EE"/>
-            <w:u w:val="single"/>
-          </w:rPr>
-          <w:t>十一章</w:t>
-        </w:r>
-      </w:hyperlink>
+      <w:r>
+        <w:rPr>
+          <w:lang w:val="zh_TW" w:bidi="zh_TW"/>
+        </w:rPr>
+        <w:t>十一章</w:t>
+      </w:r>
       <w:r>
         <w:rPr>
           <w:lang w:val="zh_TW" w:bidi="zh_TW"/>
@@ -371,54 +347,36 @@
         </w:rPr>
         <w:t>另一些人認為，</w:t>
       </w:r>
-      <w:hyperlink r:id="rId13">
-        <w:r>
-          <w:rPr>
-            <w:lang w:val="zh_TW" w:bidi="zh_TW"/>
-          </w:rPr>
-          <w:rPr>
-            <w:color w:val="0000EE"/>
-            <w:u w:val="single"/>
-          </w:rPr>
-          <w:t>創世記一</w:t>
-        </w:r>
-      </w:hyperlink>
+      <w:r>
+        <w:rPr>
+          <w:lang w:val="zh_TW" w:bidi="zh_TW"/>
+        </w:rPr>
+        <w:t>創世記一</w:t>
+      </w:r>
       <w:r>
         <w:rPr>
           <w:lang w:val="zh_TW" w:bidi="zh_TW"/>
         </w:rPr>
         <w:t>和</w:t>
       </w:r>
-      <w:hyperlink r:id="rId17">
-        <w:r>
-          <w:rPr>
-            <w:lang w:val="zh_TW" w:bidi="zh_TW"/>
-          </w:rPr>
-          <w:rPr>
-            <w:color w:val="0000EE"/>
-            <w:u w:val="single"/>
-          </w:rPr>
-          <w:t>二章</w:t>
-        </w:r>
-      </w:hyperlink>
+      <w:r>
+        <w:rPr>
+          <w:lang w:val="zh_TW" w:bidi="zh_TW"/>
+        </w:rPr>
+        <w:t>二章</w:t>
+      </w:r>
       <w:r>
         <w:rPr>
           <w:lang w:val="zh_TW" w:bidi="zh_TW"/>
         </w:rPr>
         <w:t>的經文可以從更廣闊的角度解釋，認為人的創造可追溯至極其遙遠的古代（甚至延伸至數百萬年前）。他們主張，在神的掌管與引導之下，該創造的過程可能在神的創造工作中扮演重要角色。這種觀點最合適的名稱是漸進創造論（progressive creationism），它與有神進化論（theistic evolution）相對，有神進化論通常認為神只是啟動了過程，而在過程展開之後，神幾乎不再介入。漸進創造論則認為，</w:t>
       </w:r>
-      <w:hyperlink r:id="rId13">
-        <w:r>
-          <w:rPr>
-            <w:lang w:val="zh_TW" w:bidi="zh_TW"/>
-          </w:rPr>
-          <w:rPr>
-            <w:color w:val="0000EE"/>
-            <w:u w:val="single"/>
-          </w:rPr>
-          <w:t>創世記一章</w:t>
-        </w:r>
-      </w:hyperlink>
+      <w:r>
+        <w:rPr>
+          <w:lang w:val="zh_TW" w:bidi="zh_TW"/>
+        </w:rPr>
+        <w:t>創世記一章</w:t>
+      </w:r>
       <w:r>
         <w:rPr>
           <w:lang w:val="zh_TW" w:bidi="zh_TW"/>
@@ -466,18 +424,12 @@
         </w:rPr>
         <w:t>人不僅是神的創造，也是祂創造工作的巔峰。遠在現代精密科學出現之前，古人已經注意到人類在解剖學上的構造與動物界的成員相似。然而，儘管有這些相似之處，聖經的觀點從不把人與動物放在同一層次──人是獨特的，是神創造工作的高峰，是祂巧手工藝的極致。</w:t>
       </w:r>
-      <w:hyperlink r:id="rId13">
-        <w:r>
-          <w:rPr>
-            <w:lang w:val="zh_TW" w:bidi="zh_TW"/>
-          </w:rPr>
-          <w:rPr>
-            <w:color w:val="0000EE"/>
-            <w:u w:val="single"/>
-          </w:rPr>
-          <w:t>創世記一章</w:t>
-        </w:r>
-      </w:hyperlink>
+      <w:r>
+        <w:rPr>
+          <w:lang w:val="zh_TW" w:bidi="zh_TW"/>
+        </w:rPr>
+        <w:t>創世記一章</w:t>
+      </w:r>
       <w:r>
         <w:rPr>
           <w:lang w:val="zh_TW" w:bidi="zh_TW"/>
@@ -512,72 +464,48 @@
         </w:rPr>
         <w:t>雖然人與神的受造物之間有連續性（從</w:t>
       </w:r>
-      <w:hyperlink r:id="rId18">
-        <w:r>
-          <w:rPr>
-            <w:lang w:val="zh_TW" w:bidi="zh_TW"/>
-          </w:rPr>
-          <w:rPr>
-            <w:color w:val="0000EE"/>
-            <w:u w:val="single"/>
-          </w:rPr>
-          <w:t>創2:7</w:t>
-        </w:r>
-      </w:hyperlink>
+      <w:r>
+        <w:rPr>
+          <w:lang w:val="zh_TW" w:bidi="zh_TW"/>
+        </w:rPr>
+        <w:t>創2:7</w:t>
+      </w:r>
       <w:r>
         <w:rPr>
           <w:lang w:val="zh_TW" w:bidi="zh_TW"/>
         </w:rPr>
         <w:t>所說「用地上的塵土造」可見一斑），但人同時又與先前一切受造物不同，因為神向他吹入生命的氣息，他就成了有靈的活人（</w:t>
       </w:r>
-      <w:hyperlink r:id="rId18">
-        <w:r>
-          <w:rPr>
-            <w:lang w:val="zh_TW" w:bidi="zh_TW"/>
-          </w:rPr>
-          <w:rPr>
-            <w:color w:val="0000EE"/>
-            <w:u w:val="single"/>
-          </w:rPr>
-          <w:t>2:7</w:t>
-        </w:r>
-      </w:hyperlink>
+      <w:r>
+        <w:rPr>
+          <w:lang w:val="zh_TW" w:bidi="zh_TW"/>
+        </w:rPr>
+        <w:t>2:7</w:t>
+      </w:r>
       <w:r>
         <w:rPr>
           <w:lang w:val="zh_TW" w:bidi="zh_TW"/>
         </w:rPr>
         <w:t>）。人是由神照著祂的形像，造成男和女（</w:t>
       </w:r>
-      <w:hyperlink r:id="rId19">
-        <w:r>
-          <w:rPr>
-            <w:lang w:val="zh_TW" w:bidi="zh_TW"/>
-          </w:rPr>
-          <w:rPr>
-            <w:color w:val="0000EE"/>
-            <w:u w:val="single"/>
-          </w:rPr>
-          <w:t>1:27</w:t>
-        </w:r>
-      </w:hyperlink>
+      <w:r>
+        <w:rPr>
+          <w:lang w:val="zh_TW" w:bidi="zh_TW"/>
+        </w:rPr>
+        <w:t>1:27</w:t>
+      </w:r>
       <w:r>
         <w:rPr>
           <w:lang w:val="zh_TW" w:bidi="zh_TW"/>
         </w:rPr>
         <w:t>），意味著凡是一般論及人的說話，都必須同時適用於男人和女人；而「何為人」的最準確描繪，乃在男人和女人同在的關係之中，才能完全顯明。生養眾多與治理全地的命令，是神交付給兩性共同承擔的責任。同樣，是男人和女人一同背叛神，他們要在墮落世界中承擔始祖犯罪的後果；而基督來要救贖的，也是男人和女人（參</w:t>
       </w:r>
-      <w:hyperlink r:id="rId20">
-        <w:r>
-          <w:rPr>
-            <w:lang w:val="zh_TW" w:bidi="zh_TW"/>
-          </w:rPr>
-          <w:rPr>
-            <w:color w:val="0000EE"/>
-            <w:u w:val="single"/>
-          </w:rPr>
-          <w:t>加3:28</w:t>
-        </w:r>
-      </w:hyperlink>
+      <w:r>
+        <w:rPr>
+          <w:lang w:val="zh_TW" w:bidi="zh_TW"/>
+        </w:rPr>
+        <w:t>加3:28</w:t>
+      </w:r>
       <w:r>
         <w:rPr>
           <w:lang w:val="zh_TW" w:bidi="zh_TW"/>
@@ -610,18 +538,12 @@
         </w:rPr>
         <w:t>意即「被刺透者」）之間最根本的性別差異，則是出於神的設計。只有男與女二者同在，才能完整展現神的形像（見</w:t>
       </w:r>
-      <w:hyperlink r:id="rId19">
-        <w:r>
-          <w:rPr>
-            <w:lang w:val="zh_TW" w:bidi="zh_TW"/>
-          </w:rPr>
-          <w:rPr>
-            <w:color w:val="0000EE"/>
-            <w:u w:val="single"/>
-          </w:rPr>
-          <w:t>創1:27</w:t>
-        </w:r>
-      </w:hyperlink>
+      <w:r>
+        <w:rPr>
+          <w:lang w:val="zh_TW" w:bidi="zh_TW"/>
+        </w:rPr>
+        <w:t>創1:27</w:t>
+      </w:r>
       <w:r>
         <w:rPr>
           <w:lang w:val="zh_TW" w:bidi="zh_TW"/>
@@ -642,54 +564,36 @@
         </w:rPr>
         <w:t>的確，有關人的聖經論述中，最令人驚嘆的宣告，就是神照著祂的形像造人。對其它任何受造物，甚至天使，都沒有這樣的說法。</w:t>
       </w:r>
-      <w:hyperlink r:id="rId21">
-        <w:r>
-          <w:rPr>
-            <w:lang w:val="zh_TW" w:bidi="zh_TW"/>
-          </w:rPr>
-          <w:rPr>
-            <w:color w:val="0000EE"/>
-            <w:u w:val="single"/>
-          </w:rPr>
-          <w:t>創世記一章26至28節</w:t>
-        </w:r>
-      </w:hyperlink>
+      <w:r>
+        <w:rPr>
+          <w:lang w:val="zh_TW" w:bidi="zh_TW"/>
+        </w:rPr>
+        <w:t>創世記一章26至28節</w:t>
+      </w:r>
       <w:r>
         <w:rPr>
           <w:lang w:val="zh_TW" w:bidi="zh_TW"/>
         </w:rPr>
         <w:t>所說的「照著他的形像」，正是</w:t>
       </w:r>
-      <w:hyperlink r:id="rId22">
-        <w:r>
-          <w:rPr>
-            <w:lang w:val="zh_TW" w:bidi="zh_TW"/>
-          </w:rPr>
-          <w:rPr>
-            <w:color w:val="0000EE"/>
-            <w:u w:val="single"/>
-          </w:rPr>
-          <w:t>詩篇八篇5節</w:t>
-        </w:r>
-      </w:hyperlink>
+      <w:r>
+        <w:rPr>
+          <w:lang w:val="zh_TW" w:bidi="zh_TW"/>
+        </w:rPr>
+        <w:t>詩篇八篇5節</w:t>
+      </w:r>
       <w:r>
         <w:rPr>
           <w:lang w:val="zh_TW" w:bidi="zh_TW"/>
         </w:rPr>
         <w:t>中詩人轉述的基礎：「你叫他比神微小一點」（直譯；七十士譯本則譯為「比天使微小一點」）。「神的形像」這個片語的意義一直是許多辯論的主題。有些人認為這個片語是指神的物理形像，但這點值得懷疑，因為神是靈（參</w:t>
       </w:r>
-      <w:hyperlink r:id="rId23">
-        <w:r>
-          <w:rPr>
-            <w:lang w:val="zh_TW" w:bidi="zh_TW"/>
-          </w:rPr>
-          <w:rPr>
-            <w:color w:val="0000EE"/>
-            <w:u w:val="single"/>
-          </w:rPr>
-          <w:t>約4:24</w:t>
-        </w:r>
-      </w:hyperlink>
+      <w:r>
+        <w:rPr>
+          <w:lang w:val="zh_TW" w:bidi="zh_TW"/>
+        </w:rPr>
+        <w:t>約4:24</w:t>
+      </w:r>
       <w:r>
         <w:rPr>
           <w:lang w:val="zh_TW" w:bidi="zh_TW"/>
@@ -724,72 +628,48 @@
         </w:rPr>
         <w:t>這種「神的形像在人裡面」的觀點，似乎也得到</w:t>
       </w:r>
-      <w:hyperlink r:id="rId13">
-        <w:r>
-          <w:rPr>
-            <w:lang w:val="zh_TW" w:bidi="zh_TW"/>
-          </w:rPr>
-          <w:rPr>
-            <w:color w:val="0000EE"/>
-            <w:u w:val="single"/>
-          </w:rPr>
-          <w:t>創世記一章</w:t>
-        </w:r>
-      </w:hyperlink>
+      <w:r>
+        <w:rPr>
+          <w:lang w:val="zh_TW" w:bidi="zh_TW"/>
+        </w:rPr>
+        <w:t>創世記一章</w:t>
+      </w:r>
       <w:r>
         <w:rPr>
           <w:lang w:val="zh_TW" w:bidi="zh_TW"/>
         </w:rPr>
         <w:t>直接上下文的印證。人是照著神的形像造的，要管理神一切其它的受造物（</w:t>
       </w:r>
-      <w:hyperlink r:id="rId24">
-        <w:r>
-          <w:rPr>
-            <w:lang w:val="zh_TW" w:bidi="zh_TW"/>
-          </w:rPr>
-          <w:rPr>
-            <w:color w:val="0000EE"/>
-            <w:u w:val="single"/>
-          </w:rPr>
-          <w:t>創1:26</w:t>
-        </w:r>
-      </w:hyperlink>
+      <w:r>
+        <w:rPr>
+          <w:lang w:val="zh_TW" w:bidi="zh_TW"/>
+        </w:rPr>
+        <w:t>創1:26</w:t>
+      </w:r>
       <w:r>
         <w:rPr>
           <w:lang w:val="zh_TW" w:bidi="zh_TW"/>
         </w:rPr>
         <w:t>；另見</w:t>
       </w:r>
-      <w:hyperlink r:id="rId22">
-        <w:r>
-          <w:rPr>
-            <w:lang w:val="zh_TW" w:bidi="zh_TW"/>
-          </w:rPr>
-          <w:rPr>
-            <w:color w:val="0000EE"/>
-            <w:u w:val="single"/>
-          </w:rPr>
-          <w:t>詩8:5</w:t>
-        </w:r>
-      </w:hyperlink>
+      <w:r>
+        <w:rPr>
+          <w:lang w:val="zh_TW" w:bidi="zh_TW"/>
+        </w:rPr>
+        <w:t>詩8:5</w:t>
+      </w:r>
       <w:r>
         <w:rPr>
           <w:lang w:val="zh_TW" w:bidi="zh_TW"/>
         </w:rPr>
         <w:t>）。進一步說，作為造物主的代表，人應當回應祂。耶穌宣告神是靈，而這宣告的結果，是人要以心靈和誠實敬拜祂（</w:t>
       </w:r>
-      <w:hyperlink r:id="rId25">
-        <w:r>
-          <w:rPr>
-            <w:lang w:val="zh_TW" w:bidi="zh_TW"/>
-          </w:rPr>
-          <w:rPr>
-            <w:color w:val="0000EE"/>
-            <w:u w:val="single"/>
-          </w:rPr>
-          <w:t>約4:21–24</w:t>
-        </w:r>
-      </w:hyperlink>
+      <w:r>
+        <w:rPr>
+          <w:lang w:val="zh_TW" w:bidi="zh_TW"/>
+        </w:rPr>
+        <w:t>約4:21–24</w:t>
+      </w:r>
       <w:r>
         <w:rPr>
           <w:lang w:val="zh_TW" w:bidi="zh_TW"/>
@@ -821,18 +701,12 @@
         </w:rPr>
         <w:t>人往往會傾向把「人」看成由不同部分組成，但聖經的重點卻是強調人的整全。關於人的本性究竟是三方（tripartite，即三重結構）：靈、魂與體（參</w:t>
       </w:r>
-      <w:hyperlink r:id="rId26">
-        <w:r>
-          <w:rPr>
-            <w:lang w:val="zh_TW" w:bidi="zh_TW"/>
-          </w:rPr>
-          <w:rPr>
-            <w:color w:val="0000EE"/>
-            <w:u w:val="single"/>
-          </w:rPr>
-          <w:t>帖前5:23</w:t>
-        </w:r>
-      </w:hyperlink>
+      <w:r>
+        <w:rPr>
+          <w:lang w:val="zh_TW" w:bidi="zh_TW"/>
+        </w:rPr>
+        <w:t>帖前5:23</w:t>
+      </w:r>
       <w:r>
         <w:rPr>
           <w:lang w:val="zh_TW" w:bidi="zh_TW"/>
@@ -853,18 +727,12 @@
         </w:rPr>
         <w:t>若要從聖經的角度思考人的本性，就不能不面對墮落的問題。</w:t>
       </w:r>
-      <w:hyperlink r:id="rId27">
-        <w:r>
-          <w:rPr>
-            <w:lang w:val="zh_TW" w:bidi="zh_TW"/>
-          </w:rPr>
-          <w:rPr>
-            <w:color w:val="0000EE"/>
-            <w:u w:val="single"/>
-          </w:rPr>
-          <w:t>創世記三章</w:t>
-        </w:r>
-      </w:hyperlink>
+      <w:r>
+        <w:rPr>
+          <w:lang w:val="zh_TW" w:bidi="zh_TW"/>
+        </w:rPr>
+        <w:t>創世記三章</w:t>
+      </w:r>
       <w:r>
         <w:rPr>
           <w:lang w:val="zh_TW" w:bidi="zh_TW"/>
@@ -885,18 +753,12 @@
         </w:rPr>
         <w:t>墮落的結果是，人深深地墮落了，這墮落滲透到他全人的每一部分。「全然敗壞」這個片語，不一定是指人已經壞到不能再壞，而是指罪的影響波及人的整個存在。同時，神的形像在墮落之後，仍以某種方式繼續存在於人的身上，這就成了神施行救恩的依據（參</w:t>
       </w:r>
-      <w:hyperlink r:id="rId28">
-        <w:r>
-          <w:rPr>
-            <w:lang w:val="zh_TW" w:bidi="zh_TW"/>
-          </w:rPr>
-          <w:rPr>
-            <w:color w:val="0000EE"/>
-            <w:u w:val="single"/>
-          </w:rPr>
-          <w:t>羅5章</w:t>
-        </w:r>
-      </w:hyperlink>
+      <w:r>
+        <w:rPr>
+          <w:lang w:val="zh_TW" w:bidi="zh_TW"/>
+        </w:rPr>
+        <w:t>羅5章</w:t>
+      </w:r>
       <w:r>
         <w:rPr>
           <w:lang w:val="zh_TW" w:bidi="zh_TW"/>
@@ -970,36 +832,24 @@
         </w:rPr>
         <w:t>死亡是後來進入的特質，而不是人的天然歸宿。死亡可以用來描述身體，卻不能用來描述靈。聖經的教導是：雖然身體會死、會朽壞，但人仍存活，並盼望將來得著更新的身體。那些認識基督的人，在肉身死去時就與祂同在（</w:t>
       </w:r>
-      <w:hyperlink r:id="rId29">
-        <w:r>
-          <w:rPr>
-            <w:lang w:val="zh_TW" w:bidi="zh_TW"/>
-          </w:rPr>
-          <w:rPr>
-            <w:color w:val="0000EE"/>
-            <w:u w:val="single"/>
-          </w:rPr>
-          <w:t>腓1:23</w:t>
-        </w:r>
-      </w:hyperlink>
+      <w:r>
+        <w:rPr>
+          <w:lang w:val="zh_TW" w:bidi="zh_TW"/>
+        </w:rPr>
+        <w:t>腓1:23</w:t>
+      </w:r>
       <w:r>
         <w:rPr>
           <w:lang w:val="zh_TW" w:bidi="zh_TW"/>
         </w:rPr>
         <w:t>），並等候身體復活，進入永恆的生命 （</w:t>
       </w:r>
-      <w:hyperlink r:id="rId30">
-        <w:r>
-          <w:rPr>
-            <w:lang w:val="zh_TW" w:bidi="zh_TW"/>
-          </w:rPr>
-          <w:rPr>
-            <w:color w:val="0000EE"/>
-            <w:u w:val="single"/>
-          </w:rPr>
-          <w:t>林前15:35–49</w:t>
-        </w:r>
-      </w:hyperlink>
+      <w:r>
+        <w:rPr>
+          <w:lang w:val="zh_TW" w:bidi="zh_TW"/>
+        </w:rPr>
+        <w:t>林前15:35–49</w:t>
+      </w:r>
       <w:r>
         <w:rPr>
           <w:lang w:val="zh_TW" w:bidi="zh_TW"/>
@@ -1020,18 +870,12 @@
         </w:rPr>
         <w:t>在聖經中，有關人性最震撼的真理之一，就是明白神所開始救恩工作，最終導致永恆聖子道成肉身，原因竟然是為了人。在祂復活升天之後，主耶穌基督回到天上榮耀威嚴的永恆地位，並且永遠作為神－人（God-man）而存留。耶穌是神，祂分享聖父與聖靈一切的屬性；耶穌是人，祂與人同在、認同人。祂在一個有形的身體裡顯明自己，雖然那是復活的身體，卻是所有屬祂之人復活的初熟果子。因此，道成肉身在神性（deity）裡帶來了一個永恆的改變。若不是因為神極其看重人的價值，祂決不會在自己裡面作出如此根本的改變。正如希伯來書的作者所說：「兒女既同有血肉之體，他也照樣親自成了血肉之體」（</w:t>
       </w:r>
-      <w:hyperlink r:id="rId31">
-        <w:r>
-          <w:rPr>
-            <w:lang w:val="zh_TW" w:bidi="zh_TW"/>
-          </w:rPr>
-          <w:rPr>
-            <w:color w:val="0000EE"/>
-            <w:u w:val="single"/>
-          </w:rPr>
-          <w:t>來2:14</w:t>
-        </w:r>
-      </w:hyperlink>
+      <w:r>
+        <w:rPr>
+          <w:lang w:val="zh_TW" w:bidi="zh_TW"/>
+        </w:rPr>
+        <w:t>來2:14</w:t>
+      </w:r>
       <w:r>
         <w:rPr>
           <w:lang w:val="zh_TW" w:bidi="zh_TW"/>
@@ -1052,18 +896,12 @@
         </w:rPr>
         <w:t>我們人性的最終指標，就是人是為了敬拜神並永遠享受祂而被造的。神從未將這樣的心意，賜給其它受造之物。即便是那些仍然維持完美狀態、並在清醒喜樂中敬拜父的天使，他們與神的關係也不及蒙救贖的人那樣親密（</w:t>
       </w:r>
-      <w:hyperlink r:id="rId32">
-        <w:r>
-          <w:rPr>
-            <w:lang w:val="zh_TW" w:bidi="zh_TW"/>
-          </w:rPr>
-          <w:rPr>
-            <w:color w:val="0000EE"/>
-            <w:u w:val="single"/>
-          </w:rPr>
-          <w:t>來2:16</w:t>
-        </w:r>
-      </w:hyperlink>
+      <w:r>
+        <w:rPr>
+          <w:lang w:val="zh_TW" w:bidi="zh_TW"/>
+        </w:rPr>
+        <w:t>來2:16</w:t>
+      </w:r>
       <w:r>
         <w:rPr>
           <w:lang w:val="zh_TW" w:bidi="zh_TW"/>
@@ -1196,36 +1034,24 @@
           <w:lang w:val="zh_TW" w:bidi="zh_TW"/>
         </w:rPr>
       </w:r>
-      <w:hyperlink r:id="rId13">
-        <w:r>
-          <w:rPr>
-            <w:lang w:val="zh_TW" w:bidi="zh_TW"/>
-          </w:rPr>
-          <w:rPr>
-            <w:color w:val="0000EE"/>
-            <w:u w:val="single"/>
-          </w:rPr>
-          <w:t>創世記一</w:t>
-        </w:r>
-      </w:hyperlink>
+      <w:r>
+        <w:rPr>
+          <w:lang w:val="zh_TW" w:bidi="zh_TW"/>
+        </w:rPr>
+        <w:t>創世記一</w:t>
+      </w:r>
       <w:r>
         <w:rPr>
           <w:lang w:val="zh_TW" w:bidi="zh_TW"/>
         </w:rPr>
         <w:t>和</w:t>
       </w:r>
-      <w:hyperlink r:id="rId17">
-        <w:r>
-          <w:rPr>
-            <w:lang w:val="zh_TW" w:bidi="zh_TW"/>
-          </w:rPr>
-          <w:rPr>
-            <w:color w:val="0000EE"/>
-            <w:u w:val="single"/>
-          </w:rPr>
-          <w:t>二章</w:t>
-        </w:r>
-      </w:hyperlink>
+      <w:r>
+        <w:rPr>
+          <w:lang w:val="zh_TW" w:bidi="zh_TW"/>
+        </w:rPr>
+        <w:t>二章</w:t>
+      </w:r>
       <w:r>
         <w:rPr>
           <w:lang w:val="zh_TW" w:bidi="zh_TW"/>
@@ -1395,18 +1221,12 @@
         </w:rPr>
         <w:t>的審判，這正顯出神對人的拯救旨意。亞當在聽見死亡的咒詛之前，已經先聽見一位救主的應許（</w:t>
       </w:r>
-      <w:hyperlink r:id="rId33">
-        <w:r>
-          <w:rPr>
-            <w:lang w:val="zh_TW" w:bidi="zh_TW"/>
-          </w:rPr>
-          <w:rPr>
-            <w:color w:val="0000EE"/>
-            <w:u w:val="single"/>
-          </w:rPr>
-          <w:t>創3:15</w:t>
-        </w:r>
-      </w:hyperlink>
+      <w:r>
+        <w:rPr>
+          <w:lang w:val="zh_TW" w:bidi="zh_TW"/>
+        </w:rPr>
+        <w:t>創3:15</w:t>
+      </w:r>
       <w:r>
         <w:rPr>
           <w:lang w:val="zh_TW" w:bidi="zh_TW"/>
@@ -1427,18 +1247,12 @@
         </w:rPr>
         <w:t>自</w:t>
       </w:r>
-      <w:hyperlink r:id="rId27">
-        <w:r>
-          <w:rPr>
-            <w:lang w:val="zh_TW" w:bidi="zh_TW"/>
-          </w:rPr>
-          <w:rPr>
-            <w:color w:val="0000EE"/>
-            <w:u w:val="single"/>
-          </w:rPr>
-          <w:t>創世記三章</w:t>
-        </w:r>
-      </w:hyperlink>
+      <w:r>
+        <w:rPr>
+          <w:lang w:val="zh_TW" w:bidi="zh_TW"/>
+        </w:rPr>
+        <w:t>創世記三章</w:t>
+      </w:r>
       <w:r>
         <w:rPr>
           <w:lang w:val="zh_TW" w:bidi="zh_TW"/>
@@ -1552,144 +1366,96 @@
         </w:rPr>
         <w:t>「人子」這個稱號的背景可以追溯到舊約，特別是在以西結書中出現，因為這位先知被稱為「人子」多達90次。例如，神對他說：「人子啊，你站起來，我要和你說話」（</w:t>
       </w:r>
-      <w:hyperlink r:id="rId34">
-        <w:r>
-          <w:rPr>
-            <w:lang w:val="zh_TW" w:bidi="zh_TW"/>
-          </w:rPr>
-          <w:rPr>
-            <w:color w:val="0000EE"/>
-            <w:u w:val="single"/>
-          </w:rPr>
-          <w:t>結2:1</w:t>
-        </w:r>
-      </w:hyperlink>
+      <w:r>
+        <w:rPr>
+          <w:lang w:val="zh_TW" w:bidi="zh_TW"/>
+        </w:rPr>
+        <w:t>結2:1</w:t>
+      </w:r>
       <w:r>
         <w:rPr>
           <w:lang w:val="zh_TW" w:bidi="zh_TW"/>
         </w:rPr>
         <w:t>）。耶穌使用「人子」這個稱號以及許多來自以西結書的主題，顯示耶穌要表明自己是末世的先知，就像以西結一樣（</w:t>
       </w:r>
-      <w:hyperlink r:id="rId35">
-        <w:r>
-          <w:rPr>
-            <w:lang w:val="zh_TW" w:bidi="zh_TW"/>
-          </w:rPr>
-          <w:rPr>
-            <w:color w:val="0000EE"/>
-            <w:u w:val="single"/>
-          </w:rPr>
-          <w:t>4</w:t>
-        </w:r>
-      </w:hyperlink>
+      <w:r>
+        <w:rPr>
+          <w:lang w:val="zh_TW" w:bidi="zh_TW"/>
+        </w:rPr>
+        <w:t>4</w:t>
+      </w:r>
       <w:r>
         <w:rPr>
           <w:lang w:val="zh_TW" w:bidi="zh_TW"/>
         </w:rPr>
         <w:t>、</w:t>
       </w:r>
-      <w:hyperlink r:id="rId36">
-        <w:r>
-          <w:rPr>
-            <w:lang w:val="zh_TW" w:bidi="zh_TW"/>
-          </w:rPr>
-          <w:rPr>
-            <w:color w:val="0000EE"/>
-            <w:u w:val="single"/>
-          </w:rPr>
-          <w:t>7</w:t>
-        </w:r>
-      </w:hyperlink>
+      <w:r>
+        <w:rPr>
+          <w:lang w:val="zh_TW" w:bidi="zh_TW"/>
+        </w:rPr>
+        <w:t>7</w:t>
+      </w:r>
       <w:r>
         <w:rPr>
           <w:lang w:val="zh_TW" w:bidi="zh_TW"/>
         </w:rPr>
         <w:t>、</w:t>
       </w:r>
-      <w:hyperlink r:id="rId37">
-        <w:r>
-          <w:rPr>
-            <w:lang w:val="zh_TW" w:bidi="zh_TW"/>
-          </w:rPr>
-          <w:rPr>
-            <w:color w:val="0000EE"/>
-            <w:u w:val="single"/>
-          </w:rPr>
-          <w:t>10</w:t>
-        </w:r>
-      </w:hyperlink>
+      <w:r>
+        <w:rPr>
+          <w:lang w:val="zh_TW" w:bidi="zh_TW"/>
+        </w:rPr>
+        <w:t>10</w:t>
+      </w:r>
       <w:r>
         <w:rPr>
           <w:lang w:val="zh_TW" w:bidi="zh_TW"/>
         </w:rPr>
         <w:t>、</w:t>
       </w:r>
-      <w:hyperlink r:id="rId38">
-        <w:r>
-          <w:rPr>
-            <w:lang w:val="zh_TW" w:bidi="zh_TW"/>
-          </w:rPr>
-          <w:rPr>
-            <w:color w:val="0000EE"/>
-            <w:u w:val="single"/>
-          </w:rPr>
-          <w:t>22</w:t>
-        </w:r>
-      </w:hyperlink>
+      <w:r>
+        <w:rPr>
+          <w:lang w:val="zh_TW" w:bidi="zh_TW"/>
+        </w:rPr>
+        <w:t>22</w:t>
+      </w:r>
       <w:r>
         <w:rPr>
           <w:lang w:val="zh_TW" w:bidi="zh_TW"/>
         </w:rPr>
         <w:t>、</w:t>
       </w:r>
-      <w:hyperlink r:id="rId39">
-        <w:r>
-          <w:rPr>
-            <w:lang w:val="zh_TW" w:bidi="zh_TW"/>
-          </w:rPr>
-          <w:rPr>
-            <w:color w:val="0000EE"/>
-            <w:u w:val="single"/>
-          </w:rPr>
-          <w:t>40–48</w:t>
-        </w:r>
-      </w:hyperlink>
+      <w:r>
+        <w:rPr>
+          <w:lang w:val="zh_TW" w:bidi="zh_TW"/>
+        </w:rPr>
+        <w:t>40–48</w:t>
+      </w:r>
       <w:r>
         <w:rPr>
           <w:lang w:val="zh_TW" w:bidi="zh_TW"/>
         </w:rPr>
         <w:t>章），對耶路撒冷的毀滅和神國在以色列的復興有最終的宣告（</w:t>
       </w:r>
-      <w:hyperlink r:id="rId40">
-        <w:r>
-          <w:rPr>
-            <w:lang w:val="zh_TW" w:bidi="zh_TW"/>
-          </w:rPr>
-          <w:rPr>
-            <w:color w:val="0000EE"/>
-            <w:u w:val="single"/>
-          </w:rPr>
-          <w:t>太23–24章</w:t>
-        </w:r>
-      </w:hyperlink>
+      <w:r>
+        <w:rPr>
+          <w:lang w:val="zh_TW" w:bidi="zh_TW"/>
+        </w:rPr>
+        <w:t>太23–24章</w:t>
+      </w:r>
       <w:r>
         <w:rPr>
           <w:lang w:val="zh_TW" w:bidi="zh_TW"/>
         </w:rPr>
         <w:t>；</w:t>
       </w:r>
-      <w:hyperlink r:id="rId41">
-        <w:r>
-          <w:rPr>
-            <w:lang w:val="zh_TW" w:bidi="zh_TW"/>
-          </w:rPr>
-          <w:rPr>
-            <w:color w:val="0000EE"/>
-            <w:u w:val="single"/>
-          </w:rPr>
-          <w:t>徒1:6–8</w:t>
-        </w:r>
-      </w:hyperlink>
+      <w:r>
+        <w:rPr>
+          <w:lang w:val="zh_TW" w:bidi="zh_TW"/>
+        </w:rPr>
+        <w:t>徒1:6–8</w:t>
+      </w:r>
       <w:r>
         <w:rPr>
           <w:lang w:val="zh_TW" w:bidi="zh_TW"/>
@@ -1710,90 +1476,54 @@
         </w:rPr>
         <w:t>這個稱號的具體來源是</w:t>
       </w:r>
-      <w:hyperlink r:id="rId42">
-        <w:r>
-          <w:rPr>
-            <w:lang w:val="zh_TW" w:bidi="zh_TW"/>
-          </w:rPr>
-          <w:rPr>
-            <w:color w:val="0000EE"/>
-            <w:u w:val="single"/>
-          </w:rPr>
-          <w:t>但以理書七章13至14節</w:t>
-        </w:r>
-      </w:hyperlink>
+      <w:r>
+        <w:rPr>
+          <w:lang w:val="zh_TW" w:bidi="zh_TW"/>
+        </w:rPr>
+        <w:t>但以理書七章13至14節</w:t>
+      </w:r>
       <w:r>
         <w:rPr>
           <w:lang w:val="zh_TW" w:bidi="zh_TW"/>
         </w:rPr>
         <w:t>，在那裡但以理看到一個「像人子」的異象，他「駕著天雲」而來，被領到「亙古常在者」面前，而亙古常在者賜給祂權柄、榮耀、國度。耶穌在教導祂的再來時多次引用這處經文的一部分（</w:t>
       </w:r>
-      <w:hyperlink r:id="rId43">
-        <w:r>
-          <w:rPr>
-            <w:lang w:val="zh_TW" w:bidi="zh_TW"/>
-          </w:rPr>
-          <w:rPr>
-            <w:color w:val="0000EE"/>
-            <w:u w:val="single"/>
-          </w:rPr>
-          <w:t>太16:27</w:t>
-        </w:r>
-      </w:hyperlink>
+      <w:r>
+        <w:rPr>
+          <w:lang w:val="zh_TW" w:bidi="zh_TW"/>
+        </w:rPr>
+        <w:t>太16:27</w:t>
+      </w:r>
       <w:r>
         <w:rPr>
           <w:lang w:val="zh_TW" w:bidi="zh_TW"/>
         </w:rPr>
         <w:t>，</w:t>
       </w:r>
-      <w:hyperlink r:id="rId44">
-        <w:r>
-          <w:rPr>
-            <w:lang w:val="zh_TW" w:bidi="zh_TW"/>
-          </w:rPr>
-          <w:rPr>
-            <w:color w:val="0000EE"/>
-            <w:u w:val="single"/>
-          </w:rPr>
-          <w:t>19:28，</w:t>
-        </w:r>
-      </w:hyperlink>
-      <w:hyperlink r:id="rId45">
-        <w:r>
-          <w:rPr>
-            <w:lang w:val="zh_TW" w:bidi="zh_TW"/>
-          </w:rPr>
-          <w:rPr>
-            <w:color w:val="0000EE"/>
-            <w:u w:val="single"/>
-          </w:rPr>
-          <w:t>24:30，2</w:t>
-        </w:r>
-      </w:hyperlink>
-      <w:hyperlink r:id="rId46">
-        <w:r>
-          <w:rPr>
-            <w:lang w:val="zh_TW" w:bidi="zh_TW"/>
-          </w:rPr>
-          <w:rPr>
-            <w:color w:val="0000EE"/>
-            <w:u w:val="single"/>
-          </w:rPr>
-          <w:t>5:31，</w:t>
-        </w:r>
-      </w:hyperlink>
-      <w:hyperlink r:id="rId47">
-        <w:r>
-          <w:rPr>
-            <w:lang w:val="zh_TW" w:bidi="zh_TW"/>
-          </w:rPr>
-          <w:rPr>
-            <w:color w:val="0000EE"/>
-            <w:u w:val="single"/>
-          </w:rPr>
-          <w:t>26:64</w:t>
-        </w:r>
-      </w:hyperlink>
+      <w:r>
+        <w:rPr>
+          <w:lang w:val="zh_TW" w:bidi="zh_TW"/>
+        </w:rPr>
+        <w:t>19:28，</w:t>
+      </w:r>
+      <w:r>
+        <w:rPr>
+          <w:lang w:val="zh_TW" w:bidi="zh_TW"/>
+        </w:rPr>
+        <w:t>24:30，2</w:t>
+      </w:r>
+      <w:r>
+        <w:rPr>
+          <w:lang w:val="zh_TW" w:bidi="zh_TW"/>
+        </w:rPr>
+        <w:t>5:31，</w:t>
+      </w:r>
+      <w:r>
+        <w:rPr>
+          <w:lang w:val="zh_TW" w:bidi="zh_TW"/>
+        </w:rPr>
+        <w:t>26:64</w:t>
+      </w:r>
       <w:r>
         <w:rPr>
           <w:lang w:val="zh_TW" w:bidi="zh_TW"/>
@@ -1814,36 +1544,24 @@
         </w:rPr>
         <w:t>在福音書中，「人子」這個稱號被耶穌使用了大約80次，以隱晦、間接的方式來說明耶穌自己（太，32次；可，14次；路，26次；約，10次）。在所有這些經文中，耶穌都是說話者，從來沒有人稱呼祂為「人子」。在有些經文中的描述非常奧秘，以至於有些解經家認為耶穌是在談論另一個人。這種懷疑只出現在約翰福音中唯一的一處經文中，群眾問耶穌：「這人子是誰呢？」（</w:t>
       </w:r>
-      <w:hyperlink r:id="rId48">
-        <w:r>
-          <w:rPr>
-            <w:lang w:val="zh_TW" w:bidi="zh_TW"/>
-          </w:rPr>
-          <w:rPr>
-            <w:color w:val="0000EE"/>
-            <w:u w:val="single"/>
-          </w:rPr>
-          <w:t>約12:34</w:t>
-        </w:r>
-      </w:hyperlink>
+      <w:r>
+        <w:rPr>
+          <w:lang w:val="zh_TW" w:bidi="zh_TW"/>
+        </w:rPr>
+        <w:t>約12:34</w:t>
+      </w:r>
       <w:r>
         <w:rPr>
           <w:lang w:val="zh_TW" w:bidi="zh_TW"/>
         </w:rPr>
         <w:t>）。在大多數經文中，耶穌的身份是明確的。在一些經文中是明顯的：「人說我——人子是誰？」——接著是「你們說我是誰？」（</w:t>
       </w:r>
-      <w:hyperlink r:id="rId49">
-        <w:r>
-          <w:rPr>
-            <w:lang w:val="zh_TW" w:bidi="zh_TW"/>
-          </w:rPr>
-          <w:rPr>
-            <w:color w:val="0000EE"/>
-            <w:u w:val="single"/>
-          </w:rPr>
-          <w:t>太16:13、15</w:t>
-        </w:r>
-      </w:hyperlink>
+      <w:r>
+        <w:rPr>
+          <w:lang w:val="zh_TW" w:bidi="zh_TW"/>
+        </w:rPr>
+        <w:t>太16:13、15</w:t>
+      </w:r>
       <w:r>
         <w:rPr>
           <w:lang w:val="zh_TW" w:bidi="zh_TW"/>
@@ -1864,90 +1582,60 @@
         </w:rPr>
         <w:t>這個稱號在新約中只出現了另外四次。在</w:t>
       </w:r>
-      <w:hyperlink r:id="rId50">
-        <w:r>
-          <w:rPr>
-            <w:lang w:val="zh_TW" w:bidi="zh_TW"/>
-          </w:rPr>
-          <w:rPr>
-            <w:color w:val="0000EE"/>
-            <w:u w:val="single"/>
-          </w:rPr>
-          <w:t>使徒行傳七章56節</w:t>
-        </w:r>
-      </w:hyperlink>
+      <w:r>
+        <w:rPr>
+          <w:lang w:val="zh_TW" w:bidi="zh_TW"/>
+        </w:rPr>
+        <w:t>使徒行傳七章56節</w:t>
+      </w:r>
       <w:r>
         <w:rPr>
           <w:lang w:val="zh_TW" w:bidi="zh_TW"/>
         </w:rPr>
         <w:t>，司提反說：「我看見天開了，人子站在神的右邊。」</w:t>
       </w:r>
-      <w:hyperlink r:id="rId51">
-        <w:r>
-          <w:rPr>
-            <w:lang w:val="zh_TW" w:bidi="zh_TW"/>
-          </w:rPr>
-          <w:rPr>
-            <w:color w:val="0000EE"/>
-            <w:u w:val="single"/>
-          </w:rPr>
-          <w:t>希伯來書二章6節</w:t>
-        </w:r>
-      </w:hyperlink>
+      <w:r>
+        <w:rPr>
+          <w:lang w:val="zh_TW" w:bidi="zh_TW"/>
+        </w:rPr>
+        <w:t>希伯來書二章6節</w:t>
+      </w:r>
       <w:r>
         <w:rPr>
           <w:lang w:val="zh_TW" w:bidi="zh_TW"/>
         </w:rPr>
         <w:t>將</w:t>
       </w:r>
-      <w:hyperlink r:id="rId52">
-        <w:r>
-          <w:rPr>
-            <w:lang w:val="zh_TW" w:bidi="zh_TW"/>
-          </w:rPr>
-          <w:rPr>
-            <w:color w:val="0000EE"/>
-            <w:u w:val="single"/>
-          </w:rPr>
-          <w:t>詩篇八篇4節</w:t>
-        </w:r>
-      </w:hyperlink>
+      <w:r>
+        <w:rPr>
+          <w:lang w:val="zh_TW" w:bidi="zh_TW"/>
+        </w:rPr>
+        <w:t>詩篇八篇4節</w:t>
+      </w:r>
       <w:r>
         <w:rPr>
           <w:lang w:val="zh_TW" w:bidi="zh_TW"/>
         </w:rPr>
         <w:t>應用在耶穌身上。最後，</w:t>
       </w:r>
-      <w:hyperlink r:id="rId53">
-        <w:r>
-          <w:rPr>
-            <w:lang w:val="zh_TW" w:bidi="zh_TW"/>
-          </w:rPr>
-          <w:rPr>
-            <w:color w:val="0000EE"/>
-            <w:u w:val="single"/>
-          </w:rPr>
-          <w:t>啟示錄一章13節</w:t>
-        </w:r>
-      </w:hyperlink>
+      <w:r>
+        <w:rPr>
+          <w:lang w:val="zh_TW" w:bidi="zh_TW"/>
+        </w:rPr>
+        <w:t>啟示錄一章13節</w:t>
+      </w:r>
       <w:r>
         <w:rPr>
           <w:lang w:val="zh_TW" w:bidi="zh_TW"/>
         </w:rPr>
         <w:t>和</w:t>
       </w:r>
-      <w:hyperlink r:id="rId54">
-        <w:r>
-          <w:rPr>
-            <w:lang w:val="zh_TW" w:bidi="zh_TW"/>
-          </w:rPr>
-          <w:rPr>
-            <w:color w:val="0000EE"/>
-            <w:u w:val="single"/>
-          </w:rPr>
-          <w:t>十四章14節</w:t>
-        </w:r>
-      </w:hyperlink>
+      <w:r>
+        <w:rPr>
+          <w:lang w:val="zh_TW" w:bidi="zh_TW"/>
+        </w:rPr>
+        <w:t>十四章14節</w:t>
+      </w:r>
       <w:r>
         <w:rPr>
           <w:lang w:val="zh_TW" w:bidi="zh_TW"/>
@@ -1968,54 +1656,36 @@
         </w:rPr>
         <w:t>在對觀福音中，耶穌使用「人子」這個稱號的第一個主題，是祂來到世上完成彌賽亞使命。耶穌通過說「狐狸有洞，天空的飛鳥有窩，人子卻沒有枕頭的地方」，來比較祂在地上的狀況與祂先前在天上的榮耀（</w:t>
       </w:r>
-      <w:hyperlink r:id="rId55">
-        <w:r>
-          <w:rPr>
-            <w:lang w:val="zh_TW" w:bidi="zh_TW"/>
-          </w:rPr>
-          <w:rPr>
-            <w:color w:val="0000EE"/>
-            <w:u w:val="single"/>
-          </w:rPr>
-          <w:t>太8:20</w:t>
-        </w:r>
-      </w:hyperlink>
+      <w:r>
+        <w:rPr>
+          <w:lang w:val="zh_TW" w:bidi="zh_TW"/>
+        </w:rPr>
+        <w:t>太8:20</w:t>
+      </w:r>
       <w:r>
         <w:rPr>
           <w:lang w:val="zh_TW" w:bidi="zh_TW"/>
         </w:rPr>
         <w:t>；見</w:t>
       </w:r>
-      <w:hyperlink r:id="rId56">
-        <w:r>
-          <w:rPr>
-            <w:lang w:val="zh_TW" w:bidi="zh_TW"/>
-          </w:rPr>
-          <w:rPr>
-            <w:color w:val="0000EE"/>
-            <w:u w:val="single"/>
-          </w:rPr>
-          <w:t>路9:58</w:t>
-        </w:r>
-      </w:hyperlink>
+      <w:r>
+        <w:rPr>
+          <w:lang w:val="zh_TW" w:bidi="zh_TW"/>
+        </w:rPr>
+        <w:t>路9:58</w:t>
+      </w:r>
       <w:r>
         <w:rPr>
           <w:lang w:val="zh_TW" w:bidi="zh_TW"/>
         </w:rPr>
         <w:t>）。這表明人子捨棄了祂的天家，來到地上承受事工中的一切羞辱（</w:t>
       </w:r>
-      <w:hyperlink r:id="rId57">
-        <w:r>
-          <w:rPr>
-            <w:lang w:val="zh_TW" w:bidi="zh_TW"/>
-          </w:rPr>
-          <w:rPr>
-            <w:color w:val="0000EE"/>
-            <w:u w:val="single"/>
-          </w:rPr>
-          <w:t>腓2:5–11</w:t>
-        </w:r>
-      </w:hyperlink>
+      <w:r>
+        <w:rPr>
+          <w:lang w:val="zh_TW" w:bidi="zh_TW"/>
+        </w:rPr>
+        <w:t>腓2:5–11</w:t>
+      </w:r>
       <w:r>
         <w:rPr>
           <w:lang w:val="zh_TW" w:bidi="zh_TW"/>
@@ -2036,144 +1706,96 @@
         </w:rPr>
         <w:t>耶穌使用這個稱號來宣告神的特權，說：「人子是安息日的主」（</w:t>
       </w:r>
-      <w:hyperlink r:id="rId58">
-        <w:r>
-          <w:rPr>
-            <w:lang w:val="zh_TW" w:bidi="zh_TW"/>
-          </w:rPr>
-          <w:rPr>
-            <w:color w:val="0000EE"/>
-            <w:u w:val="single"/>
-          </w:rPr>
-          <w:t>太12:8</w:t>
-        </w:r>
-      </w:hyperlink>
+      <w:r>
+        <w:rPr>
+          <w:lang w:val="zh_TW" w:bidi="zh_TW"/>
+        </w:rPr>
+        <w:t>太12:8</w:t>
+      </w:r>
       <w:r>
         <w:rPr>
           <w:lang w:val="zh_TW" w:bidi="zh_TW"/>
         </w:rPr>
         <w:t>；</w:t>
       </w:r>
-      <w:hyperlink r:id="rId59">
-        <w:r>
-          <w:rPr>
-            <w:lang w:val="zh_TW" w:bidi="zh_TW"/>
-          </w:rPr>
-          <w:rPr>
-            <w:color w:val="0000EE"/>
-            <w:u w:val="single"/>
-          </w:rPr>
-          <w:t>可2:28</w:t>
-        </w:r>
-      </w:hyperlink>
+      <w:r>
+        <w:rPr>
+          <w:lang w:val="zh_TW" w:bidi="zh_TW"/>
+        </w:rPr>
+        <w:t>可2:28</w:t>
+      </w:r>
       <w:r>
         <w:rPr>
           <w:lang w:val="zh_TW" w:bidi="zh_TW"/>
         </w:rPr>
         <w:t>；</w:t>
       </w:r>
-      <w:hyperlink r:id="rId60">
-        <w:r>
-          <w:rPr>
-            <w:lang w:val="zh_TW" w:bidi="zh_TW"/>
-          </w:rPr>
-          <w:rPr>
-            <w:color w:val="0000EE"/>
-            <w:u w:val="single"/>
-          </w:rPr>
-          <w:t>路6:5</w:t>
-        </w:r>
-      </w:hyperlink>
+      <w:r>
+        <w:rPr>
+          <w:lang w:val="zh_TW" w:bidi="zh_TW"/>
+        </w:rPr>
+        <w:t>路6:5</w:t>
+      </w:r>
       <w:r>
         <w:rPr>
           <w:lang w:val="zh_TW" w:bidi="zh_TW"/>
         </w:rPr>
         <w:t>）。安息日是神所設立的制度，一般人不得修改。但因為耶穌是從天上來的人子，祂就可以自由地作為安息日的主宰，因為祂就是設立安息日的那位主（</w:t>
       </w:r>
-      <w:hyperlink r:id="rId61">
-        <w:r>
-          <w:rPr>
-            <w:lang w:val="zh_TW" w:bidi="zh_TW"/>
-          </w:rPr>
-          <w:rPr>
-            <w:color w:val="0000EE"/>
-            <w:u w:val="single"/>
-          </w:rPr>
-          <w:t>創2:2</w:t>
-        </w:r>
-      </w:hyperlink>
+      <w:r>
+        <w:rPr>
+          <w:lang w:val="zh_TW" w:bidi="zh_TW"/>
+        </w:rPr>
+        <w:t>創2:2</w:t>
+      </w:r>
       <w:r>
         <w:rPr>
           <w:lang w:val="zh_TW" w:bidi="zh_TW"/>
         </w:rPr>
         <w:t>；</w:t>
       </w:r>
-      <w:hyperlink r:id="rId62">
-        <w:r>
-          <w:rPr>
-            <w:lang w:val="zh_TW" w:bidi="zh_TW"/>
-          </w:rPr>
-          <w:rPr>
-            <w:color w:val="0000EE"/>
-            <w:u w:val="single"/>
-          </w:rPr>
-          <w:t>出20:8–11）</w:t>
-        </w:r>
-      </w:hyperlink>
+      <w:r>
+        <w:rPr>
+          <w:lang w:val="zh_TW" w:bidi="zh_TW"/>
+        </w:rPr>
+        <w:t>出20:8–11）</w:t>
+      </w:r>
       <w:r>
         <w:rPr>
           <w:lang w:val="zh_TW" w:bidi="zh_TW"/>
         </w:rPr>
         <w:t>。在迦百農醫治癱子之後，耶穌宣稱「人子在地上有赦罪的權柄」（</w:t>
       </w:r>
-      <w:hyperlink r:id="rId63">
-        <w:r>
-          <w:rPr>
-            <w:lang w:val="zh_TW" w:bidi="zh_TW"/>
-          </w:rPr>
-          <w:rPr>
-            <w:color w:val="0000EE"/>
-            <w:u w:val="single"/>
-          </w:rPr>
-          <w:t>太9:6</w:t>
-        </w:r>
-      </w:hyperlink>
+      <w:r>
+        <w:rPr>
+          <w:lang w:val="zh_TW" w:bidi="zh_TW"/>
+        </w:rPr>
+        <w:t>太9:6</w:t>
+      </w:r>
       <w:r>
         <w:rPr>
           <w:lang w:val="zh_TW" w:bidi="zh_TW"/>
         </w:rPr>
         <w:t>；</w:t>
       </w:r>
-      <w:hyperlink r:id="rId64">
-        <w:r>
-          <w:rPr>
-            <w:lang w:val="zh_TW" w:bidi="zh_TW"/>
-          </w:rPr>
-          <w:rPr>
-            <w:color w:val="0000EE"/>
-            <w:u w:val="single"/>
-          </w:rPr>
-          <w:t>可2:10</w:t>
-        </w:r>
-      </w:hyperlink>
+      <w:r>
+        <w:rPr>
+          <w:lang w:val="zh_TW" w:bidi="zh_TW"/>
+        </w:rPr>
+        <w:t>可2:10</w:t>
+      </w:r>
       <w:r>
         <w:rPr>
           <w:lang w:val="zh_TW" w:bidi="zh_TW"/>
         </w:rPr>
         <w:t>；</w:t>
       </w:r>
-      <w:hyperlink r:id="rId65">
-        <w:r>
-          <w:rPr>
-            <w:lang w:val="zh_TW" w:bidi="zh_TW"/>
-          </w:rPr>
-          <w:rPr>
-            <w:color w:val="0000EE"/>
-            <w:u w:val="single"/>
-          </w:rPr>
-          <w:t>路5:24</w:t>
-        </w:r>
-      </w:hyperlink>
+      <w:r>
+        <w:rPr>
+          <w:lang w:val="zh_TW" w:bidi="zh_TW"/>
+        </w:rPr>
+        <w:t>路5:24</w:t>
+      </w:r>
       <w:r>
         <w:rPr>
           <w:lang w:val="zh_TW" w:bidi="zh_TW"/>
@@ -2194,306 +1816,204 @@
         </w:rPr>
         <w:t>耶穌使用「人子」這個稱號的第二個方面涉及祂的受苦、死亡和榮耀的復活，這是祂以奧秘的方式成就祂作為人子在地上的使命。在彼得認耶穌為彌賽亞和神的兒子之後，耶穌開始詳細說明祂必須受苦（</w:t>
       </w:r>
-      <w:hyperlink r:id="rId66">
-        <w:r>
-          <w:rPr>
-            <w:lang w:val="zh_TW" w:bidi="zh_TW"/>
-          </w:rPr>
-          <w:rPr>
-            <w:color w:val="0000EE"/>
-            <w:u w:val="single"/>
-          </w:rPr>
-          <w:t>太16:16</w:t>
-        </w:r>
-      </w:hyperlink>
+      <w:r>
+        <w:rPr>
+          <w:lang w:val="zh_TW" w:bidi="zh_TW"/>
+        </w:rPr>
+        <w:t>太16:16</w:t>
+      </w:r>
       <w:r>
         <w:rPr>
           <w:lang w:val="zh_TW" w:bidi="zh_TW"/>
         </w:rPr>
         <w:t>）。耶穌第一次預言祂作為人子要受苦是在</w:t>
       </w:r>
-      <w:hyperlink r:id="rId67">
-        <w:r>
-          <w:rPr>
-            <w:lang w:val="zh_TW" w:bidi="zh_TW"/>
-          </w:rPr>
-          <w:rPr>
-            <w:color w:val="0000EE"/>
-            <w:u w:val="single"/>
-          </w:rPr>
-          <w:t>馬可福音八章31至32節</w:t>
-        </w:r>
-      </w:hyperlink>
+      <w:r>
+        <w:rPr>
+          <w:lang w:val="zh_TW" w:bidi="zh_TW"/>
+        </w:rPr>
+        <w:t>馬可福音八章31至32節</w:t>
+      </w:r>
       <w:r>
         <w:rPr>
           <w:lang w:val="zh_TW" w:bidi="zh_TW"/>
         </w:rPr>
         <w:t>，並在其它多處經文中，這預言被重複。福音書進一步擴展了這一主題，提到被戲弄和鞭打（</w:t>
       </w:r>
-      <w:hyperlink r:id="rId68">
-        <w:r>
-          <w:rPr>
-            <w:lang w:val="zh_TW" w:bidi="zh_TW"/>
-          </w:rPr>
-          <w:rPr>
-            <w:color w:val="0000EE"/>
-            <w:u w:val="single"/>
-          </w:rPr>
-          <w:t>太17:12</w:t>
-        </w:r>
-      </w:hyperlink>
+      <w:r>
+        <w:rPr>
+          <w:lang w:val="zh_TW" w:bidi="zh_TW"/>
+        </w:rPr>
+        <w:t>太17:12</w:t>
+      </w:r>
       <w:r>
         <w:rPr>
           <w:lang w:val="zh_TW" w:bidi="zh_TW"/>
         </w:rPr>
         <w:t>，</w:t>
       </w:r>
-      <w:hyperlink r:id="rId69">
-        <w:r>
-          <w:rPr>
-            <w:lang w:val="zh_TW" w:bidi="zh_TW"/>
-          </w:rPr>
-          <w:rPr>
-            <w:color w:val="0000EE"/>
-            <w:u w:val="single"/>
-          </w:rPr>
-          <w:t>20:18</w:t>
-        </w:r>
-      </w:hyperlink>
+      <w:r>
+        <w:rPr>
+          <w:lang w:val="zh_TW" w:bidi="zh_TW"/>
+        </w:rPr>
+        <w:t>20:18</w:t>
+      </w:r>
       <w:r>
         <w:rPr>
           <w:lang w:val="zh_TW" w:bidi="zh_TW"/>
         </w:rPr>
         <w:t>；</w:t>
       </w:r>
-      <w:hyperlink r:id="rId70">
-        <w:r>
-          <w:rPr>
-            <w:lang w:val="zh_TW" w:bidi="zh_TW"/>
-          </w:rPr>
-          <w:rPr>
-            <w:color w:val="0000EE"/>
-            <w:u w:val="single"/>
-          </w:rPr>
-          <w:t>可8:31</w:t>
-        </w:r>
-      </w:hyperlink>
+      <w:r>
+        <w:rPr>
+          <w:lang w:val="zh_TW" w:bidi="zh_TW"/>
+        </w:rPr>
+        <w:t>可8:31</w:t>
+      </w:r>
       <w:r>
         <w:rPr>
           <w:lang w:val="zh_TW" w:bidi="zh_TW"/>
         </w:rPr>
         <w:t>；</w:t>
       </w:r>
-      <w:hyperlink r:id="rId71">
-        <w:r>
-          <w:rPr>
-            <w:lang w:val="zh_TW" w:bidi="zh_TW"/>
-          </w:rPr>
-          <w:rPr>
-            <w:color w:val="0000EE"/>
-            <w:u w:val="single"/>
-          </w:rPr>
-          <w:t>路9:22</w:t>
-        </w:r>
-      </w:hyperlink>
+      <w:r>
+        <w:rPr>
+          <w:lang w:val="zh_TW" w:bidi="zh_TW"/>
+        </w:rPr>
+        <w:t>路9:22</w:t>
+      </w:r>
       <w:r>
         <w:rPr>
           <w:lang w:val="zh_TW" w:bidi="zh_TW"/>
         </w:rPr>
         <w:t>）、被猶大出賣（</w:t>
       </w:r>
-      <w:hyperlink r:id="rId72">
-        <w:r>
-          <w:rPr>
-            <w:lang w:val="zh_TW" w:bidi="zh_TW"/>
-          </w:rPr>
-          <w:rPr>
-            <w:color w:val="0000EE"/>
-            <w:u w:val="single"/>
-          </w:rPr>
-          <w:t>太17:22</w:t>
-        </w:r>
-      </w:hyperlink>
+      <w:r>
+        <w:rPr>
+          <w:lang w:val="zh_TW" w:bidi="zh_TW"/>
+        </w:rPr>
+        <w:t>太17:22</w:t>
+      </w:r>
       <w:r>
         <w:rPr>
           <w:lang w:val="zh_TW" w:bidi="zh_TW"/>
         </w:rPr>
         <w:t>，</w:t>
       </w:r>
-      <w:hyperlink r:id="rId73">
-        <w:r>
-          <w:rPr>
-            <w:lang w:val="zh_TW" w:bidi="zh_TW"/>
-          </w:rPr>
-          <w:rPr>
-            <w:color w:val="0000EE"/>
-            <w:u w:val="single"/>
-          </w:rPr>
-          <w:t>26:24–25</w:t>
-        </w:r>
-      </w:hyperlink>
+      <w:r>
+        <w:rPr>
+          <w:lang w:val="zh_TW" w:bidi="zh_TW"/>
+        </w:rPr>
+        <w:t>26:24–25</w:t>
+      </w:r>
       <w:r>
         <w:rPr>
           <w:lang w:val="zh_TW" w:bidi="zh_TW"/>
         </w:rPr>
         <w:t>；</w:t>
       </w:r>
-      <w:hyperlink r:id="rId74">
-        <w:r>
-          <w:rPr>
-            <w:lang w:val="zh_TW" w:bidi="zh_TW"/>
-          </w:rPr>
-          <w:rPr>
-            <w:color w:val="0000EE"/>
-            <w:u w:val="single"/>
-          </w:rPr>
-          <w:t>可14:21、41</w:t>
-        </w:r>
-      </w:hyperlink>
+      <w:r>
+        <w:rPr>
+          <w:lang w:val="zh_TW" w:bidi="zh_TW"/>
+        </w:rPr>
+        <w:t>可14:21、41</w:t>
+      </w:r>
       <w:r>
         <w:rPr>
           <w:lang w:val="zh_TW" w:bidi="zh_TW"/>
         </w:rPr>
         <w:t>）、被猶太領袖拒絕（</w:t>
       </w:r>
-      <w:hyperlink r:id="rId69">
-        <w:r>
-          <w:rPr>
-            <w:lang w:val="zh_TW" w:bidi="zh_TW"/>
-          </w:rPr>
-          <w:rPr>
-            <w:color w:val="0000EE"/>
-            <w:u w:val="single"/>
-          </w:rPr>
-          <w:t>太20:18</w:t>
-        </w:r>
-      </w:hyperlink>
+      <w:r>
+        <w:rPr>
+          <w:lang w:val="zh_TW" w:bidi="zh_TW"/>
+        </w:rPr>
+        <w:t>太20:18</w:t>
+      </w:r>
       <w:r>
         <w:rPr>
           <w:lang w:val="zh_TW" w:bidi="zh_TW"/>
         </w:rPr>
         <w:t>）、被釘十字架（</w:t>
       </w:r>
-      <w:hyperlink r:id="rId75">
-        <w:r>
-          <w:rPr>
-            <w:lang w:val="zh_TW" w:bidi="zh_TW"/>
-          </w:rPr>
-          <w:rPr>
-            <w:color w:val="0000EE"/>
-            <w:u w:val="single"/>
-          </w:rPr>
-          <w:t>太20:19</w:t>
-        </w:r>
-      </w:hyperlink>
+      <w:r>
+        <w:rPr>
+          <w:lang w:val="zh_TW" w:bidi="zh_TW"/>
+        </w:rPr>
+        <w:t>太20:19</w:t>
+      </w:r>
       <w:r>
         <w:rPr>
           <w:lang w:val="zh_TW" w:bidi="zh_TW"/>
         </w:rPr>
         <w:t>；</w:t>
       </w:r>
-      <w:hyperlink r:id="rId76">
-        <w:r>
-          <w:rPr>
-            <w:lang w:val="zh_TW" w:bidi="zh_TW"/>
-          </w:rPr>
-          <w:rPr>
-            <w:color w:val="0000EE"/>
-            <w:u w:val="single"/>
-          </w:rPr>
-          <w:t>可9:12、31</w:t>
-        </w:r>
-      </w:hyperlink>
+      <w:r>
+        <w:rPr>
+          <w:lang w:val="zh_TW" w:bidi="zh_TW"/>
+        </w:rPr>
+        <w:t>可9:12、31</w:t>
+      </w:r>
       <w:r>
         <w:rPr>
           <w:lang w:val="zh_TW" w:bidi="zh_TW"/>
         </w:rPr>
         <w:t>，</w:t>
       </w:r>
-      <w:hyperlink r:id="rId77">
-        <w:r>
-          <w:rPr>
-            <w:lang w:val="zh_TW" w:bidi="zh_TW"/>
-          </w:rPr>
-          <w:rPr>
-            <w:color w:val="0000EE"/>
-            <w:u w:val="single"/>
-          </w:rPr>
-          <w:t>10:33</w:t>
-        </w:r>
-      </w:hyperlink>
+      <w:r>
+        <w:rPr>
+          <w:lang w:val="zh_TW" w:bidi="zh_TW"/>
+        </w:rPr>
+        <w:t>10:33</w:t>
+      </w:r>
       <w:r>
         <w:rPr>
           <w:lang w:val="zh_TW" w:bidi="zh_TW"/>
         </w:rPr>
         <w:t>）、埋葬三天（</w:t>
       </w:r>
-      <w:hyperlink r:id="rId78">
-        <w:r>
-          <w:rPr>
-            <w:lang w:val="zh_TW" w:bidi="zh_TW"/>
-          </w:rPr>
-          <w:rPr>
-            <w:color w:val="0000EE"/>
-            <w:u w:val="single"/>
-          </w:rPr>
-          <w:t>太12:40</w:t>
-        </w:r>
-      </w:hyperlink>
+      <w:r>
+        <w:rPr>
+          <w:lang w:val="zh_TW" w:bidi="zh_TW"/>
+        </w:rPr>
+        <w:t>太12:40</w:t>
+      </w:r>
       <w:r>
         <w:rPr>
           <w:lang w:val="zh_TW" w:bidi="zh_TW"/>
         </w:rPr>
         <w:t>；</w:t>
       </w:r>
-      <w:hyperlink r:id="rId79">
-        <w:r>
-          <w:rPr>
-            <w:lang w:val="zh_TW" w:bidi="zh_TW"/>
-          </w:rPr>
-          <w:rPr>
-            <w:color w:val="0000EE"/>
-            <w:u w:val="single"/>
-          </w:rPr>
-          <w:t>路11:30</w:t>
-        </w:r>
-      </w:hyperlink>
+      <w:r>
+        <w:rPr>
+          <w:lang w:val="zh_TW" w:bidi="zh_TW"/>
+        </w:rPr>
+        <w:t>路11:30</w:t>
+      </w:r>
       <w:r>
         <w:rPr>
           <w:lang w:val="zh_TW" w:bidi="zh_TW"/>
         </w:rPr>
         <w:t>），以及復活（</w:t>
       </w:r>
-      <w:hyperlink r:id="rId80">
-        <w:r>
-          <w:rPr>
-            <w:lang w:val="zh_TW" w:bidi="zh_TW"/>
-          </w:rPr>
-          <w:rPr>
-            <w:color w:val="0000EE"/>
-            <w:u w:val="single"/>
-          </w:rPr>
-          <w:t>太17:22–23</w:t>
-        </w:r>
-      </w:hyperlink>
+      <w:r>
+        <w:rPr>
+          <w:lang w:val="zh_TW" w:bidi="zh_TW"/>
+        </w:rPr>
+        <w:t>太17:22–23</w:t>
+      </w:r>
       <w:r>
         <w:rPr>
           <w:lang w:val="zh_TW" w:bidi="zh_TW"/>
         </w:rPr>
         <w:t>；</w:t>
       </w:r>
-      <w:hyperlink r:id="rId70">
-        <w:r>
-          <w:rPr>
-            <w:lang w:val="zh_TW" w:bidi="zh_TW"/>
-          </w:rPr>
-          <w:rPr>
-            <w:color w:val="0000EE"/>
-            <w:u w:val="single"/>
-          </w:rPr>
-          <w:t>可8:31</w:t>
-        </w:r>
-      </w:hyperlink>
+      <w:r>
+        <w:rPr>
+          <w:lang w:val="zh_TW" w:bidi="zh_TW"/>
+        </w:rPr>
+        <w:t>可8:31</w:t>
+      </w:r>
       <w:r>
         <w:rPr>
           <w:lang w:val="zh_TW" w:bidi="zh_TW"/>
@@ -2514,54 +2034,36 @@
         </w:rPr>
         <w:t>在著名的經文「人子來，不是要受人的服事，乃是要服事人，並且要捨命，作多人的贖價」（</w:t>
       </w:r>
-      <w:hyperlink r:id="rId81">
-        <w:r>
-          <w:rPr>
-            <w:lang w:val="zh_TW" w:bidi="zh_TW"/>
-          </w:rPr>
-          <w:rPr>
-            <w:color w:val="0000EE"/>
-            <w:u w:val="single"/>
-          </w:rPr>
-          <w:t>太20:28</w:t>
-        </w:r>
-      </w:hyperlink>
+      <w:r>
+        <w:rPr>
+          <w:lang w:val="zh_TW" w:bidi="zh_TW"/>
+        </w:rPr>
+        <w:t>太20:28</w:t>
+      </w:r>
       <w:r>
         <w:rPr>
           <w:lang w:val="zh_TW" w:bidi="zh_TW"/>
         </w:rPr>
         <w:t>；</w:t>
       </w:r>
-      <w:hyperlink r:id="rId82">
-        <w:r>
-          <w:rPr>
-            <w:lang w:val="zh_TW" w:bidi="zh_TW"/>
-          </w:rPr>
-          <w:rPr>
-            <w:color w:val="0000EE"/>
-            <w:u w:val="single"/>
-          </w:rPr>
-          <w:t>可10:45</w:t>
-        </w:r>
-      </w:hyperlink>
+      <w:r>
+        <w:rPr>
+          <w:lang w:val="zh_TW" w:bidi="zh_TW"/>
+        </w:rPr>
+        <w:t>可10:45</w:t>
+      </w:r>
       <w:r>
         <w:rPr>
           <w:lang w:val="zh_TW" w:bidi="zh_TW"/>
         </w:rPr>
         <w:t>）中，耶穌教導說，祂的死亡是為祂的百姓帶來救恩的贖罪祭。這一思想源自耶穌對祂自己是受苦的耶和華僕人的理解（</w:t>
       </w:r>
-      <w:hyperlink r:id="rId83">
-        <w:r>
-          <w:rPr>
-            <w:lang w:val="zh_TW" w:bidi="zh_TW"/>
-          </w:rPr>
-          <w:rPr>
-            <w:color w:val="0000EE"/>
-            <w:u w:val="single"/>
-          </w:rPr>
-          <w:t>賽53章</w:t>
-        </w:r>
-      </w:hyperlink>
+      <w:r>
+        <w:rPr>
+          <w:lang w:val="zh_TW" w:bidi="zh_TW"/>
+        </w:rPr>
+        <w:t>賽53章</w:t>
+      </w:r>
       <w:r>
         <w:rPr>
           <w:lang w:val="zh_TW" w:bidi="zh_TW"/>
@@ -2582,300 +2084,198 @@
         </w:rPr>
         <w:t>耶穌也用「人子」的稱號來教導關於祂的再來。作為人子，耶穌將在天父的榮耀中，與眾天使一同從天降臨（</w:t>
       </w:r>
-      <w:hyperlink r:id="rId43">
-        <w:r>
-          <w:rPr>
-            <w:lang w:val="zh_TW" w:bidi="zh_TW"/>
-          </w:rPr>
-          <w:rPr>
-            <w:color w:val="0000EE"/>
-            <w:u w:val="single"/>
-          </w:rPr>
-          <w:t>太16:27</w:t>
-        </w:r>
-      </w:hyperlink>
+      <w:r>
+        <w:rPr>
+          <w:lang w:val="zh_TW" w:bidi="zh_TW"/>
+        </w:rPr>
+        <w:t>太16:27</w:t>
+      </w:r>
       <w:r>
         <w:rPr>
           <w:lang w:val="zh_TW" w:bidi="zh_TW"/>
         </w:rPr>
         <w:t>；</w:t>
       </w:r>
-      <w:hyperlink r:id="rId84">
-        <w:r>
-          <w:rPr>
-            <w:lang w:val="zh_TW" w:bidi="zh_TW"/>
-          </w:rPr>
-          <w:rPr>
-            <w:color w:val="0000EE"/>
-            <w:u w:val="single"/>
-          </w:rPr>
-          <w:t>可8:38</w:t>
-        </w:r>
-      </w:hyperlink>
+      <w:r>
+        <w:rPr>
+          <w:lang w:val="zh_TW" w:bidi="zh_TW"/>
+        </w:rPr>
+        <w:t>可8:38</w:t>
+      </w:r>
       <w:r>
         <w:rPr>
           <w:lang w:val="zh_TW" w:bidi="zh_TW"/>
         </w:rPr>
         <w:t>；</w:t>
       </w:r>
-      <w:hyperlink r:id="rId85">
-        <w:r>
-          <w:rPr>
-            <w:lang w:val="zh_TW" w:bidi="zh_TW"/>
-          </w:rPr>
-          <w:rPr>
-            <w:color w:val="0000EE"/>
-            <w:u w:val="single"/>
-          </w:rPr>
-          <w:t>路9:26</w:t>
-        </w:r>
-      </w:hyperlink>
+      <w:r>
+        <w:rPr>
+          <w:lang w:val="zh_TW" w:bidi="zh_TW"/>
+        </w:rPr>
+        <w:t>路9:26</w:t>
+      </w:r>
       <w:r>
         <w:rPr>
           <w:lang w:val="zh_TW" w:bidi="zh_TW"/>
         </w:rPr>
         <w:t>）。首先，祂將坐在神的右邊，然後祂會再來（</w:t>
       </w:r>
-      <w:hyperlink r:id="rId47">
-        <w:r>
-          <w:rPr>
-            <w:lang w:val="zh_TW" w:bidi="zh_TW"/>
-          </w:rPr>
-          <w:rPr>
-            <w:color w:val="0000EE"/>
-            <w:u w:val="single"/>
-          </w:rPr>
-          <w:t>太26:64</w:t>
-        </w:r>
-      </w:hyperlink>
+      <w:r>
+        <w:rPr>
+          <w:lang w:val="zh_TW" w:bidi="zh_TW"/>
+        </w:rPr>
+        <w:t>太26:64</w:t>
+      </w:r>
       <w:r>
         <w:rPr>
           <w:lang w:val="zh_TW" w:bidi="zh_TW"/>
         </w:rPr>
         <w:t>；</w:t>
       </w:r>
-      <w:hyperlink r:id="rId86">
-        <w:r>
-          <w:rPr>
-            <w:lang w:val="zh_TW" w:bidi="zh_TW"/>
-          </w:rPr>
-          <w:rPr>
-            <w:color w:val="0000EE"/>
-            <w:u w:val="single"/>
-          </w:rPr>
-          <w:t>可14:62</w:t>
-        </w:r>
-      </w:hyperlink>
+      <w:r>
+        <w:rPr>
+          <w:lang w:val="zh_TW" w:bidi="zh_TW"/>
+        </w:rPr>
+        <w:t>可14:62</w:t>
+      </w:r>
       <w:r>
         <w:rPr>
           <w:lang w:val="zh_TW" w:bidi="zh_TW"/>
         </w:rPr>
         <w:t>；</w:t>
       </w:r>
-      <w:hyperlink r:id="rId87">
-        <w:r>
-          <w:rPr>
-            <w:lang w:val="zh_TW" w:bidi="zh_TW"/>
-          </w:rPr>
-          <w:rPr>
-            <w:color w:val="0000EE"/>
-            <w:u w:val="single"/>
-          </w:rPr>
-          <w:t>路22:69</w:t>
-        </w:r>
-      </w:hyperlink>
+      <w:r>
+        <w:rPr>
+          <w:lang w:val="zh_TW" w:bidi="zh_TW"/>
+        </w:rPr>
+        <w:t>路22:69</w:t>
+      </w:r>
       <w:r>
         <w:rPr>
           <w:lang w:val="zh_TW" w:bidi="zh_TW"/>
         </w:rPr>
         <w:t>），伴隨著雲彩而來（</w:t>
       </w:r>
-      <w:hyperlink r:id="rId45">
-        <w:r>
-          <w:rPr>
-            <w:lang w:val="zh_TW" w:bidi="zh_TW"/>
-          </w:rPr>
-          <w:rPr>
-            <w:color w:val="0000EE"/>
-            <w:u w:val="single"/>
-          </w:rPr>
-          <w:t>太24:30</w:t>
-        </w:r>
-      </w:hyperlink>
+      <w:r>
+        <w:rPr>
+          <w:lang w:val="zh_TW" w:bidi="zh_TW"/>
+        </w:rPr>
+        <w:t>太24:30</w:t>
+      </w:r>
       <w:r>
         <w:rPr>
           <w:lang w:val="zh_TW" w:bidi="zh_TW"/>
         </w:rPr>
         <w:t>；</w:t>
       </w:r>
-      <w:hyperlink r:id="rId88">
-        <w:r>
-          <w:rPr>
-            <w:lang w:val="zh_TW" w:bidi="zh_TW"/>
-          </w:rPr>
-          <w:rPr>
-            <w:color w:val="0000EE"/>
-            <w:u w:val="single"/>
-          </w:rPr>
-          <w:t>可13:26</w:t>
-        </w:r>
-      </w:hyperlink>
+      <w:r>
+        <w:rPr>
+          <w:lang w:val="zh_TW" w:bidi="zh_TW"/>
+        </w:rPr>
+        <w:t>可13:26</w:t>
+      </w:r>
       <w:r>
         <w:rPr>
           <w:lang w:val="zh_TW" w:bidi="zh_TW"/>
         </w:rPr>
         <w:t>；</w:t>
       </w:r>
-      <w:hyperlink r:id="rId89">
-        <w:r>
-          <w:rPr>
-            <w:lang w:val="zh_TW" w:bidi="zh_TW"/>
-          </w:rPr>
-          <w:rPr>
-            <w:color w:val="0000EE"/>
-            <w:u w:val="single"/>
-          </w:rPr>
-          <w:t>路21:27</w:t>
-        </w:r>
-      </w:hyperlink>
+      <w:r>
+        <w:rPr>
+          <w:lang w:val="zh_TW" w:bidi="zh_TW"/>
+        </w:rPr>
+        <w:t>路21:27</w:t>
+      </w:r>
       <w:r>
         <w:rPr>
           <w:lang w:val="zh_TW" w:bidi="zh_TW"/>
         </w:rPr>
         <w:t>）。這次再來將是出乎意料的（</w:t>
       </w:r>
-      <w:hyperlink r:id="rId90">
-        <w:r>
-          <w:rPr>
-            <w:lang w:val="zh_TW" w:bidi="zh_TW"/>
-          </w:rPr>
-          <w:rPr>
-            <w:color w:val="0000EE"/>
-            <w:u w:val="single"/>
-          </w:rPr>
-          <w:t>太24:27</w:t>
-        </w:r>
-      </w:hyperlink>
+      <w:r>
+        <w:rPr>
+          <w:lang w:val="zh_TW" w:bidi="zh_TW"/>
+        </w:rPr>
+        <w:t>太24:27</w:t>
+      </w:r>
       <w:r>
         <w:rPr>
           <w:lang w:val="zh_TW" w:bidi="zh_TW"/>
         </w:rPr>
         <w:t>；</w:t>
       </w:r>
-      <w:hyperlink r:id="rId91">
-        <w:r>
-          <w:rPr>
-            <w:lang w:val="zh_TW" w:bidi="zh_TW"/>
-          </w:rPr>
-          <w:rPr>
-            <w:color w:val="0000EE"/>
-            <w:u w:val="single"/>
-          </w:rPr>
-          <w:t>路12:40</w:t>
-        </w:r>
-      </w:hyperlink>
+      <w:r>
+        <w:rPr>
+          <w:lang w:val="zh_TW" w:bidi="zh_TW"/>
+        </w:rPr>
+        <w:t>路12:40</w:t>
+      </w:r>
       <w:r>
         <w:rPr>
           <w:lang w:val="zh_TW" w:bidi="zh_TW"/>
         </w:rPr>
         <w:t>），如閃電或挪亞的洪水（</w:t>
       </w:r>
-      <w:hyperlink r:id="rId92">
-        <w:r>
-          <w:rPr>
-            <w:lang w:val="zh_TW" w:bidi="zh_TW"/>
-          </w:rPr>
-          <w:rPr>
-            <w:color w:val="0000EE"/>
-            <w:u w:val="single"/>
-          </w:rPr>
-          <w:t>太24:37</w:t>
-        </w:r>
-      </w:hyperlink>
+      <w:r>
+        <w:rPr>
+          <w:lang w:val="zh_TW" w:bidi="zh_TW"/>
+        </w:rPr>
+        <w:t>太24:37</w:t>
+      </w:r>
       <w:r>
         <w:rPr>
           <w:lang w:val="zh_TW" w:bidi="zh_TW"/>
         </w:rPr>
         <w:t>；</w:t>
       </w:r>
-      <w:hyperlink r:id="rId93">
-        <w:r>
-          <w:rPr>
-            <w:lang w:val="zh_TW" w:bidi="zh_TW"/>
-          </w:rPr>
-          <w:rPr>
-            <w:color w:val="0000EE"/>
-            <w:u w:val="single"/>
-          </w:rPr>
-          <w:t>路17:24</w:t>
-        </w:r>
-      </w:hyperlink>
+      <w:r>
+        <w:rPr>
+          <w:lang w:val="zh_TW" w:bidi="zh_TW"/>
+        </w:rPr>
+        <w:t>路17:24</w:t>
+      </w:r>
       <w:r>
         <w:rPr>
           <w:lang w:val="zh_TW" w:bidi="zh_TW"/>
         </w:rPr>
         <w:t>）。祂再來是為了召聚選民、審判地上萬國（</w:t>
       </w:r>
-      <w:hyperlink r:id="rId44">
-        <w:r>
-          <w:rPr>
-            <w:lang w:val="zh_TW" w:bidi="zh_TW"/>
-          </w:rPr>
-          <w:rPr>
-            <w:color w:val="0000EE"/>
-            <w:u w:val="single"/>
-          </w:rPr>
-          <w:t>太19:28</w:t>
-        </w:r>
-      </w:hyperlink>
+      <w:r>
+        <w:rPr>
+          <w:lang w:val="zh_TW" w:bidi="zh_TW"/>
+        </w:rPr>
+        <w:t>太19:28</w:t>
+      </w:r>
       <w:r>
         <w:rPr>
           <w:lang w:val="zh_TW" w:bidi="zh_TW"/>
         </w:rPr>
         <w:t>，</w:t>
       </w:r>
-      <w:hyperlink r:id="rId94">
-        <w:r>
-          <w:rPr>
-            <w:lang w:val="zh_TW" w:bidi="zh_TW"/>
-          </w:rPr>
-          <w:rPr>
-            <w:color w:val="0000EE"/>
-            <w:u w:val="single"/>
-          </w:rPr>
-          <w:t>25:32</w:t>
-        </w:r>
-      </w:hyperlink>
+      <w:r>
+        <w:rPr>
+          <w:lang w:val="zh_TW" w:bidi="zh_TW"/>
+        </w:rPr>
+        <w:t>25:32</w:t>
+      </w:r>
       <w:r>
         <w:rPr>
           <w:lang w:val="zh_TW" w:bidi="zh_TW"/>
         </w:rPr>
         <w:t>），以及在世上恢復最終的公義（</w:t>
       </w:r>
-      <w:hyperlink r:id="rId44">
-        <w:r>
-          <w:rPr>
-            <w:lang w:val="zh_TW" w:bidi="zh_TW"/>
-          </w:rPr>
-          <w:rPr>
-            <w:color w:val="0000EE"/>
-            <w:u w:val="single"/>
-          </w:rPr>
-          <w:t>19:28，</w:t>
-        </w:r>
-      </w:hyperlink>
-      <w:hyperlink r:id="rId95">
-        <w:r>
-          <w:rPr>
-            <w:lang w:val="zh_TW" w:bidi="zh_TW"/>
-          </w:rPr>
-          <w:rPr>
-            <w:color w:val="0000EE"/>
-            <w:u w:val="single"/>
-          </w:rPr>
-          <w:t>25:46</w:t>
-        </w:r>
-      </w:hyperlink>
+      <w:r>
+        <w:rPr>
+          <w:lang w:val="zh_TW" w:bidi="zh_TW"/>
+        </w:rPr>
+        <w:t>19:28，</w:t>
+      </w:r>
+      <w:r>
+        <w:rPr>
+          <w:lang w:val="zh_TW" w:bidi="zh_TW"/>
+        </w:rPr>
+        <w:t>25:46</w:t>
+      </w:r>
       <w:r>
         <w:rPr>
           <w:lang w:val="zh_TW" w:bidi="zh_TW"/>
@@ -2896,18 +2296,12 @@
         </w:rPr>
         <w:t>在這些經文中，耶穌將焦點從祂受苦與復活的暫時得勝中，轉向人子在祂再來時的最終得勝。再一次強調人子的天上根源與人子的神聖特權。這位人子耶穌將成為最終的審判者（參</w:t>
       </w:r>
-      <w:hyperlink r:id="rId96">
-        <w:r>
-          <w:rPr>
-            <w:lang w:val="zh_TW" w:bidi="zh_TW"/>
-          </w:rPr>
-          <w:rPr>
-            <w:color w:val="0000EE"/>
-            <w:u w:val="single"/>
-          </w:rPr>
-          <w:t>徒17:31</w:t>
-        </w:r>
-      </w:hyperlink>
+      <w:r>
+        <w:rPr>
+          <w:lang w:val="zh_TW" w:bidi="zh_TW"/>
+        </w:rPr>
+        <w:t>徒17:31</w:t>
+      </w:r>
       <w:r>
         <w:rPr>
           <w:lang w:val="zh_TW" w:bidi="zh_TW"/>
@@ -2928,162 +2322,108 @@
         </w:rPr>
         <w:t>約翰福音對於「人子」有其獨特的論述。天使被說成在「人子」身上上去下來（</w:t>
       </w:r>
-      <w:hyperlink r:id="rId97">
-        <w:r>
-          <w:rPr>
-            <w:lang w:val="zh_TW" w:bidi="zh_TW"/>
-          </w:rPr>
-          <w:rPr>
-            <w:color w:val="0000EE"/>
-            <w:u w:val="single"/>
-          </w:rPr>
-          <w:t>約1:51</w:t>
-        </w:r>
-      </w:hyperlink>
+      <w:r>
+        <w:rPr>
+          <w:lang w:val="zh_TW" w:bidi="zh_TW"/>
+        </w:rPr>
+        <w:t>約1:51</w:t>
+      </w:r>
       <w:r>
         <w:rPr>
           <w:lang w:val="zh_TW" w:bidi="zh_TW"/>
         </w:rPr>
         <w:t>），象徵祂是存在於時間之前，並且從天上來到地上的那一位（</w:t>
       </w:r>
-      <w:hyperlink r:id="rId98">
-        <w:r>
-          <w:rPr>
-            <w:lang w:val="zh_TW" w:bidi="zh_TW"/>
-          </w:rPr>
-          <w:rPr>
-            <w:color w:val="0000EE"/>
-            <w:u w:val="single"/>
-          </w:rPr>
-          <w:t>3:13</w:t>
-        </w:r>
-      </w:hyperlink>
+      <w:r>
+        <w:rPr>
+          <w:lang w:val="zh_TW" w:bidi="zh_TW"/>
+        </w:rPr>
+        <w:t>3:13</w:t>
+      </w:r>
       <w:r>
         <w:rPr>
           <w:lang w:val="zh_TW" w:bidi="zh_TW"/>
         </w:rPr>
         <w:t>，</w:t>
       </w:r>
-      <w:hyperlink r:id="rId99">
-        <w:r>
-          <w:rPr>
-            <w:lang w:val="zh_TW" w:bidi="zh_TW"/>
-          </w:rPr>
-          <w:rPr>
-            <w:color w:val="0000EE"/>
-            <w:u w:val="single"/>
-          </w:rPr>
-          <w:t>6:62</w:t>
-        </w:r>
-      </w:hyperlink>
+      <w:r>
+        <w:rPr>
+          <w:lang w:val="zh_TW" w:bidi="zh_TW"/>
+        </w:rPr>
+        <w:t>6:62</w:t>
+      </w:r>
       <w:r>
         <w:rPr>
           <w:lang w:val="zh_TW" w:bidi="zh_TW"/>
         </w:rPr>
         <w:t>）。祂被「舉起」（藉著釘十字架）將帶給一切信祂的人永生（</w:t>
       </w:r>
-      <w:hyperlink r:id="rId100">
-        <w:r>
-          <w:rPr>
-            <w:lang w:val="zh_TW" w:bidi="zh_TW"/>
-          </w:rPr>
-          <w:rPr>
-            <w:color w:val="0000EE"/>
-            <w:u w:val="single"/>
-          </w:rPr>
-          <w:t>3:14</w:t>
-        </w:r>
-      </w:hyperlink>
+      <w:r>
+        <w:rPr>
+          <w:lang w:val="zh_TW" w:bidi="zh_TW"/>
+        </w:rPr>
+        <w:t>3:14</w:t>
+      </w:r>
       <w:r>
         <w:rPr>
           <w:lang w:val="zh_TW" w:bidi="zh_TW"/>
         </w:rPr>
         <w:t>）。「人子」（</w:t>
       </w:r>
-      <w:hyperlink r:id="rId100">
-        <w:r>
-          <w:rPr>
-            <w:lang w:val="zh_TW" w:bidi="zh_TW"/>
-          </w:rPr>
-          <w:rPr>
-            <w:color w:val="0000EE"/>
-            <w:u w:val="single"/>
-          </w:rPr>
-          <w:t>3:14</w:t>
-        </w:r>
-      </w:hyperlink>
+      <w:r>
+        <w:rPr>
+          <w:lang w:val="zh_TW" w:bidi="zh_TW"/>
+        </w:rPr>
+        <w:t>3:14</w:t>
+      </w:r>
       <w:r>
         <w:rPr>
           <w:lang w:val="zh_TW" w:bidi="zh_TW"/>
         </w:rPr>
         <w:t>）同時也是「神的兒子」（</w:t>
       </w:r>
-      <w:hyperlink r:id="rId101">
-        <w:r>
-          <w:rPr>
-            <w:lang w:val="zh_TW" w:bidi="zh_TW"/>
-          </w:rPr>
-          <w:rPr>
-            <w:color w:val="0000EE"/>
-            <w:u w:val="single"/>
-          </w:rPr>
-          <w:t>3:16</w:t>
-        </w:r>
-      </w:hyperlink>
+      <w:r>
+        <w:rPr>
+          <w:lang w:val="zh_TW" w:bidi="zh_TW"/>
+        </w:rPr>
+        <w:t>3:16</w:t>
+      </w:r>
       <w:r>
         <w:rPr>
           <w:lang w:val="zh_TW" w:bidi="zh_TW"/>
         </w:rPr>
         <w:t>），是神的獨生子（</w:t>
       </w:r>
-      <w:hyperlink r:id="rId102">
-        <w:r>
-          <w:rPr>
-            <w:lang w:val="zh_TW" w:bidi="zh_TW"/>
-          </w:rPr>
-          <w:rPr>
-            <w:color w:val="0000EE"/>
-            <w:u w:val="single"/>
-          </w:rPr>
-          <w:t>1:18</w:t>
-        </w:r>
-      </w:hyperlink>
+      <w:r>
+        <w:rPr>
+          <w:lang w:val="zh_TW" w:bidi="zh_TW"/>
+        </w:rPr>
+        <w:t>1:18</w:t>
+      </w:r>
       <w:r>
         <w:rPr>
           <w:lang w:val="zh_TW" w:bidi="zh_TW"/>
         </w:rPr>
         <w:t>，</w:t>
       </w:r>
-      <w:hyperlink r:id="rId103">
-        <w:r>
-          <w:rPr>
-            <w:lang w:val="zh_TW" w:bidi="zh_TW"/>
-          </w:rPr>
-          <w:rPr>
-            <w:color w:val="0000EE"/>
-            <w:u w:val="single"/>
-          </w:rPr>
-          <w:t>3:18</w:t>
-        </w:r>
-      </w:hyperlink>
+      <w:r>
+        <w:rPr>
+          <w:lang w:val="zh_TW" w:bidi="zh_TW"/>
+        </w:rPr>
+        <w:t>3:18</w:t>
+      </w:r>
       <w:r>
         <w:rPr>
           <w:lang w:val="zh_TW" w:bidi="zh_TW"/>
         </w:rPr>
         <w:t>）。簡言之，在約翰福音中，「人子」的稱號等同於「神的兒子」的稱號。這一稱號揭示了祂的神性、超越時間的存在、天上根源和神聖的特權。它也確立了耶穌現今在地上啟示與受苦的身分，以及祂未來末世榮耀的身分。父已賜給人子權柄，叫死人復活並審判世人（</w:t>
       </w:r>
-      <w:hyperlink r:id="rId104">
-        <w:r>
-          <w:rPr>
-            <w:lang w:val="zh_TW" w:bidi="zh_TW"/>
-          </w:rPr>
-          <w:rPr>
-            <w:color w:val="0000EE"/>
-            <w:u w:val="single"/>
-          </w:rPr>
-          <w:t>5:25–27</w:t>
-        </w:r>
-      </w:hyperlink>
+      <w:r>
+        <w:rPr>
+          <w:lang w:val="zh_TW" w:bidi="zh_TW"/>
+        </w:rPr>
+        <w:t>5:25–27</w:t>
+      </w:r>
       <w:r>
         <w:rPr>
           <w:lang w:val="zh_TW" w:bidi="zh_TW"/>
@@ -3226,138 +2566,78 @@
         </w:rPr>
         <w:t>在整個舊約中，神揀選了神想要的人服事祂。祭司的角色最初屬於每個家族的族長。後來，神揀選了利未支派作為祭司（</w:t>
       </w:r>
-      <w:hyperlink r:id="rId105">
-        <w:r>
-          <w:rPr>
-            <w:lang w:val="zh_TW" w:bidi="zh_TW"/>
-          </w:rPr>
-          <w:rPr>
-            <w:color w:val="0000EE"/>
-            <w:u w:val="single"/>
-          </w:rPr>
-          <w:t>申33:8–11</w:t>
-        </w:r>
-      </w:hyperlink>
+      <w:r>
+        <w:rPr>
+          <w:lang w:val="zh_TW" w:bidi="zh_TW"/>
+        </w:rPr>
+        <w:t>申33:8–11</w:t>
+      </w:r>
       <w:r>
         <w:rPr>
           <w:lang w:val="zh_TW" w:bidi="zh_TW"/>
         </w:rPr>
         <w:t>；</w:t>
       </w:r>
-      <w:hyperlink r:id="rId106">
-        <w:r>
-          <w:rPr>
-            <w:lang w:val="zh_TW" w:bidi="zh_TW"/>
-          </w:rPr>
-          <w:rPr>
-            <w:color w:val="0000EE"/>
-            <w:u w:val="single"/>
-          </w:rPr>
-          <w:t>士17:13</w:t>
-        </w:r>
-      </w:hyperlink>
+      <w:r>
+        <w:rPr>
+          <w:lang w:val="zh_TW" w:bidi="zh_TW"/>
+        </w:rPr>
+        <w:t>士17:13</w:t>
+      </w:r>
       <w:r>
         <w:rPr>
           <w:lang w:val="zh_TW" w:bidi="zh_TW"/>
         </w:rPr>
         <w:t>）。即使是不同的家族群體爭奪權力（如撒督家族〔Zadokites〕、亞倫家族〔Aaronites〕和哈斯蒙尼家族〔Hasmonean〕），他們都會聲稱這個特殊的角色是在他們家族中傳承下來的。通過利未支派神聖的任命可以追溯到摩西（</w:t>
       </w:r>
-      <w:hyperlink r:id="rId107">
-        <w:r>
-          <w:rPr>
-            <w:lang w:val="zh_TW" w:bidi="zh_TW"/>
-          </w:rPr>
-          <w:rPr>
-            <w:color w:val="0000EE"/>
-            <w:u w:val="single"/>
-          </w:rPr>
-          <w:t>出4:14</w:t>
-        </w:r>
-      </w:hyperlink>
+      <w:r>
+        <w:rPr>
+          <w:lang w:val="zh_TW" w:bidi="zh_TW"/>
+        </w:rPr>
+        <w:t>出4:14</w:t>
+      </w:r>
       <w:r>
         <w:rPr>
           <w:lang w:val="zh_TW" w:bidi="zh_TW"/>
         </w:rPr>
         <w:t>，</w:t>
       </w:r>
-      <w:hyperlink r:id="rId108">
-        <w:r>
-          <w:rPr>
-            <w:lang w:val="zh_TW" w:bidi="zh_TW"/>
-          </w:rPr>
-          <w:rPr>
-            <w:color w:val="0000EE"/>
-            <w:u w:val="single"/>
-          </w:rPr>
-          <w:t>28:41，</w:t>
-        </w:r>
-      </w:hyperlink>
-      <w:hyperlink r:id="rId109">
-        <w:r>
-          <w:rPr>
-            <w:lang w:val="zh_TW" w:bidi="zh_TW"/>
-          </w:rPr>
-          <w:rPr>
-            <w:color w:val="0000EE"/>
-            <w:u w:val="single"/>
-          </w:rPr>
-          <w:t>29:9</w:t>
-        </w:r>
-      </w:hyperlink>
+      <w:r>
+        <w:rPr>
+          <w:lang w:val="zh_TW" w:bidi="zh_TW"/>
+        </w:rPr>
+        <w:t>28:41，</w:t>
+      </w:r>
+      <w:r>
+        <w:rPr>
+          <w:lang w:val="zh_TW" w:bidi="zh_TW"/>
+        </w:rPr>
+        <w:t>29:9</w:t>
+      </w:r>
       <w:r>
         <w:rPr>
           <w:lang w:val="zh_TW" w:bidi="zh_TW"/>
         </w:rPr>
         <w:t>）。撒母耳也被宣稱擁有這種特殊的角色，但他是來自以法蓮支派，而不是利未支派（</w:t>
       </w:r>
-      <w:hyperlink r:id="rId110">
-        <w:r>
-          <w:rPr>
-            <w:lang w:val="zh_TW" w:bidi="zh_TW"/>
-          </w:rPr>
-          <w:rPr>
-            <w:color w:val="0000EE"/>
-            <w:u w:val="single"/>
-          </w:rPr>
-          <w:t>代上6:28</w:t>
-        </w:r>
-      </w:hyperlink>
-      <w:r>
-        <w:rPr>
-          <w:lang w:val="zh_TW" w:bidi="zh_TW"/>
-        </w:rPr>
-        <w:t>）。這個觀念在後來的著作中仍然受到推崇，例如大約在公元前180年寫成的便西拉智訓（</w:t>
-      </w:r>
-      <w:hyperlink r:id="rId111">
-        <w:r>
-          <w:rPr>
-            <w:lang w:val="zh_TW" w:bidi="zh_TW"/>
-          </w:rPr>
-          <w:rPr>
-            <w:color w:val="0000EE"/>
-            <w:u w:val="single"/>
-          </w:rPr>
-          <w:t>德訓篇45:6–22</w:t>
-        </w:r>
-      </w:hyperlink>
-      <w:r>
-        <w:rPr>
-          <w:lang w:val="zh_TW" w:bidi="zh_TW"/>
-        </w:rPr>
-        <w:t>）。希伯來書解釋說，沒有人會為自己選擇這種榮譽，如</w:t>
-      </w:r>
-      <w:hyperlink r:id="rId112">
-        <w:r>
-          <w:rPr>
-            <w:lang w:val="zh_TW" w:bidi="zh_TW"/>
-          </w:rPr>
-          <w:rPr>
-            <w:color w:val="0000EE"/>
-            <w:u w:val="single"/>
-          </w:rPr>
-          <w:t>希伯來書五章1節和4節</w:t>
-        </w:r>
-      </w:hyperlink>
+      <w:r>
+        <w:rPr>
+          <w:lang w:val="zh_TW" w:bidi="zh_TW"/>
+        </w:rPr>
+        <w:t>代上6:28</w:t>
+      </w:r>
+      <w:r>
+        <w:rPr>
+          <w:lang w:val="zh_TW" w:bidi="zh_TW"/>
+        </w:rPr>
+        <w:t>）。這個觀念在後來的著作中仍然受到推崇，例如大約在公元前180年寫成的便西拉智訓（德訓篇45:6–22）。希伯來書解釋說，沒有人會為自己選擇這種榮譽，如</w:t>
+      </w:r>
+      <w:r>
+        <w:rPr>
+          <w:lang w:val="zh_TW" w:bidi="zh_TW"/>
+        </w:rPr>
+        <w:t>希伯來書五章1節和4節</w:t>
+      </w:r>
       <w:r>
         <w:rPr>
           <w:lang w:val="zh_TW" w:bidi="zh_TW"/>
@@ -3378,54 +2658,36 @@
         </w:rPr>
         <w:t>第一批利未人在會幕（用於敬拜的特殊帳幕）中當著眾人的面被獻上，百姓通過按手在他們身上來承認他們是祭司（</w:t>
       </w:r>
-      <w:hyperlink r:id="rId113">
-        <w:r>
-          <w:rPr>
-            <w:lang w:val="zh_TW" w:bidi="zh_TW"/>
-          </w:rPr>
-          <w:rPr>
-            <w:color w:val="0000EE"/>
-            <w:u w:val="single"/>
-          </w:rPr>
-          <w:t>民8:10、14–18</w:t>
-        </w:r>
-      </w:hyperlink>
+      <w:r>
+        <w:rPr>
+          <w:lang w:val="zh_TW" w:bidi="zh_TW"/>
+        </w:rPr>
+        <w:t>民8:10、14–18</w:t>
+      </w:r>
       <w:r>
         <w:rPr>
           <w:lang w:val="zh_TW" w:bidi="zh_TW"/>
         </w:rPr>
         <w:t>）。同樣，神也指示摩西舉行一個為期一週的儀式，使亞倫和他的兒子們成為祭司。這個儀式涉及許多獻祭、穿著特殊服裝、用油膏抹和其他儀式（</w:t>
       </w:r>
-      <w:hyperlink r:id="rId114">
-        <w:r>
-          <w:rPr>
-            <w:lang w:val="zh_TW" w:bidi="zh_TW"/>
-          </w:rPr>
-          <w:rPr>
-            <w:color w:val="0000EE"/>
-            <w:u w:val="single"/>
-          </w:rPr>
-          <w:t>出29章</w:t>
-        </w:r>
-      </w:hyperlink>
+      <w:r>
+        <w:rPr>
+          <w:lang w:val="zh_TW" w:bidi="zh_TW"/>
+        </w:rPr>
+        <w:t>出29章</w:t>
+      </w:r>
       <w:r>
         <w:rPr>
           <w:lang w:val="zh_TW" w:bidi="zh_TW"/>
         </w:rPr>
         <w:t>；</w:t>
       </w:r>
-      <w:hyperlink r:id="rId115">
-        <w:r>
-          <w:rPr>
-            <w:lang w:val="zh_TW" w:bidi="zh_TW"/>
-          </w:rPr>
-          <w:rPr>
-            <w:color w:val="0000EE"/>
-            <w:u w:val="single"/>
-          </w:rPr>
-          <w:t>利8章</w:t>
-        </w:r>
-      </w:hyperlink>
+      <w:r>
+        <w:rPr>
+          <w:lang w:val="zh_TW" w:bidi="zh_TW"/>
+        </w:rPr>
+        <w:t>利8章</w:t>
+      </w:r>
       <w:r>
         <w:rPr>
           <w:lang w:val="zh_TW" w:bidi="zh_TW"/>
@@ -3446,192 +2708,120 @@
         </w:rPr>
         <w:t>除了祭司，還有一些被認可的先知群體或先知社群。有時這些群體得到王的支持（</w:t>
       </w:r>
-      <w:hyperlink r:id="rId116">
-        <w:r>
-          <w:rPr>
-            <w:lang w:val="zh_TW" w:bidi="zh_TW"/>
-          </w:rPr>
-          <w:rPr>
-            <w:color w:val="0000EE"/>
-            <w:u w:val="single"/>
-          </w:rPr>
-          <w:t>撒上10:5</w:t>
-        </w:r>
-      </w:hyperlink>
+      <w:r>
+        <w:rPr>
+          <w:lang w:val="zh_TW" w:bidi="zh_TW"/>
+        </w:rPr>
+        <w:t>撒上10:5</w:t>
+      </w:r>
       <w:r>
         <w:rPr>
           <w:lang w:val="zh_TW" w:bidi="zh_TW"/>
         </w:rPr>
         <w:t>；</w:t>
       </w:r>
-      <w:hyperlink r:id="rId117">
-        <w:r>
-          <w:rPr>
-            <w:lang w:val="zh_TW" w:bidi="zh_TW"/>
-          </w:rPr>
-          <w:rPr>
-            <w:color w:val="0000EE"/>
-            <w:u w:val="single"/>
-          </w:rPr>
-          <w:t>王上1:9–10，</w:t>
-        </w:r>
-      </w:hyperlink>
-      <w:hyperlink r:id="rId118">
-        <w:r>
-          <w:rPr>
-            <w:lang w:val="zh_TW" w:bidi="zh_TW"/>
-          </w:rPr>
-          <w:rPr>
-            <w:color w:val="0000EE"/>
-            <w:u w:val="single"/>
-          </w:rPr>
-          <w:t>18:17–19，</w:t>
-        </w:r>
-      </w:hyperlink>
-      <w:hyperlink r:id="rId119">
-        <w:r>
-          <w:rPr>
-            <w:lang w:val="zh_TW" w:bidi="zh_TW"/>
-          </w:rPr>
-          <w:rPr>
-            <w:color w:val="0000EE"/>
-            <w:u w:val="single"/>
-          </w:rPr>
-          <w:t>20:35，</w:t>
-        </w:r>
-      </w:hyperlink>
-      <w:hyperlink r:id="rId120">
-        <w:r>
-          <w:rPr>
-            <w:lang w:val="zh_TW" w:bidi="zh_TW"/>
-          </w:rPr>
-          <w:rPr>
-            <w:color w:val="0000EE"/>
-            <w:u w:val="single"/>
-          </w:rPr>
-          <w:t>22:5–28</w:t>
-        </w:r>
-      </w:hyperlink>
+      <w:r>
+        <w:rPr>
+          <w:lang w:val="zh_TW" w:bidi="zh_TW"/>
+        </w:rPr>
+        <w:t>王上1:9–10，</w:t>
+      </w:r>
+      <w:r>
+        <w:rPr>
+          <w:lang w:val="zh_TW" w:bidi="zh_TW"/>
+        </w:rPr>
+        <w:t>18:17–19，</w:t>
+      </w:r>
+      <w:r>
+        <w:rPr>
+          <w:lang w:val="zh_TW" w:bidi="zh_TW"/>
+        </w:rPr>
+        <w:t>20:35，</w:t>
+      </w:r>
+      <w:r>
+        <w:rPr>
+          <w:lang w:val="zh_TW" w:bidi="zh_TW"/>
+        </w:rPr>
+        <w:t>22:5–28</w:t>
+      </w:r>
       <w:r>
         <w:rPr>
           <w:lang w:val="zh_TW" w:bidi="zh_TW"/>
         </w:rPr>
         <w:t>；</w:t>
       </w:r>
-      <w:hyperlink r:id="rId121">
-        <w:r>
-          <w:rPr>
-            <w:lang w:val="zh_TW" w:bidi="zh_TW"/>
-          </w:rPr>
-          <w:rPr>
-            <w:color w:val="0000EE"/>
-            <w:u w:val="single"/>
-          </w:rPr>
-          <w:t>王下2:3–7，</w:t>
-        </w:r>
-      </w:hyperlink>
-      <w:hyperlink r:id="rId122">
-        <w:r>
-          <w:rPr>
-            <w:lang w:val="zh_TW" w:bidi="zh_TW"/>
-          </w:rPr>
-          <w:rPr>
-            <w:color w:val="0000EE"/>
-            <w:u w:val="single"/>
-          </w:rPr>
-          <w:t>23:2</w:t>
-        </w:r>
-      </w:hyperlink>
+      <w:r>
+        <w:rPr>
+          <w:lang w:val="zh_TW" w:bidi="zh_TW"/>
+        </w:rPr>
+        <w:t>王下2:3–7，</w:t>
+      </w:r>
+      <w:r>
+        <w:rPr>
+          <w:lang w:val="zh_TW" w:bidi="zh_TW"/>
+        </w:rPr>
+        <w:t>23:2</w:t>
+      </w:r>
       <w:r>
         <w:rPr>
           <w:lang w:val="zh_TW" w:bidi="zh_TW"/>
         </w:rPr>
         <w:t>）。人們追溯預言的歷史可以追溯到很早的時代（見</w:t>
       </w:r>
-      <w:hyperlink r:id="rId123">
-        <w:r>
-          <w:rPr>
-            <w:lang w:val="zh_TW" w:bidi="zh_TW"/>
-          </w:rPr>
-          <w:rPr>
-            <w:color w:val="0000EE"/>
-            <w:u w:val="single"/>
-          </w:rPr>
-          <w:t>創20:7</w:t>
-        </w:r>
-      </w:hyperlink>
+      <w:r>
+        <w:rPr>
+          <w:lang w:val="zh_TW" w:bidi="zh_TW"/>
+        </w:rPr>
+        <w:t>創20:7</w:t>
+      </w:r>
       <w:r>
         <w:rPr>
           <w:lang w:val="zh_TW" w:bidi="zh_TW"/>
         </w:rPr>
         <w:t>；</w:t>
       </w:r>
-      <w:hyperlink r:id="rId124">
-        <w:r>
-          <w:rPr>
-            <w:lang w:val="zh_TW" w:bidi="zh_TW"/>
-          </w:rPr>
-          <w:rPr>
-            <w:color w:val="0000EE"/>
-            <w:u w:val="single"/>
-          </w:rPr>
-          <w:t>申34:10</w:t>
-        </w:r>
-      </w:hyperlink>
+      <w:r>
+        <w:rPr>
+          <w:lang w:val="zh_TW" w:bidi="zh_TW"/>
+        </w:rPr>
+        <w:t>申34:10</w:t>
+      </w:r>
       <w:r>
         <w:rPr>
           <w:lang w:val="zh_TW" w:bidi="zh_TW"/>
         </w:rPr>
         <w:t>；</w:t>
       </w:r>
-      <w:hyperlink r:id="rId125">
-        <w:r>
-          <w:rPr>
-            <w:lang w:val="zh_TW" w:bidi="zh_TW"/>
-          </w:rPr>
-          <w:rPr>
-            <w:color w:val="0000EE"/>
-            <w:u w:val="single"/>
-          </w:rPr>
-          <w:t>士4:4</w:t>
-        </w:r>
-      </w:hyperlink>
+      <w:r>
+        <w:rPr>
+          <w:lang w:val="zh_TW" w:bidi="zh_TW"/>
+        </w:rPr>
+        <w:t>士4:4</w:t>
+      </w:r>
       <w:r>
         <w:rPr>
           <w:lang w:val="zh_TW" w:bidi="zh_TW"/>
         </w:rPr>
         <w:t>；</w:t>
       </w:r>
-      <w:hyperlink r:id="rId126">
-        <w:r>
-          <w:rPr>
-            <w:lang w:val="zh_TW" w:bidi="zh_TW"/>
-          </w:rPr>
-          <w:rPr>
-            <w:color w:val="0000EE"/>
-            <w:u w:val="single"/>
-          </w:rPr>
-          <w:t>耶7:25</w:t>
-        </w:r>
-      </w:hyperlink>
+      <w:r>
+        <w:rPr>
+          <w:lang w:val="zh_TW" w:bidi="zh_TW"/>
+        </w:rPr>
+        <w:t>耶7:25</w:t>
+      </w:r>
       <w:r>
         <w:rPr>
           <w:lang w:val="zh_TW" w:bidi="zh_TW"/>
         </w:rPr>
         <w:t>）。「先知的子孫」這個詞，以及</w:t>
       </w:r>
-      <w:hyperlink r:id="rId127">
-        <w:r>
-          <w:rPr>
-            <w:lang w:val="zh_TW" w:bidi="zh_TW"/>
-          </w:rPr>
-          <w:rPr>
-            <w:color w:val="0000EE"/>
-            <w:u w:val="single"/>
-          </w:rPr>
-          <w:t>耶利米書三十五章4節</w:t>
-        </w:r>
-      </w:hyperlink>
+      <w:r>
+        <w:rPr>
+          <w:lang w:val="zh_TW" w:bidi="zh_TW"/>
+        </w:rPr>
+        <w:t>耶利米書三十五章4節</w:t>
+      </w:r>
       <w:r>
         <w:rPr>
           <w:lang w:val="zh_TW" w:bidi="zh_TW"/>
@@ -3652,234 +2842,156 @@
         </w:rPr>
         <w:t>最重要的先知經常與這些先知群體或「學派」意見不合（</w:t>
       </w:r>
-      <w:hyperlink r:id="rId128">
-        <w:r>
-          <w:rPr>
-            <w:lang w:val="zh_TW" w:bidi="zh_TW"/>
-          </w:rPr>
-          <w:rPr>
-            <w:color w:val="0000EE"/>
-            <w:u w:val="single"/>
-          </w:rPr>
-          <w:t>王上17章</w:t>
-        </w:r>
-      </w:hyperlink>
+      <w:r>
+        <w:rPr>
+          <w:lang w:val="zh_TW" w:bidi="zh_TW"/>
+        </w:rPr>
+        <w:t>王上17章</w:t>
+      </w:r>
       <w:r>
         <w:rPr>
           <w:lang w:val="zh_TW" w:bidi="zh_TW"/>
         </w:rPr>
         <w:t>的以利亞；</w:t>
       </w:r>
-      <w:hyperlink r:id="rId120">
-        <w:r>
-          <w:rPr>
-            <w:lang w:val="zh_TW" w:bidi="zh_TW"/>
-          </w:rPr>
-          <w:rPr>
-            <w:color w:val="0000EE"/>
-            <w:u w:val="single"/>
-          </w:rPr>
-          <w:t>王上22:5–28</w:t>
-        </w:r>
-      </w:hyperlink>
+      <w:r>
+        <w:rPr>
+          <w:lang w:val="zh_TW" w:bidi="zh_TW"/>
+        </w:rPr>
+        <w:t>王上22:5–28</w:t>
+      </w:r>
       <w:r>
         <w:rPr>
           <w:lang w:val="zh_TW" w:bidi="zh_TW"/>
         </w:rPr>
         <w:t>的米該雅；</w:t>
       </w:r>
-      <w:hyperlink r:id="rId129">
-        <w:r>
-          <w:rPr>
-            <w:lang w:val="zh_TW" w:bidi="zh_TW"/>
-          </w:rPr>
-          <w:rPr>
-            <w:color w:val="0000EE"/>
-            <w:u w:val="single"/>
-          </w:rPr>
-          <w:t>耶27:14–16</w:t>
-        </w:r>
-      </w:hyperlink>
+      <w:r>
+        <w:rPr>
+          <w:lang w:val="zh_TW" w:bidi="zh_TW"/>
+        </w:rPr>
+        <w:t>耶27:14–16</w:t>
+      </w:r>
       <w:r>
         <w:rPr>
           <w:lang w:val="zh_TW" w:bidi="zh_TW"/>
         </w:rPr>
         <w:t>，</w:t>
       </w:r>
-      <w:hyperlink r:id="rId130">
-        <w:r>
-          <w:rPr>
-            <w:lang w:val="zh_TW" w:bidi="zh_TW"/>
-          </w:rPr>
-          <w:rPr>
-            <w:color w:val="0000EE"/>
-            <w:u w:val="single"/>
-          </w:rPr>
-          <w:t>28章</w:t>
-        </w:r>
-      </w:hyperlink>
+      <w:r>
+        <w:rPr>
+          <w:lang w:val="zh_TW" w:bidi="zh_TW"/>
+        </w:rPr>
+        <w:t>28章</w:t>
+      </w:r>
       <w:r>
         <w:rPr>
           <w:lang w:val="zh_TW" w:bidi="zh_TW"/>
         </w:rPr>
         <w:t>的耶利米）。神直接呼召這些主要的先知（</w:t>
       </w:r>
-      <w:hyperlink r:id="rId131">
-        <w:r>
-          <w:rPr>
-            <w:lang w:val="zh_TW" w:bidi="zh_TW"/>
-          </w:rPr>
-          <w:rPr>
-            <w:color w:val="0000EE"/>
-            <w:u w:val="single"/>
-          </w:rPr>
-          <w:t>王上17:1</w:t>
-        </w:r>
-      </w:hyperlink>
+      <w:r>
+        <w:rPr>
+          <w:lang w:val="zh_TW" w:bidi="zh_TW"/>
+        </w:rPr>
+        <w:t>王上17:1</w:t>
+      </w:r>
       <w:r>
         <w:rPr>
           <w:lang w:val="zh_TW" w:bidi="zh_TW"/>
         </w:rPr>
         <w:t>，</w:t>
       </w:r>
-      <w:hyperlink r:id="rId132">
-        <w:r>
-          <w:rPr>
-            <w:lang w:val="zh_TW" w:bidi="zh_TW"/>
-          </w:rPr>
-          <w:rPr>
-            <w:color w:val="0000EE"/>
-            <w:u w:val="single"/>
-          </w:rPr>
-          <w:t>21:17</w:t>
-        </w:r>
-      </w:hyperlink>
+      <w:r>
+        <w:rPr>
+          <w:lang w:val="zh_TW" w:bidi="zh_TW"/>
+        </w:rPr>
+        <w:t>21:17</w:t>
+      </w:r>
       <w:r>
         <w:rPr>
           <w:lang w:val="zh_TW" w:bidi="zh_TW"/>
         </w:rPr>
         <w:t>；</w:t>
       </w:r>
-      <w:hyperlink r:id="rId133">
-        <w:r>
-          <w:rPr>
-            <w:lang w:val="zh_TW" w:bidi="zh_TW"/>
-          </w:rPr>
-          <w:rPr>
-            <w:color w:val="0000EE"/>
-            <w:u w:val="single"/>
-          </w:rPr>
-          <w:t>賽6章</w:t>
-        </w:r>
-      </w:hyperlink>
+      <w:r>
+        <w:rPr>
+          <w:lang w:val="zh_TW" w:bidi="zh_TW"/>
+        </w:rPr>
+        <w:t>賽6章</w:t>
+      </w:r>
       <w:r>
         <w:rPr>
           <w:lang w:val="zh_TW" w:bidi="zh_TW"/>
         </w:rPr>
         <w:t>；</w:t>
       </w:r>
-      <w:hyperlink r:id="rId134">
-        <w:r>
-          <w:rPr>
-            <w:lang w:val="zh_TW" w:bidi="zh_TW"/>
-          </w:rPr>
-          <w:rPr>
-            <w:color w:val="0000EE"/>
-            <w:u w:val="single"/>
-          </w:rPr>
-          <w:t>耶1章</w:t>
-        </w:r>
-      </w:hyperlink>
+      <w:r>
+        <w:rPr>
+          <w:lang w:val="zh_TW" w:bidi="zh_TW"/>
+        </w:rPr>
+        <w:t>耶1章</w:t>
+      </w:r>
       <w:r>
         <w:rPr>
           <w:lang w:val="zh_TW" w:bidi="zh_TW"/>
         </w:rPr>
         <w:t>；</w:t>
       </w:r>
-      <w:hyperlink r:id="rId135">
-        <w:r>
-          <w:rPr>
-            <w:lang w:val="zh_TW" w:bidi="zh_TW"/>
-          </w:rPr>
-          <w:rPr>
-            <w:color w:val="0000EE"/>
-            <w:u w:val="single"/>
-          </w:rPr>
-          <w:t>摩7:15</w:t>
-        </w:r>
-      </w:hyperlink>
+      <w:r>
+        <w:rPr>
+          <w:lang w:val="zh_TW" w:bidi="zh_TW"/>
+        </w:rPr>
+        <w:t>摩7:15</w:t>
+      </w:r>
       <w:r>
         <w:rPr>
           <w:lang w:val="zh_TW" w:bidi="zh_TW"/>
         </w:rPr>
         <w:t>）。唯一的例外是以利沙，神告訴以利亞要呼召並膏立他為先知（</w:t>
       </w:r>
-      <w:hyperlink r:id="rId136">
-        <w:r>
-          <w:rPr>
-            <w:lang w:val="zh_TW" w:bidi="zh_TW"/>
-          </w:rPr>
-          <w:rPr>
-            <w:color w:val="0000EE"/>
-            <w:u w:val="single"/>
-          </w:rPr>
-          <w:t>王上19:16</w:t>
-        </w:r>
-      </w:hyperlink>
+      <w:r>
+        <w:rPr>
+          <w:lang w:val="zh_TW" w:bidi="zh_TW"/>
+        </w:rPr>
+        <w:t>王上19:16</w:t>
+      </w:r>
       <w:r>
         <w:rPr>
           <w:lang w:val="zh_TW" w:bidi="zh_TW"/>
         </w:rPr>
         <w:t>；參</w:t>
       </w:r>
-      <w:hyperlink r:id="rId137">
-        <w:r>
-          <w:rPr>
-            <w:lang w:val="zh_TW" w:bidi="zh_TW"/>
-          </w:rPr>
-          <w:rPr>
-            <w:color w:val="0000EE"/>
-            <w:u w:val="single"/>
-          </w:rPr>
-          <w:t>賽61:1</w:t>
-        </w:r>
-      </w:hyperlink>
+      <w:r>
+        <w:rPr>
+          <w:lang w:val="zh_TW" w:bidi="zh_TW"/>
+        </w:rPr>
+        <w:t>賽61:1</w:t>
+      </w:r>
       <w:r>
         <w:rPr>
           <w:lang w:val="zh_TW" w:bidi="zh_TW"/>
         </w:rPr>
         <w:t>）。百姓辨別一位先知是否真正來自神，不在於任何特殊的儀式，而在於他們的信息是否明顯真實。對於預言未來的事情，當預言成真時，百姓就可以知道是否是真的先知（</w:t>
       </w:r>
-      <w:hyperlink r:id="rId138">
-        <w:r>
-          <w:rPr>
-            <w:lang w:val="zh_TW" w:bidi="zh_TW"/>
-          </w:rPr>
-          <w:rPr>
-            <w:color w:val="0000EE"/>
-            <w:u w:val="single"/>
-          </w:rPr>
-          <w:t>王上22:13–14、26–28</w:t>
-        </w:r>
-      </w:hyperlink>
+      <w:r>
+        <w:rPr>
+          <w:lang w:val="zh_TW" w:bidi="zh_TW"/>
+        </w:rPr>
+        <w:t>王上22:13–14、26–28</w:t>
+      </w:r>
       <w:r>
         <w:rPr>
           <w:lang w:val="zh_TW" w:bidi="zh_TW"/>
         </w:rPr>
         <w:t>；</w:t>
       </w:r>
-      <w:hyperlink r:id="rId139">
-        <w:r>
-          <w:rPr>
-            <w:lang w:val="zh_TW" w:bidi="zh_TW"/>
-          </w:rPr>
-          <w:rPr>
-            <w:color w:val="0000EE"/>
-            <w:u w:val="single"/>
-          </w:rPr>
-          <w:t>耶28:5–9</w:t>
-        </w:r>
-      </w:hyperlink>
+      <w:r>
+        <w:rPr>
+          <w:lang w:val="zh_TW" w:bidi="zh_TW"/>
+        </w:rPr>
+        <w:t>耶28:5–9</w:t>
+      </w:r>
       <w:r>
         <w:rPr>
           <w:lang w:val="zh_TW" w:bidi="zh_TW"/>
@@ -3911,18 +3023,12 @@
         </w:rPr>
         <w:t>基督教的承接聖職（使人成為教會領袖的過程）也是基於神的揀選。耶穌和祂的門徒並不是來自當時的專業宗教團體。當耶穌揀選祂的十二使徒時，耶穌呼召了祂想要的人。耶穌後來告訴他們：「不是你們揀選了我，是我揀選了你們。」（</w:t>
       </w:r>
-      <w:hyperlink r:id="rId140">
-        <w:r>
-          <w:rPr>
-            <w:lang w:val="zh_TW" w:bidi="zh_TW"/>
-          </w:rPr>
-          <w:rPr>
-            <w:color w:val="0000EE"/>
-            <w:u w:val="single"/>
-          </w:rPr>
-          <w:t>約15:16</w:t>
-        </w:r>
-      </w:hyperlink>
+      <w:r>
+        <w:rPr>
+          <w:lang w:val="zh_TW" w:bidi="zh_TW"/>
+        </w:rPr>
+        <w:t>約15:16</w:t>
+      </w:r>
       <w:r>
         <w:rPr>
           <w:lang w:val="zh_TW" w:bidi="zh_TW"/>
@@ -3961,18 +3067,12 @@
         </w:rPr>
         <w:t>當使徒們揀選馬提亞來取代猶大時，他們禱告並使用一種特殊的方法（搖籤）來確定神的旨意（</w:t>
       </w:r>
-      <w:hyperlink r:id="rId141">
-        <w:r>
-          <w:rPr>
-            <w:lang w:val="zh_TW" w:bidi="zh_TW"/>
-          </w:rPr>
-          <w:rPr>
-            <w:color w:val="0000EE"/>
-            <w:u w:val="single"/>
-          </w:rPr>
-          <w:t>徒1:24–26</w:t>
-        </w:r>
-      </w:hyperlink>
+      <w:r>
+        <w:rPr>
+          <w:lang w:val="zh_TW" w:bidi="zh_TW"/>
+        </w:rPr>
+        <w:t>徒1:24–26</w:t>
+      </w:r>
       <w:r>
         <w:rPr>
           <w:lang w:val="zh_TW" w:bidi="zh_TW"/>
@@ -3997,18 +3097,12 @@
         </w:rPr>
         <w:t>保羅說在他出生以前神就已經揀選他作使徒。他堅持說，這一職分並不是從任何人那裡領受的（</w:t>
       </w:r>
-      <w:hyperlink r:id="rId142">
-        <w:r>
-          <w:rPr>
-            <w:lang w:val="zh_TW" w:bidi="zh_TW"/>
-          </w:rPr>
-          <w:rPr>
-            <w:color w:val="0000EE"/>
-            <w:u w:val="single"/>
-          </w:rPr>
-          <w:t>加1:1、15</w:t>
-        </w:r>
-      </w:hyperlink>
+      <w:r>
+        <w:rPr>
+          <w:lang w:val="zh_TW" w:bidi="zh_TW"/>
+        </w:rPr>
+        <w:t>加1:1、15</w:t>
+      </w:r>
       <w:r>
         <w:rPr>
           <w:lang w:val="zh_TW" w:bidi="zh_TW"/>
@@ -4051,36 +3145,24 @@
         </w:rPr>
         <w:t>提摩太最初被選為保羅的助手，是因為有指向他的預言信息（</w:t>
       </w:r>
-      <w:hyperlink r:id="rId143">
-        <w:r>
-          <w:rPr>
-            <w:lang w:val="zh_TW" w:bidi="zh_TW"/>
-          </w:rPr>
-          <w:rPr>
-            <w:color w:val="0000EE"/>
-            <w:u w:val="single"/>
-          </w:rPr>
-          <w:t>提前1:18</w:t>
-        </w:r>
-      </w:hyperlink>
+      <w:r>
+        <w:rPr>
+          <w:lang w:val="zh_TW" w:bidi="zh_TW"/>
+        </w:rPr>
+        <w:t>提前1:18</w:t>
+      </w:r>
       <w:r>
         <w:rPr>
           <w:lang w:val="zh_TW" w:bidi="zh_TW"/>
         </w:rPr>
         <w:t>，</w:t>
       </w:r>
-      <w:hyperlink r:id="rId144">
-        <w:r>
-          <w:rPr>
-            <w:lang w:val="zh_TW" w:bidi="zh_TW"/>
-          </w:rPr>
-          <w:rPr>
-            <w:color w:val="0000EE"/>
-            <w:u w:val="single"/>
-          </w:rPr>
-          <w:t>4:14</w:t>
-        </w:r>
-      </w:hyperlink>
+      <w:r>
+        <w:rPr>
+          <w:lang w:val="zh_TW" w:bidi="zh_TW"/>
+        </w:rPr>
+        <w:t>4:14</w:t>
+      </w:r>
       <w:r>
         <w:rPr>
           <w:lang w:val="zh_TW" w:bidi="zh_TW"/>
@@ -4101,36 +3183,24 @@
         </w:rPr>
         <w:t>在哥林多教會，聖靈直接賜予不同的職分，如講道、教導、醫治和治理事的（</w:t>
       </w:r>
-      <w:hyperlink r:id="rId145">
-        <w:r>
-          <w:rPr>
-            <w:lang w:val="zh_TW" w:bidi="zh_TW"/>
-          </w:rPr>
-          <w:rPr>
-            <w:color w:val="0000EE"/>
-            <w:u w:val="single"/>
-          </w:rPr>
-          <w:t>林前12:8–11、28</w:t>
-        </w:r>
-      </w:hyperlink>
+      <w:r>
+        <w:rPr>
+          <w:lang w:val="zh_TW" w:bidi="zh_TW"/>
+        </w:rPr>
+        <w:t>林前12:8–11、28</w:t>
+      </w:r>
       <w:r>
         <w:rPr>
           <w:lang w:val="zh_TW" w:bidi="zh_TW"/>
         </w:rPr>
         <w:t>；參</w:t>
       </w:r>
-      <w:hyperlink r:id="rId146">
-        <w:r>
-          <w:rPr>
-            <w:lang w:val="zh_TW" w:bidi="zh_TW"/>
-          </w:rPr>
-          <w:rPr>
-            <w:color w:val="0000EE"/>
-            <w:u w:val="single"/>
-          </w:rPr>
-          <w:t>弗4:11</w:t>
-        </w:r>
-      </w:hyperlink>
+      <w:r>
+        <w:rPr>
+          <w:lang w:val="zh_TW" w:bidi="zh_TW"/>
+        </w:rPr>
+        <w:t>弗4:11</w:t>
+      </w:r>
       <w:r>
         <w:rPr>
           <w:lang w:val="zh_TW" w:bidi="zh_TW"/>
@@ -4151,18 +3221,12 @@
         </w:rPr>
         <w:t>在以弗所，聖靈使教會領袖（「監督」）成為會眾的守護者（</w:t>
       </w:r>
-      <w:hyperlink r:id="rId147">
-        <w:r>
-          <w:rPr>
-            <w:lang w:val="zh_TW" w:bidi="zh_TW"/>
-          </w:rPr>
-          <w:rPr>
-            <w:color w:val="0000EE"/>
-            <w:u w:val="single"/>
-          </w:rPr>
-          <w:t>徒20:28</w:t>
-        </w:r>
-      </w:hyperlink>
+      <w:r>
+        <w:rPr>
+          <w:lang w:val="zh_TW" w:bidi="zh_TW"/>
+        </w:rPr>
+        <w:t>徒20:28</w:t>
+      </w:r>
       <w:r>
         <w:rPr>
           <w:lang w:val="zh_TW" w:bidi="zh_TW"/>
@@ -4183,18 +3247,12 @@
         </w:rPr>
         <w:t>通過這些例子可以明顯看出，神揀選誰來擔任這些職分。聖經強烈譴責任何企圖通過個人努力或不正當手段來獲得這些職分的行為（</w:t>
       </w:r>
-      <w:hyperlink r:id="rId148">
-        <w:r>
-          <w:rPr>
-            <w:lang w:val="zh_TW" w:bidi="zh_TW"/>
-          </w:rPr>
-          <w:rPr>
-            <w:color w:val="0000EE"/>
-            <w:u w:val="single"/>
-          </w:rPr>
-          <w:t>徒8:18–24</w:t>
-        </w:r>
-      </w:hyperlink>
+      <w:r>
+        <w:rPr>
+          <w:lang w:val="zh_TW" w:bidi="zh_TW"/>
+        </w:rPr>
+        <w:t>徒8:18–24</w:t>
+      </w:r>
       <w:r>
         <w:rPr>
           <w:lang w:val="zh_TW" w:bidi="zh_TW"/>
@@ -4233,18 +3291,12 @@
         </w:rPr>
         <w:t>聚集在一起的教會「提名」（或建議）巴撒巴和馬提亞作為候選人，然後請求神做出最終選擇（</w:t>
       </w:r>
-      <w:hyperlink r:id="rId149">
-        <w:r>
-          <w:rPr>
-            <w:lang w:val="zh_TW" w:bidi="zh_TW"/>
-          </w:rPr>
-          <w:rPr>
-            <w:color w:val="0000EE"/>
-            <w:u w:val="single"/>
-          </w:rPr>
-          <w:t>徒1:15、23</w:t>
-        </w:r>
-      </w:hyperlink>
+      <w:r>
+        <w:rPr>
+          <w:lang w:val="zh_TW" w:bidi="zh_TW"/>
+        </w:rPr>
+        <w:t>徒1:15、23</w:t>
+      </w:r>
       <w:r>
         <w:rPr>
           <w:lang w:val="zh_TW" w:bidi="zh_TW"/>
@@ -4269,18 +3321,12 @@
         </w:rPr>
         <w:t>信徒選出七個人來服事，然後把他們帶到使徒面前（</w:t>
       </w:r>
-      <w:hyperlink r:id="rId150">
-        <w:r>
-          <w:rPr>
-            <w:lang w:val="zh_TW" w:bidi="zh_TW"/>
-          </w:rPr>
-          <w:rPr>
-            <w:color w:val="0000EE"/>
-            <w:u w:val="single"/>
-          </w:rPr>
-          <w:t>徒6:2–6</w:t>
-        </w:r>
-      </w:hyperlink>
+      <w:r>
+        <w:rPr>
+          <w:lang w:val="zh_TW" w:bidi="zh_TW"/>
+        </w:rPr>
+        <w:t>徒6:2–6</w:t>
+      </w:r>
       <w:r>
         <w:rPr>
           <w:lang w:val="zh_TW" w:bidi="zh_TW"/>
@@ -4305,18 +3351,12 @@
         </w:rPr>
         <w:t>聚集的教會遵循聖靈的指示，差派保羅和巴拿巴作為傳教士（</w:t>
       </w:r>
-      <w:hyperlink r:id="rId151">
-        <w:r>
-          <w:rPr>
-            <w:lang w:val="zh_TW" w:bidi="zh_TW"/>
-          </w:rPr>
-          <w:rPr>
-            <w:color w:val="0000EE"/>
-            <w:u w:val="single"/>
-          </w:rPr>
-          <w:t>徒13:3</w:t>
-        </w:r>
-      </w:hyperlink>
+      <w:r>
+        <w:rPr>
+          <w:lang w:val="zh_TW" w:bidi="zh_TW"/>
+        </w:rPr>
+        <w:t>徒13:3</w:t>
+      </w:r>
       <w:r>
         <w:rPr>
           <w:lang w:val="zh_TW" w:bidi="zh_TW"/>
@@ -4341,54 +3381,36 @@
         </w:rPr>
         <w:t>保羅和巴拿巴在各地選立長老（</w:t>
       </w:r>
-      <w:hyperlink r:id="rId152">
-        <w:r>
-          <w:rPr>
-            <w:lang w:val="zh_TW" w:bidi="zh_TW"/>
-          </w:rPr>
-          <w:rPr>
-            <w:color w:val="0000EE"/>
-            <w:u w:val="single"/>
-          </w:rPr>
-          <w:t>徒14:23</w:t>
-        </w:r>
-      </w:hyperlink>
+      <w:r>
+        <w:rPr>
+          <w:lang w:val="zh_TW" w:bidi="zh_TW"/>
+        </w:rPr>
+        <w:t>徒14:23</w:t>
+      </w:r>
       <w:r>
         <w:rPr>
           <w:lang w:val="zh_TW" w:bidi="zh_TW"/>
         </w:rPr>
         <w:t>）。保羅也指示提多去做同樣的事情（</w:t>
       </w:r>
-      <w:hyperlink r:id="rId153">
-        <w:r>
-          <w:rPr>
-            <w:lang w:val="zh_TW" w:bidi="zh_TW"/>
-          </w:rPr>
-          <w:rPr>
-            <w:color w:val="0000EE"/>
-            <w:u w:val="single"/>
-          </w:rPr>
-          <w:t>多1:5</w:t>
-        </w:r>
-      </w:hyperlink>
+      <w:r>
+        <w:rPr>
+          <w:lang w:val="zh_TW" w:bidi="zh_TW"/>
+        </w:rPr>
+        <w:t>多1:5</w:t>
+      </w:r>
       <w:r>
         <w:rPr>
           <w:lang w:val="zh_TW" w:bidi="zh_TW"/>
         </w:rPr>
         <w:t>），提摩太可能也曾這樣做（</w:t>
       </w:r>
-      <w:hyperlink r:id="rId154">
-        <w:r>
-          <w:rPr>
-            <w:lang w:val="zh_TW" w:bidi="zh_TW"/>
-          </w:rPr>
-          <w:rPr>
-            <w:color w:val="0000EE"/>
-            <w:u w:val="single"/>
-          </w:rPr>
-          <w:t>提前5:22</w:t>
-        </w:r>
-      </w:hyperlink>
+      <w:r>
+        <w:rPr>
+          <w:lang w:val="zh_TW" w:bidi="zh_TW"/>
+        </w:rPr>
+        <w:t>提前5:22</w:t>
+      </w:r>
       <w:r>
         <w:rPr>
           <w:lang w:val="zh_TW" w:bidi="zh_TW"/>
@@ -4413,36 +3435,24 @@
         </w:rPr>
         <w:t>路司得和以哥念的長老與保羅一起任命提摩太為領袖，這是回應一位基督教先知的信息（</w:t>
       </w:r>
-      <w:hyperlink r:id="rId144">
-        <w:r>
-          <w:rPr>
-            <w:lang w:val="zh_TW" w:bidi="zh_TW"/>
-          </w:rPr>
-          <w:rPr>
-            <w:color w:val="0000EE"/>
-            <w:u w:val="single"/>
-          </w:rPr>
-          <w:t>提前4:14</w:t>
-        </w:r>
-      </w:hyperlink>
+      <w:r>
+        <w:rPr>
+          <w:lang w:val="zh_TW" w:bidi="zh_TW"/>
+        </w:rPr>
+        <w:t>提前4:14</w:t>
+      </w:r>
       <w:r>
         <w:rPr>
           <w:lang w:val="zh_TW" w:bidi="zh_TW"/>
         </w:rPr>
         <w:t>；</w:t>
       </w:r>
-      <w:hyperlink r:id="rId155">
-        <w:r>
-          <w:rPr>
-            <w:lang w:val="zh_TW" w:bidi="zh_TW"/>
-          </w:rPr>
-          <w:rPr>
-            <w:color w:val="0000EE"/>
-            <w:u w:val="single"/>
-          </w:rPr>
-          <w:t>提後1:6</w:t>
-        </w:r>
-      </w:hyperlink>
+      <w:r>
+        <w:rPr>
+          <w:lang w:val="zh_TW" w:bidi="zh_TW"/>
+        </w:rPr>
+        <w:t>提後1:6</w:t>
+      </w:r>
       <w:r>
         <w:rPr>
           <w:lang w:val="zh_TW" w:bidi="zh_TW"/>
@@ -4463,36 +3473,24 @@
         </w:rPr>
         <w:t>當保羅寫信給提摩太和提多時，已經有教會領袖所需的品質的詳細清單（</w:t>
       </w:r>
-      <w:hyperlink r:id="rId156">
-        <w:r>
-          <w:rPr>
-            <w:lang w:val="zh_TW" w:bidi="zh_TW"/>
-          </w:rPr>
-          <w:rPr>
-            <w:color w:val="0000EE"/>
-            <w:u w:val="single"/>
-          </w:rPr>
-          <w:t>提前3:1–13</w:t>
-        </w:r>
-      </w:hyperlink>
+      <w:r>
+        <w:rPr>
+          <w:lang w:val="zh_TW" w:bidi="zh_TW"/>
+        </w:rPr>
+        <w:t>提前3:1–13</w:t>
+      </w:r>
       <w:r>
         <w:rPr>
           <w:lang w:val="zh_TW" w:bidi="zh_TW"/>
         </w:rPr>
         <w:t>；</w:t>
       </w:r>
-      <w:hyperlink r:id="rId157">
-        <w:r>
-          <w:rPr>
-            <w:lang w:val="zh_TW" w:bidi="zh_TW"/>
-          </w:rPr>
-          <w:rPr>
-            <w:color w:val="0000EE"/>
-            <w:u w:val="single"/>
-          </w:rPr>
-          <w:t>提後2:2</w:t>
-        </w:r>
-      </w:hyperlink>
+      <w:r>
+        <w:rPr>
+          <w:lang w:val="zh_TW" w:bidi="zh_TW"/>
+        </w:rPr>
+        <w:t>提後2:2</w:t>
+      </w:r>
       <w:r>
         <w:rPr>
           <w:lang w:val="zh_TW" w:bidi="zh_TW"/>
@@ -4531,72 +3529,48 @@
         </w:rPr>
         <w:t>可以通過禱告、禁食（為了屬靈目的而不進食）和抽籤（被認為是揭示神旨意的一種隨機選擇方法；</w:t>
       </w:r>
-      <w:hyperlink r:id="rId158">
-        <w:r>
-          <w:rPr>
-            <w:lang w:val="zh_TW" w:bidi="zh_TW"/>
-          </w:rPr>
-          <w:rPr>
-            <w:color w:val="0000EE"/>
-            <w:u w:val="single"/>
-          </w:rPr>
-          <w:t>徒1:26</w:t>
-        </w:r>
-      </w:hyperlink>
+      <w:r>
+        <w:rPr>
+          <w:lang w:val="zh_TW" w:bidi="zh_TW"/>
+        </w:rPr>
+        <w:t>徒1:26</w:t>
+      </w:r>
       <w:r>
         <w:rPr>
           <w:lang w:val="zh_TW" w:bidi="zh_TW"/>
         </w:rPr>
         <w:t>，</w:t>
       </w:r>
-      <w:hyperlink r:id="rId159">
-        <w:r>
-          <w:rPr>
-            <w:lang w:val="zh_TW" w:bidi="zh_TW"/>
-          </w:rPr>
-          <w:rPr>
-            <w:color w:val="0000EE"/>
-            <w:u w:val="single"/>
-          </w:rPr>
-          <w:t>6:6</w:t>
-        </w:r>
-      </w:hyperlink>
+      <w:r>
+        <w:rPr>
+          <w:lang w:val="zh_TW" w:bidi="zh_TW"/>
+        </w:rPr>
+        <w:t>6:6</w:t>
+      </w:r>
       <w:r>
         <w:rPr>
           <w:lang w:val="zh_TW" w:bidi="zh_TW"/>
         </w:rPr>
         <w:t>，</w:t>
       </w:r>
-      <w:hyperlink r:id="rId160">
-        <w:r>
-          <w:rPr>
-            <w:lang w:val="zh_TW" w:bidi="zh_TW"/>
-          </w:rPr>
-          <w:rPr>
-            <w:color w:val="0000EE"/>
-            <w:u w:val="single"/>
-          </w:rPr>
-          <w:t>13:2–3</w:t>
-        </w:r>
-      </w:hyperlink>
+      <w:r>
+        <w:rPr>
+          <w:lang w:val="zh_TW" w:bidi="zh_TW"/>
+        </w:rPr>
+        <w:t>13:2–3</w:t>
+      </w:r>
       <w:r>
         <w:rPr>
           <w:lang w:val="zh_TW" w:bidi="zh_TW"/>
         </w:rPr>
         <w:t>，</w:t>
       </w:r>
-      <w:hyperlink r:id="rId152">
-        <w:r>
-          <w:rPr>
-            <w:lang w:val="zh_TW" w:bidi="zh_TW"/>
-          </w:rPr>
-          <w:rPr>
-            <w:color w:val="0000EE"/>
-            <w:u w:val="single"/>
-          </w:rPr>
-          <w:t>14:23</w:t>
-        </w:r>
-      </w:hyperlink>
+      <w:r>
+        <w:rPr>
+          <w:lang w:val="zh_TW" w:bidi="zh_TW"/>
+        </w:rPr>
+        <w:t>14:23</w:t>
+      </w:r>
       <w:r>
         <w:rPr>
           <w:lang w:val="zh_TW" w:bidi="zh_TW"/>
@@ -4634,36 +3608,24 @@
         </w:rPr>
         <w:t>）來揀選的。這個詞原本的意思是「舉手選舉」，但後來用來表示「通過指認選擇」（參</w:t>
       </w:r>
-      <w:hyperlink r:id="rId152">
-        <w:r>
-          <w:rPr>
-            <w:lang w:val="zh_TW" w:bidi="zh_TW"/>
-          </w:rPr>
-          <w:rPr>
-            <w:color w:val="0000EE"/>
-            <w:u w:val="single"/>
-          </w:rPr>
-          <w:t>徒14:23</w:t>
-        </w:r>
-      </w:hyperlink>
+      <w:r>
+        <w:rPr>
+          <w:lang w:val="zh_TW" w:bidi="zh_TW"/>
+        </w:rPr>
+        <w:t>徒14:23</w:t>
+      </w:r>
       <w:r>
         <w:rPr>
           <w:lang w:val="zh_TW" w:bidi="zh_TW"/>
         </w:rPr>
         <w:t>；</w:t>
       </w:r>
-      <w:hyperlink r:id="rId161">
-        <w:r>
-          <w:rPr>
-            <w:lang w:val="zh_TW" w:bidi="zh_TW"/>
-          </w:rPr>
-          <w:rPr>
-            <w:color w:val="0000EE"/>
-            <w:u w:val="single"/>
-          </w:rPr>
-          <w:t>林後8:19</w:t>
-        </w:r>
-      </w:hyperlink>
+      <w:r>
+        <w:rPr>
+          <w:lang w:val="zh_TW" w:bidi="zh_TW"/>
+        </w:rPr>
+        <w:t>林後8:19</w:t>
+      </w:r>
       <w:r>
         <w:rPr>
           <w:lang w:val="zh_TW" w:bidi="zh_TW"/>
@@ -4688,90 +3650,60 @@
         </w:rPr>
         <w:t>有時領袖是由團體選出的（</w:t>
       </w:r>
-      <w:hyperlink r:id="rId149">
-        <w:r>
-          <w:rPr>
-            <w:lang w:val="zh_TW" w:bidi="zh_TW"/>
-          </w:rPr>
-          <w:rPr>
-            <w:color w:val="0000EE"/>
-            <w:u w:val="single"/>
-          </w:rPr>
-          <w:t>徒1:15、23</w:t>
-        </w:r>
-      </w:hyperlink>
+      <w:r>
+        <w:rPr>
+          <w:lang w:val="zh_TW" w:bidi="zh_TW"/>
+        </w:rPr>
+        <w:t>徒1:15、23</w:t>
+      </w:r>
       <w:r>
         <w:rPr>
           <w:lang w:val="zh_TW" w:bidi="zh_TW"/>
         </w:rPr>
         <w:t>，</w:t>
       </w:r>
-      <w:hyperlink r:id="rId162">
-        <w:r>
-          <w:rPr>
-            <w:lang w:val="zh_TW" w:bidi="zh_TW"/>
-          </w:rPr>
-          <w:rPr>
-            <w:color w:val="0000EE"/>
-            <w:u w:val="single"/>
-          </w:rPr>
-          <w:t>6:2–5</w:t>
-        </w:r>
-      </w:hyperlink>
+      <w:r>
+        <w:rPr>
+          <w:lang w:val="zh_TW" w:bidi="zh_TW"/>
+        </w:rPr>
+        <w:t>6:2–5</w:t>
+      </w:r>
       <w:r>
         <w:rPr>
           <w:lang w:val="zh_TW" w:bidi="zh_TW"/>
         </w:rPr>
         <w:t>，</w:t>
       </w:r>
-      <w:hyperlink r:id="rId151">
-        <w:r>
-          <w:rPr>
-            <w:lang w:val="zh_TW" w:bidi="zh_TW"/>
-          </w:rPr>
-          <w:rPr>
-            <w:color w:val="0000EE"/>
-            <w:u w:val="single"/>
-          </w:rPr>
-          <w:t>13:3</w:t>
-        </w:r>
-      </w:hyperlink>
+      <w:r>
+        <w:rPr>
+          <w:lang w:val="zh_TW" w:bidi="zh_TW"/>
+        </w:rPr>
+        <w:t>13:3</w:t>
+      </w:r>
       <w:r>
         <w:rPr>
           <w:lang w:val="zh_TW" w:bidi="zh_TW"/>
         </w:rPr>
         <w:t>，</w:t>
       </w:r>
-      <w:hyperlink r:id="rId163">
-        <w:r>
-          <w:rPr>
-            <w:lang w:val="zh_TW" w:bidi="zh_TW"/>
-          </w:rPr>
-          <w:rPr>
-            <w:color w:val="0000EE"/>
-            <w:u w:val="single"/>
-          </w:rPr>
-          <w:t>16:2</w:t>
-        </w:r>
-      </w:hyperlink>
+      <w:r>
+        <w:rPr>
+          <w:lang w:val="zh_TW" w:bidi="zh_TW"/>
+        </w:rPr>
+        <w:t>16:2</w:t>
+      </w:r>
       <w:r>
         <w:rPr>
           <w:lang w:val="zh_TW" w:bidi="zh_TW"/>
         </w:rPr>
         <w:t>；</w:t>
       </w:r>
-      <w:hyperlink r:id="rId144">
-        <w:r>
-          <w:rPr>
-            <w:lang w:val="zh_TW" w:bidi="zh_TW"/>
-          </w:rPr>
-          <w:rPr>
-            <w:color w:val="0000EE"/>
-            <w:u w:val="single"/>
-          </w:rPr>
-          <w:t>提前4:14</w:t>
-        </w:r>
-      </w:hyperlink>
+      <w:r>
+        <w:rPr>
+          <w:lang w:val="zh_TW" w:bidi="zh_TW"/>
+        </w:rPr>
+        <w:t>提前4:14</w:t>
+      </w:r>
       <w:r>
         <w:rPr>
           <w:lang w:val="zh_TW" w:bidi="zh_TW"/>
